--- a/폴리텍 정리.docx
+++ b/폴리텍 정리.docx
@@ -408,11 +408,126 @@
       </w:r>
     </w:p>
     <w:p>
+      <w:pPr>
+        <w:rPr>
+          <w:rFonts w:hint="eastAsia"/>
+        </w:rPr>
+      </w:pPr>
       <w:r>
         <w:rPr>
           <w:rFonts w:hint="eastAsia"/>
         </w:rPr>
         <w:t>웹은 일종의 인터프리터</w:t>
+      </w:r>
+    </w:p>
+    <w:p/>
+    <w:p>
+      <w:pPr>
+        <w:rPr>
+          <w:rFonts w:hint="eastAsia"/>
+        </w:rPr>
+      </w:pPr>
+      <w:r>
+        <w:rPr>
+          <w:rFonts w:hint="eastAsia"/>
+        </w:rPr>
+        <w:t>컴퓨터의 실행을 위해, 행동을 정의하고 함수화</w:t>
+      </w:r>
+    </w:p>
+    <w:p>
+      <w:pPr>
+        <w:rPr>
+          <w:rFonts w:hint="eastAsia"/>
+        </w:rPr>
+      </w:pPr>
+    </w:p>
+    <w:p>
+      <w:r>
+        <w:rPr>
+          <w:rFonts w:hint="eastAsia"/>
+        </w:rPr>
+        <w:t>변수: 데이터 값을 저장하는 메모리의 영역</w:t>
+      </w:r>
+    </w:p>
+    <w:p>
+      <w:r>
+        <w:rPr>
+          <w:rFonts w:hint="eastAsia"/>
+        </w:rPr>
+        <w:t xml:space="preserve">키워드 == </w:t>
+      </w:r>
+      <w:proofErr w:type="spellStart"/>
+      <w:r>
+        <w:rPr>
+          <w:rFonts w:hint="eastAsia"/>
+        </w:rPr>
+        <w:t>예약어</w:t>
+      </w:r>
+      <w:proofErr w:type="spellEnd"/>
+    </w:p>
+    <w:p/>
+    <w:p>
+      <w:r>
+        <w:rPr>
+          <w:rFonts w:hint="eastAsia"/>
+        </w:rPr>
+        <w:t>int -&gt; 4바이트 크기의 자료형</w:t>
+      </w:r>
+    </w:p>
+    <w:p>
+      <w:r>
+        <w:rPr>
+          <w:rFonts w:hint="eastAsia"/>
+        </w:rPr>
+        <w:t>float -&gt; 4byte</w:t>
+      </w:r>
+    </w:p>
+    <w:p>
+      <w:r>
+        <w:rPr>
+          <w:rFonts w:hint="eastAsia"/>
+        </w:rPr>
+        <w:t>double -&gt; 8byte</w:t>
+      </w:r>
+    </w:p>
+    <w:p/>
+    <w:p>
+      <w:r>
+        <w:rPr>
+          <w:rFonts w:hint="eastAsia"/>
+        </w:rPr>
+        <w:t>char -&gt; 1 byte</w:t>
+      </w:r>
+    </w:p>
+    <w:p/>
+    <w:p>
+      <w:r>
+        <w:rPr>
+          <w:rFonts w:hint="eastAsia"/>
+        </w:rPr>
+        <w:t>C언어의 변수설정은 할당된 메모리 내의 값을 지정한다.</w:t>
+      </w:r>
+    </w:p>
+    <w:p>
+      <w:r>
+        <w:rPr>
+          <w:rFonts w:hint="eastAsia"/>
+        </w:rPr>
+        <w:t xml:space="preserve">파이썬 언어의 변수설정은 값이 저장된 </w:t>
+      </w:r>
+      <w:proofErr w:type="spellStart"/>
+      <w:r>
+        <w:rPr>
+          <w:rFonts w:hint="eastAsia"/>
+        </w:rPr>
+        <w:t>주소값을</w:t>
+      </w:r>
+      <w:proofErr w:type="spellEnd"/>
+      <w:r>
+        <w:rPr>
+          <w:rFonts w:hint="eastAsia"/>
+        </w:rPr>
+        <w:t xml:space="preserve"> 변수에 지정한다.</w:t>
       </w:r>
     </w:p>
     <w:p/>

--- a/폴리텍 정리.docx
+++ b/폴리텍 정리.docx
@@ -68,11 +68,6 @@
       </w:r>
     </w:p>
     <w:p>
-      <w:pPr>
-        <w:rPr>
-          <w:rFonts w:hint="eastAsia"/>
-        </w:rPr>
-      </w:pPr>
       <w:r>
         <w:rPr>
           <w:rFonts w:hint="eastAsia"/>
@@ -255,16 +250,8 @@
         <w:rPr>
           <w:rFonts w:hint="eastAsia"/>
         </w:rPr>
-        <w:t xml:space="preserve">하이브리드 </w:t>
-      </w:r>
-      <w:proofErr w:type="gramStart"/>
-      <w:r>
-        <w:rPr>
-          <w:rFonts w:hint="eastAsia"/>
-        </w:rPr>
-        <w:t>방식?(</w:t>
-      </w:r>
-      <w:proofErr w:type="gramEnd"/>
+        <w:t>하이브리드 방식?(</w:t>
+      </w:r>
       <w:r>
         <w:rPr>
           <w:rFonts w:hint="eastAsia"/>
@@ -284,21 +271,7 @@
         <w:rPr>
           <w:rFonts w:hint="eastAsia"/>
         </w:rPr>
-        <w:t xml:space="preserve">소스 코드를 Bytecode 로 빠르게 번역한 후, 실행 시점에 가상 </w:t>
-      </w:r>
-      <w:proofErr w:type="spellStart"/>
-      <w:r>
-        <w:rPr>
-          <w:rFonts w:hint="eastAsia"/>
-        </w:rPr>
-        <w:t>머신이</w:t>
-      </w:r>
-      <w:proofErr w:type="spellEnd"/>
-      <w:r>
-        <w:rPr>
-          <w:rFonts w:hint="eastAsia"/>
-        </w:rPr>
-        <w:t xml:space="preserve"> 이를 처리하는 방식</w:t>
+        <w:t>소스 코드를 Bytecode 로 빠르게 번역한 후, 실행 시점에 가상 머신이 이를 처리하는 방식</w:t>
       </w:r>
     </w:p>
     <w:p/>
@@ -329,51 +302,15 @@
         <w:rPr>
           <w:rFonts w:hint="eastAsia"/>
         </w:rPr>
-        <w:t xml:space="preserve">시스템 및 게임 개발은 C, C++, </w:t>
-      </w:r>
-      <w:proofErr w:type="spellStart"/>
-      <w:r>
-        <w:rPr>
-          <w:rFonts w:hint="eastAsia"/>
-        </w:rPr>
-        <w:t>러스트</w:t>
-      </w:r>
-      <w:proofErr w:type="spellEnd"/>
-    </w:p>
-    <w:p>
-      <w:r>
-        <w:rPr>
-          <w:rFonts w:hint="eastAsia"/>
-        </w:rPr>
-        <w:t xml:space="preserve">기업용 </w:t>
-      </w:r>
-      <w:proofErr w:type="spellStart"/>
-      <w:r>
-        <w:rPr>
-          <w:rFonts w:hint="eastAsia"/>
-        </w:rPr>
-        <w:t>백엔드</w:t>
-      </w:r>
-      <w:proofErr w:type="spellEnd"/>
-      <w:r>
-        <w:rPr>
-          <w:rFonts w:hint="eastAsia"/>
-        </w:rPr>
-        <w:t xml:space="preserve"> 및 모바일 앱은 자바, </w:t>
-      </w:r>
-      <w:proofErr w:type="spellStart"/>
-      <w:r>
-        <w:rPr>
-          <w:rFonts w:hint="eastAsia"/>
-        </w:rPr>
-        <w:t>코틀린</w:t>
-      </w:r>
-      <w:proofErr w:type="spellEnd"/>
-      <w:r>
-        <w:rPr>
-          <w:rFonts w:hint="eastAsia"/>
-        </w:rPr>
-        <w:t>, 스위프트, 다트</w:t>
+        <w:t>시스템 및 게임 개발은 C, C++, 러스트</w:t>
+      </w:r>
+    </w:p>
+    <w:p>
+      <w:r>
+        <w:rPr>
+          <w:rFonts w:hint="eastAsia"/>
+        </w:rPr>
+        <w:t>기업용 백엔드 및 모바일 앱은 자바, 코틀린, 스위프트, 다트</w:t>
       </w:r>
     </w:p>
     <w:p>
@@ -382,21 +319,7 @@
           <w:rFonts w:hint="eastAsia"/>
         </w:rPr>
         <w:lastRenderedPageBreak/>
-        <w:t xml:space="preserve">웹은 </w:t>
-      </w:r>
-      <w:proofErr w:type="spellStart"/>
-      <w:r>
-        <w:rPr>
-          <w:rFonts w:hint="eastAsia"/>
-        </w:rPr>
-        <w:t>미설치</w:t>
-      </w:r>
-      <w:proofErr w:type="spellEnd"/>
-      <w:r>
-        <w:rPr>
-          <w:rFonts w:hint="eastAsia"/>
-        </w:rPr>
-        <w:t>, 앱은 설치</w:t>
+        <w:t>웹은 미설치, 앱은 설치</w:t>
       </w:r>
     </w:p>
     <w:p>
@@ -408,11 +331,6 @@
       </w:r>
     </w:p>
     <w:p>
-      <w:pPr>
-        <w:rPr>
-          <w:rFonts w:hint="eastAsia"/>
-        </w:rPr>
-      </w:pPr>
       <w:r>
         <w:rPr>
           <w:rFonts w:hint="eastAsia"/>
@@ -422,11 +340,6 @@
     </w:p>
     <w:p/>
     <w:p>
-      <w:pPr>
-        <w:rPr>
-          <w:rFonts w:hint="eastAsia"/>
-        </w:rPr>
-      </w:pPr>
       <w:r>
         <w:rPr>
           <w:rFonts w:hint="eastAsia"/>
@@ -434,13 +347,7 @@
         <w:t>컴퓨터의 실행을 위해, 행동을 정의하고 함수화</w:t>
       </w:r>
     </w:p>
-    <w:p>
-      <w:pPr>
-        <w:rPr>
-          <w:rFonts w:hint="eastAsia"/>
-        </w:rPr>
-      </w:pPr>
-    </w:p>
+    <w:p/>
     <w:p>
       <w:r>
         <w:rPr>
@@ -454,16 +361,8 @@
         <w:rPr>
           <w:rFonts w:hint="eastAsia"/>
         </w:rPr>
-        <w:t xml:space="preserve">키워드 == </w:t>
-      </w:r>
-      <w:proofErr w:type="spellStart"/>
-      <w:r>
-        <w:rPr>
-          <w:rFonts w:hint="eastAsia"/>
-        </w:rPr>
-        <w:t>예약어</w:t>
-      </w:r>
-      <w:proofErr w:type="spellEnd"/>
+        <w:t>키워드 == 예약어</w:t>
+      </w:r>
     </w:p>
     <w:p/>
     <w:p>
@@ -513,31 +412,173 @@
         <w:rPr>
           <w:rFonts w:hint="eastAsia"/>
         </w:rPr>
-        <w:t xml:space="preserve">파이썬 언어의 변수설정은 값이 저장된 </w:t>
-      </w:r>
-      <w:proofErr w:type="spellStart"/>
-      <w:r>
-        <w:rPr>
-          <w:rFonts w:hint="eastAsia"/>
-        </w:rPr>
-        <w:t>주소값을</w:t>
-      </w:r>
-      <w:proofErr w:type="spellEnd"/>
-      <w:r>
-        <w:rPr>
-          <w:rFonts w:hint="eastAsia"/>
-        </w:rPr>
-        <w:t xml:space="preserve"> 변수에 지정한다.</w:t>
+        <w:t>파이썬 언어의 변수설정은 값이 저장된 주소값을 변수에 지정한다.</w:t>
       </w:r>
     </w:p>
     <w:p/>
     <w:p>
-      <w:pPr>
-        <w:rPr>
-          <w:rFonts w:hint="eastAsia"/>
-        </w:rPr>
-      </w:pPr>
-    </w:p>
+      <w:r>
+        <w:rPr>
+          <w:rFonts w:hint="eastAsia"/>
+        </w:rPr>
+        <w:t>주 기억장치 ( HDD, SDD)</w:t>
+      </w:r>
+    </w:p>
+    <w:p>
+      <w:r>
+        <w:rPr>
+          <w:rFonts w:hint="eastAsia"/>
+        </w:rPr>
+        <w:t>보조기억장치 ( RAM)</w:t>
+      </w:r>
+    </w:p>
+    <w:p>
+      <w:r>
+        <w:rPr>
+          <w:rFonts w:hint="eastAsia"/>
+        </w:rPr>
+        <w:t>고속연산장치 ( G</w:t>
+      </w:r>
+      <w:r>
+        <w:rPr>
+          <w:rFonts w:hint="eastAsia"/>
+        </w:rPr>
+        <w:t>PU, TPU)</w:t>
+      </w:r>
+    </w:p>
+    <w:p/>
+    <w:p>
+      <w:r>
+        <w:rPr>
+          <w:rFonts w:hint="eastAsia"/>
+        </w:rPr>
+        <w:t>사과의 단가와 사과의 개수가 지정되어있다.</w:t>
+      </w:r>
+    </w:p>
+    <w:p>
+      <w:r>
+        <w:rPr>
+          <w:rFonts w:hint="eastAsia"/>
+        </w:rPr>
+        <w:t xml:space="preserve">각 물품의 단가가 정해지지 않았지만, 장바구니라는 집합에서 각 물품의 개수가 </w:t>
+      </w:r>
+      <w:r>
+        <w:rPr>
+          <w:rFonts w:hint="eastAsia"/>
+        </w:rPr>
+        <w:t>내재되어있기 때문에, 단가만 변수로 정하고 장바구니에서 하나씩 꺼내면서 가격을 합산하는 방식으로 총 가격을 구한다.</w:t>
+      </w:r>
+    </w:p>
+    <w:p>
+      <w:r>
+        <w:rPr>
+          <w:rFonts w:hint="eastAsia"/>
+        </w:rPr>
+        <w:lastRenderedPageBreak/>
+        <w:t>OS</w:t>
+      </w:r>
+    </w:p>
+    <w:p>
+      <w:r>
+        <w:rPr>
+          <w:rFonts w:hint="eastAsia"/>
+        </w:rPr>
+        <w:t>: SW 와 HW 사이의 중재 역할</w:t>
+      </w:r>
+    </w:p>
+    <w:p>
+      <w:pPr>
+        <w:pStyle w:val="a6"/>
+        <w:numPr>
+          <w:ilvl w:val="0"/>
+          <w:numId w:val="1"/>
+        </w:numPr>
+      </w:pPr>
+      <w:r>
+        <w:rPr>
+          <w:rFonts w:hint="eastAsia"/>
+        </w:rPr>
+        <w:t>프로세스 관리</w:t>
+      </w:r>
+    </w:p>
+    <w:p>
+      <w:pPr>
+        <w:pStyle w:val="a6"/>
+        <w:numPr>
+          <w:ilvl w:val="0"/>
+          <w:numId w:val="1"/>
+        </w:numPr>
+      </w:pPr>
+      <w:r>
+        <w:rPr>
+          <w:rFonts w:hint="eastAsia"/>
+        </w:rPr>
+        <w:t>메모리 관리</w:t>
+      </w:r>
+    </w:p>
+    <w:p/>
+    <w:p>
+      <w:r>
+        <w:rPr>
+          <w:rFonts w:hint="eastAsia"/>
+        </w:rPr>
+        <w:t xml:space="preserve">렉시컬 분석 : </w:t>
+      </w:r>
+      <w:r>
+        <w:rPr>
+          <w:rFonts w:hint="eastAsia"/>
+        </w:rPr>
+        <w:t>최소 단위인 토큰으로 분리</w:t>
+      </w:r>
+    </w:p>
+    <w:p>
+      <w:r>
+        <w:rPr>
+          <w:rFonts w:hint="eastAsia"/>
+        </w:rPr>
+        <w:t>파싱 과정: 코드의 문법적 구조를 나타내는 추상 구문 트리 생성(AST)</w:t>
+      </w:r>
+    </w:p>
+    <w:p>
+      <w:r>
+        <w:rPr>
+          <w:rFonts w:hint="eastAsia"/>
+        </w:rPr>
+        <w:t>바이트코드 생성: AST를 기반으로 컴파일러가 파이썬 가상머신이 실행할 수 있는 명령어 세트</w:t>
+      </w:r>
+    </w:p>
+    <w:p/>
+    <w:p>
+      <w:r>
+        <w:rPr>
+          <w:rFonts w:hint="eastAsia"/>
+        </w:rPr>
+        <w:t>PVM: 바이트코드 명령어를 하나씩 읽어 실행하는 인터프리터</w:t>
+      </w:r>
+    </w:p>
+    <w:p>
+      <w:r>
+        <w:rPr>
+          <w:rFonts w:hint="eastAsia"/>
+        </w:rPr>
+        <w:t>Stack</w:t>
+      </w:r>
+      <w:r>
+        <w:rPr>
+          <w:rFonts w:hint="eastAsia"/>
+        </w:rPr>
+        <w:t>기반 연산, Heap 메모리 관리</w:t>
+      </w:r>
+      <w:r>
+        <w:rPr>
+          <w:rFonts w:hint="eastAsia"/>
+        </w:rPr>
+        <w:t>(파이썬 관련)</w:t>
+      </w:r>
+    </w:p>
+    <w:p/>
+    <w:p/>
+    <w:p/>
     <w:sectPr>
       <w:pgSz w:w="11906" w:h="16838"/>
       <w:pgMar w:top="1701" w:right="1440" w:bottom="1440" w:left="1440" w:header="851" w:footer="992" w:gutter="0"/>
@@ -1997,21 +2038,6 @@
 </file>
 
 <file path=customXml/item1.xml><?xml version="1.0" encoding="utf-8"?>
-<p:properties xmlns:p="http://schemas.microsoft.com/office/2006/metadata/properties" xmlns:xsi="http://www.w3.org/2001/XMLSchema-instance" xmlns:pc="http://schemas.microsoft.com/office/infopath/2007/PartnerControls">
-  <documentManagement/>
-</p:properties>
-</file>
-
-<file path=customXml/item2.xml><?xml version="1.0" encoding="utf-8"?>
-<?mso-contentType ?>
-<FormTemplates xmlns="http://schemas.microsoft.com/sharepoint/v3/contenttype/forms">
-  <Display>DocumentLibraryForm</Display>
-  <Edit>DocumentLibraryForm</Edit>
-  <New>DocumentLibraryForm</New>
-</FormTemplates>
-</file>
-
-<file path=customXml/item3.xml><?xml version="1.0" encoding="utf-8"?>
 <ct:contentTypeSchema xmlns:ct="http://schemas.microsoft.com/office/2006/metadata/contentType" xmlns:ma="http://schemas.microsoft.com/office/2006/metadata/properties/metaAttributes" ct:_="" ma:_="" ma:contentTypeName="문서" ma:contentTypeID="0x010100C84A4CA79447DC48A163C3EAF6A971E9" ma:contentTypeVersion="1" ma:contentTypeDescription="새 문서를 만듭니다." ma:contentTypeScope="" ma:versionID="19bf3e4bd1be52d62671f0a788c0be6a">
   <xsd:schema xmlns:xsd="http://www.w3.org/2001/XMLSchema" xmlns:xs="http://www.w3.org/2001/XMLSchema" xmlns:p="http://schemas.microsoft.com/office/2006/metadata/properties" xmlns:ns3="46fc5eef-d98d-4013-b026-5ef5f085a1b7" targetNamespace="http://schemas.microsoft.com/office/2006/metadata/properties" ma:root="true" ma:fieldsID="e1bb9d3809880084c6870c9ab3c82e8f" ns3:_="">
     <xsd:import namespace="46fc5eef-d98d-4013-b026-5ef5f085a1b7"/>
@@ -2137,28 +2163,26 @@
 </ct:contentTypeSchema>
 </file>
 
+<file path=customXml/item2.xml><?xml version="1.0" encoding="utf-8"?>
+<?mso-contentType ?>
+<FormTemplates xmlns="http://schemas.microsoft.com/sharepoint/v3/contenttype/forms">
+  <Display>DocumentLibraryForm</Display>
+  <Edit>DocumentLibraryForm</Edit>
+  <New>DocumentLibraryForm</New>
+</FormTemplates>
+</file>
+
+<file path=customXml/item3.xml><?xml version="1.0" encoding="utf-8"?>
+<p:properties xmlns:p="http://schemas.microsoft.com/office/2006/metadata/properties" xmlns:xsi="http://www.w3.org/2001/XMLSchema-instance" xmlns:pc="http://schemas.microsoft.com/office/infopath/2007/PartnerControls">
+  <documentManagement/>
+</p:properties>
+</file>
+
 <file path=customXml/item4.xml><?xml version="1.0" encoding="utf-8"?>
 <b:Sources xmlns:b="http://schemas.openxmlformats.org/officeDocument/2006/bibliography" xmlns="http://schemas.openxmlformats.org/officeDocument/2006/bibliography" SelectedStyle="\APASixthEditionOfficeOnline.xsl" StyleName="APA" Version="6"/>
 </file>
 
 <file path=customXml/itemProps1.xml><?xml version="1.0" encoding="utf-8"?>
-<ds:datastoreItem xmlns:ds="http://schemas.openxmlformats.org/officeDocument/2006/customXml" ds:itemID="{434CC856-6A68-4D59-882A-817435A07409}">
-  <ds:schemaRefs>
-    <ds:schemaRef ds:uri="http://schemas.microsoft.com/office/2006/metadata/properties"/>
-    <ds:schemaRef ds:uri="http://schemas.microsoft.com/office/infopath/2007/PartnerControls"/>
-  </ds:schemaRefs>
-</ds:datastoreItem>
-</file>
-
-<file path=customXml/itemProps2.xml><?xml version="1.0" encoding="utf-8"?>
-<ds:datastoreItem xmlns:ds="http://schemas.openxmlformats.org/officeDocument/2006/customXml" ds:itemID="{A586A492-E957-439B-8D62-DAB15C7B8665}">
-  <ds:schemaRefs>
-    <ds:schemaRef ds:uri="http://schemas.microsoft.com/sharepoint/v3/contenttype/forms"/>
-  </ds:schemaRefs>
-</ds:datastoreItem>
-</file>
-
-<file path=customXml/itemProps3.xml><?xml version="1.0" encoding="utf-8"?>
 <ds:datastoreItem xmlns:ds="http://schemas.openxmlformats.org/officeDocument/2006/customXml" ds:itemID="{6E0DBD7F-013E-4A42-9228-7D18F4F71CFC}">
   <ds:schemaRefs>
     <ds:schemaRef ds:uri="http://schemas.microsoft.com/office/2006/metadata/contentType"/>
@@ -2176,6 +2200,23 @@
 </ds:datastoreItem>
 </file>
 
+<file path=customXml/itemProps2.xml><?xml version="1.0" encoding="utf-8"?>
+<ds:datastoreItem xmlns:ds="http://schemas.openxmlformats.org/officeDocument/2006/customXml" ds:itemID="{A586A492-E957-439B-8D62-DAB15C7B8665}">
+  <ds:schemaRefs>
+    <ds:schemaRef ds:uri="http://schemas.microsoft.com/sharepoint/v3/contenttype/forms"/>
+  </ds:schemaRefs>
+</ds:datastoreItem>
+</file>
+
+<file path=customXml/itemProps3.xml><?xml version="1.0" encoding="utf-8"?>
+<ds:datastoreItem xmlns:ds="http://schemas.openxmlformats.org/officeDocument/2006/customXml" ds:itemID="{434CC856-6A68-4D59-882A-817435A07409}">
+  <ds:schemaRefs>
+    <ds:schemaRef ds:uri="http://schemas.microsoft.com/office/2006/metadata/properties"/>
+    <ds:schemaRef ds:uri="http://schemas.microsoft.com/office/infopath/2007/PartnerControls"/>
+  </ds:schemaRefs>
+</ds:datastoreItem>
+</file>
+
 <file path=customXml/itemProps4.xml><?xml version="1.0" encoding="utf-8"?>
 <ds:datastoreItem xmlns:ds="http://schemas.openxmlformats.org/officeDocument/2006/customXml" ds:itemID="{D74FAFF3-539F-4CAA-B321-5989A98FC9DB}">
   <ds:schemaRefs>

--- a/폴리텍 정리.docx
+++ b/폴리텍 정리.docx
@@ -250,8 +250,16 @@
         <w:rPr>
           <w:rFonts w:hint="eastAsia"/>
         </w:rPr>
-        <w:t>하이브리드 방식?(</w:t>
-      </w:r>
+        <w:t xml:space="preserve">하이브리드 </w:t>
+      </w:r>
+      <w:proofErr w:type="gramStart"/>
+      <w:r>
+        <w:rPr>
+          <w:rFonts w:hint="eastAsia"/>
+        </w:rPr>
+        <w:t>방식?(</w:t>
+      </w:r>
+      <w:proofErr w:type="gramEnd"/>
       <w:r>
         <w:rPr>
           <w:rFonts w:hint="eastAsia"/>
@@ -271,7 +279,21 @@
         <w:rPr>
           <w:rFonts w:hint="eastAsia"/>
         </w:rPr>
-        <w:t>소스 코드를 Bytecode 로 빠르게 번역한 후, 실행 시점에 가상 머신이 이를 처리하는 방식</w:t>
+        <w:t xml:space="preserve">소스 코드를 Bytecode 로 빠르게 번역한 후, 실행 시점에 가상 </w:t>
+      </w:r>
+      <w:proofErr w:type="spellStart"/>
+      <w:r>
+        <w:rPr>
+          <w:rFonts w:hint="eastAsia"/>
+        </w:rPr>
+        <w:t>머신이</w:t>
+      </w:r>
+      <w:proofErr w:type="spellEnd"/>
+      <w:r>
+        <w:rPr>
+          <w:rFonts w:hint="eastAsia"/>
+        </w:rPr>
+        <w:t xml:space="preserve"> 이를 처리하는 방식</w:t>
       </w:r>
     </w:p>
     <w:p/>
@@ -302,15 +324,51 @@
         <w:rPr>
           <w:rFonts w:hint="eastAsia"/>
         </w:rPr>
-        <w:t>시스템 및 게임 개발은 C, C++, 러스트</w:t>
-      </w:r>
-    </w:p>
-    <w:p>
-      <w:r>
-        <w:rPr>
-          <w:rFonts w:hint="eastAsia"/>
-        </w:rPr>
-        <w:t>기업용 백엔드 및 모바일 앱은 자바, 코틀린, 스위프트, 다트</w:t>
+        <w:t xml:space="preserve">시스템 및 게임 개발은 C, C++, </w:t>
+      </w:r>
+      <w:proofErr w:type="spellStart"/>
+      <w:r>
+        <w:rPr>
+          <w:rFonts w:hint="eastAsia"/>
+        </w:rPr>
+        <w:t>러스트</w:t>
+      </w:r>
+      <w:proofErr w:type="spellEnd"/>
+    </w:p>
+    <w:p>
+      <w:r>
+        <w:rPr>
+          <w:rFonts w:hint="eastAsia"/>
+        </w:rPr>
+        <w:t xml:space="preserve">기업용 </w:t>
+      </w:r>
+      <w:proofErr w:type="spellStart"/>
+      <w:r>
+        <w:rPr>
+          <w:rFonts w:hint="eastAsia"/>
+        </w:rPr>
+        <w:t>백엔드</w:t>
+      </w:r>
+      <w:proofErr w:type="spellEnd"/>
+      <w:r>
+        <w:rPr>
+          <w:rFonts w:hint="eastAsia"/>
+        </w:rPr>
+        <w:t xml:space="preserve"> 및 모바일 앱은 자바, </w:t>
+      </w:r>
+      <w:proofErr w:type="spellStart"/>
+      <w:r>
+        <w:rPr>
+          <w:rFonts w:hint="eastAsia"/>
+        </w:rPr>
+        <w:t>코틀린</w:t>
+      </w:r>
+      <w:proofErr w:type="spellEnd"/>
+      <w:r>
+        <w:rPr>
+          <w:rFonts w:hint="eastAsia"/>
+        </w:rPr>
+        <w:t>, 스위프트, 다트</w:t>
       </w:r>
     </w:p>
     <w:p>
@@ -319,7 +377,21 @@
           <w:rFonts w:hint="eastAsia"/>
         </w:rPr>
         <w:lastRenderedPageBreak/>
-        <w:t>웹은 미설치, 앱은 설치</w:t>
+        <w:t xml:space="preserve">웹은 </w:t>
+      </w:r>
+      <w:proofErr w:type="spellStart"/>
+      <w:r>
+        <w:rPr>
+          <w:rFonts w:hint="eastAsia"/>
+        </w:rPr>
+        <w:t>미설치</w:t>
+      </w:r>
+      <w:proofErr w:type="spellEnd"/>
+      <w:r>
+        <w:rPr>
+          <w:rFonts w:hint="eastAsia"/>
+        </w:rPr>
+        <w:t>, 앱은 설치</w:t>
       </w:r>
     </w:p>
     <w:p>
@@ -361,8 +433,16 @@
         <w:rPr>
           <w:rFonts w:hint="eastAsia"/>
         </w:rPr>
-        <w:t>키워드 == 예약어</w:t>
-      </w:r>
+        <w:t xml:space="preserve">키워드 == </w:t>
+      </w:r>
+      <w:proofErr w:type="spellStart"/>
+      <w:r>
+        <w:rPr>
+          <w:rFonts w:hint="eastAsia"/>
+        </w:rPr>
+        <w:t>예약어</w:t>
+      </w:r>
+      <w:proofErr w:type="spellEnd"/>
     </w:p>
     <w:p/>
     <w:p>
@@ -412,78 +492,21 @@
         <w:rPr>
           <w:rFonts w:hint="eastAsia"/>
         </w:rPr>
-        <w:t>파이썬 언어의 변수설정은 값이 저장된 주소값을 변수에 지정한다.</w:t>
-      </w:r>
-    </w:p>
-    <w:p/>
-    <w:p>
-      <w:r>
-        <w:rPr>
-          <w:rFonts w:hint="eastAsia"/>
-        </w:rPr>
-        <w:t>주 기억장치 ( HDD, SDD)</w:t>
-      </w:r>
-    </w:p>
-    <w:p>
-      <w:r>
-        <w:rPr>
-          <w:rFonts w:hint="eastAsia"/>
-        </w:rPr>
-        <w:t>보조기억장치 ( RAM)</w:t>
-      </w:r>
-    </w:p>
-    <w:p>
-      <w:r>
-        <w:rPr>
-          <w:rFonts w:hint="eastAsia"/>
-        </w:rPr>
-        <w:t>고속연산장치 ( G</w:t>
-      </w:r>
-      <w:r>
-        <w:rPr>
-          <w:rFonts w:hint="eastAsia"/>
-        </w:rPr>
-        <w:t>PU, TPU)</w:t>
-      </w:r>
-    </w:p>
-    <w:p/>
-    <w:p>
-      <w:r>
-        <w:rPr>
-          <w:rFonts w:hint="eastAsia"/>
-        </w:rPr>
-        <w:t>사과의 단가와 사과의 개수가 지정되어있다.</w:t>
-      </w:r>
-    </w:p>
-    <w:p>
-      <w:r>
-        <w:rPr>
-          <w:rFonts w:hint="eastAsia"/>
-        </w:rPr>
-        <w:t xml:space="preserve">각 물품의 단가가 정해지지 않았지만, 장바구니라는 집합에서 각 물품의 개수가 </w:t>
-      </w:r>
-      <w:r>
-        <w:rPr>
-          <w:rFonts w:hint="eastAsia"/>
-        </w:rPr>
-        <w:t>내재되어있기 때문에, 단가만 변수로 정하고 장바구니에서 하나씩 꺼내면서 가격을 합산하는 방식으로 총 가격을 구한다.</w:t>
-      </w:r>
-    </w:p>
-    <w:p>
-      <w:r>
-        <w:rPr>
-          <w:rFonts w:hint="eastAsia"/>
-        </w:rPr>
-        <w:lastRenderedPageBreak/>
-        <w:t>OS</w:t>
-      </w:r>
-    </w:p>
-    <w:p>
-      <w:r>
-        <w:rPr>
-          <w:rFonts w:hint="eastAsia"/>
-        </w:rPr>
-        <w:t>: SW 와 HW 사이의 중재 역할</w:t>
+        <w:t xml:space="preserve">파이썬 언어의 변수설정은 값이 저장된 </w:t>
+      </w:r>
+      <w:proofErr w:type="spellStart"/>
+      <w:r>
+        <w:rPr>
+          <w:rFonts w:hint="eastAsia"/>
+        </w:rPr>
+        <w:t>주소값을</w:t>
+      </w:r>
+      <w:proofErr w:type="spellEnd"/>
+      <w:r>
+        <w:rPr>
+          <w:rFonts w:hint="eastAsia"/>
+        </w:rPr>
+        <w:t xml:space="preserve"> 변수에 지정한다.</w:t>
       </w:r>
     </w:p>
     <w:p>
@@ -493,12 +516,155 @@
           <w:ilvl w:val="0"/>
           <w:numId w:val="1"/>
         </w:numPr>
-      </w:pPr>
-      <w:r>
-        <w:rPr>
-          <w:rFonts w:hint="eastAsia"/>
-        </w:rPr>
-        <w:t>프로세스 관리</w:t>
+        <w:rPr>
+          <w:rFonts w:hint="eastAsia"/>
+        </w:rPr>
+      </w:pPr>
+      <w:r>
+        <w:rPr>
+          <w:rFonts w:hint="eastAsia"/>
+        </w:rPr>
+        <w:t>파이썬 언어는 동적 타입 언어(유연성)</w:t>
+      </w:r>
+      <w:r>
+        <w:rPr>
+          <w:rFonts w:hint="eastAsia"/>
+        </w:rPr>
+        <w:t>, 또한 플랫폼 독립적 언어이기도 하다.</w:t>
+      </w:r>
+    </w:p>
+    <w:p>
+      <w:r>
+        <w:rPr>
+          <w:rFonts w:hint="eastAsia"/>
+        </w:rPr>
+        <w:t xml:space="preserve">주 기억장치 </w:t>
+      </w:r>
+      <w:proofErr w:type="gramStart"/>
+      <w:r>
+        <w:rPr>
+          <w:rFonts w:hint="eastAsia"/>
+        </w:rPr>
+        <w:t>( HDD</w:t>
+      </w:r>
+      <w:proofErr w:type="gramEnd"/>
+      <w:r>
+        <w:rPr>
+          <w:rFonts w:hint="eastAsia"/>
+        </w:rPr>
+        <w:t>, SDD)</w:t>
+      </w:r>
+    </w:p>
+    <w:p>
+      <w:r>
+        <w:rPr>
+          <w:rFonts w:hint="eastAsia"/>
+        </w:rPr>
+        <w:t xml:space="preserve">보조기억장치 </w:t>
+      </w:r>
+      <w:proofErr w:type="gramStart"/>
+      <w:r>
+        <w:rPr>
+          <w:rFonts w:hint="eastAsia"/>
+        </w:rPr>
+        <w:t>( RAM</w:t>
+      </w:r>
+      <w:proofErr w:type="gramEnd"/>
+      <w:r>
+        <w:rPr>
+          <w:rFonts w:hint="eastAsia"/>
+        </w:rPr>
+        <w:t>)</w:t>
+      </w:r>
+    </w:p>
+    <w:p>
+      <w:r>
+        <w:rPr>
+          <w:rFonts w:hint="eastAsia"/>
+        </w:rPr>
+        <w:t xml:space="preserve">고속연산장치 </w:t>
+      </w:r>
+      <w:proofErr w:type="gramStart"/>
+      <w:r>
+        <w:rPr>
+          <w:rFonts w:hint="eastAsia"/>
+        </w:rPr>
+        <w:t>( G</w:t>
+      </w:r>
+      <w:r>
+        <w:rPr>
+          <w:rFonts w:hint="eastAsia"/>
+        </w:rPr>
+        <w:t>PU</w:t>
+      </w:r>
+      <w:proofErr w:type="gramEnd"/>
+      <w:r>
+        <w:rPr>
+          <w:rFonts w:hint="eastAsia"/>
+        </w:rPr>
+        <w:t>, TPU)</w:t>
+      </w:r>
+    </w:p>
+    <w:p/>
+    <w:p>
+      <w:r>
+        <w:rPr>
+          <w:rFonts w:hint="eastAsia"/>
+        </w:rPr>
+        <w:t xml:space="preserve">사과의 단가와 사과의 개수가 </w:t>
+      </w:r>
+      <w:proofErr w:type="spellStart"/>
+      <w:r>
+        <w:rPr>
+          <w:rFonts w:hint="eastAsia"/>
+        </w:rPr>
+        <w:t>지정되어있다</w:t>
+      </w:r>
+      <w:proofErr w:type="spellEnd"/>
+      <w:r>
+        <w:rPr>
+          <w:rFonts w:hint="eastAsia"/>
+        </w:rPr>
+        <w:t>.</w:t>
+      </w:r>
+    </w:p>
+    <w:p>
+      <w:r>
+        <w:rPr>
+          <w:rFonts w:hint="eastAsia"/>
+        </w:rPr>
+        <w:t xml:space="preserve">각 물품의 단가가 정해지지 않았지만, 장바구니라는 집합에서 각 물품의 개수가 </w:t>
+      </w:r>
+      <w:proofErr w:type="spellStart"/>
+      <w:r>
+        <w:rPr>
+          <w:rFonts w:hint="eastAsia"/>
+        </w:rPr>
+        <w:t>내재되어있기</w:t>
+      </w:r>
+      <w:proofErr w:type="spellEnd"/>
+      <w:r>
+        <w:rPr>
+          <w:rFonts w:hint="eastAsia"/>
+        </w:rPr>
+        <w:t xml:space="preserve"> 때문에, 단가만 변수로 정하고 장바구니에서 하나씩 꺼내면서 가격을 합산하는 방식으로 총 가격을 구한다.</w:t>
+      </w:r>
+    </w:p>
+    <w:p>
+      <w:r>
+        <w:rPr>
+          <w:rFonts w:hint="eastAsia"/>
+        </w:rPr>
+        <w:lastRenderedPageBreak/>
+        <w:t>OS</w:t>
+      </w:r>
+    </w:p>
+    <w:p>
+      <w:r>
+        <w:rPr>
+          <w:rFonts w:hint="eastAsia"/>
+        </w:rPr>
+        <w:t>: SW 와 HW 사이의 중재 역할</w:t>
       </w:r>
     </w:p>
     <w:p>
@@ -513,16 +679,39 @@
         <w:rPr>
           <w:rFonts w:hint="eastAsia"/>
         </w:rPr>
+        <w:t>프로세스 관리</w:t>
+      </w:r>
+    </w:p>
+    <w:p>
+      <w:pPr>
+        <w:pStyle w:val="a6"/>
+        <w:numPr>
+          <w:ilvl w:val="0"/>
+          <w:numId w:val="1"/>
+        </w:numPr>
+      </w:pPr>
+      <w:r>
+        <w:rPr>
+          <w:rFonts w:hint="eastAsia"/>
+        </w:rPr>
         <w:t>메모리 관리</w:t>
       </w:r>
     </w:p>
     <w:p/>
     <w:p>
-      <w:r>
-        <w:rPr>
-          <w:rFonts w:hint="eastAsia"/>
-        </w:rPr>
-        <w:t xml:space="preserve">렉시컬 분석 : </w:t>
+      <w:proofErr w:type="spellStart"/>
+      <w:r>
+        <w:rPr>
+          <w:rFonts w:hint="eastAsia"/>
+        </w:rPr>
+        <w:t>렉시컬</w:t>
+      </w:r>
+      <w:proofErr w:type="spellEnd"/>
+      <w:r>
+        <w:rPr>
+          <w:rFonts w:hint="eastAsia"/>
+        </w:rPr>
+        <w:t xml:space="preserve"> 분석: </w:t>
       </w:r>
       <w:r>
         <w:rPr>
@@ -576,9 +765,210 @@
         <w:t>(파이썬 관련)</w:t>
       </w:r>
     </w:p>
+    <w:p>
+      <w:pPr>
+        <w:pBdr>
+          <w:bottom w:val="single" w:sz="6" w:space="1" w:color="auto"/>
+        </w:pBdr>
+      </w:pPr>
+    </w:p>
     <w:p/>
+    <w:p>
+      <w:r>
+        <w:rPr>
+          <w:rFonts w:hint="eastAsia"/>
+        </w:rPr>
+        <w:t>모든 언어에서는 예약된(ex</w:t>
+      </w:r>
+      <w:r>
+        <w:rPr>
+          <w:rFonts w:hint="eastAsia"/>
+        </w:rPr>
+        <w:t>: for, int, True와 같은 고유단어들) 단어를 변수명과 같은 식별자로 활용할 수 없다.</w:t>
+      </w:r>
+    </w:p>
+    <w:p>
+      <w:proofErr w:type="gramStart"/>
+      <w:r>
+        <w:rPr>
+          <w:rFonts w:hint="eastAsia"/>
+        </w:rPr>
+        <w:t>( )</w:t>
+      </w:r>
+      <w:proofErr w:type="gramEnd"/>
+      <w:r>
+        <w:rPr>
+          <w:rFonts w:hint="eastAsia"/>
+        </w:rPr>
+        <w:t xml:space="preserve">, [ ], { </w:t>
+      </w:r>
+      <w:r>
+        <w:t>}</w:t>
+      </w:r>
+    </w:p>
+    <w:p>
+      <w:r>
+        <w:rPr>
+          <w:rFonts w:hint="eastAsia"/>
+        </w:rPr>
+        <w:t xml:space="preserve">코딩을 함에 있어, </w:t>
+      </w:r>
+      <w:r>
+        <w:rPr>
+          <w:rFonts w:hint="eastAsia"/>
+        </w:rPr>
+        <w:t xml:space="preserve">클래스/함수 혹은 각 가정문과 같은 </w:t>
+      </w:r>
+      <w:proofErr w:type="spellStart"/>
+      <w:r>
+        <w:rPr>
+          <w:rFonts w:hint="eastAsia"/>
+        </w:rPr>
+        <w:t>문법들에서</w:t>
+      </w:r>
+      <w:proofErr w:type="spellEnd"/>
+      <w:r>
+        <w:rPr>
+          <w:rFonts w:hint="eastAsia"/>
+        </w:rPr>
+        <w:t xml:space="preserve"> 이들을 구분하기 위해서 </w:t>
+      </w:r>
+      <w:r>
+        <w:rPr>
+          <w:rFonts w:hint="eastAsia"/>
+          <w:b/>
+          <w:bCs/>
+        </w:rPr>
+        <w:t>들여쓰기</w:t>
+      </w:r>
+      <w:r>
+        <w:rPr>
+          <w:rFonts w:hint="eastAsia"/>
+        </w:rPr>
+        <w:t>를 적용.</w:t>
+      </w:r>
+      <w:r>
+        <w:rPr>
+          <w:rFonts w:hint="eastAsia"/>
+        </w:rPr>
+        <w:t xml:space="preserve"> 들여쓰기는 일종의 종속적 개념</w:t>
+      </w:r>
+    </w:p>
+    <w:p>
+      <w:r>
+        <w:rPr>
+          <w:rFonts w:hint="eastAsia"/>
+        </w:rPr>
+        <w:t xml:space="preserve">4칸을 띄우며, 탭을 쓰면 들여쓰기 </w:t>
+      </w:r>
+      <w:r>
+        <w:rPr>
+          <w:rFonts w:hint="eastAsia"/>
+        </w:rPr>
+        <w:t>됨</w:t>
+      </w:r>
+    </w:p>
     <w:p/>
-    <w:p/>
+    <w:p>
+      <w:r>
+        <w:rPr>
+          <w:rFonts w:hint="eastAsia"/>
+        </w:rPr>
+        <w:t>Docstrings?</w:t>
+      </w:r>
+    </w:p>
+    <w:p>
+      <w:r>
+        <w:rPr>
+          <w:rFonts w:hint="eastAsia"/>
+        </w:rPr>
+        <w:t xml:space="preserve">함수, 방법, 클래스, 모듈의 정의 이후에 사용하는 문자열 </w:t>
+      </w:r>
+      <w:proofErr w:type="spellStart"/>
+      <w:r>
+        <w:rPr>
+          <w:rFonts w:hint="eastAsia"/>
+        </w:rPr>
+        <w:t>리터럴</w:t>
+      </w:r>
+      <w:proofErr w:type="spellEnd"/>
+    </w:p>
+    <w:p>
+      <w:pPr>
+        <w:rPr>
+          <w:rFonts w:hint="eastAsia"/>
+        </w:rPr>
+      </w:pPr>
+      <w:r>
+        <w:rPr>
+          <w:rFonts w:hint="eastAsia"/>
+        </w:rPr>
+        <w:t>__doc__ 속성으로 객체와 연결된다?</w:t>
+      </w:r>
+    </w:p>
+    <w:p>
+      <w:r>
+        <w:rPr>
+          <w:rFonts w:hint="eastAsia"/>
+        </w:rPr>
+        <w:t xml:space="preserve">위 4개 정의할 때, </w:t>
+      </w:r>
+      <w:proofErr w:type="spellStart"/>
+      <w:r>
+        <w:rPr>
+          <w:rFonts w:hint="eastAsia"/>
+        </w:rPr>
+        <w:t>쌍따옴표</w:t>
+      </w:r>
+      <w:proofErr w:type="spellEnd"/>
+      <w:r>
+        <w:rPr>
+          <w:rFonts w:hint="eastAsia"/>
+        </w:rPr>
+        <w:t xml:space="preserve"> 사용해서 설명 적어두고 나중에</w:t>
+      </w:r>
+    </w:p>
+    <w:p>
+      <w:pPr>
+        <w:rPr>
+          <w:rFonts w:hint="eastAsia"/>
+        </w:rPr>
+      </w:pPr>
+      <w:r>
+        <w:rPr>
+          <w:rFonts w:hint="eastAsia"/>
+        </w:rPr>
+        <w:t>프린트문</w:t>
+      </w:r>
+      <w:r>
+        <w:rPr>
+          <w:rFonts w:hint="eastAsia"/>
+        </w:rPr>
+        <w:t>(</w:t>
+      </w:r>
+      <w:proofErr w:type="spellStart"/>
+      <w:proofErr w:type="gramStart"/>
+      <w:r>
+        <w:rPr>
+          <w:rFonts w:hint="eastAsia"/>
+        </w:rPr>
+        <w:t>print._</w:t>
+      </w:r>
+      <w:proofErr w:type="gramEnd"/>
+      <w:r>
+        <w:rPr>
+          <w:rFonts w:hint="eastAsia"/>
+        </w:rPr>
+        <w:t>_doc</w:t>
+      </w:r>
+      <w:proofErr w:type="spellEnd"/>
+      <w:r>
+        <w:rPr>
+          <w:rFonts w:hint="eastAsia"/>
+        </w:rPr>
+        <w:t>__) 이거 쓰면 설명 적어둔 게 나온다.</w:t>
+      </w:r>
+    </w:p>
     <w:sectPr>
       <w:pgSz w:w="11906" w:h="16838"/>
       <w:pgMar w:top="1701" w:right="1440" w:bottom="1440" w:left="1440" w:header="851" w:footer="992" w:gutter="0"/>
@@ -2038,6 +2428,25 @@
 </file>
 
 <file path=customXml/item1.xml><?xml version="1.0" encoding="utf-8"?>
+<?mso-contentType ?>
+<FormTemplates xmlns="http://schemas.microsoft.com/sharepoint/v3/contenttype/forms">
+  <Display>DocumentLibraryForm</Display>
+  <Edit>DocumentLibraryForm</Edit>
+  <New>DocumentLibraryForm</New>
+</FormTemplates>
+</file>
+
+<file path=customXml/item2.xml><?xml version="1.0" encoding="utf-8"?>
+<p:properties xmlns:p="http://schemas.microsoft.com/office/2006/metadata/properties" xmlns:xsi="http://www.w3.org/2001/XMLSchema-instance" xmlns:pc="http://schemas.microsoft.com/office/infopath/2007/PartnerControls">
+  <documentManagement/>
+</p:properties>
+</file>
+
+<file path=customXml/item3.xml><?xml version="1.0" encoding="utf-8"?>
+<b:Sources xmlns:b="http://schemas.openxmlformats.org/officeDocument/2006/bibliography" xmlns="http://schemas.openxmlformats.org/officeDocument/2006/bibliography" SelectedStyle="\APASixthEditionOfficeOnline.xsl" StyleName="APA" Version="6"/>
+</file>
+
+<file path=customXml/item4.xml><?xml version="1.0" encoding="utf-8"?>
 <ct:contentTypeSchema xmlns:ct="http://schemas.microsoft.com/office/2006/metadata/contentType" xmlns:ma="http://schemas.microsoft.com/office/2006/metadata/properties/metaAttributes" ct:_="" ma:_="" ma:contentTypeName="문서" ma:contentTypeID="0x010100C84A4CA79447DC48A163C3EAF6A971E9" ma:contentTypeVersion="1" ma:contentTypeDescription="새 문서를 만듭니다." ma:contentTypeScope="" ma:versionID="19bf3e4bd1be52d62671f0a788c0be6a">
   <xsd:schema xmlns:xsd="http://www.w3.org/2001/XMLSchema" xmlns:xs="http://www.w3.org/2001/XMLSchema" xmlns:p="http://schemas.microsoft.com/office/2006/metadata/properties" xmlns:ns3="46fc5eef-d98d-4013-b026-5ef5f085a1b7" targetNamespace="http://schemas.microsoft.com/office/2006/metadata/properties" ma:root="true" ma:fieldsID="e1bb9d3809880084c6870c9ab3c82e8f" ns3:_="">
     <xsd:import namespace="46fc5eef-d98d-4013-b026-5ef5f085a1b7"/>
@@ -2163,26 +2572,32 @@
 </ct:contentTypeSchema>
 </file>
 
-<file path=customXml/item2.xml><?xml version="1.0" encoding="utf-8"?>
-<?mso-contentType ?>
-<FormTemplates xmlns="http://schemas.microsoft.com/sharepoint/v3/contenttype/forms">
-  <Display>DocumentLibraryForm</Display>
-  <Edit>DocumentLibraryForm</Edit>
-  <New>DocumentLibraryForm</New>
-</FormTemplates>
+<file path=customXml/itemProps1.xml><?xml version="1.0" encoding="utf-8"?>
+<ds:datastoreItem xmlns:ds="http://schemas.openxmlformats.org/officeDocument/2006/customXml" ds:itemID="{A586A492-E957-439B-8D62-DAB15C7B8665}">
+  <ds:schemaRefs>
+    <ds:schemaRef ds:uri="http://schemas.microsoft.com/sharepoint/v3/contenttype/forms"/>
+  </ds:schemaRefs>
+</ds:datastoreItem>
 </file>
 
-<file path=customXml/item3.xml><?xml version="1.0" encoding="utf-8"?>
-<p:properties xmlns:p="http://schemas.microsoft.com/office/2006/metadata/properties" xmlns:xsi="http://www.w3.org/2001/XMLSchema-instance" xmlns:pc="http://schemas.microsoft.com/office/infopath/2007/PartnerControls">
-  <documentManagement/>
-</p:properties>
+<file path=customXml/itemProps2.xml><?xml version="1.0" encoding="utf-8"?>
+<ds:datastoreItem xmlns:ds="http://schemas.openxmlformats.org/officeDocument/2006/customXml" ds:itemID="{434CC856-6A68-4D59-882A-817435A07409}">
+  <ds:schemaRefs>
+    <ds:schemaRef ds:uri="http://schemas.microsoft.com/office/2006/metadata/properties"/>
+    <ds:schemaRef ds:uri="http://schemas.microsoft.com/office/infopath/2007/PartnerControls"/>
+  </ds:schemaRefs>
+</ds:datastoreItem>
 </file>
 
-<file path=customXml/item4.xml><?xml version="1.0" encoding="utf-8"?>
-<b:Sources xmlns:b="http://schemas.openxmlformats.org/officeDocument/2006/bibliography" xmlns="http://schemas.openxmlformats.org/officeDocument/2006/bibliography" SelectedStyle="\APASixthEditionOfficeOnline.xsl" StyleName="APA" Version="6"/>
+<file path=customXml/itemProps3.xml><?xml version="1.0" encoding="utf-8"?>
+<ds:datastoreItem xmlns:ds="http://schemas.openxmlformats.org/officeDocument/2006/customXml" ds:itemID="{D74FAFF3-539F-4CAA-B321-5989A98FC9DB}">
+  <ds:schemaRefs>
+    <ds:schemaRef ds:uri="http://schemas.openxmlformats.org/officeDocument/2006/bibliography"/>
+  </ds:schemaRefs>
+</ds:datastoreItem>
 </file>
 
-<file path=customXml/itemProps1.xml><?xml version="1.0" encoding="utf-8"?>
+<file path=customXml/itemProps4.xml><?xml version="1.0" encoding="utf-8"?>
 <ds:datastoreItem xmlns:ds="http://schemas.openxmlformats.org/officeDocument/2006/customXml" ds:itemID="{6E0DBD7F-013E-4A42-9228-7D18F4F71CFC}">
   <ds:schemaRefs>
     <ds:schemaRef ds:uri="http://schemas.microsoft.com/office/2006/metadata/contentType"/>
@@ -2198,29 +2613,4 @@
     <ds:schemaRef ds:uri="http://schemas.microsoft.com/internal/obd"/>
   </ds:schemaRefs>
 </ds:datastoreItem>
-</file>
-
-<file path=customXml/itemProps2.xml><?xml version="1.0" encoding="utf-8"?>
-<ds:datastoreItem xmlns:ds="http://schemas.openxmlformats.org/officeDocument/2006/customXml" ds:itemID="{A586A492-E957-439B-8D62-DAB15C7B8665}">
-  <ds:schemaRefs>
-    <ds:schemaRef ds:uri="http://schemas.microsoft.com/sharepoint/v3/contenttype/forms"/>
-  </ds:schemaRefs>
-</ds:datastoreItem>
-</file>
-
-<file path=customXml/itemProps3.xml><?xml version="1.0" encoding="utf-8"?>
-<ds:datastoreItem xmlns:ds="http://schemas.openxmlformats.org/officeDocument/2006/customXml" ds:itemID="{434CC856-6A68-4D59-882A-817435A07409}">
-  <ds:schemaRefs>
-    <ds:schemaRef ds:uri="http://schemas.microsoft.com/office/2006/metadata/properties"/>
-    <ds:schemaRef ds:uri="http://schemas.microsoft.com/office/infopath/2007/PartnerControls"/>
-  </ds:schemaRefs>
-</ds:datastoreItem>
-</file>
-
-<file path=customXml/itemProps4.xml><?xml version="1.0" encoding="utf-8"?>
-<ds:datastoreItem xmlns:ds="http://schemas.openxmlformats.org/officeDocument/2006/customXml" ds:itemID="{D74FAFF3-539F-4CAA-B321-5989A98FC9DB}">
-  <ds:schemaRefs>
-    <ds:schemaRef ds:uri="http://schemas.openxmlformats.org/officeDocument/2006/bibliography"/>
-  </ds:schemaRefs>
-</ds:datastoreItem>
 </file>
--- a/폴리텍 정리.docx
+++ b/폴리텍 정리.docx
@@ -462,6 +462,11 @@
       </w:r>
     </w:p>
     <w:p>
+      <w:pPr>
+        <w:rPr>
+          <w:rFonts w:hint="eastAsia"/>
+        </w:rPr>
+      </w:pPr>
       <w:r>
         <w:rPr>
           <w:rFonts w:hint="eastAsia"/>
@@ -469,7 +474,6 @@
         <w:t>double -&gt; 8byte</w:t>
       </w:r>
     </w:p>
-    <w:p/>
     <w:p>
       <w:r>
         <w:rPr>
@@ -516,9 +520,6 @@
           <w:ilvl w:val="0"/>
           <w:numId w:val="1"/>
         </w:numPr>
-        <w:rPr>
-          <w:rFonts w:hint="eastAsia"/>
-        </w:rPr>
       </w:pPr>
       <w:r>
         <w:rPr>
@@ -655,15 +656,15 @@
         <w:rPr>
           <w:rFonts w:hint="eastAsia"/>
         </w:rPr>
+        <w:t>OS</w:t>
+      </w:r>
+    </w:p>
+    <w:p>
+      <w:r>
+        <w:rPr>
+          <w:rFonts w:hint="eastAsia"/>
+        </w:rPr>
         <w:lastRenderedPageBreak/>
-        <w:t>OS</w:t>
-      </w:r>
-    </w:p>
-    <w:p>
-      <w:r>
-        <w:rPr>
-          <w:rFonts w:hint="eastAsia"/>
-        </w:rPr>
         <w:t>: SW 와 HW 사이의 중재 역할</w:t>
       </w:r>
     </w:p>
@@ -894,11 +895,6 @@
       <w:proofErr w:type="spellEnd"/>
     </w:p>
     <w:p>
-      <w:pPr>
-        <w:rPr>
-          <w:rFonts w:hint="eastAsia"/>
-        </w:rPr>
-      </w:pPr>
       <w:r>
         <w:rPr>
           <w:rFonts w:hint="eastAsia"/>
@@ -929,11 +925,6 @@
       </w:r>
     </w:p>
     <w:p>
-      <w:pPr>
-        <w:rPr>
-          <w:rFonts w:hint="eastAsia"/>
-        </w:rPr>
-      </w:pPr>
       <w:r>
         <w:rPr>
           <w:rFonts w:hint="eastAsia"/>
@@ -968,6 +959,614 @@
         </w:rPr>
         <w:t>__) 이거 쓰면 설명 적어둔 게 나온다.</w:t>
       </w:r>
+    </w:p>
+    <w:p/>
+    <w:p>
+      <w:r>
+        <w:rPr>
+          <w:rFonts w:hint="eastAsia"/>
+        </w:rPr>
+        <w:lastRenderedPageBreak/>
+        <w:t>파이썬-</w:t>
+      </w:r>
+      <w:r>
+        <w:rPr>
+          <w:rFonts w:hint="eastAsia"/>
+        </w:rPr>
+        <w:t>type-inferred 언어?</w:t>
+      </w:r>
+    </w:p>
+    <w:p>
+      <w:r>
+        <w:rPr>
+          <w:rFonts w:hint="eastAsia"/>
+        </w:rPr>
+        <w:t xml:space="preserve">자료형 </w:t>
+      </w:r>
+      <w:proofErr w:type="spellStart"/>
+      <w:r>
+        <w:rPr>
+          <w:rFonts w:hint="eastAsia"/>
+        </w:rPr>
+        <w:t>안씀</w:t>
+      </w:r>
+      <w:proofErr w:type="spellEnd"/>
+    </w:p>
+    <w:p/>
+    <w:p>
+      <w:r>
+        <w:rPr>
+          <w:rFonts w:hint="eastAsia"/>
+        </w:rPr>
+        <w:t>Literal</w:t>
+      </w:r>
+    </w:p>
+    <w:p>
+      <w:r>
+        <w:rPr>
+          <w:rFonts w:hint="eastAsia"/>
+        </w:rPr>
+        <w:t xml:space="preserve">: </w:t>
+      </w:r>
+      <w:r>
+        <w:rPr>
+          <w:rFonts w:hint="eastAsia"/>
+        </w:rPr>
+        <w:t>변수 또는 상수에 대입하는 원시 데이터</w:t>
+      </w:r>
+    </w:p>
+    <w:p/>
+    <w:p>
+      <w:proofErr w:type="spellStart"/>
+      <w:r>
+        <w:rPr>
+          <w:rFonts w:hint="eastAsia"/>
+        </w:rPr>
+        <w:t>리터럴</w:t>
+      </w:r>
+      <w:proofErr w:type="spellEnd"/>
+      <w:r>
+        <w:rPr>
+          <w:rFonts w:hint="eastAsia"/>
+        </w:rPr>
+        <w:t xml:space="preserve"> 집합</w:t>
+      </w:r>
+    </w:p>
+    <w:p>
+      <w:pPr>
+        <w:pStyle w:val="a6"/>
+        <w:numPr>
+          <w:ilvl w:val="0"/>
+          <w:numId w:val="3"/>
+        </w:numPr>
+      </w:pPr>
+      <w:r>
+        <w:t>L</w:t>
+      </w:r>
+      <w:r>
+        <w:rPr>
+          <w:rFonts w:hint="eastAsia"/>
+        </w:rPr>
+        <w:t>ist</w:t>
+      </w:r>
+    </w:p>
+    <w:p>
+      <w:pPr>
+        <w:pStyle w:val="a6"/>
+        <w:numPr>
+          <w:ilvl w:val="0"/>
+          <w:numId w:val="3"/>
+        </w:numPr>
+      </w:pPr>
+      <w:r>
+        <w:t>T</w:t>
+      </w:r>
+      <w:r>
+        <w:rPr>
+          <w:rFonts w:hint="eastAsia"/>
+        </w:rPr>
+        <w:t>uple</w:t>
+      </w:r>
+    </w:p>
+    <w:p>
+      <w:pPr>
+        <w:pStyle w:val="a6"/>
+        <w:numPr>
+          <w:ilvl w:val="0"/>
+          <w:numId w:val="3"/>
+        </w:numPr>
+      </w:pPr>
+      <w:proofErr w:type="spellStart"/>
+      <w:r>
+        <w:t>D</w:t>
+      </w:r>
+      <w:r>
+        <w:rPr>
+          <w:rFonts w:hint="eastAsia"/>
+        </w:rPr>
+        <w:t>ict</w:t>
+      </w:r>
+      <w:proofErr w:type="spellEnd"/>
+    </w:p>
+    <w:p>
+      <w:pPr>
+        <w:pStyle w:val="a6"/>
+        <w:numPr>
+          <w:ilvl w:val="0"/>
+          <w:numId w:val="3"/>
+        </w:numPr>
+      </w:pPr>
+      <w:r>
+        <w:t>S</w:t>
+      </w:r>
+      <w:r>
+        <w:rPr>
+          <w:rFonts w:hint="eastAsia"/>
+        </w:rPr>
+        <w:t>et</w:t>
+      </w:r>
+    </w:p>
+    <w:p/>
+    <w:p>
+      <w:r>
+        <w:rPr>
+          <w:rFonts w:hint="eastAsia"/>
+        </w:rPr>
+        <w:t>정수는 메모리 가용한 범위 내에서 길이 제한 없음</w:t>
+      </w:r>
+    </w:p>
+    <w:p>
+      <w:r>
+        <w:rPr>
+          <w:rFonts w:hint="eastAsia"/>
+        </w:rPr>
+        <w:t>실수는 소수점 15자리까지 정확함</w:t>
+      </w:r>
+    </w:p>
+    <w:p/>
+    <w:p>
+      <w:pPr>
+        <w:rPr>
+          <w:b/>
+          <w:bCs/>
+        </w:rPr>
+      </w:pPr>
+      <w:proofErr w:type="gramStart"/>
+      <w:r>
+        <w:rPr>
+          <w:b/>
+          <w:bCs/>
+        </w:rPr>
+        <w:t>I</w:t>
+      </w:r>
+      <w:r>
+        <w:rPr>
+          <w:rFonts w:hint="eastAsia"/>
+          <w:b/>
+          <w:bCs/>
+        </w:rPr>
+        <w:t>nstance</w:t>
+      </w:r>
+      <w:r>
+        <w:rPr>
+          <w:rFonts w:hint="eastAsia"/>
+          <w:b/>
+          <w:bCs/>
+        </w:rPr>
+        <w:t>(</w:t>
+      </w:r>
+      <w:proofErr w:type="gramEnd"/>
+      <w:r>
+        <w:rPr>
+          <w:rFonts w:hint="eastAsia"/>
+          <w:b/>
+          <w:bCs/>
+        </w:rPr>
+        <w:t>1+2j, complex)</w:t>
+      </w:r>
+    </w:p>
+    <w:p>
+      <w:pPr>
+        <w:rPr>
+          <w:b/>
+          <w:bCs/>
+        </w:rPr>
+      </w:pPr>
+      <w:r>
+        <w:rPr>
+          <w:rFonts w:hint="eastAsia"/>
+          <w:b/>
+          <w:bCs/>
+        </w:rPr>
+        <w:t>1+2j가 complex 클래스야?</w:t>
+      </w:r>
+    </w:p>
+    <w:p/>
+    <w:p>
+      <w:r>
+        <w:rPr>
+          <w:rFonts w:hint="eastAsia"/>
+        </w:rPr>
+        <w:t xml:space="preserve">리스트: </w:t>
+      </w:r>
+      <w:r>
+        <w:rPr>
+          <w:rFonts w:hint="eastAsia"/>
+        </w:rPr>
+        <w:t xml:space="preserve">아이템의 순서가 지정된 목록 </w:t>
+      </w:r>
+      <w:proofErr w:type="gramStart"/>
+      <w:r>
+        <w:rPr>
+          <w:rFonts w:hint="eastAsia"/>
+        </w:rPr>
+        <w:t>[ ]</w:t>
+      </w:r>
+      <w:proofErr w:type="gramEnd"/>
+    </w:p>
+    <w:p>
+      <w:proofErr w:type="spellStart"/>
+      <w:r>
+        <w:rPr>
+          <w:rFonts w:hint="eastAsia"/>
+        </w:rPr>
+        <w:t>튜플</w:t>
+      </w:r>
+      <w:proofErr w:type="spellEnd"/>
+      <w:r>
+        <w:rPr>
+          <w:rFonts w:hint="eastAsia"/>
+        </w:rPr>
+        <w:t xml:space="preserve">: 일반적으로 리스트와 규칙은 같으나, </w:t>
+      </w:r>
+      <w:r>
+        <w:rPr>
+          <w:rFonts w:hint="eastAsia"/>
+        </w:rPr>
+        <w:t>특정 조건이 아니면 선언 이후 아이템 교환이 불가능하다는 차이가 있다.</w:t>
+      </w:r>
+    </w:p>
+    <w:p>
+      <w:r>
+        <w:t>S</w:t>
+      </w:r>
+      <w:r>
+        <w:rPr>
+          <w:rFonts w:hint="eastAsia"/>
+        </w:rPr>
+        <w:t xml:space="preserve">tring: </w:t>
+      </w:r>
+      <w:proofErr w:type="spellStart"/>
+      <w:r>
+        <w:rPr>
+          <w:rFonts w:hint="eastAsia"/>
+        </w:rPr>
+        <w:t>슬라이싱</w:t>
+      </w:r>
+      <w:proofErr w:type="spellEnd"/>
+      <w:r>
+        <w:rPr>
+          <w:rFonts w:hint="eastAsia"/>
+        </w:rPr>
+        <w:t xml:space="preserve"> 연산자 </w:t>
+      </w:r>
+      <w:proofErr w:type="gramStart"/>
+      <w:r>
+        <w:rPr>
+          <w:rFonts w:hint="eastAsia"/>
+        </w:rPr>
+        <w:t>[ ]</w:t>
+      </w:r>
+      <w:proofErr w:type="gramEnd"/>
+      <w:r>
+        <w:rPr>
+          <w:rFonts w:hint="eastAsia"/>
+        </w:rPr>
+        <w:t xml:space="preserve"> 를 사용하여 접근 가능</w:t>
+      </w:r>
+    </w:p>
+    <w:p>
+      <w:proofErr w:type="gramStart"/>
+      <w:r>
+        <w:t>E</w:t>
+      </w:r>
+      <w:r>
+        <w:rPr>
+          <w:rFonts w:hint="eastAsia"/>
+        </w:rPr>
+        <w:t>numerate</w:t>
+      </w:r>
+      <w:r>
+        <w:rPr>
+          <w:rFonts w:hint="eastAsia"/>
+        </w:rPr>
+        <w:t>( )</w:t>
+      </w:r>
+      <w:proofErr w:type="gramEnd"/>
+      <w:r>
+        <w:rPr>
+          <w:rFonts w:hint="eastAsia"/>
+        </w:rPr>
+        <w:t xml:space="preserve">: </w:t>
+      </w:r>
+      <w:r>
+        <w:rPr>
+          <w:rFonts w:hint="eastAsia"/>
+        </w:rPr>
+        <w:t>인덱스와 값의 쌍 생성 가능?</w:t>
+      </w:r>
+    </w:p>
+    <w:p>
+      <w:pPr>
+        <w:rPr>
+          <w:rFonts w:hint="eastAsia"/>
+        </w:rPr>
+      </w:pPr>
+      <w:r>
+        <w:t>S</w:t>
+      </w:r>
+      <w:r>
+        <w:rPr>
+          <w:rFonts w:hint="eastAsia"/>
+        </w:rPr>
+        <w:t xml:space="preserve">et: </w:t>
+      </w:r>
+      <w:r>
+        <w:rPr>
+          <w:rFonts w:hint="eastAsia"/>
+        </w:rPr>
+        <w:t>고유한 아이템들의 정렬되지 않은 모음</w:t>
+      </w:r>
+    </w:p>
+    <w:p>
+      <w:r>
+        <w:t>D</w:t>
+      </w:r>
+      <w:r>
+        <w:rPr>
+          <w:rFonts w:hint="eastAsia"/>
+        </w:rPr>
+        <w:t xml:space="preserve">ictionary: </w:t>
+      </w:r>
+      <w:r>
+        <w:rPr>
+          <w:rFonts w:hint="eastAsia"/>
+        </w:rPr>
+        <w:t>key-value 쌍의 정렬되지 않은 모음</w:t>
+      </w:r>
+      <w:r>
+        <w:rPr>
+          <w:rFonts w:hint="eastAsia"/>
+        </w:rPr>
+        <w:t xml:space="preserve"> + </w:t>
+      </w:r>
+      <w:r>
+        <w:rPr>
+          <w:rFonts w:hint="eastAsia"/>
+        </w:rPr>
+        <w:t>각 value</w:t>
+      </w:r>
+      <w:r>
+        <w:rPr>
+          <w:rFonts w:hint="eastAsia"/>
+        </w:rPr>
+        <w:t xml:space="preserve">마다 매칭되는 </w:t>
+      </w:r>
+      <w:r>
+        <w:rPr>
+          <w:rFonts w:hint="eastAsia"/>
+        </w:rPr>
+        <w:t>key</w:t>
+      </w:r>
+      <w:r>
+        <w:rPr>
+          <w:rFonts w:hint="eastAsia"/>
+        </w:rPr>
+        <w:t>가 있어서 이를 통해 검색이 가능</w:t>
+      </w:r>
+    </w:p>
+    <w:p>
+      <w:pPr>
+        <w:rPr>
+          <w:rFonts w:hint="eastAsia"/>
+        </w:rPr>
+      </w:pPr>
+    </w:p>
+    <w:p>
+      <w:r>
+        <w:rPr>
+          <w:rFonts w:hint="eastAsia"/>
+        </w:rPr>
+        <w:lastRenderedPageBreak/>
+        <w:t>형 변환?</w:t>
+      </w:r>
+    </w:p>
+    <w:p>
+      <w:pPr>
+        <w:pStyle w:val="a6"/>
+        <w:numPr>
+          <w:ilvl w:val="0"/>
+          <w:numId w:val="1"/>
+        </w:numPr>
+      </w:pPr>
+      <w:r>
+        <w:t>I</w:t>
+      </w:r>
+      <w:r>
+        <w:rPr>
+          <w:rFonts w:hint="eastAsia"/>
+        </w:rPr>
+        <w:t>mplicit</w:t>
+      </w:r>
+      <w:r>
+        <w:rPr>
+          <w:rFonts w:hint="eastAsia"/>
+        </w:rPr>
+        <w:t>(암시/암묵적 변경)</w:t>
+      </w:r>
+    </w:p>
+    <w:p>
+      <w:proofErr w:type="gramStart"/>
+      <w:r>
+        <w:t>P</w:t>
+      </w:r>
+      <w:r>
+        <w:rPr>
+          <w:rFonts w:hint="eastAsia"/>
+        </w:rPr>
+        <w:t>rint( )</w:t>
+      </w:r>
+      <w:proofErr w:type="gramEnd"/>
+      <w:r>
+        <w:rPr>
+          <w:rFonts w:hint="eastAsia"/>
+        </w:rPr>
+        <w:t>의 원형</w:t>
+      </w:r>
+    </w:p>
+    <w:p>
+      <w:proofErr w:type="gramStart"/>
+      <w:r>
+        <w:t>P</w:t>
+      </w:r>
+      <w:r>
+        <w:rPr>
+          <w:rFonts w:hint="eastAsia"/>
+        </w:rPr>
+        <w:t>rint(</w:t>
+      </w:r>
+      <w:proofErr w:type="gramEnd"/>
+      <w:r>
+        <w:rPr>
+          <w:rFonts w:hint="eastAsia"/>
+        </w:rPr>
+        <w:t xml:space="preserve">*object, </w:t>
+      </w:r>
+      <w:proofErr w:type="spellStart"/>
+      <w:r>
+        <w:rPr>
+          <w:rFonts w:hint="eastAsia"/>
+        </w:rPr>
+        <w:t>sep</w:t>
+      </w:r>
+      <w:proofErr w:type="spellEnd"/>
+      <w:r>
+        <w:rPr>
+          <w:rFonts w:hint="eastAsia"/>
+        </w:rPr>
+        <w:t>=</w:t>
+      </w:r>
+      <w:r>
+        <w:t>’</w:t>
+      </w:r>
+      <w:r>
+        <w:rPr>
+          <w:rFonts w:hint="eastAsia"/>
+        </w:rPr>
+        <w:t xml:space="preserve"> </w:t>
+      </w:r>
+      <w:r>
+        <w:t>‘</w:t>
+      </w:r>
+      <w:r>
+        <w:rPr>
+          <w:rFonts w:hint="eastAsia"/>
+        </w:rPr>
+        <w:t>, end=</w:t>
+      </w:r>
+      <w:r>
+        <w:t>’</w:t>
+      </w:r>
+      <w:r>
+        <w:rPr>
+          <w:rFonts w:hint="eastAsia"/>
+        </w:rPr>
+        <w:t>\n</w:t>
+      </w:r>
+      <w:r>
+        <w:t>’</w:t>
+      </w:r>
+      <w:r>
+        <w:rPr>
+          <w:rFonts w:hint="eastAsia"/>
+        </w:rPr>
+        <w:t>, file=</w:t>
+      </w:r>
+      <w:proofErr w:type="spellStart"/>
+      <w:proofErr w:type="gramStart"/>
+      <w:r>
+        <w:rPr>
+          <w:rFonts w:hint="eastAsia"/>
+        </w:rPr>
+        <w:t>sys.stdout</w:t>
+      </w:r>
+      <w:proofErr w:type="spellEnd"/>
+      <w:proofErr w:type="gramEnd"/>
+      <w:r>
+        <w:rPr>
+          <w:rFonts w:hint="eastAsia"/>
+        </w:rPr>
+        <w:t>, flush=False)</w:t>
+      </w:r>
+    </w:p>
+    <w:p/>
+    <w:p>
+      <w:r>
+        <w:rPr>
+          <w:rFonts w:hint="eastAsia"/>
+        </w:rPr>
+        <w:t>비트연산자?</w:t>
+      </w:r>
+      <w:r>
+        <w:br/>
+      </w:r>
+      <w:r>
+        <w:sym w:font="Wingdings" w:char="F0E0"/>
+      </w:r>
+      <w:r>
+        <w:rPr>
+          <w:rFonts w:hint="eastAsia"/>
+        </w:rPr>
+        <w:t xml:space="preserve"> 보통 이진수 연산에 활용.</w:t>
+      </w:r>
+    </w:p>
+    <w:p>
+      <w:pPr>
+        <w:pStyle w:val="a6"/>
+        <w:numPr>
+          <w:ilvl w:val="0"/>
+          <w:numId w:val="1"/>
+        </w:numPr>
+      </w:pPr>
+      <w:proofErr w:type="gramStart"/>
+      <w:r>
+        <w:rPr>
+          <w:rFonts w:hint="eastAsia"/>
+        </w:rPr>
+        <w:t>&amp; ,</w:t>
+      </w:r>
+      <w:proofErr w:type="gramEnd"/>
+      <w:r>
+        <w:rPr>
+          <w:rFonts w:hint="eastAsia"/>
+        </w:rPr>
+        <w:t xml:space="preserve"> | , ~ , ^ , &gt;&gt; , &lt;&lt;</w:t>
+      </w:r>
+    </w:p>
+    <w:p/>
+    <w:p>
+      <w:pPr>
+        <w:rPr>
+          <w:rFonts w:hint="eastAsia"/>
+        </w:rPr>
+      </w:pPr>
+    </w:p>
+    <w:p>
+      <w:pPr>
+        <w:rPr>
+          <w:rFonts w:hint="eastAsia"/>
+        </w:rPr>
+      </w:pPr>
     </w:p>
     <w:sectPr>
       <w:pgSz w:w="11906" w:h="16838"/>
@@ -1032,12 +1631,12 @@
 <file path=word/numbering.xml><?xml version="1.0" encoding="utf-8"?>
 <w:numbering xmlns:wpc="http://schemas.microsoft.com/office/word/2010/wordprocessingCanvas" xmlns:cx="http://schemas.microsoft.com/office/drawing/2014/chartex" xmlns:cx1="http://schemas.microsoft.com/office/drawing/2015/9/8/chartex" xmlns:cx2="http://schemas.microsoft.com/office/drawing/2015/10/21/chartex" xmlns:cx3="http://schemas.microsoft.com/office/drawing/2016/5/9/chartex" xmlns:cx4="http://schemas.microsoft.com/office/drawing/2016/5/10/chartex" xmlns:cx5="http://schemas.microsoft.com/office/drawing/2016/5/11/chartex" xmlns:cx6="http://schemas.microsoft.com/office/drawing/2016/5/12/chartex" xmlns:cx7="http://schemas.microsoft.com/office/drawing/2016/5/13/chartex" xmlns:cx8="http://schemas.microsoft.com/office/drawing/2016/5/14/chartex" xmlns:mc="http://schemas.openxmlformats.org/markup-compatibility/2006" xmlns:aink="http://schemas.microsoft.com/office/drawing/2016/ink" xmlns:am3d="http://schemas.microsoft.com/office/drawing/2017/model3d" xmlns:o="urn:schemas-microsoft-com:office:office" xmlns:oel="http://schemas.microsoft.com/office/2019/extlst" xmlns:r="http://schemas.openxmlformats.org/officeDocument/2006/relationships" xmlns:m="http://schemas.openxmlformats.org/officeDocument/2006/math" xmlns:v="urn:schemas-microsoft-com:vml" xmlns:wp14="http://schemas.microsoft.com/office/word/2010/wordprocessingDrawing" xmlns:wp="http://schemas.openxmlformats.org/drawingml/2006/wordprocessingDrawing" xmlns:w10="urn:schemas-microsoft-com:office:word" xmlns:w="http://schemas.openxmlformats.org/wordprocessingml/2006/main" xmlns:w14="http://schemas.microsoft.com/office/word/2010/wordml" xmlns:w15="http://schemas.microsoft.com/office/word/2012/wordml" xmlns:w16cex="http://schemas.microsoft.com/office/word/2018/wordml/cex" xmlns:w16cid="http://schemas.microsoft.com/office/word/2016/wordml/cid" xmlns:w16="http://schemas.microsoft.com/office/word/2018/wordml" xmlns:w16du="http://schemas.microsoft.com/office/word/2023/wordml/word16du" xmlns:w16sdtdh="http://schemas.microsoft.com/office/word/2020/wordml/sdtdatahash" xmlns:w16sdtfl="http://schemas.microsoft.com/office/word/2024/wordml/sdtformatlock" xmlns:w16se="http://schemas.microsoft.com/office/word/2015/wordml/symex" xmlns:wpg="http://schemas.microsoft.com/office/word/2010/wordprocessingGroup" xmlns:wpi="http://schemas.microsoft.com/office/word/2010/wordprocessingInk" xmlns:wne="http://schemas.microsoft.com/office/word/2006/wordml" xmlns:wps="http://schemas.microsoft.com/office/word/2010/wordprocessingShape" mc:Ignorable="w14 w15 w16se w16cid w16 w16cex w16sdtdh w16sdtfl w16du wp14">
   <w:abstractNum w:abstractNumId="0" w15:restartNumberingAfterBreak="0">
-    <w:nsid w:val="56C92FB1"/>
+    <w:nsid w:val="09884733"/>
     <w:multiLevelType w:val="hybridMultilevel"/>
-    <w:tmpl w:val="A356BDEA"/>
-    <w:lvl w:ilvl="0" w:tplc="FB5E0B6C">
+    <w:tmpl w:val="87706F7E"/>
+    <w:lvl w:ilvl="0" w:tplc="8058468A">
       <w:numFmt w:val="bullet"/>
-      <w:lvlText w:val=""/>
+      <w:lvlText w:val=""/>
       <w:lvlJc w:val="left"/>
       <w:pPr>
         <w:ind w:left="800" w:hanging="360"/>
@@ -1143,8 +1742,215 @@
       </w:rPr>
     </w:lvl>
   </w:abstractNum>
+  <w:abstractNum w:abstractNumId="1" w15:restartNumberingAfterBreak="0">
+    <w:nsid w:val="56C92FB1"/>
+    <w:multiLevelType w:val="hybridMultilevel"/>
+    <w:tmpl w:val="A356BDEA"/>
+    <w:lvl w:ilvl="0" w:tplc="FB5E0B6C">
+      <w:numFmt w:val="bullet"/>
+      <w:lvlText w:val=""/>
+      <w:lvlJc w:val="left"/>
+      <w:pPr>
+        <w:ind w:left="800" w:hanging="360"/>
+      </w:pPr>
+      <w:rPr>
+        <w:rFonts w:ascii="Wingdings" w:eastAsiaTheme="minorEastAsia" w:hAnsi="Wingdings" w:cstheme="minorBidi" w:hint="default"/>
+      </w:rPr>
+    </w:lvl>
+    <w:lvl w:ilvl="1" w:tplc="04090003" w:tentative="1">
+      <w:start w:val="1"/>
+      <w:numFmt w:val="bullet"/>
+      <w:lvlText w:val=""/>
+      <w:lvlJc w:val="left"/>
+      <w:pPr>
+        <w:ind w:left="1320" w:hanging="440"/>
+      </w:pPr>
+      <w:rPr>
+        <w:rFonts w:ascii="Wingdings" w:hAnsi="Wingdings" w:hint="default"/>
+      </w:rPr>
+    </w:lvl>
+    <w:lvl w:ilvl="2" w:tplc="04090005" w:tentative="1">
+      <w:start w:val="1"/>
+      <w:numFmt w:val="bullet"/>
+      <w:lvlText w:val=""/>
+      <w:lvlJc w:val="left"/>
+      <w:pPr>
+        <w:ind w:left="1760" w:hanging="440"/>
+      </w:pPr>
+      <w:rPr>
+        <w:rFonts w:ascii="Wingdings" w:hAnsi="Wingdings" w:hint="default"/>
+      </w:rPr>
+    </w:lvl>
+    <w:lvl w:ilvl="3" w:tplc="04090001" w:tentative="1">
+      <w:start w:val="1"/>
+      <w:numFmt w:val="bullet"/>
+      <w:lvlText w:val=""/>
+      <w:lvlJc w:val="left"/>
+      <w:pPr>
+        <w:ind w:left="2200" w:hanging="440"/>
+      </w:pPr>
+      <w:rPr>
+        <w:rFonts w:ascii="Wingdings" w:hAnsi="Wingdings" w:hint="default"/>
+      </w:rPr>
+    </w:lvl>
+    <w:lvl w:ilvl="4" w:tplc="04090003" w:tentative="1">
+      <w:start w:val="1"/>
+      <w:numFmt w:val="bullet"/>
+      <w:lvlText w:val=""/>
+      <w:lvlJc w:val="left"/>
+      <w:pPr>
+        <w:ind w:left="2640" w:hanging="440"/>
+      </w:pPr>
+      <w:rPr>
+        <w:rFonts w:ascii="Wingdings" w:hAnsi="Wingdings" w:hint="default"/>
+      </w:rPr>
+    </w:lvl>
+    <w:lvl w:ilvl="5" w:tplc="04090005" w:tentative="1">
+      <w:start w:val="1"/>
+      <w:numFmt w:val="bullet"/>
+      <w:lvlText w:val=""/>
+      <w:lvlJc w:val="left"/>
+      <w:pPr>
+        <w:ind w:left="3080" w:hanging="440"/>
+      </w:pPr>
+      <w:rPr>
+        <w:rFonts w:ascii="Wingdings" w:hAnsi="Wingdings" w:hint="default"/>
+      </w:rPr>
+    </w:lvl>
+    <w:lvl w:ilvl="6" w:tplc="04090001" w:tentative="1">
+      <w:start w:val="1"/>
+      <w:numFmt w:val="bullet"/>
+      <w:lvlText w:val=""/>
+      <w:lvlJc w:val="left"/>
+      <w:pPr>
+        <w:ind w:left="3520" w:hanging="440"/>
+      </w:pPr>
+      <w:rPr>
+        <w:rFonts w:ascii="Wingdings" w:hAnsi="Wingdings" w:hint="default"/>
+      </w:rPr>
+    </w:lvl>
+    <w:lvl w:ilvl="7" w:tplc="04090003" w:tentative="1">
+      <w:start w:val="1"/>
+      <w:numFmt w:val="bullet"/>
+      <w:lvlText w:val=""/>
+      <w:lvlJc w:val="left"/>
+      <w:pPr>
+        <w:ind w:left="3960" w:hanging="440"/>
+      </w:pPr>
+      <w:rPr>
+        <w:rFonts w:ascii="Wingdings" w:hAnsi="Wingdings" w:hint="default"/>
+      </w:rPr>
+    </w:lvl>
+    <w:lvl w:ilvl="8" w:tplc="04090005" w:tentative="1">
+      <w:start w:val="1"/>
+      <w:numFmt w:val="bullet"/>
+      <w:lvlText w:val=""/>
+      <w:lvlJc w:val="left"/>
+      <w:pPr>
+        <w:ind w:left="4400" w:hanging="440"/>
+      </w:pPr>
+      <w:rPr>
+        <w:rFonts w:ascii="Wingdings" w:hAnsi="Wingdings" w:hint="default"/>
+      </w:rPr>
+    </w:lvl>
+  </w:abstractNum>
+  <w:abstractNum w:abstractNumId="2" w15:restartNumberingAfterBreak="0">
+    <w:nsid w:val="6C4C7BA8"/>
+    <w:multiLevelType w:val="hybridMultilevel"/>
+    <w:tmpl w:val="5E5E9FD0"/>
+    <w:lvl w:ilvl="0" w:tplc="68CE3AA0">
+      <w:start w:val="1"/>
+      <w:numFmt w:val="decimal"/>
+      <w:lvlText w:val="%1)"/>
+      <w:lvlJc w:val="left"/>
+      <w:pPr>
+        <w:ind w:left="800" w:hanging="360"/>
+      </w:pPr>
+      <w:rPr>
+        <w:rFonts w:hint="default"/>
+      </w:rPr>
+    </w:lvl>
+    <w:lvl w:ilvl="1" w:tplc="04090019" w:tentative="1">
+      <w:start w:val="1"/>
+      <w:numFmt w:val="upperLetter"/>
+      <w:lvlText w:val="%2."/>
+      <w:lvlJc w:val="left"/>
+      <w:pPr>
+        <w:ind w:left="1320" w:hanging="440"/>
+      </w:pPr>
+    </w:lvl>
+    <w:lvl w:ilvl="2" w:tplc="0409001B" w:tentative="1">
+      <w:start w:val="1"/>
+      <w:numFmt w:val="lowerRoman"/>
+      <w:lvlText w:val="%3."/>
+      <w:lvlJc w:val="right"/>
+      <w:pPr>
+        <w:ind w:left="1760" w:hanging="440"/>
+      </w:pPr>
+    </w:lvl>
+    <w:lvl w:ilvl="3" w:tplc="0409000F" w:tentative="1">
+      <w:start w:val="1"/>
+      <w:numFmt w:val="decimal"/>
+      <w:lvlText w:val="%4."/>
+      <w:lvlJc w:val="left"/>
+      <w:pPr>
+        <w:ind w:left="2200" w:hanging="440"/>
+      </w:pPr>
+    </w:lvl>
+    <w:lvl w:ilvl="4" w:tplc="04090019" w:tentative="1">
+      <w:start w:val="1"/>
+      <w:numFmt w:val="upperLetter"/>
+      <w:lvlText w:val="%5."/>
+      <w:lvlJc w:val="left"/>
+      <w:pPr>
+        <w:ind w:left="2640" w:hanging="440"/>
+      </w:pPr>
+    </w:lvl>
+    <w:lvl w:ilvl="5" w:tplc="0409001B" w:tentative="1">
+      <w:start w:val="1"/>
+      <w:numFmt w:val="lowerRoman"/>
+      <w:lvlText w:val="%6."/>
+      <w:lvlJc w:val="right"/>
+      <w:pPr>
+        <w:ind w:left="3080" w:hanging="440"/>
+      </w:pPr>
+    </w:lvl>
+    <w:lvl w:ilvl="6" w:tplc="0409000F" w:tentative="1">
+      <w:start w:val="1"/>
+      <w:numFmt w:val="decimal"/>
+      <w:lvlText w:val="%7."/>
+      <w:lvlJc w:val="left"/>
+      <w:pPr>
+        <w:ind w:left="3520" w:hanging="440"/>
+      </w:pPr>
+    </w:lvl>
+    <w:lvl w:ilvl="7" w:tplc="04090019" w:tentative="1">
+      <w:start w:val="1"/>
+      <w:numFmt w:val="upperLetter"/>
+      <w:lvlText w:val="%8."/>
+      <w:lvlJc w:val="left"/>
+      <w:pPr>
+        <w:ind w:left="3960" w:hanging="440"/>
+      </w:pPr>
+    </w:lvl>
+    <w:lvl w:ilvl="8" w:tplc="0409001B" w:tentative="1">
+      <w:start w:val="1"/>
+      <w:numFmt w:val="lowerRoman"/>
+      <w:lvlText w:val="%9."/>
+      <w:lvlJc w:val="right"/>
+      <w:pPr>
+        <w:ind w:left="4400" w:hanging="440"/>
+      </w:pPr>
+    </w:lvl>
+  </w:abstractNum>
   <w:num w:numId="1" w16cid:durableId="1849519174">
+    <w:abstractNumId w:val="1"/>
+  </w:num>
+  <w:num w:numId="2" w16cid:durableId="1327857030">
     <w:abstractNumId w:val="0"/>
+  </w:num>
+  <w:num w:numId="3" w16cid:durableId="1316838206">
+    <w:abstractNumId w:val="2"/>
   </w:num>
 </w:numbering>
 </file>
@@ -2428,12 +3234,7 @@
 </file>
 
 <file path=customXml/item1.xml><?xml version="1.0" encoding="utf-8"?>
-<?mso-contentType ?>
-<FormTemplates xmlns="http://schemas.microsoft.com/sharepoint/v3/contenttype/forms">
-  <Display>DocumentLibraryForm</Display>
-  <Edit>DocumentLibraryForm</Edit>
-  <New>DocumentLibraryForm</New>
-</FormTemplates>
+<b:Sources xmlns:b="http://schemas.openxmlformats.org/officeDocument/2006/bibliography" xmlns="http://schemas.openxmlformats.org/officeDocument/2006/bibliography" SelectedStyle="\APASixthEditionOfficeOnline.xsl" StyleName="APA" Version="6"/>
 </file>
 
 <file path=customXml/item2.xml><?xml version="1.0" encoding="utf-8"?>
@@ -2443,7 +3244,12 @@
 </file>
 
 <file path=customXml/item3.xml><?xml version="1.0" encoding="utf-8"?>
-<b:Sources xmlns:b="http://schemas.openxmlformats.org/officeDocument/2006/bibliography" xmlns="http://schemas.openxmlformats.org/officeDocument/2006/bibliography" SelectedStyle="\APASixthEditionOfficeOnline.xsl" StyleName="APA" Version="6"/>
+<?mso-contentType ?>
+<FormTemplates xmlns="http://schemas.microsoft.com/sharepoint/v3/contenttype/forms">
+  <Display>DocumentLibraryForm</Display>
+  <Edit>DocumentLibraryForm</Edit>
+  <New>DocumentLibraryForm</New>
+</FormTemplates>
 </file>
 
 <file path=customXml/item4.xml><?xml version="1.0" encoding="utf-8"?>
@@ -2573,9 +3379,9 @@
 </file>
 
 <file path=customXml/itemProps1.xml><?xml version="1.0" encoding="utf-8"?>
-<ds:datastoreItem xmlns:ds="http://schemas.openxmlformats.org/officeDocument/2006/customXml" ds:itemID="{A586A492-E957-439B-8D62-DAB15C7B8665}">
+<ds:datastoreItem xmlns:ds="http://schemas.openxmlformats.org/officeDocument/2006/customXml" ds:itemID="{D74FAFF3-539F-4CAA-B321-5989A98FC9DB}">
   <ds:schemaRefs>
-    <ds:schemaRef ds:uri="http://schemas.microsoft.com/sharepoint/v3/contenttype/forms"/>
+    <ds:schemaRef ds:uri="http://schemas.openxmlformats.org/officeDocument/2006/bibliography"/>
   </ds:schemaRefs>
 </ds:datastoreItem>
 </file>
@@ -2590,9 +3396,9 @@
 </file>
 
 <file path=customXml/itemProps3.xml><?xml version="1.0" encoding="utf-8"?>
-<ds:datastoreItem xmlns:ds="http://schemas.openxmlformats.org/officeDocument/2006/customXml" ds:itemID="{D74FAFF3-539F-4CAA-B321-5989A98FC9DB}">
+<ds:datastoreItem xmlns:ds="http://schemas.openxmlformats.org/officeDocument/2006/customXml" ds:itemID="{A586A492-E957-439B-8D62-DAB15C7B8665}">
   <ds:schemaRefs>
-    <ds:schemaRef ds:uri="http://schemas.openxmlformats.org/officeDocument/2006/bibliography"/>
+    <ds:schemaRef ds:uri="http://schemas.microsoft.com/sharepoint/v3/contenttype/forms"/>
   </ds:schemaRefs>
 </ds:datastoreItem>
 </file>

--- a/폴리텍 정리.docx
+++ b/폴리텍 정리.docx
@@ -462,11 +462,6 @@
       </w:r>
     </w:p>
     <w:p>
-      <w:pPr>
-        <w:rPr>
-          <w:rFonts w:hint="eastAsia"/>
-        </w:rPr>
-      </w:pPr>
       <w:r>
         <w:rPr>
           <w:rFonts w:hint="eastAsia"/>
@@ -1298,10 +1293,140 @@
     </w:p>
     <w:p>
       <w:pPr>
-        <w:rPr>
-          <w:rFonts w:hint="eastAsia"/>
-        </w:rPr>
-      </w:pPr>
+        <w:pStyle w:val="a6"/>
+        <w:numPr>
+          <w:ilvl w:val="0"/>
+          <w:numId w:val="4"/>
+        </w:numPr>
+      </w:pPr>
+      <w:r>
+        <w:rPr>
+          <w:rFonts w:hint="eastAsia"/>
+        </w:rPr>
+        <w:t xml:space="preserve">전달받은 인자에 인덱스를 부여해줌(cold면, </w:t>
+      </w:r>
+      <w:proofErr w:type="gramStart"/>
+      <w:r>
+        <w:rPr>
+          <w:rFonts w:hint="eastAsia"/>
+        </w:rPr>
+        <w:t>c :</w:t>
+      </w:r>
+      <w:proofErr w:type="gramEnd"/>
+      <w:r>
+        <w:rPr>
+          <w:rFonts w:hint="eastAsia"/>
+        </w:rPr>
+        <w:t xml:space="preserve"> 0, </w:t>
+      </w:r>
+      <w:proofErr w:type="gramStart"/>
+      <w:r>
+        <w:rPr>
+          <w:rFonts w:hint="eastAsia"/>
+        </w:rPr>
+        <w:t>o :</w:t>
+      </w:r>
+      <w:proofErr w:type="gramEnd"/>
+      <w:r>
+        <w:rPr>
+          <w:rFonts w:hint="eastAsia"/>
+        </w:rPr>
+        <w:t xml:space="preserve"> 1, </w:t>
+      </w:r>
+      <w:proofErr w:type="gramStart"/>
+      <w:r>
+        <w:rPr>
+          <w:rFonts w:hint="eastAsia"/>
+        </w:rPr>
+        <w:t>l :</w:t>
+      </w:r>
+      <w:proofErr w:type="gramEnd"/>
+      <w:r>
+        <w:rPr>
+          <w:rFonts w:hint="eastAsia"/>
+        </w:rPr>
+        <w:t xml:space="preserve"> 2, </w:t>
+      </w:r>
+      <w:proofErr w:type="gramStart"/>
+      <w:r>
+        <w:rPr>
+          <w:rFonts w:hint="eastAsia"/>
+        </w:rPr>
+        <w:t>d :</w:t>
+      </w:r>
+      <w:proofErr w:type="gramEnd"/>
+      <w:r>
+        <w:rPr>
+          <w:rFonts w:hint="eastAsia"/>
+        </w:rPr>
+        <w:t xml:space="preserve"> 3)</w:t>
+      </w:r>
+    </w:p>
+    <w:p>
+      <w:pPr>
+        <w:pStyle w:val="a6"/>
+        <w:numPr>
+          <w:ilvl w:val="0"/>
+          <w:numId w:val="4"/>
+        </w:numPr>
+        <w:rPr>
+          <w:rFonts w:hint="eastAsia"/>
+        </w:rPr>
+      </w:pPr>
+      <w:r>
+        <w:rPr>
+          <w:rFonts w:hint="eastAsia"/>
+        </w:rPr>
+        <w:t xml:space="preserve">enumerate를 그대로 출력하면 </w:t>
+      </w:r>
+      <w:proofErr w:type="spellStart"/>
+      <w:r>
+        <w:rPr>
+          <w:rFonts w:hint="eastAsia"/>
+        </w:rPr>
+        <w:t>주소값을</w:t>
+      </w:r>
+      <w:proofErr w:type="spellEnd"/>
+      <w:r>
+        <w:rPr>
+          <w:rFonts w:hint="eastAsia"/>
+        </w:rPr>
+        <w:t xml:space="preserve"> 출력하므로, 이를 리스트로 묶어서</w:t>
+      </w:r>
+      <w:r>
+        <w:rPr>
+          <w:rFonts w:hint="eastAsia"/>
+        </w:rPr>
+        <w:t xml:space="preserve">(명시적 </w:t>
+      </w:r>
+      <w:proofErr w:type="spellStart"/>
+      <w:r>
+        <w:rPr>
+          <w:rFonts w:hint="eastAsia"/>
+        </w:rPr>
+        <w:t>형변환</w:t>
+      </w:r>
+      <w:proofErr w:type="spellEnd"/>
+      <w:r>
+        <w:rPr>
+          <w:rFonts w:hint="eastAsia"/>
+        </w:rPr>
+        <w:t>)</w:t>
+      </w:r>
+      <w:r>
+        <w:rPr>
+          <w:rFonts w:hint="eastAsia"/>
+        </w:rPr>
+        <w:t xml:space="preserve"> 출력해야 각 </w:t>
+      </w:r>
+      <w:r>
+        <w:rPr>
+          <w:rFonts w:hint="eastAsia"/>
+        </w:rPr>
+        <w:t>인덱스별 값이 출력됨.</w:t>
+      </w:r>
+    </w:p>
+    <w:p>
       <w:r>
         <w:t>S</w:t>
       </w:r>
@@ -1320,6 +1445,7 @@
     </w:p>
     <w:p>
       <w:r>
+        <w:lastRenderedPageBreak/>
         <w:t>D</w:t>
       </w:r>
       <w:r>
@@ -1365,19 +1491,12 @@
         <w:t>가 있어서 이를 통해 검색이 가능</w:t>
       </w:r>
     </w:p>
-    <w:p>
-      <w:pPr>
-        <w:rPr>
-          <w:rFonts w:hint="eastAsia"/>
-        </w:rPr>
-      </w:pPr>
-    </w:p>
-    <w:p>
-      <w:r>
-        <w:rPr>
-          <w:rFonts w:hint="eastAsia"/>
-        </w:rPr>
-        <w:lastRenderedPageBreak/>
+    <w:p/>
+    <w:p>
+      <w:r>
+        <w:rPr>
+          <w:rFonts w:hint="eastAsia"/>
+        </w:rPr>
         <w:t>형 변환?</w:t>
       </w:r>
     </w:p>
@@ -1511,6 +1630,35 @@
     </w:p>
     <w:p/>
     <w:p>
+      <w:proofErr w:type="gramStart"/>
+      <w:r>
+        <w:rPr>
+          <w:rFonts w:hint="eastAsia"/>
+        </w:rPr>
+        <w:t>import :</w:t>
+      </w:r>
+      <w:proofErr w:type="gramEnd"/>
+      <w:r>
+        <w:rPr>
+          <w:rFonts w:hint="eastAsia"/>
+        </w:rPr>
+        <w:t xml:space="preserve"> 라이브러리 가져오기</w:t>
+      </w:r>
+    </w:p>
+    <w:p>
+      <w:pPr>
+        <w:rPr>
+          <w:rFonts w:hint="eastAsia"/>
+        </w:rPr>
+      </w:pPr>
+      <w:r>
+        <w:rPr>
+          <w:rFonts w:hint="eastAsia"/>
+        </w:rPr>
+        <w:t>import는 라이브러리를 다 가져오고, from ~ import ~ 는 해당 라이브러리에서 특정 함수만 가져온다는 의미</w:t>
+      </w:r>
+    </w:p>
+    <w:p>
       <w:r>
         <w:rPr>
           <w:rFonts w:hint="eastAsia"/>
@@ -1537,6 +1685,9 @@
           <w:ilvl w:val="0"/>
           <w:numId w:val="1"/>
         </w:numPr>
+        <w:rPr>
+          <w:rFonts w:hint="eastAsia"/>
+        </w:rPr>
       </w:pPr>
       <w:proofErr w:type="gramStart"/>
       <w:r>
@@ -1553,13 +1704,249 @@
         <w:t xml:space="preserve"> | , ~ , ^ , &gt;&gt; , &lt;&lt;</w:t>
       </w:r>
     </w:p>
+    <w:p>
+      <w:proofErr w:type="spellStart"/>
+      <w:r>
+        <w:rPr>
+          <w:rFonts w:hint="eastAsia"/>
+        </w:rPr>
+        <w:t>항등연산자</w:t>
+      </w:r>
+      <w:proofErr w:type="spellEnd"/>
+      <w:r>
+        <w:rPr>
+          <w:rFonts w:hint="eastAsia"/>
+        </w:rPr>
+        <w:t>?</w:t>
+      </w:r>
+      <w:r>
+        <w:br/>
+      </w:r>
+      <w:r>
+        <w:sym w:font="Wingdings" w:char="F0E0"/>
+      </w:r>
+      <w:r>
+        <w:rPr>
+          <w:rFonts w:hint="eastAsia"/>
+        </w:rPr>
+        <w:t xml:space="preserve"> 두 개의 값이 </w:t>
+      </w:r>
+      <w:r>
+        <w:rPr>
+          <w:rFonts w:hint="eastAsia"/>
+          <w:b/>
+          <w:bCs/>
+        </w:rPr>
+        <w:t>메모리의 동일한 부분에 있는지</w:t>
+      </w:r>
+      <w:r>
+        <w:rPr>
+          <w:rFonts w:hint="eastAsia"/>
+        </w:rPr>
+        <w:t xml:space="preserve"> 확인하는 데 사용한다.</w:t>
+      </w:r>
+    </w:p>
     <w:p/>
-    <w:p>
-      <w:pPr>
-        <w:rPr>
-          <w:rFonts w:hint="eastAsia"/>
-        </w:rPr>
-      </w:pPr>
+    <w:p/>
+    <w:p/>
+    <w:p/>
+    <w:p/>
+    <w:p/>
+    <w:p/>
+    <w:p/>
+    <w:p/>
+    <w:p>
+      <w:pPr>
+        <w:rPr>
+          <w:rFonts w:hint="eastAsia"/>
+        </w:rPr>
+      </w:pPr>
+    </w:p>
+    <w:p>
+      <w:r>
+        <w:lastRenderedPageBreak/>
+        <w:t>x1 = 5</w:t>
+      </w:r>
+    </w:p>
+    <w:p>
+      <w:r>
+        <w:t>y1 = 5</w:t>
+      </w:r>
+    </w:p>
+    <w:p>
+      <w:r>
+        <w:t>x2 = 'Hello'</w:t>
+      </w:r>
+    </w:p>
+    <w:p>
+      <w:r>
+        <w:t>y2 = 'Hello'</w:t>
+      </w:r>
+    </w:p>
+    <w:p>
+      <w:r>
+        <w:t>x3 = [1, 2, 3]</w:t>
+      </w:r>
+    </w:p>
+    <w:p>
+      <w:r>
+        <w:t>y3 = [1, 2, 3]</w:t>
+      </w:r>
+    </w:p>
+    <w:p/>
+    <w:p>
+      <w:r>
+        <w:t xml:space="preserve">print(x1 is not y1)    # 5라는 리터널이 저장된 주소가 고유하므로 True </w:t>
+      </w:r>
+    </w:p>
+    <w:p>
+      <w:r>
+        <w:t>print(x2 is y2)        # 'Hello'라는 리터널이 저장된 주소가 고유하므로 True</w:t>
+      </w:r>
+    </w:p>
+    <w:p>
+      <w:r>
+        <w:t xml:space="preserve">print(x3 is y3)        # </w:t>
+      </w:r>
+      <w:proofErr w:type="spellStart"/>
+      <w:r>
+        <w:t>리터널</w:t>
+      </w:r>
+      <w:proofErr w:type="spellEnd"/>
+      <w:r>
+        <w:t xml:space="preserve"> 모음인데, </w:t>
+      </w:r>
+      <w:proofErr w:type="spellStart"/>
+      <w:r>
+        <w:t>리터널</w:t>
+      </w:r>
+      <w:proofErr w:type="spellEnd"/>
+      <w:r>
+        <w:t xml:space="preserve"> 모음은 리터널과는 다르게 같은 모음이라도 다른 주소를 가진다.</w:t>
+      </w:r>
+    </w:p>
+    <w:p>
+      <w:r>
+        <w:t>print(x3[1] is y3[1]</w:t>
+      </w:r>
+      <w:proofErr w:type="gramStart"/>
+      <w:r>
+        <w:t>)  #</w:t>
+      </w:r>
+      <w:proofErr w:type="gramEnd"/>
+      <w:r>
+        <w:t xml:space="preserve"> </w:t>
+      </w:r>
+      <w:proofErr w:type="spellStart"/>
+      <w:r>
+        <w:t>리터널</w:t>
+      </w:r>
+      <w:proofErr w:type="spellEnd"/>
+      <w:r>
+        <w:t xml:space="preserve"> 모음 안에서의 리터널은 값이 같으면 같은 주소를 가진다.</w:t>
+      </w:r>
+    </w:p>
+    <w:p>
+      <w:r>
+        <w:t xml:space="preserve">                       # </w:t>
+      </w:r>
+      <w:proofErr w:type="spellStart"/>
+      <w:r>
+        <w:t>리터널</w:t>
+      </w:r>
+      <w:proofErr w:type="spellEnd"/>
+      <w:r>
+        <w:t xml:space="preserve"> 모음 안의 </w:t>
+      </w:r>
+      <w:proofErr w:type="spellStart"/>
+      <w:r>
+        <w:t>리터널</w:t>
+      </w:r>
+      <w:proofErr w:type="spellEnd"/>
+      <w:r>
+        <w:t xml:space="preserve"> 모음은 당연히 다름.</w:t>
+      </w:r>
+    </w:p>
+    <w:p/>
+    <w:p/>
+    <w:p>
+      <w:r>
+        <w:rPr>
+          <w:rFonts w:hint="eastAsia"/>
+        </w:rPr>
+        <w:t>namespace: 변수의 적용 범위를 구분하여 사용</w:t>
+      </w:r>
+    </w:p>
+    <w:p>
+      <w:r>
+        <w:rPr>
+          <w:rFonts w:hint="eastAsia"/>
+        </w:rPr>
+        <w:t>if문</w:t>
+      </w:r>
+    </w:p>
+    <w:p>
+      <w:r>
+        <w:rPr>
+          <w:rFonts w:hint="eastAsia"/>
+        </w:rPr>
+        <w:t>for문</w:t>
+      </w:r>
+    </w:p>
+    <w:p>
+      <w:r>
+        <w:rPr>
+          <w:rFonts w:hint="eastAsia"/>
+        </w:rPr>
+        <w:t>in 뒤에 집합이 올 수도 있고, range를 넣어서 범위로 설정할 수도 있다.</w:t>
+      </w:r>
+      <w:r>
+        <w:br/>
+      </w:r>
+      <w:r>
+        <w:rPr>
+          <w:rFonts w:hint="eastAsia"/>
+        </w:rPr>
+        <w:t xml:space="preserve">(start, stop, </w:t>
+      </w:r>
+      <w:proofErr w:type="spellStart"/>
+      <w:r>
+        <w:rPr>
+          <w:rFonts w:hint="eastAsia"/>
+        </w:rPr>
+        <w:t>step_size</w:t>
+      </w:r>
+      <w:proofErr w:type="spellEnd"/>
+      <w:r>
+        <w:rPr>
+          <w:rFonts w:hint="eastAsia"/>
+        </w:rPr>
+        <w:t>)</w:t>
+      </w:r>
+    </w:p>
+    <w:p>
+      <w:r>
+        <w:rPr>
+          <w:rFonts w:hint="eastAsia"/>
+        </w:rPr>
+        <w:t>while문</w:t>
+      </w:r>
+    </w:p>
+    <w:p>
+      <w:r>
+        <w:rPr>
+          <w:rFonts w:hint="eastAsia"/>
+        </w:rPr>
+        <w:t>break문, continue 문</w:t>
+      </w:r>
+    </w:p>
+    <w:p>
+      <w:r>
+        <w:rPr>
+          <w:rFonts w:hint="eastAsia"/>
+        </w:rPr>
+        <w:t>pass문</w:t>
+      </w:r>
     </w:p>
     <w:p>
       <w:pPr>
@@ -1855,6 +2242,118 @@
     </w:lvl>
   </w:abstractNum>
   <w:abstractNum w:abstractNumId="2" w15:restartNumberingAfterBreak="0">
+    <w:nsid w:val="5FD82AF3"/>
+    <w:multiLevelType w:val="hybridMultilevel"/>
+    <w:tmpl w:val="A738C278"/>
+    <w:lvl w:ilvl="0" w:tplc="F1447B10">
+      <w:numFmt w:val="bullet"/>
+      <w:lvlText w:val=""/>
+      <w:lvlJc w:val="left"/>
+      <w:pPr>
+        <w:ind w:left="800" w:hanging="360"/>
+      </w:pPr>
+      <w:rPr>
+        <w:rFonts w:ascii="Wingdings" w:eastAsiaTheme="minorEastAsia" w:hAnsi="Wingdings" w:cstheme="minorBidi" w:hint="default"/>
+      </w:rPr>
+    </w:lvl>
+    <w:lvl w:ilvl="1" w:tplc="04090003" w:tentative="1">
+      <w:start w:val="1"/>
+      <w:numFmt w:val="bullet"/>
+      <w:lvlText w:val=""/>
+      <w:lvlJc w:val="left"/>
+      <w:pPr>
+        <w:ind w:left="1320" w:hanging="440"/>
+      </w:pPr>
+      <w:rPr>
+        <w:rFonts w:ascii="Wingdings" w:hAnsi="Wingdings" w:hint="default"/>
+      </w:rPr>
+    </w:lvl>
+    <w:lvl w:ilvl="2" w:tplc="04090005" w:tentative="1">
+      <w:start w:val="1"/>
+      <w:numFmt w:val="bullet"/>
+      <w:lvlText w:val=""/>
+      <w:lvlJc w:val="left"/>
+      <w:pPr>
+        <w:ind w:left="1760" w:hanging="440"/>
+      </w:pPr>
+      <w:rPr>
+        <w:rFonts w:ascii="Wingdings" w:hAnsi="Wingdings" w:hint="default"/>
+      </w:rPr>
+    </w:lvl>
+    <w:lvl w:ilvl="3" w:tplc="04090001" w:tentative="1">
+      <w:start w:val="1"/>
+      <w:numFmt w:val="bullet"/>
+      <w:lvlText w:val=""/>
+      <w:lvlJc w:val="left"/>
+      <w:pPr>
+        <w:ind w:left="2200" w:hanging="440"/>
+      </w:pPr>
+      <w:rPr>
+        <w:rFonts w:ascii="Wingdings" w:hAnsi="Wingdings" w:hint="default"/>
+      </w:rPr>
+    </w:lvl>
+    <w:lvl w:ilvl="4" w:tplc="04090003" w:tentative="1">
+      <w:start w:val="1"/>
+      <w:numFmt w:val="bullet"/>
+      <w:lvlText w:val=""/>
+      <w:lvlJc w:val="left"/>
+      <w:pPr>
+        <w:ind w:left="2640" w:hanging="440"/>
+      </w:pPr>
+      <w:rPr>
+        <w:rFonts w:ascii="Wingdings" w:hAnsi="Wingdings" w:hint="default"/>
+      </w:rPr>
+    </w:lvl>
+    <w:lvl w:ilvl="5" w:tplc="04090005" w:tentative="1">
+      <w:start w:val="1"/>
+      <w:numFmt w:val="bullet"/>
+      <w:lvlText w:val=""/>
+      <w:lvlJc w:val="left"/>
+      <w:pPr>
+        <w:ind w:left="3080" w:hanging="440"/>
+      </w:pPr>
+      <w:rPr>
+        <w:rFonts w:ascii="Wingdings" w:hAnsi="Wingdings" w:hint="default"/>
+      </w:rPr>
+    </w:lvl>
+    <w:lvl w:ilvl="6" w:tplc="04090001" w:tentative="1">
+      <w:start w:val="1"/>
+      <w:numFmt w:val="bullet"/>
+      <w:lvlText w:val=""/>
+      <w:lvlJc w:val="left"/>
+      <w:pPr>
+        <w:ind w:left="3520" w:hanging="440"/>
+      </w:pPr>
+      <w:rPr>
+        <w:rFonts w:ascii="Wingdings" w:hAnsi="Wingdings" w:hint="default"/>
+      </w:rPr>
+    </w:lvl>
+    <w:lvl w:ilvl="7" w:tplc="04090003" w:tentative="1">
+      <w:start w:val="1"/>
+      <w:numFmt w:val="bullet"/>
+      <w:lvlText w:val=""/>
+      <w:lvlJc w:val="left"/>
+      <w:pPr>
+        <w:ind w:left="3960" w:hanging="440"/>
+      </w:pPr>
+      <w:rPr>
+        <w:rFonts w:ascii="Wingdings" w:hAnsi="Wingdings" w:hint="default"/>
+      </w:rPr>
+    </w:lvl>
+    <w:lvl w:ilvl="8" w:tplc="04090005" w:tentative="1">
+      <w:start w:val="1"/>
+      <w:numFmt w:val="bullet"/>
+      <w:lvlText w:val=""/>
+      <w:lvlJc w:val="left"/>
+      <w:pPr>
+        <w:ind w:left="4400" w:hanging="440"/>
+      </w:pPr>
+      <w:rPr>
+        <w:rFonts w:ascii="Wingdings" w:hAnsi="Wingdings" w:hint="default"/>
+      </w:rPr>
+    </w:lvl>
+  </w:abstractNum>
+  <w:abstractNum w:abstractNumId="3" w15:restartNumberingAfterBreak="0">
     <w:nsid w:val="6C4C7BA8"/>
     <w:multiLevelType w:val="hybridMultilevel"/>
     <w:tmpl w:val="5E5E9FD0"/>
@@ -1950,6 +2449,9 @@
     <w:abstractNumId w:val="0"/>
   </w:num>
   <w:num w:numId="3" w16cid:durableId="1316838206">
+    <w:abstractNumId w:val="3"/>
+  </w:num>
+  <w:num w:numId="4" w16cid:durableId="1574772593">
     <w:abstractNumId w:val="2"/>
   </w:num>
 </w:numbering>
@@ -2562,7 +3064,6 @@
   <w:style w:type="character" w:default="1" w:styleId="a0">
     <w:name w:val="Default Paragraph Font"/>
     <w:uiPriority w:val="1"/>
-    <w:semiHidden/>
     <w:unhideWhenUsed/>
   </w:style>
   <w:style w:type="table" w:default="1" w:styleId="a1">
@@ -3234,25 +3735,16 @@
 </file>
 
 <file path=customXml/item1.xml><?xml version="1.0" encoding="utf-8"?>
-<b:Sources xmlns:b="http://schemas.openxmlformats.org/officeDocument/2006/bibliography" xmlns="http://schemas.openxmlformats.org/officeDocument/2006/bibliography" SelectedStyle="\APASixthEditionOfficeOnline.xsl" StyleName="APA" Version="6"/>
-</file>
-
-<file path=customXml/item2.xml><?xml version="1.0" encoding="utf-8"?>
 <p:properties xmlns:p="http://schemas.microsoft.com/office/2006/metadata/properties" xmlns:xsi="http://www.w3.org/2001/XMLSchema-instance" xmlns:pc="http://schemas.microsoft.com/office/infopath/2007/PartnerControls">
   <documentManagement/>
 </p:properties>
 </file>
 
-<file path=customXml/item3.xml><?xml version="1.0" encoding="utf-8"?>
-<?mso-contentType ?>
-<FormTemplates xmlns="http://schemas.microsoft.com/sharepoint/v3/contenttype/forms">
-  <Display>DocumentLibraryForm</Display>
-  <Edit>DocumentLibraryForm</Edit>
-  <New>DocumentLibraryForm</New>
-</FormTemplates>
+<file path=customXml/item2.xml><?xml version="1.0" encoding="utf-8"?>
+<b:Sources xmlns:b="http://schemas.openxmlformats.org/officeDocument/2006/bibliography" xmlns="http://schemas.openxmlformats.org/officeDocument/2006/bibliography" SelectedStyle="\APASixthEditionOfficeOnline.xsl" StyleName="APA" Version="6"/>
 </file>
 
-<file path=customXml/item4.xml><?xml version="1.0" encoding="utf-8"?>
+<file path=customXml/item3.xml><?xml version="1.0" encoding="utf-8"?>
 <ct:contentTypeSchema xmlns:ct="http://schemas.microsoft.com/office/2006/metadata/contentType" xmlns:ma="http://schemas.microsoft.com/office/2006/metadata/properties/metaAttributes" ct:_="" ma:_="" ma:contentTypeName="문서" ma:contentTypeID="0x010100C84A4CA79447DC48A163C3EAF6A971E9" ma:contentTypeVersion="1" ma:contentTypeDescription="새 문서를 만듭니다." ma:contentTypeScope="" ma:versionID="19bf3e4bd1be52d62671f0a788c0be6a">
   <xsd:schema xmlns:xsd="http://www.w3.org/2001/XMLSchema" xmlns:xs="http://www.w3.org/2001/XMLSchema" xmlns:p="http://schemas.microsoft.com/office/2006/metadata/properties" xmlns:ns3="46fc5eef-d98d-4013-b026-5ef5f085a1b7" targetNamespace="http://schemas.microsoft.com/office/2006/metadata/properties" ma:root="true" ma:fieldsID="e1bb9d3809880084c6870c9ab3c82e8f" ns3:_="">
     <xsd:import namespace="46fc5eef-d98d-4013-b026-5ef5f085a1b7"/>
@@ -3378,15 +3870,16 @@
 </ct:contentTypeSchema>
 </file>
 
-<file path=customXml/itemProps1.xml><?xml version="1.0" encoding="utf-8"?>
-<ds:datastoreItem xmlns:ds="http://schemas.openxmlformats.org/officeDocument/2006/customXml" ds:itemID="{D74FAFF3-539F-4CAA-B321-5989A98FC9DB}">
-  <ds:schemaRefs>
-    <ds:schemaRef ds:uri="http://schemas.openxmlformats.org/officeDocument/2006/bibliography"/>
-  </ds:schemaRefs>
-</ds:datastoreItem>
+<file path=customXml/item4.xml><?xml version="1.0" encoding="utf-8"?>
+<?mso-contentType ?>
+<FormTemplates xmlns="http://schemas.microsoft.com/sharepoint/v3/contenttype/forms">
+  <Display>DocumentLibraryForm</Display>
+  <Edit>DocumentLibraryForm</Edit>
+  <New>DocumentLibraryForm</New>
+</FormTemplates>
 </file>
 
-<file path=customXml/itemProps2.xml><?xml version="1.0" encoding="utf-8"?>
+<file path=customXml/itemProps1.xml><?xml version="1.0" encoding="utf-8"?>
 <ds:datastoreItem xmlns:ds="http://schemas.openxmlformats.org/officeDocument/2006/customXml" ds:itemID="{434CC856-6A68-4D59-882A-817435A07409}">
   <ds:schemaRefs>
     <ds:schemaRef ds:uri="http://schemas.microsoft.com/office/2006/metadata/properties"/>
@@ -3395,15 +3888,15 @@
 </ds:datastoreItem>
 </file>
 
-<file path=customXml/itemProps3.xml><?xml version="1.0" encoding="utf-8"?>
-<ds:datastoreItem xmlns:ds="http://schemas.openxmlformats.org/officeDocument/2006/customXml" ds:itemID="{A586A492-E957-439B-8D62-DAB15C7B8665}">
+<file path=customXml/itemProps2.xml><?xml version="1.0" encoding="utf-8"?>
+<ds:datastoreItem xmlns:ds="http://schemas.openxmlformats.org/officeDocument/2006/customXml" ds:itemID="{D74FAFF3-539F-4CAA-B321-5989A98FC9DB}">
   <ds:schemaRefs>
-    <ds:schemaRef ds:uri="http://schemas.microsoft.com/sharepoint/v3/contenttype/forms"/>
+    <ds:schemaRef ds:uri="http://schemas.openxmlformats.org/officeDocument/2006/bibliography"/>
   </ds:schemaRefs>
 </ds:datastoreItem>
 </file>
 
-<file path=customXml/itemProps4.xml><?xml version="1.0" encoding="utf-8"?>
+<file path=customXml/itemProps3.xml><?xml version="1.0" encoding="utf-8"?>
 <ds:datastoreItem xmlns:ds="http://schemas.openxmlformats.org/officeDocument/2006/customXml" ds:itemID="{6E0DBD7F-013E-4A42-9228-7D18F4F71CFC}">
   <ds:schemaRefs>
     <ds:schemaRef ds:uri="http://schemas.microsoft.com/office/2006/metadata/contentType"/>
@@ -3419,4 +3912,12 @@
     <ds:schemaRef ds:uri="http://schemas.microsoft.com/internal/obd"/>
   </ds:schemaRefs>
 </ds:datastoreItem>
+</file>
+
+<file path=customXml/itemProps4.xml><?xml version="1.0" encoding="utf-8"?>
+<ds:datastoreItem xmlns:ds="http://schemas.openxmlformats.org/officeDocument/2006/customXml" ds:itemID="{A586A492-E957-439B-8D62-DAB15C7B8665}">
+  <ds:schemaRefs>
+    <ds:schemaRef ds:uri="http://schemas.microsoft.com/sharepoint/v3/contenttype/forms"/>
+  </ds:schemaRefs>
+</ds:datastoreItem>
 </file>
--- a/폴리텍 정리.docx
+++ b/폴리텍 정리.docx
@@ -1369,9 +1369,6 @@
           <w:ilvl w:val="0"/>
           <w:numId w:val="4"/>
         </w:numPr>
-        <w:rPr>
-          <w:rFonts w:hint="eastAsia"/>
-        </w:rPr>
       </w:pPr>
       <w:r>
         <w:rPr>
@@ -1646,11 +1643,6 @@
       </w:r>
     </w:p>
     <w:p>
-      <w:pPr>
-        <w:rPr>
-          <w:rFonts w:hint="eastAsia"/>
-        </w:rPr>
-      </w:pPr>
       <w:r>
         <w:rPr>
           <w:rFonts w:hint="eastAsia"/>
@@ -1685,9 +1677,6 @@
           <w:ilvl w:val="0"/>
           <w:numId w:val="1"/>
         </w:numPr>
-        <w:rPr>
-          <w:rFonts w:hint="eastAsia"/>
-        </w:rPr>
       </w:pPr>
       <w:proofErr w:type="gramStart"/>
       <w:r>
@@ -1755,13 +1744,7 @@
     <w:p/>
     <w:p/>
     <w:p/>
-    <w:p>
-      <w:pPr>
-        <w:rPr>
-          <w:rFonts w:hint="eastAsia"/>
-        </w:rPr>
-      </w:pPr>
-    </w:p>
+    <w:p/>
     <w:p>
       <w:r>
         <w:lastRenderedPageBreak/>
@@ -1898,6 +1881,59 @@
         <w:rPr>
           <w:rFonts w:hint="eastAsia"/>
         </w:rPr>
+        <w:t xml:space="preserve">+보너스: </w:t>
+      </w:r>
+      <w:r>
+        <w:rPr>
+          <w:rFonts w:hint="eastAsia"/>
+        </w:rPr>
+        <w:t>for문에서 출력문을 활용할 때, 보통은 여러 줄에 걸쳐서 출력된다.</w:t>
+      </w:r>
+    </w:p>
+    <w:p>
+      <w:r>
+        <w:rPr>
+          <w:rFonts w:hint="eastAsia"/>
+        </w:rPr>
+        <w:t xml:space="preserve">한 줄로 출력하고 싶으면 </w:t>
+      </w:r>
+      <w:r>
+        <w:rPr>
+          <w:rFonts w:hint="eastAsia"/>
+        </w:rPr>
+        <w:t>출력문에서 end=</w:t>
+      </w:r>
+      <w:r>
+        <w:t>”</w:t>
+      </w:r>
+      <w:r>
+        <w:rPr>
+          <w:rFonts w:hint="eastAsia"/>
+        </w:rPr>
+        <w:t xml:space="preserve"> </w:t>
+      </w:r>
+      <w:r>
+        <w:t>“</w:t>
+      </w:r>
+      <w:r>
+        <w:rPr>
+          <w:rFonts w:hint="eastAsia"/>
+        </w:rPr>
+        <w:t>를 인자로 넣으면 한 줄로 출력된다.</w:t>
+      </w:r>
+    </w:p>
+    <w:p>
+      <w:pPr>
+        <w:rPr>
+          <w:rFonts w:hint="eastAsia"/>
+        </w:rPr>
+      </w:pPr>
+    </w:p>
+    <w:p>
+      <w:r>
+        <w:rPr>
+          <w:rFonts w:hint="eastAsia"/>
+        </w:rPr>
         <w:t>in 뒤에 집합이 올 수도 있고, range를 넣어서 범위로 설정할 수도 있다.</w:t>
       </w:r>
       <w:r>
@@ -1948,6 +1984,254 @@
         <w:t>pass문</w:t>
       </w:r>
     </w:p>
+    <w:p>
+      <w:r>
+        <w:rPr>
+          <w:rFonts w:hint="eastAsia"/>
+        </w:rPr>
+        <w:lastRenderedPageBreak/>
+        <w:t>함 수</w:t>
+      </w:r>
+    </w:p>
+    <w:p>
+      <w:pPr>
+        <w:pStyle w:val="a6"/>
+        <w:numPr>
+          <w:ilvl w:val="0"/>
+          <w:numId w:val="1"/>
+        </w:numPr>
+      </w:pPr>
+      <w:r>
+        <w:rPr>
+          <w:rFonts w:hint="eastAsia"/>
+        </w:rPr>
+        <w:t xml:space="preserve">세분화 가능, </w:t>
+      </w:r>
+      <w:r>
+        <w:rPr>
+          <w:rFonts w:hint="eastAsia"/>
+        </w:rPr>
+        <w:t xml:space="preserve">반복된 코드 간소화, </w:t>
+      </w:r>
+      <w:r>
+        <w:rPr>
+          <w:rFonts w:hint="eastAsia"/>
+        </w:rPr>
+        <w:t>조건에 맞춘 다양한 결과 도출 가능</w:t>
+      </w:r>
+    </w:p>
+    <w:p>
+      <w:r>
+        <w:rPr>
+          <w:rFonts w:hint="eastAsia"/>
+        </w:rPr>
+        <w:t>Arbitrary arguments</w:t>
+      </w:r>
+    </w:p>
+    <w:p>
+      <w:r>
+        <w:rPr>
+          <w:rFonts w:hint="eastAsia"/>
+        </w:rPr>
+        <w:t>재 귀</w:t>
+      </w:r>
+      <w:r>
+        <w:rPr>
+          <w:rFonts w:hint="eastAsia"/>
+        </w:rPr>
+        <w:t xml:space="preserve">: 함수가 </w:t>
+      </w:r>
+      <w:r>
+        <w:rPr>
+          <w:rFonts w:hint="eastAsia"/>
+        </w:rPr>
+        <w:t>자기 자신을 호출하는 것</w:t>
+      </w:r>
+    </w:p>
+    <w:p>
+      <w:proofErr w:type="gramStart"/>
+      <w:r>
+        <w:rPr>
+          <w:rFonts w:hint="eastAsia"/>
+        </w:rPr>
+        <w:t>Anonymous /</w:t>
+      </w:r>
+      <w:proofErr w:type="gramEnd"/>
+      <w:r>
+        <w:rPr>
+          <w:rFonts w:hint="eastAsia"/>
+        </w:rPr>
+        <w:t xml:space="preserve"> Lambda 함수</w:t>
+      </w:r>
+    </w:p>
+    <w:p>
+      <w:pPr>
+        <w:rPr>
+          <w:rFonts w:hint="eastAsia"/>
+        </w:rPr>
+      </w:pPr>
+      <w:r>
+        <w:rPr>
+          <w:rFonts w:hint="eastAsia"/>
+        </w:rPr>
+        <w:t>이름 없이 정의된 함수</w:t>
+      </w:r>
+    </w:p>
+    <w:p>
+      <w:r>
+        <w:rPr>
+          <w:rFonts w:hint="eastAsia"/>
+        </w:rPr>
+        <w:t>대표적으로 연관되어 쓰이는 함수</w:t>
+      </w:r>
+    </w:p>
+    <w:p>
+      <w:r>
+        <w:rPr>
+          <w:rFonts w:hint="eastAsia"/>
+        </w:rPr>
+        <w:t>filter, map</w:t>
+      </w:r>
+    </w:p>
+    <w:p>
+      <w:r>
+        <w:rPr>
+          <w:rFonts w:hint="eastAsia"/>
+        </w:rPr>
+        <w:t xml:space="preserve">filter는 </w:t>
+      </w:r>
+      <w:r>
+        <w:rPr>
+          <w:rFonts w:hint="eastAsia"/>
+        </w:rPr>
+        <w:t xml:space="preserve">조건문에 따른 </w:t>
+      </w:r>
+      <w:proofErr w:type="spellStart"/>
+      <w:r>
+        <w:rPr>
+          <w:rFonts w:hint="eastAsia"/>
+        </w:rPr>
+        <w:t>만족값을</w:t>
+      </w:r>
+      <w:proofErr w:type="spellEnd"/>
+      <w:r>
+        <w:rPr>
+          <w:rFonts w:hint="eastAsia"/>
+        </w:rPr>
+        <w:t xml:space="preserve"> 뽑아낼 때 사용</w:t>
+      </w:r>
+    </w:p>
+    <w:p>
+      <w:r>
+        <w:rPr>
+          <w:rFonts w:hint="eastAsia"/>
+        </w:rPr>
+        <w:t xml:space="preserve">map은 모든 </w:t>
+      </w:r>
+      <w:proofErr w:type="spellStart"/>
+      <w:r>
+        <w:rPr>
+          <w:rFonts w:hint="eastAsia"/>
+        </w:rPr>
+        <w:t>인자값에</w:t>
+      </w:r>
+      <w:proofErr w:type="spellEnd"/>
+      <w:r>
+        <w:rPr>
+          <w:rFonts w:hint="eastAsia"/>
+        </w:rPr>
+        <w:t xml:space="preserve"> 동일한 조건을 붙이고 싶을 때 사용</w:t>
+      </w:r>
+    </w:p>
+    <w:p/>
+    <w:p>
+      <w:r>
+        <w:rPr>
+          <w:rFonts w:hint="eastAsia"/>
+        </w:rPr>
+        <w:t>nonlocal: 로컬 범위가 정의되지 않은 nested 함수에서 사용??</w:t>
+      </w:r>
+    </w:p>
+    <w:p>
+      <w:pPr>
+        <w:pStyle w:val="a6"/>
+        <w:numPr>
+          <w:ilvl w:val="0"/>
+          <w:numId w:val="1"/>
+        </w:numPr>
+      </w:pPr>
+      <w:r>
+        <w:rPr>
+          <w:rFonts w:hint="eastAsia"/>
+        </w:rPr>
+        <w:t>nested 함수는 함수 안의 함수?</w:t>
+      </w:r>
+    </w:p>
+    <w:p>
+      <w:r>
+        <w:rPr>
+          <w:rFonts w:hint="eastAsia"/>
+        </w:rPr>
+        <w:t xml:space="preserve">전역변수가 아니라 </w:t>
+      </w:r>
+      <w:r>
+        <w:rPr>
+          <w:rFonts w:hint="eastAsia"/>
+        </w:rPr>
+        <w:t>지역변수를 쓰고 싶을 때라 이해하면 되나?</w:t>
+      </w:r>
+    </w:p>
+    <w:p>
+      <w:r>
+        <w:rPr>
+          <w:rFonts w:hint="eastAsia"/>
+        </w:rPr>
+        <w:t xml:space="preserve">어차피 </w:t>
+      </w:r>
+      <w:proofErr w:type="spellStart"/>
+      <w:r>
+        <w:rPr>
+          <w:rFonts w:hint="eastAsia"/>
+        </w:rPr>
+        <w:t>인자값으로</w:t>
+      </w:r>
+      <w:proofErr w:type="spellEnd"/>
+      <w:r>
+        <w:rPr>
+          <w:rFonts w:hint="eastAsia"/>
+        </w:rPr>
+        <w:t xml:space="preserve"> 값을 전달해주면 </w:t>
+      </w:r>
+      <w:proofErr w:type="spellStart"/>
+      <w:r>
+        <w:rPr>
+          <w:rFonts w:hint="eastAsia"/>
+        </w:rPr>
+        <w:t>되서</w:t>
+      </w:r>
+      <w:proofErr w:type="spellEnd"/>
+      <w:r>
+        <w:rPr>
+          <w:rFonts w:hint="eastAsia"/>
+        </w:rPr>
+        <w:t xml:space="preserve"> </w:t>
+      </w:r>
+      <w:proofErr w:type="spellStart"/>
+      <w:r>
+        <w:rPr>
+          <w:rFonts w:hint="eastAsia"/>
+        </w:rPr>
+        <w:t>의미없음</w:t>
+      </w:r>
+      <w:proofErr w:type="spellEnd"/>
+      <w:r>
+        <w:rPr>
+          <w:rFonts w:hint="eastAsia"/>
+        </w:rPr>
+        <w:t>.</w:t>
+      </w:r>
+    </w:p>
+    <w:p/>
     <w:p>
       <w:pPr>
         <w:rPr>
@@ -3064,6 +3348,7 @@
   <w:style w:type="character" w:default="1" w:styleId="a0">
     <w:name w:val="Default Paragraph Font"/>
     <w:uiPriority w:val="1"/>
+    <w:semiHidden/>
     <w:unhideWhenUsed/>
   </w:style>
   <w:style w:type="table" w:default="1" w:styleId="a1">
@@ -3735,16 +4020,6 @@
 </file>
 
 <file path=customXml/item1.xml><?xml version="1.0" encoding="utf-8"?>
-<p:properties xmlns:p="http://schemas.microsoft.com/office/2006/metadata/properties" xmlns:xsi="http://www.w3.org/2001/XMLSchema-instance" xmlns:pc="http://schemas.microsoft.com/office/infopath/2007/PartnerControls">
-  <documentManagement/>
-</p:properties>
-</file>
-
-<file path=customXml/item2.xml><?xml version="1.0" encoding="utf-8"?>
-<b:Sources xmlns:b="http://schemas.openxmlformats.org/officeDocument/2006/bibliography" xmlns="http://schemas.openxmlformats.org/officeDocument/2006/bibliography" SelectedStyle="\APASixthEditionOfficeOnline.xsl" StyleName="APA" Version="6"/>
-</file>
-
-<file path=customXml/item3.xml><?xml version="1.0" encoding="utf-8"?>
 <ct:contentTypeSchema xmlns:ct="http://schemas.microsoft.com/office/2006/metadata/contentType" xmlns:ma="http://schemas.microsoft.com/office/2006/metadata/properties/metaAttributes" ct:_="" ma:_="" ma:contentTypeName="문서" ma:contentTypeID="0x010100C84A4CA79447DC48A163C3EAF6A971E9" ma:contentTypeVersion="1" ma:contentTypeDescription="새 문서를 만듭니다." ma:contentTypeScope="" ma:versionID="19bf3e4bd1be52d62671f0a788c0be6a">
   <xsd:schema xmlns:xsd="http://www.w3.org/2001/XMLSchema" xmlns:xs="http://www.w3.org/2001/XMLSchema" xmlns:p="http://schemas.microsoft.com/office/2006/metadata/properties" xmlns:ns3="46fc5eef-d98d-4013-b026-5ef5f085a1b7" targetNamespace="http://schemas.microsoft.com/office/2006/metadata/properties" ma:root="true" ma:fieldsID="e1bb9d3809880084c6870c9ab3c82e8f" ns3:_="">
     <xsd:import namespace="46fc5eef-d98d-4013-b026-5ef5f085a1b7"/>
@@ -3870,6 +4145,16 @@
 </ct:contentTypeSchema>
 </file>
 
+<file path=customXml/item2.xml><?xml version="1.0" encoding="utf-8"?>
+<b:Sources xmlns:b="http://schemas.openxmlformats.org/officeDocument/2006/bibliography" xmlns="http://schemas.openxmlformats.org/officeDocument/2006/bibliography" SelectedStyle="\APASixthEditionOfficeOnline.xsl" StyleName="APA" Version="6"/>
+</file>
+
+<file path=customXml/item3.xml><?xml version="1.0" encoding="utf-8"?>
+<p:properties xmlns:p="http://schemas.microsoft.com/office/2006/metadata/properties" xmlns:xsi="http://www.w3.org/2001/XMLSchema-instance" xmlns:pc="http://schemas.microsoft.com/office/infopath/2007/PartnerControls">
+  <documentManagement/>
+</p:properties>
+</file>
+
 <file path=customXml/item4.xml><?xml version="1.0" encoding="utf-8"?>
 <?mso-contentType ?>
 <FormTemplates xmlns="http://schemas.microsoft.com/sharepoint/v3/contenttype/forms">
@@ -3880,23 +4165,6 @@
 </file>
 
 <file path=customXml/itemProps1.xml><?xml version="1.0" encoding="utf-8"?>
-<ds:datastoreItem xmlns:ds="http://schemas.openxmlformats.org/officeDocument/2006/customXml" ds:itemID="{434CC856-6A68-4D59-882A-817435A07409}">
-  <ds:schemaRefs>
-    <ds:schemaRef ds:uri="http://schemas.microsoft.com/office/2006/metadata/properties"/>
-    <ds:schemaRef ds:uri="http://schemas.microsoft.com/office/infopath/2007/PartnerControls"/>
-  </ds:schemaRefs>
-</ds:datastoreItem>
-</file>
-
-<file path=customXml/itemProps2.xml><?xml version="1.0" encoding="utf-8"?>
-<ds:datastoreItem xmlns:ds="http://schemas.openxmlformats.org/officeDocument/2006/customXml" ds:itemID="{D74FAFF3-539F-4CAA-B321-5989A98FC9DB}">
-  <ds:schemaRefs>
-    <ds:schemaRef ds:uri="http://schemas.openxmlformats.org/officeDocument/2006/bibliography"/>
-  </ds:schemaRefs>
-</ds:datastoreItem>
-</file>
-
-<file path=customXml/itemProps3.xml><?xml version="1.0" encoding="utf-8"?>
 <ds:datastoreItem xmlns:ds="http://schemas.openxmlformats.org/officeDocument/2006/customXml" ds:itemID="{6E0DBD7F-013E-4A42-9228-7D18F4F71CFC}">
   <ds:schemaRefs>
     <ds:schemaRef ds:uri="http://schemas.microsoft.com/office/2006/metadata/contentType"/>
@@ -3914,6 +4182,23 @@
 </ds:datastoreItem>
 </file>
 
+<file path=customXml/itemProps2.xml><?xml version="1.0" encoding="utf-8"?>
+<ds:datastoreItem xmlns:ds="http://schemas.openxmlformats.org/officeDocument/2006/customXml" ds:itemID="{D74FAFF3-539F-4CAA-B321-5989A98FC9DB}">
+  <ds:schemaRefs>
+    <ds:schemaRef ds:uri="http://schemas.openxmlformats.org/officeDocument/2006/bibliography"/>
+  </ds:schemaRefs>
+</ds:datastoreItem>
+</file>
+
+<file path=customXml/itemProps3.xml><?xml version="1.0" encoding="utf-8"?>
+<ds:datastoreItem xmlns:ds="http://schemas.openxmlformats.org/officeDocument/2006/customXml" ds:itemID="{434CC856-6A68-4D59-882A-817435A07409}">
+  <ds:schemaRefs>
+    <ds:schemaRef ds:uri="http://schemas.microsoft.com/office/2006/metadata/properties"/>
+    <ds:schemaRef ds:uri="http://schemas.microsoft.com/office/infopath/2007/PartnerControls"/>
+  </ds:schemaRefs>
+</ds:datastoreItem>
+</file>
+
 <file path=customXml/itemProps4.xml><?xml version="1.0" encoding="utf-8"?>
 <ds:datastoreItem xmlns:ds="http://schemas.openxmlformats.org/officeDocument/2006/customXml" ds:itemID="{A586A492-E957-439B-8D62-DAB15C7B8665}">
   <ds:schemaRefs>

--- a/폴리텍 정리.docx
+++ b/폴리텍 정리.docx
@@ -534,71 +534,29 @@
         <w:rPr>
           <w:rFonts w:hint="eastAsia"/>
         </w:rPr>
-        <w:t xml:space="preserve">주 기억장치 </w:t>
-      </w:r>
-      <w:proofErr w:type="gramStart"/>
-      <w:r>
-        <w:rPr>
-          <w:rFonts w:hint="eastAsia"/>
-        </w:rPr>
-        <w:t>( HDD</w:t>
-      </w:r>
-      <w:proofErr w:type="gramEnd"/>
-      <w:r>
-        <w:rPr>
-          <w:rFonts w:hint="eastAsia"/>
-        </w:rPr>
-        <w:t>, SDD)</w:t>
-      </w:r>
-    </w:p>
-    <w:p>
-      <w:r>
-        <w:rPr>
-          <w:rFonts w:hint="eastAsia"/>
-        </w:rPr>
-        <w:t xml:space="preserve">보조기억장치 </w:t>
-      </w:r>
-      <w:proofErr w:type="gramStart"/>
-      <w:r>
-        <w:rPr>
-          <w:rFonts w:hint="eastAsia"/>
-        </w:rPr>
-        <w:t>( RAM</w:t>
-      </w:r>
-      <w:proofErr w:type="gramEnd"/>
-      <w:r>
-        <w:rPr>
-          <w:rFonts w:hint="eastAsia"/>
-        </w:rPr>
-        <w:t>)</w:t>
-      </w:r>
-    </w:p>
-    <w:p>
-      <w:r>
-        <w:rPr>
-          <w:rFonts w:hint="eastAsia"/>
-        </w:rPr>
-        <w:t xml:space="preserve">고속연산장치 </w:t>
-      </w:r>
-      <w:proofErr w:type="gramStart"/>
-      <w:r>
-        <w:rPr>
-          <w:rFonts w:hint="eastAsia"/>
-        </w:rPr>
-        <w:t>( G</w:t>
-      </w:r>
-      <w:r>
-        <w:rPr>
-          <w:rFonts w:hint="eastAsia"/>
-        </w:rPr>
-        <w:t>PU</w:t>
-      </w:r>
-      <w:proofErr w:type="gramEnd"/>
-      <w:r>
-        <w:rPr>
-          <w:rFonts w:hint="eastAsia"/>
-        </w:rPr>
-        <w:t>, TPU)</w:t>
+        <w:t>주 기억장치 ( HDD, SDD)</w:t>
+      </w:r>
+    </w:p>
+    <w:p>
+      <w:r>
+        <w:rPr>
+          <w:rFonts w:hint="eastAsia"/>
+        </w:rPr>
+        <w:t>보조기억장치 ( RAM)</w:t>
+      </w:r>
+    </w:p>
+    <w:p>
+      <w:r>
+        <w:rPr>
+          <w:rFonts w:hint="eastAsia"/>
+        </w:rPr>
+        <w:t>고속연산장치 ( G</w:t>
+      </w:r>
+      <w:r>
+        <w:rPr>
+          <w:rFonts w:hint="eastAsia"/>
+        </w:rPr>
+        <w:t>PU, TPU)</w:t>
       </w:r>
     </w:p>
     <w:p/>
@@ -784,19 +742,11 @@
       </w:r>
     </w:p>
     <w:p>
-      <w:proofErr w:type="gramStart"/>
-      <w:r>
-        <w:rPr>
-          <w:rFonts w:hint="eastAsia"/>
-        </w:rPr>
-        <w:t>( )</w:t>
-      </w:r>
-      <w:proofErr w:type="gramEnd"/>
-      <w:r>
-        <w:rPr>
-          <w:rFonts w:hint="eastAsia"/>
-        </w:rPr>
-        <w:t xml:space="preserve">, [ ], { </w:t>
+      <w:r>
+        <w:rPr>
+          <w:rFonts w:hint="eastAsia"/>
+        </w:rPr>
+        <w:t xml:space="preserve">( ), [ ], { </w:t>
       </w:r>
       <w:r>
         <w:t>}</w:t>
@@ -933,19 +883,11 @@
         <w:t>(</w:t>
       </w:r>
       <w:proofErr w:type="spellStart"/>
-      <w:proofErr w:type="gramStart"/>
-      <w:r>
-        <w:rPr>
-          <w:rFonts w:hint="eastAsia"/>
-        </w:rPr>
-        <w:t>print._</w:t>
-      </w:r>
-      <w:proofErr w:type="gramEnd"/>
-      <w:r>
-        <w:rPr>
-          <w:rFonts w:hint="eastAsia"/>
-        </w:rPr>
-        <w:t>_doc</w:t>
+      <w:r>
+        <w:rPr>
+          <w:rFonts w:hint="eastAsia"/>
+        </w:rPr>
+        <w:t>print.__doc</w:t>
       </w:r>
       <w:proofErr w:type="spellEnd"/>
       <w:r>
@@ -1126,7 +1068,6 @@
           <w:bCs/>
         </w:rPr>
       </w:pPr>
-      <w:proofErr w:type="gramStart"/>
       <w:r>
         <w:rPr>
           <w:b/>
@@ -1148,31 +1089,22 @@
           <w:b/>
           <w:bCs/>
         </w:rPr>
-        <w:t>(</w:t>
-      </w:r>
-      <w:proofErr w:type="gramEnd"/>
-      <w:r>
-        <w:rPr>
-          <w:rFonts w:hint="eastAsia"/>
+        <w:t>(1+2j, complex)</w:t>
+      </w:r>
+    </w:p>
+    <w:p>
+      <w:pPr>
+        <w:rPr>
           <w:b/>
           <w:bCs/>
         </w:rPr>
-        <w:t>1+2j, complex)</w:t>
-      </w:r>
-    </w:p>
-    <w:p>
-      <w:pPr>
-        <w:rPr>
+      </w:pPr>
+      <w:r>
+        <w:rPr>
+          <w:rFonts w:hint="eastAsia"/>
           <w:b/>
           <w:bCs/>
         </w:rPr>
-      </w:pPr>
-      <w:r>
-        <w:rPr>
-          <w:rFonts w:hint="eastAsia"/>
-          <w:b/>
-          <w:bCs/>
-        </w:rPr>
         <w:t>1+2j가 complex 클래스야?</w:t>
       </w:r>
     </w:p>
@@ -1188,16 +1120,8 @@
         <w:rPr>
           <w:rFonts w:hint="eastAsia"/>
         </w:rPr>
-        <w:t xml:space="preserve">아이템의 순서가 지정된 목록 </w:t>
-      </w:r>
-      <w:proofErr w:type="gramStart"/>
-      <w:r>
-        <w:rPr>
-          <w:rFonts w:hint="eastAsia"/>
-        </w:rPr>
-        <w:t>[ ]</w:t>
-      </w:r>
-      <w:proofErr w:type="gramEnd"/>
+        <w:t>아이템의 순서가 지정된 목록 [ ]</w:t>
+      </w:r>
     </w:p>
     <w:p>
       <w:proofErr w:type="spellStart"/>
@@ -1243,25 +1167,10 @@
         <w:rPr>
           <w:rFonts w:hint="eastAsia"/>
         </w:rPr>
-        <w:t xml:space="preserve"> 연산자 </w:t>
-      </w:r>
-      <w:proofErr w:type="gramStart"/>
-      <w:r>
-        <w:rPr>
-          <w:rFonts w:hint="eastAsia"/>
-        </w:rPr>
-        <w:t>[ ]</w:t>
-      </w:r>
-      <w:proofErr w:type="gramEnd"/>
-      <w:r>
-        <w:rPr>
-          <w:rFonts w:hint="eastAsia"/>
-        </w:rPr>
-        <w:t xml:space="preserve"> 를 사용하여 접근 가능</w:t>
-      </w:r>
-    </w:p>
-    <w:p>
-      <w:proofErr w:type="gramStart"/>
+        <w:t xml:space="preserve"> 연산자 [ ] 를 사용하여 접근 가능</w:t>
+      </w:r>
+    </w:p>
+    <w:p>
       <w:r>
         <w:t>E</w:t>
       </w:r>
@@ -1277,7 +1186,6 @@
         </w:rPr>
         <w:t>( )</w:t>
       </w:r>
-      <w:proofErr w:type="gramEnd"/>
       <w:r>
         <w:rPr>
           <w:rFonts w:hint="eastAsia"/>
@@ -1305,61 +1213,11 @@
         </w:rPr>
         <w:t xml:space="preserve">전달받은 인자에 인덱스를 부여해줌(cold면, </w:t>
       </w:r>
-      <w:proofErr w:type="gramStart"/>
-      <w:r>
-        <w:rPr>
-          <w:rFonts w:hint="eastAsia"/>
-        </w:rPr>
-        <w:t>c :</w:t>
-      </w:r>
-      <w:proofErr w:type="gramEnd"/>
-      <w:r>
-        <w:rPr>
-          <w:rFonts w:hint="eastAsia"/>
-        </w:rPr>
-        <w:t xml:space="preserve"> 0, </w:t>
-      </w:r>
-      <w:proofErr w:type="gramStart"/>
-      <w:r>
-        <w:rPr>
-          <w:rFonts w:hint="eastAsia"/>
-        </w:rPr>
-        <w:t>o :</w:t>
-      </w:r>
-      <w:proofErr w:type="gramEnd"/>
-      <w:r>
-        <w:rPr>
-          <w:rFonts w:hint="eastAsia"/>
-        </w:rPr>
-        <w:t xml:space="preserve"> 1, </w:t>
-      </w:r>
-      <w:proofErr w:type="gramStart"/>
-      <w:r>
-        <w:rPr>
-          <w:rFonts w:hint="eastAsia"/>
-        </w:rPr>
-        <w:t>l :</w:t>
-      </w:r>
-      <w:proofErr w:type="gramEnd"/>
-      <w:r>
-        <w:rPr>
-          <w:rFonts w:hint="eastAsia"/>
-        </w:rPr>
-        <w:t xml:space="preserve"> 2, </w:t>
-      </w:r>
-      <w:proofErr w:type="gramStart"/>
-      <w:r>
-        <w:rPr>
-          <w:rFonts w:hint="eastAsia"/>
-        </w:rPr>
-        <w:t>d :</w:t>
-      </w:r>
-      <w:proofErr w:type="gramEnd"/>
-      <w:r>
-        <w:rPr>
-          <w:rFonts w:hint="eastAsia"/>
-        </w:rPr>
-        <w:t xml:space="preserve"> 3)</w:t>
+      <w:r>
+        <w:rPr>
+          <w:rFonts w:hint="eastAsia"/>
+        </w:rPr>
+        <w:t>c : 0, o : 1, l : 2, d : 3)</w:t>
       </w:r>
     </w:p>
     <w:p>
@@ -1522,7 +1380,6 @@
       </w:r>
     </w:p>
     <w:p>
-      <w:proofErr w:type="gramStart"/>
       <w:r>
         <w:t>P</w:t>
       </w:r>
@@ -1530,18 +1387,10 @@
         <w:rPr>
           <w:rFonts w:hint="eastAsia"/>
         </w:rPr>
-        <w:t>rint( )</w:t>
-      </w:r>
-      <w:proofErr w:type="gramEnd"/>
-      <w:r>
-        <w:rPr>
-          <w:rFonts w:hint="eastAsia"/>
-        </w:rPr>
-        <w:t>의 원형</w:t>
-      </w:r>
-    </w:p>
-    <w:p>
-      <w:proofErr w:type="gramStart"/>
+        <w:t>rint( )의 원형</w:t>
+      </w:r>
+    </w:p>
+    <w:p>
       <w:r>
         <w:t>P</w:t>
       </w:r>
@@ -1549,14 +1398,7 @@
         <w:rPr>
           <w:rFonts w:hint="eastAsia"/>
         </w:rPr>
-        <w:t>rint(</w:t>
-      </w:r>
-      <w:proofErr w:type="gramEnd"/>
-      <w:r>
-        <w:rPr>
-          <w:rFonts w:hint="eastAsia"/>
-        </w:rPr>
-        <w:t xml:space="preserve">*object, </w:t>
+        <w:t xml:space="preserve">rint(*object, </w:t>
       </w:r>
       <w:proofErr w:type="spellStart"/>
       <w:r>
@@ -1609,7 +1451,6 @@
         <w:t>, file=</w:t>
       </w:r>
       <w:proofErr w:type="spellStart"/>
-      <w:proofErr w:type="gramStart"/>
       <w:r>
         <w:rPr>
           <w:rFonts w:hint="eastAsia"/>
@@ -1617,7 +1458,6 @@
         <w:t>sys.stdout</w:t>
       </w:r>
       <w:proofErr w:type="spellEnd"/>
-      <w:proofErr w:type="gramEnd"/>
       <w:r>
         <w:rPr>
           <w:rFonts w:hint="eastAsia"/>
@@ -1627,19 +1467,11 @@
     </w:p>
     <w:p/>
     <w:p>
-      <w:proofErr w:type="gramStart"/>
-      <w:r>
-        <w:rPr>
-          <w:rFonts w:hint="eastAsia"/>
-        </w:rPr>
-        <w:t>import :</w:t>
-      </w:r>
-      <w:proofErr w:type="gramEnd"/>
-      <w:r>
-        <w:rPr>
-          <w:rFonts w:hint="eastAsia"/>
-        </w:rPr>
-        <w:t xml:space="preserve"> 라이브러리 가져오기</w:t>
+      <w:r>
+        <w:rPr>
+          <w:rFonts w:hint="eastAsia"/>
+        </w:rPr>
+        <w:t>import : 라이브러리 가져오기</w:t>
       </w:r>
     </w:p>
     <w:p>
@@ -1678,19 +1510,11 @@
           <w:numId w:val="1"/>
         </w:numPr>
       </w:pPr>
-      <w:proofErr w:type="gramStart"/>
-      <w:r>
-        <w:rPr>
-          <w:rFonts w:hint="eastAsia"/>
-        </w:rPr>
-        <w:t>&amp; ,</w:t>
-      </w:r>
-      <w:proofErr w:type="gramEnd"/>
-      <w:r>
-        <w:rPr>
-          <w:rFonts w:hint="eastAsia"/>
-        </w:rPr>
-        <w:t xml:space="preserve"> | , ~ , ^ , &gt;&gt; , &lt;&lt;</w:t>
+      <w:r>
+        <w:rPr>
+          <w:rFonts w:hint="eastAsia"/>
+        </w:rPr>
+        <w:t>&amp; , | , ~ , ^ , &gt;&gt; , &lt;&lt;</w:t>
       </w:r>
     </w:p>
     <w:p>
@@ -1810,15 +1634,7 @@
     </w:p>
     <w:p>
       <w:r>
-        <w:t>print(x3[1] is y3[1]</w:t>
-      </w:r>
-      <w:proofErr w:type="gramStart"/>
-      <w:r>
-        <w:t>)  #</w:t>
-      </w:r>
-      <w:proofErr w:type="gramEnd"/>
-      <w:r>
-        <w:t xml:space="preserve"> </w:t>
+        <w:t xml:space="preserve">print(x3[1] is y3[1])  # </w:t>
       </w:r>
       <w:proofErr w:type="spellStart"/>
       <w:r>
@@ -1922,13 +1738,7 @@
         <w:t>를 인자로 넣으면 한 줄로 출력된다.</w:t>
       </w:r>
     </w:p>
-    <w:p>
-      <w:pPr>
-        <w:rPr>
-          <w:rFonts w:hint="eastAsia"/>
-        </w:rPr>
-      </w:pPr>
-    </w:p>
+    <w:p/>
     <w:p>
       <w:r>
         <w:rPr>
@@ -2049,27 +1859,14 @@
       </w:r>
     </w:p>
     <w:p>
-      <w:proofErr w:type="gramStart"/>
-      <w:r>
-        <w:rPr>
-          <w:rFonts w:hint="eastAsia"/>
-        </w:rPr>
-        <w:t>Anonymous /</w:t>
-      </w:r>
-      <w:proofErr w:type="gramEnd"/>
-      <w:r>
-        <w:rPr>
-          <w:rFonts w:hint="eastAsia"/>
-        </w:rPr>
-        <w:t xml:space="preserve"> Lambda 함수</w:t>
-      </w:r>
-    </w:p>
-    <w:p>
-      <w:pPr>
-        <w:rPr>
-          <w:rFonts w:hint="eastAsia"/>
-        </w:rPr>
-      </w:pPr>
+      <w:r>
+        <w:rPr>
+          <w:rFonts w:hint="eastAsia"/>
+        </w:rPr>
+        <w:t>Anonymous / Lambda 함수</w:t>
+      </w:r>
+    </w:p>
+    <w:p>
       <w:r>
         <w:rPr>
           <w:rFonts w:hint="eastAsia"/>
@@ -2231,7 +2028,1176 @@
         <w:t>.</w:t>
       </w:r>
     </w:p>
+    <w:p>
+      <w:r>
+        <w:rPr>
+          <w:rFonts w:hint="eastAsia"/>
+        </w:rPr>
+        <w:t>----------------------------------------------------------------------------------------------------</w:t>
+      </w:r>
+    </w:p>
+    <w:p>
+      <w:r>
+        <w:rPr>
+          <w:rFonts w:hint="eastAsia"/>
+        </w:rPr>
+        <w:t xml:space="preserve">리스트 내장함수 중, copy()는 기본적으로 shallow </w:t>
+      </w:r>
+      <w:proofErr w:type="gramStart"/>
+      <w:r>
+        <w:rPr>
+          <w:rFonts w:hint="eastAsia"/>
+        </w:rPr>
+        <w:t>copy 인데</w:t>
+      </w:r>
+      <w:proofErr w:type="gramEnd"/>
+      <w:r>
+        <w:rPr>
+          <w:rFonts w:hint="eastAsia"/>
+        </w:rPr>
+        <w:t>,</w:t>
+      </w:r>
+    </w:p>
+    <w:p>
+      <w:r>
+        <w:rPr>
+          <w:rFonts w:hint="eastAsia"/>
+        </w:rPr>
+        <w:t>해당 카피는 주소를 가져오는 것이 아니라 형태만 복사하여 새로운 주소에 넣는 것이다.</w:t>
+      </w:r>
+    </w:p>
+    <w:p>
+      <w:r>
+        <w:rPr>
+          <w:rFonts w:hint="eastAsia"/>
+        </w:rPr>
+        <w:t xml:space="preserve">그러나 </w:t>
+      </w:r>
+      <w:proofErr w:type="spellStart"/>
+      <w:r>
+        <w:rPr>
+          <w:rFonts w:hint="eastAsia"/>
+        </w:rPr>
+        <w:t>리시트</w:t>
+      </w:r>
+      <w:proofErr w:type="spellEnd"/>
+      <w:r>
+        <w:rPr>
+          <w:rFonts w:hint="eastAsia"/>
+        </w:rPr>
+        <w:t xml:space="preserve"> 내 아이템이 리스트와 같은 모임의 경우 해당 리스트 아이템은 주소가 복사되어 따라오기 때문에, 해당 경우를 회피하고 싶으면 deep copy를 활용하는 편이 좋다.</w:t>
+      </w:r>
+    </w:p>
     <w:p/>
+    <w:p>
+      <w:pPr>
+        <w:pStyle w:val="a6"/>
+        <w:widowControl/>
+        <w:numPr>
+          <w:ilvl w:val="0"/>
+          <w:numId w:val="4"/>
+        </w:numPr>
+        <w:shd w:val="clear" w:color="auto" w:fill="282A2C"/>
+        <w:wordWrap/>
+        <w:autoSpaceDE/>
+        <w:autoSpaceDN/>
+        <w:spacing w:after="0" w:line="285" w:lineRule="atLeast"/>
+        <w:rPr>
+          <w:rFonts w:ascii="Courier New" w:eastAsia="굴림" w:hAnsi="Courier New" w:cs="굴림"/>
+          <w:color w:val="D4D4D4"/>
+          <w:kern w:val="0"/>
+          <w:sz w:val="21"/>
+          <w:szCs w:val="21"/>
+          <w14:ligatures w14:val="none"/>
+        </w:rPr>
+      </w:pPr>
+      <w:r>
+        <w:rPr>
+          <w:rFonts w:ascii="Courier New" w:eastAsia="굴림" w:hAnsi="Courier New" w:cs="굴림"/>
+          <w:color w:val="D4D4D4"/>
+          <w:kern w:val="0"/>
+          <w:sz w:val="21"/>
+          <w:szCs w:val="21"/>
+          <w14:ligatures w14:val="none"/>
+        </w:rPr>
+        <w:t xml:space="preserve">pow = </w:t>
+      </w:r>
+      <w:r>
+        <w:rPr>
+          <w:rFonts w:ascii="Courier New" w:eastAsia="굴림" w:hAnsi="Courier New" w:cs="굴림"/>
+          <w:color w:val="DCDCDC"/>
+          <w:kern w:val="0"/>
+          <w:sz w:val="21"/>
+          <w:szCs w:val="21"/>
+          <w14:ligatures w14:val="none"/>
+        </w:rPr>
+        <w:t>[</w:t>
+      </w:r>
+      <w:r>
+        <w:rPr>
+          <w:rFonts w:ascii="Courier New" w:eastAsia="굴림" w:hAnsi="Courier New" w:cs="굴림"/>
+          <w:color w:val="4EC9B0"/>
+          <w:kern w:val="0"/>
+          <w:sz w:val="21"/>
+          <w:szCs w:val="21"/>
+          <w14:ligatures w14:val="none"/>
+        </w:rPr>
+        <w:t>int</w:t>
+      </w:r>
+      <w:r>
+        <w:rPr>
+          <w:rFonts w:ascii="Courier New" w:eastAsia="굴림" w:hAnsi="Courier New" w:cs="굴림"/>
+          <w:color w:val="DCDCDC"/>
+          <w:kern w:val="0"/>
+          <w:sz w:val="21"/>
+          <w:szCs w:val="21"/>
+          <w14:ligatures w14:val="none"/>
+        </w:rPr>
+        <w:t>(</w:t>
+      </w:r>
+      <w:proofErr w:type="gramStart"/>
+      <w:r>
+        <w:rPr>
+          <w:rFonts w:ascii="Courier New" w:eastAsia="굴림" w:hAnsi="Courier New" w:cs="굴림"/>
+          <w:color w:val="DCDCAA"/>
+          <w:kern w:val="0"/>
+          <w:sz w:val="21"/>
+          <w:szCs w:val="21"/>
+          <w14:ligatures w14:val="none"/>
+        </w:rPr>
+        <w:t>input</w:t>
+      </w:r>
+      <w:r>
+        <w:rPr>
+          <w:rFonts w:ascii="Courier New" w:eastAsia="굴림" w:hAnsi="Courier New" w:cs="굴림"/>
+          <w:color w:val="DCDCDC"/>
+          <w:kern w:val="0"/>
+          <w:sz w:val="21"/>
+          <w:szCs w:val="21"/>
+          <w14:ligatures w14:val="none"/>
+        </w:rPr>
+        <w:t>(</w:t>
+      </w:r>
+      <w:proofErr w:type="gramEnd"/>
+      <w:r>
+        <w:rPr>
+          <w:rFonts w:ascii="Courier New" w:eastAsia="굴림" w:hAnsi="Courier New" w:cs="굴림"/>
+          <w:color w:val="DCDCDC"/>
+          <w:kern w:val="0"/>
+          <w:sz w:val="21"/>
+          <w:szCs w:val="21"/>
+          <w14:ligatures w14:val="none"/>
+        </w:rPr>
+        <w:t>))</w:t>
+      </w:r>
+      <w:r>
+        <w:rPr>
+          <w:rFonts w:ascii="Courier New" w:eastAsia="굴림" w:hAnsi="Courier New" w:cs="굴림"/>
+          <w:color w:val="D4D4D4"/>
+          <w:kern w:val="0"/>
+          <w:sz w:val="21"/>
+          <w:szCs w:val="21"/>
+          <w14:ligatures w14:val="none"/>
+        </w:rPr>
+        <w:t xml:space="preserve"> </w:t>
+      </w:r>
+      <w:r>
+        <w:rPr>
+          <w:rFonts w:ascii="Courier New" w:eastAsia="굴림" w:hAnsi="Courier New" w:cs="굴림"/>
+          <w:color w:val="C99CC6"/>
+          <w:kern w:val="0"/>
+          <w:sz w:val="21"/>
+          <w:szCs w:val="21"/>
+          <w14:ligatures w14:val="none"/>
+        </w:rPr>
+        <w:t>for</w:t>
+      </w:r>
+      <w:r>
+        <w:rPr>
+          <w:rFonts w:ascii="Courier New" w:eastAsia="굴림" w:hAnsi="Courier New" w:cs="굴림"/>
+          <w:color w:val="D4D4D4"/>
+          <w:kern w:val="0"/>
+          <w:sz w:val="21"/>
+          <w:szCs w:val="21"/>
+          <w14:ligatures w14:val="none"/>
+        </w:rPr>
+        <w:t xml:space="preserve"> x </w:t>
+      </w:r>
+      <w:r>
+        <w:rPr>
+          <w:rFonts w:ascii="Courier New" w:eastAsia="굴림" w:hAnsi="Courier New" w:cs="굴림"/>
+          <w:color w:val="82C6FF"/>
+          <w:kern w:val="0"/>
+          <w:sz w:val="21"/>
+          <w:szCs w:val="21"/>
+          <w14:ligatures w14:val="none"/>
+        </w:rPr>
+        <w:t>in</w:t>
+      </w:r>
+      <w:r>
+        <w:rPr>
+          <w:rFonts w:ascii="Courier New" w:eastAsia="굴림" w:hAnsi="Courier New" w:cs="굴림"/>
+          <w:color w:val="D4D4D4"/>
+          <w:kern w:val="0"/>
+          <w:sz w:val="21"/>
+          <w:szCs w:val="21"/>
+          <w14:ligatures w14:val="none"/>
+        </w:rPr>
+        <w:t xml:space="preserve"> </w:t>
+      </w:r>
+      <w:proofErr w:type="gramStart"/>
+      <w:r>
+        <w:rPr>
+          <w:rFonts w:ascii="Courier New" w:eastAsia="굴림" w:hAnsi="Courier New" w:cs="굴림"/>
+          <w:color w:val="DCDCAA"/>
+          <w:kern w:val="0"/>
+          <w:sz w:val="21"/>
+          <w:szCs w:val="21"/>
+          <w14:ligatures w14:val="none"/>
+        </w:rPr>
+        <w:t>range</w:t>
+      </w:r>
+      <w:r>
+        <w:rPr>
+          <w:rFonts w:ascii="Courier New" w:eastAsia="굴림" w:hAnsi="Courier New" w:cs="굴림"/>
+          <w:color w:val="DCDCDC"/>
+          <w:kern w:val="0"/>
+          <w:sz w:val="21"/>
+          <w:szCs w:val="21"/>
+          <w14:ligatures w14:val="none"/>
+        </w:rPr>
+        <w:t>(</w:t>
+      </w:r>
+      <w:proofErr w:type="gramEnd"/>
+      <w:r>
+        <w:rPr>
+          <w:rFonts w:ascii="Courier New" w:eastAsia="굴림" w:hAnsi="Courier New" w:cs="굴림"/>
+          <w:color w:val="B5CEA8"/>
+          <w:kern w:val="0"/>
+          <w:sz w:val="21"/>
+          <w:szCs w:val="21"/>
+          <w14:ligatures w14:val="none"/>
+        </w:rPr>
+        <w:t>10</w:t>
+      </w:r>
+      <w:r>
+        <w:rPr>
+          <w:rFonts w:ascii="Courier New" w:eastAsia="굴림" w:hAnsi="Courier New" w:cs="굴림"/>
+          <w:color w:val="DCDCDC"/>
+          <w:kern w:val="0"/>
+          <w:sz w:val="21"/>
+          <w:szCs w:val="21"/>
+          <w14:ligatures w14:val="none"/>
+        </w:rPr>
+        <w:t>)]</w:t>
+      </w:r>
+    </w:p>
+    <w:p>
+      <w:pPr>
+        <w:pStyle w:val="a6"/>
+        <w:numPr>
+          <w:ilvl w:val="0"/>
+          <w:numId w:val="4"/>
+        </w:numPr>
+        <w:rPr>
+          <w:rFonts w:hint="eastAsia"/>
+        </w:rPr>
+      </w:pPr>
+      <w:proofErr w:type="spellStart"/>
+      <w:r>
+        <w:rPr>
+          <w:rFonts w:hint="eastAsia"/>
+        </w:rPr>
+        <w:t>이런것처럼</w:t>
+      </w:r>
+      <w:proofErr w:type="spellEnd"/>
+      <w:r>
+        <w:rPr>
+          <w:rFonts w:hint="eastAsia"/>
+        </w:rPr>
+        <w:t xml:space="preserve">, </w:t>
+      </w:r>
+      <w:r>
+        <w:rPr>
+          <w:rFonts w:hint="eastAsia"/>
+        </w:rPr>
+        <w:t>리스트 내에서 코드를 간소화하여 나타낼 수 있다.</w:t>
+      </w:r>
+    </w:p>
+    <w:p>
+      <w:r>
+        <w:rPr>
+          <w:rFonts w:hint="eastAsia"/>
+        </w:rPr>
+        <w:t xml:space="preserve">리스트에서 위의 양식과 같은 코드 중, </w:t>
+      </w:r>
+      <w:r>
+        <w:rPr>
+          <w:rFonts w:hint="eastAsia"/>
+        </w:rPr>
+        <w:t>if else 와 같이 조건이 여러 개일 때, 조건식이 먼저 오고 제어문이 뒤에 온다.</w:t>
+      </w:r>
+    </w:p>
+    <w:p>
+      <w:pPr>
+        <w:rPr>
+          <w:rFonts w:hint="eastAsia"/>
+        </w:rPr>
+      </w:pPr>
+    </w:p>
+    <w:p>
+      <w:pPr>
+        <w:pStyle w:val="a6"/>
+        <w:widowControl/>
+        <w:numPr>
+          <w:ilvl w:val="0"/>
+          <w:numId w:val="4"/>
+        </w:numPr>
+        <w:shd w:val="clear" w:color="auto" w:fill="282A2C"/>
+        <w:wordWrap/>
+        <w:autoSpaceDE/>
+        <w:autoSpaceDN/>
+        <w:spacing w:after="0" w:line="285" w:lineRule="atLeast"/>
+        <w:rPr>
+          <w:rFonts w:ascii="Courier New" w:eastAsia="굴림" w:hAnsi="Courier New" w:cs="Courier New"/>
+          <w:color w:val="D4D4D4"/>
+          <w:kern w:val="0"/>
+          <w:sz w:val="21"/>
+          <w:szCs w:val="21"/>
+          <w14:ligatures w14:val="none"/>
+        </w:rPr>
+      </w:pPr>
+      <w:r>
+        <w:rPr>
+          <w:rFonts w:ascii="Courier New" w:eastAsia="굴림" w:hAnsi="Courier New" w:cs="Courier New"/>
+          <w:color w:val="D4D4D4"/>
+          <w:kern w:val="0"/>
+          <w:sz w:val="21"/>
+          <w:szCs w:val="21"/>
+          <w14:ligatures w14:val="none"/>
+        </w:rPr>
+        <w:t xml:space="preserve">matrix = </w:t>
+      </w:r>
+      <w:r>
+        <w:rPr>
+          <w:rFonts w:ascii="Courier New" w:eastAsia="굴림" w:hAnsi="Courier New" w:cs="Courier New"/>
+          <w:color w:val="DCDCDC"/>
+          <w:kern w:val="0"/>
+          <w:sz w:val="21"/>
+          <w:szCs w:val="21"/>
+          <w14:ligatures w14:val="none"/>
+        </w:rPr>
+        <w:t>[[</w:t>
+      </w:r>
+      <w:r>
+        <w:rPr>
+          <w:rFonts w:ascii="Courier New" w:eastAsia="굴림" w:hAnsi="Courier New" w:cs="Courier New"/>
+          <w:color w:val="B5CEA8"/>
+          <w:kern w:val="0"/>
+          <w:sz w:val="21"/>
+          <w:szCs w:val="21"/>
+          <w14:ligatures w14:val="none"/>
+        </w:rPr>
+        <w:t>1</w:t>
+      </w:r>
+      <w:r>
+        <w:rPr>
+          <w:rFonts w:ascii="Courier New" w:eastAsia="굴림" w:hAnsi="Courier New" w:cs="Courier New"/>
+          <w:color w:val="DCDCDC"/>
+          <w:kern w:val="0"/>
+          <w:sz w:val="21"/>
+          <w:szCs w:val="21"/>
+          <w14:ligatures w14:val="none"/>
+        </w:rPr>
+        <w:t>,</w:t>
+      </w:r>
+      <w:r>
+        <w:rPr>
+          <w:rFonts w:ascii="Courier New" w:eastAsia="굴림" w:hAnsi="Courier New" w:cs="Courier New"/>
+          <w:color w:val="D4D4D4"/>
+          <w:kern w:val="0"/>
+          <w:sz w:val="21"/>
+          <w:szCs w:val="21"/>
+          <w14:ligatures w14:val="none"/>
+        </w:rPr>
+        <w:t xml:space="preserve"> </w:t>
+      </w:r>
+      <w:r>
+        <w:rPr>
+          <w:rFonts w:ascii="Courier New" w:eastAsia="굴림" w:hAnsi="Courier New" w:cs="Courier New"/>
+          <w:color w:val="B5CEA8"/>
+          <w:kern w:val="0"/>
+          <w:sz w:val="21"/>
+          <w:szCs w:val="21"/>
+          <w14:ligatures w14:val="none"/>
+        </w:rPr>
+        <w:t>2</w:t>
+      </w:r>
+      <w:r>
+        <w:rPr>
+          <w:rFonts w:ascii="Courier New" w:eastAsia="굴림" w:hAnsi="Courier New" w:cs="Courier New"/>
+          <w:color w:val="DCDCDC"/>
+          <w:kern w:val="0"/>
+          <w:sz w:val="21"/>
+          <w:szCs w:val="21"/>
+          <w14:ligatures w14:val="none"/>
+        </w:rPr>
+        <w:t>],</w:t>
+      </w:r>
+      <w:r>
+        <w:rPr>
+          <w:rFonts w:ascii="Courier New" w:eastAsia="굴림" w:hAnsi="Courier New" w:cs="Courier New"/>
+          <w:color w:val="D4D4D4"/>
+          <w:kern w:val="0"/>
+          <w:sz w:val="21"/>
+          <w:szCs w:val="21"/>
+          <w14:ligatures w14:val="none"/>
+        </w:rPr>
+        <w:t xml:space="preserve"> </w:t>
+      </w:r>
+      <w:r>
+        <w:rPr>
+          <w:rFonts w:ascii="Courier New" w:eastAsia="굴림" w:hAnsi="Courier New" w:cs="Courier New"/>
+          <w:color w:val="DCDCDC"/>
+          <w:kern w:val="0"/>
+          <w:sz w:val="21"/>
+          <w:szCs w:val="21"/>
+          <w14:ligatures w14:val="none"/>
+        </w:rPr>
+        <w:t>[</w:t>
+      </w:r>
+      <w:r>
+        <w:rPr>
+          <w:rFonts w:ascii="Courier New" w:eastAsia="굴림" w:hAnsi="Courier New" w:cs="Courier New"/>
+          <w:color w:val="B5CEA8"/>
+          <w:kern w:val="0"/>
+          <w:sz w:val="21"/>
+          <w:szCs w:val="21"/>
+          <w14:ligatures w14:val="none"/>
+        </w:rPr>
+        <w:t>3</w:t>
+      </w:r>
+      <w:r>
+        <w:rPr>
+          <w:rFonts w:ascii="Courier New" w:eastAsia="굴림" w:hAnsi="Courier New" w:cs="Courier New"/>
+          <w:color w:val="DCDCDC"/>
+          <w:kern w:val="0"/>
+          <w:sz w:val="21"/>
+          <w:szCs w:val="21"/>
+          <w14:ligatures w14:val="none"/>
+        </w:rPr>
+        <w:t>,</w:t>
+      </w:r>
+      <w:r>
+        <w:rPr>
+          <w:rFonts w:ascii="Courier New" w:eastAsia="굴림" w:hAnsi="Courier New" w:cs="Courier New"/>
+          <w:color w:val="D4D4D4"/>
+          <w:kern w:val="0"/>
+          <w:sz w:val="21"/>
+          <w:szCs w:val="21"/>
+          <w14:ligatures w14:val="none"/>
+        </w:rPr>
+        <w:t xml:space="preserve"> </w:t>
+      </w:r>
+      <w:r>
+        <w:rPr>
+          <w:rFonts w:ascii="Courier New" w:eastAsia="굴림" w:hAnsi="Courier New" w:cs="Courier New"/>
+          <w:color w:val="B5CEA8"/>
+          <w:kern w:val="0"/>
+          <w:sz w:val="21"/>
+          <w:szCs w:val="21"/>
+          <w14:ligatures w14:val="none"/>
+        </w:rPr>
+        <w:t>4</w:t>
+      </w:r>
+      <w:r>
+        <w:rPr>
+          <w:rFonts w:ascii="Courier New" w:eastAsia="굴림" w:hAnsi="Courier New" w:cs="Courier New"/>
+          <w:color w:val="DCDCDC"/>
+          <w:kern w:val="0"/>
+          <w:sz w:val="21"/>
+          <w:szCs w:val="21"/>
+          <w14:ligatures w14:val="none"/>
+        </w:rPr>
+        <w:t>],</w:t>
+      </w:r>
+      <w:r>
+        <w:rPr>
+          <w:rFonts w:ascii="Courier New" w:eastAsia="굴림" w:hAnsi="Courier New" w:cs="Courier New"/>
+          <w:color w:val="D4D4D4"/>
+          <w:kern w:val="0"/>
+          <w:sz w:val="21"/>
+          <w:szCs w:val="21"/>
+          <w14:ligatures w14:val="none"/>
+        </w:rPr>
+        <w:t xml:space="preserve"> </w:t>
+      </w:r>
+      <w:r>
+        <w:rPr>
+          <w:rFonts w:ascii="Courier New" w:eastAsia="굴림" w:hAnsi="Courier New" w:cs="Courier New"/>
+          <w:color w:val="DCDCDC"/>
+          <w:kern w:val="0"/>
+          <w:sz w:val="21"/>
+          <w:szCs w:val="21"/>
+          <w14:ligatures w14:val="none"/>
+        </w:rPr>
+        <w:t>[</w:t>
+      </w:r>
+      <w:r>
+        <w:rPr>
+          <w:rFonts w:ascii="Courier New" w:eastAsia="굴림" w:hAnsi="Courier New" w:cs="Courier New"/>
+          <w:color w:val="B5CEA8"/>
+          <w:kern w:val="0"/>
+          <w:sz w:val="21"/>
+          <w:szCs w:val="21"/>
+          <w14:ligatures w14:val="none"/>
+        </w:rPr>
+        <w:t>5</w:t>
+      </w:r>
+      <w:r>
+        <w:rPr>
+          <w:rFonts w:ascii="Courier New" w:eastAsia="굴림" w:hAnsi="Courier New" w:cs="Courier New"/>
+          <w:color w:val="DCDCDC"/>
+          <w:kern w:val="0"/>
+          <w:sz w:val="21"/>
+          <w:szCs w:val="21"/>
+          <w14:ligatures w14:val="none"/>
+        </w:rPr>
+        <w:t>,</w:t>
+      </w:r>
+      <w:r>
+        <w:rPr>
+          <w:rFonts w:ascii="Courier New" w:eastAsia="굴림" w:hAnsi="Courier New" w:cs="Courier New"/>
+          <w:color w:val="D4D4D4"/>
+          <w:kern w:val="0"/>
+          <w:sz w:val="21"/>
+          <w:szCs w:val="21"/>
+          <w14:ligatures w14:val="none"/>
+        </w:rPr>
+        <w:t xml:space="preserve"> </w:t>
+      </w:r>
+      <w:r>
+        <w:rPr>
+          <w:rFonts w:ascii="Courier New" w:eastAsia="굴림" w:hAnsi="Courier New" w:cs="Courier New"/>
+          <w:color w:val="B5CEA8"/>
+          <w:kern w:val="0"/>
+          <w:sz w:val="21"/>
+          <w:szCs w:val="21"/>
+          <w14:ligatures w14:val="none"/>
+        </w:rPr>
+        <w:t>6</w:t>
+      </w:r>
+      <w:r>
+        <w:rPr>
+          <w:rFonts w:ascii="Courier New" w:eastAsia="굴림" w:hAnsi="Courier New" w:cs="Courier New"/>
+          <w:color w:val="DCDCDC"/>
+          <w:kern w:val="0"/>
+          <w:sz w:val="21"/>
+          <w:szCs w:val="21"/>
+          <w14:ligatures w14:val="none"/>
+        </w:rPr>
+        <w:t>],</w:t>
+      </w:r>
+      <w:r>
+        <w:rPr>
+          <w:rFonts w:ascii="Courier New" w:eastAsia="굴림" w:hAnsi="Courier New" w:cs="Courier New"/>
+          <w:color w:val="D4D4D4"/>
+          <w:kern w:val="0"/>
+          <w:sz w:val="21"/>
+          <w:szCs w:val="21"/>
+          <w14:ligatures w14:val="none"/>
+        </w:rPr>
+        <w:t xml:space="preserve"> </w:t>
+      </w:r>
+      <w:r>
+        <w:rPr>
+          <w:rFonts w:ascii="Courier New" w:eastAsia="굴림" w:hAnsi="Courier New" w:cs="Courier New"/>
+          <w:color w:val="DCDCDC"/>
+          <w:kern w:val="0"/>
+          <w:sz w:val="21"/>
+          <w:szCs w:val="21"/>
+          <w14:ligatures w14:val="none"/>
+        </w:rPr>
+        <w:t>[</w:t>
+      </w:r>
+      <w:r>
+        <w:rPr>
+          <w:rFonts w:ascii="Courier New" w:eastAsia="굴림" w:hAnsi="Courier New" w:cs="Courier New"/>
+          <w:color w:val="B5CEA8"/>
+          <w:kern w:val="0"/>
+          <w:sz w:val="21"/>
+          <w:szCs w:val="21"/>
+          <w14:ligatures w14:val="none"/>
+        </w:rPr>
+        <w:t>7</w:t>
+      </w:r>
+      <w:r>
+        <w:rPr>
+          <w:rFonts w:ascii="Courier New" w:eastAsia="굴림" w:hAnsi="Courier New" w:cs="Courier New"/>
+          <w:color w:val="DCDCDC"/>
+          <w:kern w:val="0"/>
+          <w:sz w:val="21"/>
+          <w:szCs w:val="21"/>
+          <w14:ligatures w14:val="none"/>
+        </w:rPr>
+        <w:t>,</w:t>
+      </w:r>
+      <w:r>
+        <w:rPr>
+          <w:rFonts w:ascii="Courier New" w:eastAsia="굴림" w:hAnsi="Courier New" w:cs="Courier New"/>
+          <w:color w:val="D4D4D4"/>
+          <w:kern w:val="0"/>
+          <w:sz w:val="21"/>
+          <w:szCs w:val="21"/>
+          <w14:ligatures w14:val="none"/>
+        </w:rPr>
+        <w:t xml:space="preserve"> </w:t>
+      </w:r>
+      <w:r>
+        <w:rPr>
+          <w:rFonts w:ascii="Courier New" w:eastAsia="굴림" w:hAnsi="Courier New" w:cs="Courier New"/>
+          <w:color w:val="B5CEA8"/>
+          <w:kern w:val="0"/>
+          <w:sz w:val="21"/>
+          <w:szCs w:val="21"/>
+          <w14:ligatures w14:val="none"/>
+        </w:rPr>
+        <w:t>8</w:t>
+      </w:r>
+      <w:r>
+        <w:rPr>
+          <w:rFonts w:ascii="Courier New" w:eastAsia="굴림" w:hAnsi="Courier New" w:cs="Courier New"/>
+          <w:color w:val="DCDCDC"/>
+          <w:kern w:val="0"/>
+          <w:sz w:val="21"/>
+          <w:szCs w:val="21"/>
+          <w14:ligatures w14:val="none"/>
+        </w:rPr>
+        <w:t>]]</w:t>
+      </w:r>
+    </w:p>
+    <w:p>
+      <w:pPr>
+        <w:pStyle w:val="a6"/>
+        <w:widowControl/>
+        <w:numPr>
+          <w:ilvl w:val="0"/>
+          <w:numId w:val="4"/>
+        </w:numPr>
+        <w:shd w:val="clear" w:color="auto" w:fill="282A2C"/>
+        <w:wordWrap/>
+        <w:autoSpaceDE/>
+        <w:autoSpaceDN/>
+        <w:spacing w:after="0" w:line="285" w:lineRule="atLeast"/>
+        <w:rPr>
+          <w:rFonts w:ascii="Courier New" w:eastAsia="굴림" w:hAnsi="Courier New" w:cs="Courier New"/>
+          <w:color w:val="D4D4D4"/>
+          <w:kern w:val="0"/>
+          <w:sz w:val="21"/>
+          <w:szCs w:val="21"/>
+          <w14:ligatures w14:val="none"/>
+        </w:rPr>
+      </w:pPr>
+      <w:r>
+        <w:rPr>
+          <w:rFonts w:ascii="Courier New" w:eastAsia="굴림" w:hAnsi="Courier New" w:cs="Courier New"/>
+          <w:color w:val="D4D4D4"/>
+          <w:kern w:val="0"/>
+          <w:sz w:val="21"/>
+          <w:szCs w:val="21"/>
+          <w14:ligatures w14:val="none"/>
+        </w:rPr>
+        <w:t xml:space="preserve">transpose </w:t>
+      </w:r>
+      <w:proofErr w:type="gramStart"/>
+      <w:r>
+        <w:rPr>
+          <w:rFonts w:ascii="Courier New" w:eastAsia="굴림" w:hAnsi="Courier New" w:cs="Courier New"/>
+          <w:color w:val="D4D4D4"/>
+          <w:kern w:val="0"/>
+          <w:sz w:val="21"/>
+          <w:szCs w:val="21"/>
+          <w14:ligatures w14:val="none"/>
+        </w:rPr>
+        <w:t xml:space="preserve">= </w:t>
+      </w:r>
+      <w:r>
+        <w:rPr>
+          <w:rFonts w:ascii="Courier New" w:eastAsia="굴림" w:hAnsi="Courier New" w:cs="Courier New"/>
+          <w:color w:val="DCDCDC"/>
+          <w:kern w:val="0"/>
+          <w:sz w:val="21"/>
+          <w:szCs w:val="21"/>
+          <w14:ligatures w14:val="none"/>
+        </w:rPr>
+        <w:t>[[</w:t>
+      </w:r>
+      <w:proofErr w:type="gramEnd"/>
+      <w:r>
+        <w:rPr>
+          <w:rFonts w:ascii="Courier New" w:eastAsia="굴림" w:hAnsi="Courier New" w:cs="Courier New"/>
+          <w:color w:val="D4D4D4"/>
+          <w:kern w:val="0"/>
+          <w:sz w:val="21"/>
+          <w:szCs w:val="21"/>
+          <w14:ligatures w14:val="none"/>
+        </w:rPr>
+        <w:t>row</w:t>
+      </w:r>
+      <w:r>
+        <w:rPr>
+          <w:rFonts w:ascii="Courier New" w:eastAsia="굴림" w:hAnsi="Courier New" w:cs="Courier New"/>
+          <w:color w:val="DCDCDC"/>
+          <w:kern w:val="0"/>
+          <w:sz w:val="21"/>
+          <w:szCs w:val="21"/>
+          <w14:ligatures w14:val="none"/>
+        </w:rPr>
+        <w:t>[</w:t>
+      </w:r>
+      <w:proofErr w:type="spellStart"/>
+      <w:r>
+        <w:rPr>
+          <w:rFonts w:ascii="Courier New" w:eastAsia="굴림" w:hAnsi="Courier New" w:cs="Courier New"/>
+          <w:color w:val="D4D4D4"/>
+          <w:kern w:val="0"/>
+          <w:sz w:val="21"/>
+          <w:szCs w:val="21"/>
+          <w14:ligatures w14:val="none"/>
+        </w:rPr>
+        <w:t>i</w:t>
+      </w:r>
+      <w:proofErr w:type="spellEnd"/>
+      <w:r>
+        <w:rPr>
+          <w:rFonts w:ascii="Courier New" w:eastAsia="굴림" w:hAnsi="Courier New" w:cs="Courier New"/>
+          <w:color w:val="DCDCDC"/>
+          <w:kern w:val="0"/>
+          <w:sz w:val="21"/>
+          <w:szCs w:val="21"/>
+          <w14:ligatures w14:val="none"/>
+        </w:rPr>
+        <w:t>]</w:t>
+      </w:r>
+      <w:r>
+        <w:rPr>
+          <w:rFonts w:ascii="Courier New" w:eastAsia="굴림" w:hAnsi="Courier New" w:cs="Courier New"/>
+          <w:color w:val="D4D4D4"/>
+          <w:kern w:val="0"/>
+          <w:sz w:val="21"/>
+          <w:szCs w:val="21"/>
+          <w14:ligatures w14:val="none"/>
+        </w:rPr>
+        <w:t xml:space="preserve"> </w:t>
+      </w:r>
+      <w:r>
+        <w:rPr>
+          <w:rFonts w:ascii="Courier New" w:eastAsia="굴림" w:hAnsi="Courier New" w:cs="Courier New"/>
+          <w:color w:val="C99CC6"/>
+          <w:kern w:val="0"/>
+          <w:sz w:val="21"/>
+          <w:szCs w:val="21"/>
+          <w14:ligatures w14:val="none"/>
+        </w:rPr>
+        <w:t>for</w:t>
+      </w:r>
+      <w:r>
+        <w:rPr>
+          <w:rFonts w:ascii="Courier New" w:eastAsia="굴림" w:hAnsi="Courier New" w:cs="Courier New"/>
+          <w:color w:val="D4D4D4"/>
+          <w:kern w:val="0"/>
+          <w:sz w:val="21"/>
+          <w:szCs w:val="21"/>
+          <w14:ligatures w14:val="none"/>
+        </w:rPr>
+        <w:t xml:space="preserve"> row </w:t>
+      </w:r>
+      <w:r>
+        <w:rPr>
+          <w:rFonts w:ascii="Courier New" w:eastAsia="굴림" w:hAnsi="Courier New" w:cs="Courier New"/>
+          <w:color w:val="82C6FF"/>
+          <w:kern w:val="0"/>
+          <w:sz w:val="21"/>
+          <w:szCs w:val="21"/>
+          <w14:ligatures w14:val="none"/>
+        </w:rPr>
+        <w:t>in</w:t>
+      </w:r>
+      <w:r>
+        <w:rPr>
+          <w:rFonts w:ascii="Courier New" w:eastAsia="굴림" w:hAnsi="Courier New" w:cs="Courier New"/>
+          <w:color w:val="D4D4D4"/>
+          <w:kern w:val="0"/>
+          <w:sz w:val="21"/>
+          <w:szCs w:val="21"/>
+          <w14:ligatures w14:val="none"/>
+        </w:rPr>
+        <w:t xml:space="preserve"> matrix</w:t>
+      </w:r>
+      <w:r>
+        <w:rPr>
+          <w:rFonts w:ascii="Courier New" w:eastAsia="굴림" w:hAnsi="Courier New" w:cs="Courier New"/>
+          <w:color w:val="DCDCDC"/>
+          <w:kern w:val="0"/>
+          <w:sz w:val="21"/>
+          <w:szCs w:val="21"/>
+          <w14:ligatures w14:val="none"/>
+        </w:rPr>
+        <w:t>]</w:t>
+      </w:r>
+      <w:r>
+        <w:rPr>
+          <w:rFonts w:ascii="Courier New" w:eastAsia="굴림" w:hAnsi="Courier New" w:cs="Courier New"/>
+          <w:color w:val="D4D4D4"/>
+          <w:kern w:val="0"/>
+          <w:sz w:val="21"/>
+          <w:szCs w:val="21"/>
+          <w14:ligatures w14:val="none"/>
+        </w:rPr>
+        <w:t xml:space="preserve"> </w:t>
+      </w:r>
+      <w:r>
+        <w:rPr>
+          <w:rFonts w:ascii="Courier New" w:eastAsia="굴림" w:hAnsi="Courier New" w:cs="Courier New"/>
+          <w:color w:val="C99CC6"/>
+          <w:kern w:val="0"/>
+          <w:sz w:val="21"/>
+          <w:szCs w:val="21"/>
+          <w14:ligatures w14:val="none"/>
+        </w:rPr>
+        <w:t>for</w:t>
+      </w:r>
+      <w:r>
+        <w:rPr>
+          <w:rFonts w:ascii="Courier New" w:eastAsia="굴림" w:hAnsi="Courier New" w:cs="Courier New"/>
+          <w:color w:val="D4D4D4"/>
+          <w:kern w:val="0"/>
+          <w:sz w:val="21"/>
+          <w:szCs w:val="21"/>
+          <w14:ligatures w14:val="none"/>
+        </w:rPr>
+        <w:t xml:space="preserve"> </w:t>
+      </w:r>
+      <w:proofErr w:type="spellStart"/>
+      <w:r>
+        <w:rPr>
+          <w:rFonts w:ascii="Courier New" w:eastAsia="굴림" w:hAnsi="Courier New" w:cs="Courier New"/>
+          <w:color w:val="D4D4D4"/>
+          <w:kern w:val="0"/>
+          <w:sz w:val="21"/>
+          <w:szCs w:val="21"/>
+          <w14:ligatures w14:val="none"/>
+        </w:rPr>
+        <w:t>i</w:t>
+      </w:r>
+      <w:proofErr w:type="spellEnd"/>
+      <w:r>
+        <w:rPr>
+          <w:rFonts w:ascii="Courier New" w:eastAsia="굴림" w:hAnsi="Courier New" w:cs="Courier New"/>
+          <w:color w:val="D4D4D4"/>
+          <w:kern w:val="0"/>
+          <w:sz w:val="21"/>
+          <w:szCs w:val="21"/>
+          <w14:ligatures w14:val="none"/>
+        </w:rPr>
+        <w:t xml:space="preserve"> </w:t>
+      </w:r>
+      <w:r>
+        <w:rPr>
+          <w:rFonts w:ascii="Courier New" w:eastAsia="굴림" w:hAnsi="Courier New" w:cs="Courier New"/>
+          <w:color w:val="82C6FF"/>
+          <w:kern w:val="0"/>
+          <w:sz w:val="21"/>
+          <w:szCs w:val="21"/>
+          <w14:ligatures w14:val="none"/>
+        </w:rPr>
+        <w:t>in</w:t>
+      </w:r>
+      <w:r>
+        <w:rPr>
+          <w:rFonts w:ascii="Courier New" w:eastAsia="굴림" w:hAnsi="Courier New" w:cs="Courier New"/>
+          <w:color w:val="D4D4D4"/>
+          <w:kern w:val="0"/>
+          <w:sz w:val="21"/>
+          <w:szCs w:val="21"/>
+          <w14:ligatures w14:val="none"/>
+        </w:rPr>
+        <w:t xml:space="preserve"> </w:t>
+      </w:r>
+      <w:proofErr w:type="gramStart"/>
+      <w:r>
+        <w:rPr>
+          <w:rFonts w:ascii="Courier New" w:eastAsia="굴림" w:hAnsi="Courier New" w:cs="Courier New"/>
+          <w:color w:val="DCDCAA"/>
+          <w:kern w:val="0"/>
+          <w:sz w:val="21"/>
+          <w:szCs w:val="21"/>
+          <w14:ligatures w14:val="none"/>
+        </w:rPr>
+        <w:t>range</w:t>
+      </w:r>
+      <w:r>
+        <w:rPr>
+          <w:rFonts w:ascii="Courier New" w:eastAsia="굴림" w:hAnsi="Courier New" w:cs="Courier New"/>
+          <w:color w:val="DCDCDC"/>
+          <w:kern w:val="0"/>
+          <w:sz w:val="21"/>
+          <w:szCs w:val="21"/>
+          <w14:ligatures w14:val="none"/>
+        </w:rPr>
+        <w:t>(</w:t>
+      </w:r>
+      <w:proofErr w:type="gramEnd"/>
+      <w:r>
+        <w:rPr>
+          <w:rFonts w:ascii="Courier New" w:eastAsia="굴림" w:hAnsi="Courier New" w:cs="Courier New"/>
+          <w:color w:val="B5CEA8"/>
+          <w:kern w:val="0"/>
+          <w:sz w:val="21"/>
+          <w:szCs w:val="21"/>
+          <w14:ligatures w14:val="none"/>
+        </w:rPr>
+        <w:t>2</w:t>
+      </w:r>
+      <w:r>
+        <w:rPr>
+          <w:rFonts w:ascii="Courier New" w:eastAsia="굴림" w:hAnsi="Courier New" w:cs="Courier New"/>
+          <w:color w:val="DCDCDC"/>
+          <w:kern w:val="0"/>
+          <w:sz w:val="21"/>
+          <w:szCs w:val="21"/>
+          <w14:ligatures w14:val="none"/>
+        </w:rPr>
+        <w:t>)]</w:t>
+      </w:r>
+    </w:p>
+    <w:p>
+      <w:pPr>
+        <w:rPr>
+          <w:rFonts w:hint="eastAsia"/>
+        </w:rPr>
+      </w:pPr>
+    </w:p>
+    <w:p>
+      <w:pPr>
+        <w:pStyle w:val="a6"/>
+        <w:numPr>
+          <w:ilvl w:val="0"/>
+          <w:numId w:val="1"/>
+        </w:numPr>
+      </w:pPr>
+      <w:r>
+        <w:rPr>
+          <w:rFonts w:hint="eastAsia"/>
+        </w:rPr>
+        <w:t xml:space="preserve">양식 </w:t>
+      </w:r>
+      <w:r>
+        <w:rPr>
+          <w:rFonts w:hint="eastAsia"/>
+        </w:rPr>
+        <w:t>확인</w:t>
+      </w:r>
+    </w:p>
+    <w:p>
+      <w:r>
+        <w:rPr>
+          <w:rFonts w:hint="eastAsia"/>
+        </w:rPr>
+        <w:t>Dictionary</w:t>
+      </w:r>
+    </w:p>
+    <w:p>
+      <w:r>
+        <w:t>‘</w:t>
+      </w:r>
+      <w:r>
+        <w:rPr>
+          <w:rFonts w:hint="eastAsia"/>
+        </w:rPr>
+        <w:t>get</w:t>
+      </w:r>
+      <w:proofErr w:type="gramStart"/>
+      <w:r>
+        <w:t>’</w:t>
+      </w:r>
+      <w:r>
+        <w:rPr>
+          <w:rFonts w:hint="eastAsia"/>
+        </w:rPr>
+        <w:t xml:space="preserve"> 을</w:t>
+      </w:r>
+      <w:proofErr w:type="gramEnd"/>
+      <w:r>
+        <w:rPr>
+          <w:rFonts w:hint="eastAsia"/>
+        </w:rPr>
+        <w:t xml:space="preserve"> 활용해서 </w:t>
+      </w:r>
+      <w:r>
+        <w:rPr>
+          <w:rFonts w:hint="eastAsia"/>
+        </w:rPr>
+        <w:t xml:space="preserve">키에 대한 </w:t>
+      </w:r>
+      <w:proofErr w:type="spellStart"/>
+      <w:r>
+        <w:rPr>
+          <w:rFonts w:hint="eastAsia"/>
+        </w:rPr>
+        <w:t>밸류값을</w:t>
+      </w:r>
+      <w:proofErr w:type="spellEnd"/>
+      <w:r>
+        <w:rPr>
+          <w:rFonts w:hint="eastAsia"/>
+        </w:rPr>
+        <w:t xml:space="preserve"> 가져올 때, 해당 키가 없으면 프로그램 오류가 아니라 None을 나타내면서 정상 실행이 된다.</w:t>
+      </w:r>
+    </w:p>
+    <w:p>
+      <w:proofErr w:type="spellStart"/>
+      <w:r>
+        <w:rPr>
+          <w:rFonts w:hint="eastAsia"/>
+        </w:rPr>
+        <w:t>딕셔너리</w:t>
+      </w:r>
+      <w:proofErr w:type="spellEnd"/>
+      <w:r>
+        <w:rPr>
+          <w:rFonts w:hint="eastAsia"/>
+        </w:rPr>
+        <w:t xml:space="preserve"> 내장 함수가 아닌 파이썬 자체 함수 중 </w:t>
+      </w:r>
+      <w:proofErr w:type="spellStart"/>
+      <w:r>
+        <w:rPr>
+          <w:rFonts w:hint="eastAsia"/>
+        </w:rPr>
+        <w:t>딕셔너리에</w:t>
+      </w:r>
+      <w:proofErr w:type="spellEnd"/>
+      <w:r>
+        <w:rPr>
+          <w:rFonts w:hint="eastAsia"/>
+        </w:rPr>
+        <w:t xml:space="preserve"> 쓸 수 있는 대표적인 함수</w:t>
+      </w:r>
+    </w:p>
+    <w:p>
+      <w:pPr>
+        <w:pStyle w:val="a6"/>
+        <w:numPr>
+          <w:ilvl w:val="0"/>
+          <w:numId w:val="1"/>
+        </w:numPr>
+      </w:pPr>
+      <w:proofErr w:type="gramStart"/>
+      <w:r>
+        <w:rPr>
+          <w:rFonts w:hint="eastAsia"/>
+        </w:rPr>
+        <w:t>all(</w:t>
+      </w:r>
+      <w:proofErr w:type="gramEnd"/>
+      <w:r>
+        <w:rPr>
+          <w:rFonts w:hint="eastAsia"/>
+        </w:rPr>
+        <w:t xml:space="preserve">), </w:t>
+      </w:r>
+      <w:proofErr w:type="gramStart"/>
+      <w:r>
+        <w:rPr>
+          <w:rFonts w:hint="eastAsia"/>
+        </w:rPr>
+        <w:t>any(</w:t>
+      </w:r>
+      <w:proofErr w:type="gramEnd"/>
+      <w:r>
+        <w:rPr>
+          <w:rFonts w:hint="eastAsia"/>
+        </w:rPr>
+        <w:t xml:space="preserve">), </w:t>
+      </w:r>
+      <w:proofErr w:type="spellStart"/>
+      <w:proofErr w:type="gramStart"/>
+      <w:r>
+        <w:rPr>
+          <w:rFonts w:hint="eastAsia"/>
+        </w:rPr>
+        <w:t>len</w:t>
+      </w:r>
+      <w:proofErr w:type="spellEnd"/>
+      <w:r>
+        <w:rPr>
+          <w:rFonts w:hint="eastAsia"/>
+        </w:rPr>
+        <w:t>(</w:t>
+      </w:r>
+      <w:proofErr w:type="gramEnd"/>
+      <w:r>
+        <w:rPr>
+          <w:rFonts w:hint="eastAsia"/>
+        </w:rPr>
+        <w:t xml:space="preserve">), </w:t>
+      </w:r>
+      <w:proofErr w:type="spellStart"/>
+      <w:proofErr w:type="gramStart"/>
+      <w:r>
+        <w:rPr>
+          <w:rFonts w:hint="eastAsia"/>
+        </w:rPr>
+        <w:t>cmp</w:t>
+      </w:r>
+      <w:proofErr w:type="spellEnd"/>
+      <w:r>
+        <w:rPr>
+          <w:rFonts w:hint="eastAsia"/>
+        </w:rPr>
+        <w:t>(</w:t>
+      </w:r>
+      <w:proofErr w:type="gramEnd"/>
+      <w:r>
+        <w:rPr>
+          <w:rFonts w:hint="eastAsia"/>
+        </w:rPr>
+        <w:t xml:space="preserve">), </w:t>
+      </w:r>
+      <w:proofErr w:type="gramStart"/>
+      <w:r>
+        <w:rPr>
+          <w:rFonts w:hint="eastAsia"/>
+        </w:rPr>
+        <w:t>sorted(</w:t>
+      </w:r>
+      <w:proofErr w:type="gramEnd"/>
+      <w:r>
+        <w:rPr>
+          <w:rFonts w:hint="eastAsia"/>
+        </w:rPr>
+        <w:t>)</w:t>
+      </w:r>
+    </w:p>
+    <w:p>
+      <w:pPr>
+        <w:pStyle w:val="a6"/>
+        <w:numPr>
+          <w:ilvl w:val="0"/>
+          <w:numId w:val="1"/>
+        </w:numPr>
+      </w:pPr>
+      <w:r>
+        <w:rPr>
+          <w:rFonts w:hint="eastAsia"/>
+        </w:rPr>
+        <w:t>굳이 쓸모는 없는듯</w:t>
+      </w:r>
+      <w:r>
+        <w:t>…</w:t>
+      </w:r>
+    </w:p>
     <w:p>
       <w:pPr>
         <w:rPr>
@@ -3348,7 +4314,6 @@
   <w:style w:type="character" w:default="1" w:styleId="a0">
     <w:name w:val="Default Paragraph Font"/>
     <w:uiPriority w:val="1"/>
-    <w:semiHidden/>
     <w:unhideWhenUsed/>
   </w:style>
   <w:style w:type="table" w:default="1" w:styleId="a1">
@@ -4020,6 +4985,16 @@
 </file>
 
 <file path=customXml/item1.xml><?xml version="1.0" encoding="utf-8"?>
+<p:properties xmlns:p="http://schemas.microsoft.com/office/2006/metadata/properties" xmlns:xsi="http://www.w3.org/2001/XMLSchema-instance" xmlns:pc="http://schemas.microsoft.com/office/infopath/2007/PartnerControls">
+  <documentManagement/>
+</p:properties>
+</file>
+
+<file path=customXml/item2.xml><?xml version="1.0" encoding="utf-8"?>
+<b:Sources xmlns:b="http://schemas.openxmlformats.org/officeDocument/2006/bibliography" xmlns="http://schemas.openxmlformats.org/officeDocument/2006/bibliography" SelectedStyle="\APASixthEditionOfficeOnline.xsl" StyleName="APA" Version="6"/>
+</file>
+
+<file path=customXml/item3.xml><?xml version="1.0" encoding="utf-8"?>
 <ct:contentTypeSchema xmlns:ct="http://schemas.microsoft.com/office/2006/metadata/contentType" xmlns:ma="http://schemas.microsoft.com/office/2006/metadata/properties/metaAttributes" ct:_="" ma:_="" ma:contentTypeName="문서" ma:contentTypeID="0x010100C84A4CA79447DC48A163C3EAF6A971E9" ma:contentTypeVersion="1" ma:contentTypeDescription="새 문서를 만듭니다." ma:contentTypeScope="" ma:versionID="19bf3e4bd1be52d62671f0a788c0be6a">
   <xsd:schema xmlns:xsd="http://www.w3.org/2001/XMLSchema" xmlns:xs="http://www.w3.org/2001/XMLSchema" xmlns:p="http://schemas.microsoft.com/office/2006/metadata/properties" xmlns:ns3="46fc5eef-d98d-4013-b026-5ef5f085a1b7" targetNamespace="http://schemas.microsoft.com/office/2006/metadata/properties" ma:root="true" ma:fieldsID="e1bb9d3809880084c6870c9ab3c82e8f" ns3:_="">
     <xsd:import namespace="46fc5eef-d98d-4013-b026-5ef5f085a1b7"/>
@@ -4145,16 +5120,6 @@
 </ct:contentTypeSchema>
 </file>
 
-<file path=customXml/item2.xml><?xml version="1.0" encoding="utf-8"?>
-<b:Sources xmlns:b="http://schemas.openxmlformats.org/officeDocument/2006/bibliography" xmlns="http://schemas.openxmlformats.org/officeDocument/2006/bibliography" SelectedStyle="\APASixthEditionOfficeOnline.xsl" StyleName="APA" Version="6"/>
-</file>
-
-<file path=customXml/item3.xml><?xml version="1.0" encoding="utf-8"?>
-<p:properties xmlns:p="http://schemas.microsoft.com/office/2006/metadata/properties" xmlns:xsi="http://www.w3.org/2001/XMLSchema-instance" xmlns:pc="http://schemas.microsoft.com/office/infopath/2007/PartnerControls">
-  <documentManagement/>
-</p:properties>
-</file>
-
 <file path=customXml/item4.xml><?xml version="1.0" encoding="utf-8"?>
 <?mso-contentType ?>
 <FormTemplates xmlns="http://schemas.microsoft.com/sharepoint/v3/contenttype/forms">
@@ -4165,6 +5130,23 @@
 </file>
 
 <file path=customXml/itemProps1.xml><?xml version="1.0" encoding="utf-8"?>
+<ds:datastoreItem xmlns:ds="http://schemas.openxmlformats.org/officeDocument/2006/customXml" ds:itemID="{434CC856-6A68-4D59-882A-817435A07409}">
+  <ds:schemaRefs>
+    <ds:schemaRef ds:uri="http://schemas.microsoft.com/office/2006/metadata/properties"/>
+    <ds:schemaRef ds:uri="http://schemas.microsoft.com/office/infopath/2007/PartnerControls"/>
+  </ds:schemaRefs>
+</ds:datastoreItem>
+</file>
+
+<file path=customXml/itemProps2.xml><?xml version="1.0" encoding="utf-8"?>
+<ds:datastoreItem xmlns:ds="http://schemas.openxmlformats.org/officeDocument/2006/customXml" ds:itemID="{D74FAFF3-539F-4CAA-B321-5989A98FC9DB}">
+  <ds:schemaRefs>
+    <ds:schemaRef ds:uri="http://schemas.openxmlformats.org/officeDocument/2006/bibliography"/>
+  </ds:schemaRefs>
+</ds:datastoreItem>
+</file>
+
+<file path=customXml/itemProps3.xml><?xml version="1.0" encoding="utf-8"?>
 <ds:datastoreItem xmlns:ds="http://schemas.openxmlformats.org/officeDocument/2006/customXml" ds:itemID="{6E0DBD7F-013E-4A42-9228-7D18F4F71CFC}">
   <ds:schemaRefs>
     <ds:schemaRef ds:uri="http://schemas.microsoft.com/office/2006/metadata/contentType"/>
@@ -4182,23 +5164,6 @@
 </ds:datastoreItem>
 </file>
 
-<file path=customXml/itemProps2.xml><?xml version="1.0" encoding="utf-8"?>
-<ds:datastoreItem xmlns:ds="http://schemas.openxmlformats.org/officeDocument/2006/customXml" ds:itemID="{D74FAFF3-539F-4CAA-B321-5989A98FC9DB}">
-  <ds:schemaRefs>
-    <ds:schemaRef ds:uri="http://schemas.openxmlformats.org/officeDocument/2006/bibliography"/>
-  </ds:schemaRefs>
-</ds:datastoreItem>
-</file>
-
-<file path=customXml/itemProps3.xml><?xml version="1.0" encoding="utf-8"?>
-<ds:datastoreItem xmlns:ds="http://schemas.openxmlformats.org/officeDocument/2006/customXml" ds:itemID="{434CC856-6A68-4D59-882A-817435A07409}">
-  <ds:schemaRefs>
-    <ds:schemaRef ds:uri="http://schemas.microsoft.com/office/2006/metadata/properties"/>
-    <ds:schemaRef ds:uri="http://schemas.microsoft.com/office/infopath/2007/PartnerControls"/>
-  </ds:schemaRefs>
-</ds:datastoreItem>
-</file>
-
 <file path=customXml/itemProps4.xml><?xml version="1.0" encoding="utf-8"?>
 <ds:datastoreItem xmlns:ds="http://schemas.openxmlformats.org/officeDocument/2006/customXml" ds:itemID="{A586A492-E957-439B-8D62-DAB15C7B8665}">
   <ds:schemaRefs>

--- a/폴리텍 정리.docx
+++ b/폴리텍 정리.docx
@@ -2041,21 +2041,7 @@
         <w:rPr>
           <w:rFonts w:hint="eastAsia"/>
         </w:rPr>
-        <w:t xml:space="preserve">리스트 내장함수 중, copy()는 기본적으로 shallow </w:t>
-      </w:r>
-      <w:proofErr w:type="gramStart"/>
-      <w:r>
-        <w:rPr>
-          <w:rFonts w:hint="eastAsia"/>
-        </w:rPr>
-        <w:t>copy 인데</w:t>
-      </w:r>
-      <w:proofErr w:type="gramEnd"/>
-      <w:r>
-        <w:rPr>
-          <w:rFonts w:hint="eastAsia"/>
-        </w:rPr>
-        <w:t>,</w:t>
+        <w:t>리스트 내장함수 중, copy()는 기본적으로 shallow copy 인데,</w:t>
       </w:r>
     </w:p>
     <w:p>
@@ -2155,7 +2141,6 @@
         </w:rPr>
         <w:t>(</w:t>
       </w:r>
-      <w:proofErr w:type="gramStart"/>
       <w:r>
         <w:rPr>
           <w:rFonts w:ascii="Courier New" w:eastAsia="굴림" w:hAnsi="Courier New" w:cs="굴림"/>
@@ -2176,9 +2161,74 @@
           <w:szCs w:val="21"/>
           <w14:ligatures w14:val="none"/>
         </w:rPr>
-        <w:t>(</w:t>
-      </w:r>
-      <w:proofErr w:type="gramEnd"/>
+        <w:t>())</w:t>
+      </w:r>
+      <w:r>
+        <w:rPr>
+          <w:rFonts w:ascii="Courier New" w:eastAsia="굴림" w:hAnsi="Courier New" w:cs="굴림"/>
+          <w:color w:val="D4D4D4"/>
+          <w:kern w:val="0"/>
+          <w:sz w:val="21"/>
+          <w:szCs w:val="21"/>
+          <w14:ligatures w14:val="none"/>
+        </w:rPr>
+        <w:t xml:space="preserve"> </w:t>
+      </w:r>
+      <w:r>
+        <w:rPr>
+          <w:rFonts w:ascii="Courier New" w:eastAsia="굴림" w:hAnsi="Courier New" w:cs="굴림"/>
+          <w:color w:val="C99CC6"/>
+          <w:kern w:val="0"/>
+          <w:sz w:val="21"/>
+          <w:szCs w:val="21"/>
+          <w14:ligatures w14:val="none"/>
+        </w:rPr>
+        <w:t>for</w:t>
+      </w:r>
+      <w:r>
+        <w:rPr>
+          <w:rFonts w:ascii="Courier New" w:eastAsia="굴림" w:hAnsi="Courier New" w:cs="굴림"/>
+          <w:color w:val="D4D4D4"/>
+          <w:kern w:val="0"/>
+          <w:sz w:val="21"/>
+          <w:szCs w:val="21"/>
+          <w14:ligatures w14:val="none"/>
+        </w:rPr>
+        <w:t xml:space="preserve"> x </w:t>
+      </w:r>
+      <w:r>
+        <w:rPr>
+          <w:rFonts w:ascii="Courier New" w:eastAsia="굴림" w:hAnsi="Courier New" w:cs="굴림"/>
+          <w:color w:val="82C6FF"/>
+          <w:kern w:val="0"/>
+          <w:sz w:val="21"/>
+          <w:szCs w:val="21"/>
+          <w14:ligatures w14:val="none"/>
+        </w:rPr>
+        <w:t>in</w:t>
+      </w:r>
+      <w:r>
+        <w:rPr>
+          <w:rFonts w:ascii="Courier New" w:eastAsia="굴림" w:hAnsi="Courier New" w:cs="굴림"/>
+          <w:color w:val="D4D4D4"/>
+          <w:kern w:val="0"/>
+          <w:sz w:val="21"/>
+          <w:szCs w:val="21"/>
+          <w14:ligatures w14:val="none"/>
+        </w:rPr>
+        <w:t xml:space="preserve"> </w:t>
+      </w:r>
+      <w:r>
+        <w:rPr>
+          <w:rFonts w:ascii="Courier New" w:eastAsia="굴림" w:hAnsi="Courier New" w:cs="굴림"/>
+          <w:color w:val="DCDCAA"/>
+          <w:kern w:val="0"/>
+          <w:sz w:val="21"/>
+          <w:szCs w:val="21"/>
+          <w14:ligatures w14:val="none"/>
+        </w:rPr>
+        <w:t>range</w:t>
+      </w:r>
       <w:r>
         <w:rPr>
           <w:rFonts w:ascii="Courier New" w:eastAsia="굴림" w:hAnsi="Courier New" w:cs="굴림"/>
@@ -2188,87 +2238,8 @@
           <w:szCs w:val="21"/>
           <w14:ligatures w14:val="none"/>
         </w:rPr>
-        <w:t>))</w:t>
-      </w:r>
-      <w:r>
-        <w:rPr>
-          <w:rFonts w:ascii="Courier New" w:eastAsia="굴림" w:hAnsi="Courier New" w:cs="굴림"/>
-          <w:color w:val="D4D4D4"/>
-          <w:kern w:val="0"/>
-          <w:sz w:val="21"/>
-          <w:szCs w:val="21"/>
-          <w14:ligatures w14:val="none"/>
-        </w:rPr>
-        <w:t xml:space="preserve"> </w:t>
-      </w:r>
-      <w:r>
-        <w:rPr>
-          <w:rFonts w:ascii="Courier New" w:eastAsia="굴림" w:hAnsi="Courier New" w:cs="굴림"/>
-          <w:color w:val="C99CC6"/>
-          <w:kern w:val="0"/>
-          <w:sz w:val="21"/>
-          <w:szCs w:val="21"/>
-          <w14:ligatures w14:val="none"/>
-        </w:rPr>
-        <w:t>for</w:t>
-      </w:r>
-      <w:r>
-        <w:rPr>
-          <w:rFonts w:ascii="Courier New" w:eastAsia="굴림" w:hAnsi="Courier New" w:cs="굴림"/>
-          <w:color w:val="D4D4D4"/>
-          <w:kern w:val="0"/>
-          <w:sz w:val="21"/>
-          <w:szCs w:val="21"/>
-          <w14:ligatures w14:val="none"/>
-        </w:rPr>
-        <w:t xml:space="preserve"> x </w:t>
-      </w:r>
-      <w:r>
-        <w:rPr>
-          <w:rFonts w:ascii="Courier New" w:eastAsia="굴림" w:hAnsi="Courier New" w:cs="굴림"/>
-          <w:color w:val="82C6FF"/>
-          <w:kern w:val="0"/>
-          <w:sz w:val="21"/>
-          <w:szCs w:val="21"/>
-          <w14:ligatures w14:val="none"/>
-        </w:rPr>
-        <w:t>in</w:t>
-      </w:r>
-      <w:r>
-        <w:rPr>
-          <w:rFonts w:ascii="Courier New" w:eastAsia="굴림" w:hAnsi="Courier New" w:cs="굴림"/>
-          <w:color w:val="D4D4D4"/>
-          <w:kern w:val="0"/>
-          <w:sz w:val="21"/>
-          <w:szCs w:val="21"/>
-          <w14:ligatures w14:val="none"/>
-        </w:rPr>
-        <w:t xml:space="preserve"> </w:t>
-      </w:r>
-      <w:proofErr w:type="gramStart"/>
-      <w:r>
-        <w:rPr>
-          <w:rFonts w:ascii="Courier New" w:eastAsia="굴림" w:hAnsi="Courier New" w:cs="굴림"/>
-          <w:color w:val="DCDCAA"/>
-          <w:kern w:val="0"/>
-          <w:sz w:val="21"/>
-          <w:szCs w:val="21"/>
-          <w14:ligatures w14:val="none"/>
-        </w:rPr>
-        <w:t>range</w:t>
-      </w:r>
-      <w:r>
-        <w:rPr>
-          <w:rFonts w:ascii="Courier New" w:eastAsia="굴림" w:hAnsi="Courier New" w:cs="굴림"/>
-          <w:color w:val="DCDCDC"/>
-          <w:kern w:val="0"/>
-          <w:sz w:val="21"/>
-          <w:szCs w:val="21"/>
-          <w14:ligatures w14:val="none"/>
-        </w:rPr>
         <w:t>(</w:t>
       </w:r>
-      <w:proofErr w:type="gramEnd"/>
       <w:r>
         <w:rPr>
           <w:rFonts w:ascii="Courier New" w:eastAsia="굴림" w:hAnsi="Courier New" w:cs="굴림"/>
@@ -2299,9 +2270,6 @@
           <w:ilvl w:val="0"/>
           <w:numId w:val="4"/>
         </w:numPr>
-        <w:rPr>
-          <w:rFonts w:hint="eastAsia"/>
-        </w:rPr>
       </w:pPr>
       <w:proofErr w:type="spellStart"/>
       <w:r>
@@ -2338,13 +2306,7 @@
         <w:t>if else 와 같이 조건이 여러 개일 때, 조건식이 먼저 오고 제어문이 뒤에 온다.</w:t>
       </w:r>
     </w:p>
-    <w:p>
-      <w:pPr>
-        <w:rPr>
-          <w:rFonts w:hint="eastAsia"/>
-        </w:rPr>
-      </w:pPr>
-    </w:p>
+    <w:p/>
     <w:p>
       <w:pPr>
         <w:pStyle w:val="a6"/>
@@ -2690,7 +2652,7 @@
         <w:autoSpaceDN/>
         <w:spacing w:after="0" w:line="285" w:lineRule="atLeast"/>
         <w:rPr>
-          <w:rFonts w:ascii="Courier New" w:eastAsia="굴림" w:hAnsi="Courier New" w:cs="Courier New"/>
+          <w:rFonts w:ascii="Courier New" w:eastAsia="굴림" w:hAnsi="Courier New" w:cs="Courier New" w:hint="eastAsia"/>
           <w:color w:val="D4D4D4"/>
           <w:kern w:val="0"/>
           <w:sz w:val="21"/>
@@ -2970,13 +2932,6 @@
         </w:rPr>
         <w:t>)]</w:t>
       </w:r>
-    </w:p>
-    <w:p>
-      <w:pPr>
-        <w:rPr>
-          <w:rFonts w:hint="eastAsia"/>
-        </w:rPr>
-      </w:pPr>
     </w:p>
     <w:p>
       <w:pPr>
@@ -3017,7 +2972,6 @@
         </w:rPr>
         <w:t>get</w:t>
       </w:r>
-      <w:proofErr w:type="gramStart"/>
       <w:r>
         <w:t>’</w:t>
       </w:r>
@@ -3025,14 +2979,7 @@
         <w:rPr>
           <w:rFonts w:hint="eastAsia"/>
         </w:rPr>
-        <w:t xml:space="preserve"> 을</w:t>
-      </w:r>
-      <w:proofErr w:type="gramEnd"/>
-      <w:r>
-        <w:rPr>
-          <w:rFonts w:hint="eastAsia"/>
-        </w:rPr>
-        <w:t xml:space="preserve"> 활용해서 </w:t>
+        <w:t xml:space="preserve"> 을 활용해서 </w:t>
       </w:r>
       <w:r>
         <w:rPr>
@@ -3093,36 +3040,13 @@
           <w:numId w:val="1"/>
         </w:numPr>
       </w:pPr>
-      <w:proofErr w:type="gramStart"/>
-      <w:r>
-        <w:rPr>
-          <w:rFonts w:hint="eastAsia"/>
-        </w:rPr>
-        <w:t>all(</w:t>
-      </w:r>
-      <w:proofErr w:type="gramEnd"/>
-      <w:r>
-        <w:rPr>
-          <w:rFonts w:hint="eastAsia"/>
-        </w:rPr>
-        <w:t xml:space="preserve">), </w:t>
-      </w:r>
-      <w:proofErr w:type="gramStart"/>
-      <w:r>
-        <w:rPr>
-          <w:rFonts w:hint="eastAsia"/>
-        </w:rPr>
-        <w:t>any(</w:t>
-      </w:r>
-      <w:proofErr w:type="gramEnd"/>
-      <w:r>
-        <w:rPr>
-          <w:rFonts w:hint="eastAsia"/>
-        </w:rPr>
-        <w:t xml:space="preserve">), </w:t>
+      <w:r>
+        <w:rPr>
+          <w:rFonts w:hint="eastAsia"/>
+        </w:rPr>
+        <w:t xml:space="preserve">all(), any(), </w:t>
       </w:r>
       <w:proofErr w:type="spellStart"/>
-      <w:proofErr w:type="gramStart"/>
       <w:r>
         <w:rPr>
           <w:rFonts w:hint="eastAsia"/>
@@ -3134,17 +3058,9 @@
         <w:rPr>
           <w:rFonts w:hint="eastAsia"/>
         </w:rPr>
-        <w:t>(</w:t>
-      </w:r>
-      <w:proofErr w:type="gramEnd"/>
-      <w:r>
-        <w:rPr>
-          <w:rFonts w:hint="eastAsia"/>
-        </w:rPr>
-        <w:t xml:space="preserve">), </w:t>
+        <w:t xml:space="preserve">(), </w:t>
       </w:r>
       <w:proofErr w:type="spellStart"/>
-      <w:proofErr w:type="gramStart"/>
       <w:r>
         <w:rPr>
           <w:rFonts w:hint="eastAsia"/>
@@ -3156,28 +3072,55 @@
         <w:rPr>
           <w:rFonts w:hint="eastAsia"/>
         </w:rPr>
-        <w:t>(</w:t>
-      </w:r>
-      <w:proofErr w:type="gramEnd"/>
-      <w:r>
-        <w:rPr>
-          <w:rFonts w:hint="eastAsia"/>
-        </w:rPr>
-        <w:t xml:space="preserve">), </w:t>
-      </w:r>
-      <w:proofErr w:type="gramStart"/>
-      <w:r>
-        <w:rPr>
-          <w:rFonts w:hint="eastAsia"/>
-        </w:rPr>
-        <w:t>sorted(</w:t>
-      </w:r>
-      <w:proofErr w:type="gramEnd"/>
-      <w:r>
-        <w:rPr>
-          <w:rFonts w:hint="eastAsia"/>
-        </w:rPr>
-        <w:t>)</w:t>
+        <w:t>(), sorted()</w:t>
+      </w:r>
+    </w:p>
+    <w:bookmarkStart w:id="0" w:name="_MON_1837151254"/>
+    <w:bookmarkEnd w:id="0"/>
+    <w:p>
+      <w:r>
+        <w:object w:dxaOrig="9026" w:dyaOrig="11731" w14:anchorId="6D754FEA">
+          <v:shapetype id="_x0000_t75" coordsize="21600,21600" o:spt="75" o:preferrelative="t" path="m@4@5l@4@11@9@11@9@5xe" filled="f" stroked="f">
+            <v:stroke joinstyle="miter"/>
+            <v:formulas>
+              <v:f eqn="if lineDrawn pixelLineWidth 0"/>
+              <v:f eqn="sum @0 1 0"/>
+              <v:f eqn="sum 0 0 @1"/>
+              <v:f eqn="prod @2 1 2"/>
+              <v:f eqn="prod @3 21600 pixelWidth"/>
+              <v:f eqn="prod @3 21600 pixelHeight"/>
+              <v:f eqn="sum @0 0 1"/>
+              <v:f eqn="prod @6 1 2"/>
+              <v:f eqn="prod @7 21600 pixelWidth"/>
+              <v:f eqn="sum @8 21600 0"/>
+              <v:f eqn="prod @7 21600 pixelHeight"/>
+              <v:f eqn="sum @10 21600 0"/>
+            </v:formulas>
+            <v:path o:extrusionok="f" gradientshapeok="t" o:connecttype="rect"/>
+            <o:lock v:ext="edit" aspectratio="t"/>
+          </v:shapetype>
+          <v:shape id="_x0000_i1027" type="#_x0000_t75" style="width:347.25pt;height:450.75pt" o:ole="">
+            <v:imagedata r:id="rId11" o:title=""/>
+          </v:shape>
+          <o:OLEObject Type="Embed" ProgID="Word.OpenDocumentText.12" ShapeID="_x0000_i1027" DrawAspect="Content" ObjectID="_1837167590" r:id="rId12"/>
+        </w:object>
+      </w:r>
+    </w:p>
+    <w:p>
+      <w:r>
+        <w:rPr>
+          <w:rFonts w:hint="eastAsia"/>
+        </w:rPr>
+        <w:lastRenderedPageBreak/>
+        <w:t>File I/O</w:t>
+      </w:r>
+    </w:p>
+    <w:p>
+      <w:r>
+        <w:rPr>
+          <w:rFonts w:hint="eastAsia"/>
+        </w:rPr>
+        <w:t>파일 open할 때 쓰는 모드들</w:t>
       </w:r>
     </w:p>
     <w:p>
@@ -3185,17 +3128,1184 @@
         <w:pStyle w:val="a6"/>
         <w:numPr>
           <w:ilvl w:val="0"/>
-          <w:numId w:val="1"/>
+          <w:numId w:val="5"/>
         </w:numPr>
       </w:pPr>
       <w:r>
-        <w:rPr>
-          <w:rFonts w:hint="eastAsia"/>
-        </w:rPr>
-        <w:t>굳이 쓸모는 없는듯</w:t>
-      </w:r>
-      <w:r>
-        <w:t>…</w:t>
+        <w:t>‘</w:t>
+      </w:r>
+      <w:r>
+        <w:rPr>
+          <w:rFonts w:hint="eastAsia"/>
+        </w:rPr>
+        <w:t>r</w:t>
+      </w:r>
+      <w:r>
+        <w:t>’</w:t>
+      </w:r>
+      <w:r>
+        <w:rPr>
+          <w:rFonts w:hint="eastAsia"/>
+        </w:rPr>
+        <w:t xml:space="preserve"> </w:t>
+      </w:r>
+      <w:r>
+        <w:sym w:font="Wingdings" w:char="F0E0"/>
+      </w:r>
+      <w:r>
+        <w:rPr>
+          <w:rFonts w:hint="eastAsia"/>
+        </w:rPr>
+        <w:t xml:space="preserve"> </w:t>
+      </w:r>
+      <w:r>
+        <w:rPr>
+          <w:rFonts w:hint="eastAsia"/>
+        </w:rPr>
+        <w:t>읽기 전용으로 파일 불러오기</w:t>
+      </w:r>
+    </w:p>
+    <w:p>
+      <w:pPr>
+        <w:pStyle w:val="a6"/>
+        <w:numPr>
+          <w:ilvl w:val="0"/>
+          <w:numId w:val="5"/>
+        </w:numPr>
+      </w:pPr>
+      <w:r>
+        <w:t>‘</w:t>
+      </w:r>
+      <w:r>
+        <w:rPr>
+          <w:rFonts w:hint="eastAsia"/>
+        </w:rPr>
+        <w:t>w</w:t>
+      </w:r>
+      <w:r>
+        <w:t>’</w:t>
+      </w:r>
+      <w:r>
+        <w:rPr>
+          <w:rFonts w:hint="eastAsia"/>
+        </w:rPr>
+        <w:t xml:space="preserve"> </w:t>
+      </w:r>
+      <w:r>
+        <w:sym w:font="Wingdings" w:char="F0E0"/>
+      </w:r>
+      <w:r>
+        <w:rPr>
+          <w:rFonts w:hint="eastAsia"/>
+        </w:rPr>
+        <w:t xml:space="preserve"> </w:t>
+      </w:r>
+      <w:r>
+        <w:rPr>
+          <w:rFonts w:hint="eastAsia"/>
+        </w:rPr>
+        <w:t xml:space="preserve">쓰기 전용으로 여는데, 기존 파일이 없으면 새로 만들고 있어도 덮어써서 </w:t>
+      </w:r>
+      <w:proofErr w:type="spellStart"/>
+      <w:r>
+        <w:rPr>
+          <w:rFonts w:hint="eastAsia"/>
+        </w:rPr>
+        <w:t>만들어버림</w:t>
+      </w:r>
+      <w:proofErr w:type="spellEnd"/>
+    </w:p>
+    <w:p>
+      <w:pPr>
+        <w:pStyle w:val="a6"/>
+        <w:numPr>
+          <w:ilvl w:val="0"/>
+          <w:numId w:val="5"/>
+        </w:numPr>
+      </w:pPr>
+      <w:r>
+        <w:t>‘</w:t>
+      </w:r>
+      <w:r>
+        <w:rPr>
+          <w:rFonts w:hint="eastAsia"/>
+        </w:rPr>
+        <w:t>a</w:t>
+      </w:r>
+      <w:r>
+        <w:t>’</w:t>
+      </w:r>
+      <w:r>
+        <w:rPr>
+          <w:rFonts w:hint="eastAsia"/>
+        </w:rPr>
+        <w:t xml:space="preserve"> </w:t>
+      </w:r>
+      <w:r>
+        <w:sym w:font="Wingdings" w:char="F0E0"/>
+      </w:r>
+      <w:r>
+        <w:rPr>
+          <w:rFonts w:hint="eastAsia"/>
+        </w:rPr>
+        <w:t xml:space="preserve"> 쓰기 전용인데, 기존 파일에서 이어쓰기 느낌으로 가져옴</w:t>
+      </w:r>
+    </w:p>
+    <w:p/>
+    <w:p>
+      <w:proofErr w:type="spellStart"/>
+      <w:r>
+        <w:rPr>
+          <w:rFonts w:hint="eastAsia"/>
+        </w:rPr>
+        <w:t>한줄씩</w:t>
+      </w:r>
+      <w:proofErr w:type="spellEnd"/>
+      <w:r>
+        <w:rPr>
+          <w:rFonts w:hint="eastAsia"/>
+        </w:rPr>
+        <w:t xml:space="preserve"> 읽어오는 과정에서,</w:t>
+      </w:r>
+    </w:p>
+    <w:p>
+      <w:r>
+        <w:rPr>
+          <w:rFonts w:hint="eastAsia"/>
+        </w:rPr>
+        <w:t>seek</w:t>
+      </w:r>
+      <w:r>
+        <w:rPr>
+          <w:rFonts w:hint="eastAsia"/>
+        </w:rPr>
+        <w:t xml:space="preserve">와 </w:t>
+      </w:r>
+      <w:proofErr w:type="spellStart"/>
+      <w:r>
+        <w:rPr>
+          <w:rFonts w:hint="eastAsia"/>
+        </w:rPr>
+        <w:t>readline</w:t>
+      </w:r>
+      <w:proofErr w:type="spellEnd"/>
+      <w:r>
+        <w:rPr>
+          <w:rFonts w:hint="eastAsia"/>
+        </w:rPr>
+        <w:t>을 통해 데이터를 읽어오면, 커서도 작업 내용에 따라 함께 움직이므로</w:t>
+      </w:r>
+    </w:p>
+    <w:p>
+      <w:r>
+        <w:rPr>
+          <w:rFonts w:hint="eastAsia"/>
+        </w:rPr>
+        <w:t>작업 완료 후에는 커서 위치의 초기화가 필요하다.</w:t>
+      </w:r>
+    </w:p>
+    <w:p/>
+    <w:p>
+      <w:r>
+        <w:rPr>
+          <w:rFonts w:hint="eastAsia"/>
+        </w:rPr>
+        <w:t>디렉토리 &amp; 파일 관리 명령어</w:t>
+      </w:r>
+    </w:p>
+    <w:p>
+      <w:pPr>
+        <w:pStyle w:val="a6"/>
+        <w:numPr>
+          <w:ilvl w:val="0"/>
+          <w:numId w:val="6"/>
+        </w:numPr>
+      </w:pPr>
+      <w:proofErr w:type="spellStart"/>
+      <w:r>
+        <w:rPr>
+          <w:rFonts w:hint="eastAsia"/>
+        </w:rPr>
+        <w:t>os</w:t>
+      </w:r>
+      <w:proofErr w:type="spellEnd"/>
+      <w:r>
+        <w:rPr>
+          <w:rFonts w:hint="eastAsia"/>
+        </w:rPr>
+        <w:t xml:space="preserve"> module</w:t>
+      </w:r>
+    </w:p>
+    <w:p>
+      <w:pPr>
+        <w:pStyle w:val="a6"/>
+        <w:numPr>
+          <w:ilvl w:val="0"/>
+          <w:numId w:val="4"/>
+        </w:numPr>
+      </w:pPr>
+      <w:proofErr w:type="spellStart"/>
+      <w:r>
+        <w:rPr>
+          <w:rFonts w:hint="eastAsia"/>
+        </w:rPr>
+        <w:t>getcwd</w:t>
+      </w:r>
+      <w:proofErr w:type="spellEnd"/>
+      <w:r>
+        <w:rPr>
+          <w:rFonts w:hint="eastAsia"/>
+        </w:rPr>
+        <w:t>(</w:t>
+      </w:r>
+      <w:proofErr w:type="gramStart"/>
+      <w:r>
+        <w:rPr>
+          <w:rFonts w:hint="eastAsia"/>
+        </w:rPr>
+        <w:t>) ,</w:t>
+      </w:r>
+      <w:proofErr w:type="gramEnd"/>
+      <w:r>
+        <w:rPr>
+          <w:rFonts w:hint="eastAsia"/>
+        </w:rPr>
+        <w:t xml:space="preserve"> </w:t>
+      </w:r>
+      <w:proofErr w:type="spellStart"/>
+      <w:r>
+        <w:rPr>
+          <w:rFonts w:hint="eastAsia"/>
+        </w:rPr>
+        <w:t>getcwdb</w:t>
+      </w:r>
+      <w:proofErr w:type="spellEnd"/>
+      <w:r>
+        <w:rPr>
+          <w:rFonts w:hint="eastAsia"/>
+        </w:rPr>
+        <w:t>()</w:t>
+      </w:r>
+      <w:r>
+        <w:rPr>
+          <w:rFonts w:hint="eastAsia"/>
+        </w:rPr>
+        <w:t xml:space="preserve"> </w:t>
+      </w:r>
+      <w:r>
+        <w:sym w:font="Wingdings" w:char="F0E0"/>
+      </w:r>
+      <w:r>
+        <w:rPr>
+          <w:rFonts w:hint="eastAsia"/>
+        </w:rPr>
+        <w:t xml:space="preserve"> 현재 작업 폴더 확인</w:t>
+      </w:r>
+    </w:p>
+    <w:p>
+      <w:pPr>
+        <w:pStyle w:val="a6"/>
+        <w:numPr>
+          <w:ilvl w:val="0"/>
+          <w:numId w:val="6"/>
+        </w:numPr>
+      </w:pPr>
+      <w:proofErr w:type="spellStart"/>
+      <w:proofErr w:type="gramStart"/>
+      <w:r>
+        <w:rPr>
+          <w:rFonts w:hint="eastAsia"/>
+        </w:rPr>
+        <w:t>chdir</w:t>
+      </w:r>
+      <w:proofErr w:type="spellEnd"/>
+      <w:r>
+        <w:rPr>
+          <w:rFonts w:hint="eastAsia"/>
+        </w:rPr>
+        <w:t>( )</w:t>
+      </w:r>
+      <w:proofErr w:type="gramEnd"/>
+      <w:r>
+        <w:rPr>
+          <w:rFonts w:hint="eastAsia"/>
+        </w:rPr>
+        <w:t xml:space="preserve"> </w:t>
+      </w:r>
+      <w:r>
+        <w:sym w:font="Wingdings" w:char="F0E0"/>
+      </w:r>
+      <w:r>
+        <w:rPr>
+          <w:rFonts w:hint="eastAsia"/>
+        </w:rPr>
+        <w:t xml:space="preserve"> 작업 폴더 변경</w:t>
+      </w:r>
+    </w:p>
+    <w:p>
+      <w:pPr>
+        <w:pStyle w:val="a6"/>
+        <w:widowControl/>
+        <w:numPr>
+          <w:ilvl w:val="0"/>
+          <w:numId w:val="6"/>
+        </w:numPr>
+        <w:shd w:val="clear" w:color="auto" w:fill="282A2C"/>
+        <w:wordWrap/>
+        <w:autoSpaceDE/>
+        <w:autoSpaceDN/>
+        <w:spacing w:after="0" w:line="285" w:lineRule="atLeast"/>
+        <w:rPr>
+          <w:rFonts w:ascii="Courier New" w:eastAsia="굴림" w:hAnsi="Courier New" w:cs="Courier New"/>
+          <w:color w:val="D4D4D4"/>
+          <w:kern w:val="0"/>
+          <w:sz w:val="21"/>
+          <w:szCs w:val="21"/>
+          <w14:ligatures w14:val="none"/>
+        </w:rPr>
+      </w:pPr>
+      <w:r>
+        <w:rPr>
+          <w:rFonts w:ascii="Courier New" w:eastAsia="굴림" w:hAnsi="Courier New" w:cs="Courier New"/>
+          <w:color w:val="C99CC6"/>
+          <w:kern w:val="0"/>
+          <w:sz w:val="21"/>
+          <w:szCs w:val="21"/>
+          <w14:ligatures w14:val="none"/>
+        </w:rPr>
+        <w:t>try</w:t>
+      </w:r>
+      <w:r>
+        <w:rPr>
+          <w:rFonts w:ascii="Courier New" w:eastAsia="굴림" w:hAnsi="Courier New" w:cs="Courier New"/>
+          <w:color w:val="DCDCDC"/>
+          <w:kern w:val="0"/>
+          <w:sz w:val="21"/>
+          <w:szCs w:val="21"/>
+          <w14:ligatures w14:val="none"/>
+        </w:rPr>
+        <w:t>:</w:t>
+      </w:r>
+    </w:p>
+    <w:p>
+      <w:pPr>
+        <w:pStyle w:val="a6"/>
+        <w:widowControl/>
+        <w:numPr>
+          <w:ilvl w:val="0"/>
+          <w:numId w:val="6"/>
+        </w:numPr>
+        <w:shd w:val="clear" w:color="auto" w:fill="282A2C"/>
+        <w:wordWrap/>
+        <w:autoSpaceDE/>
+        <w:autoSpaceDN/>
+        <w:spacing w:after="0" w:line="285" w:lineRule="atLeast"/>
+        <w:rPr>
+          <w:rFonts w:ascii="Courier New" w:eastAsia="굴림" w:hAnsi="Courier New" w:cs="Courier New"/>
+          <w:color w:val="D4D4D4"/>
+          <w:kern w:val="0"/>
+          <w:sz w:val="21"/>
+          <w:szCs w:val="21"/>
+          <w14:ligatures w14:val="none"/>
+        </w:rPr>
+      </w:pPr>
+      <w:r>
+        <w:rPr>
+          <w:rFonts w:ascii="Courier New" w:eastAsia="굴림" w:hAnsi="Courier New" w:cs="Courier New"/>
+          <w:color w:val="D4D4D4"/>
+          <w:kern w:val="0"/>
+          <w:sz w:val="21"/>
+          <w:szCs w:val="21"/>
+          <w14:ligatures w14:val="none"/>
+        </w:rPr>
+        <w:t xml:space="preserve">    </w:t>
+      </w:r>
+      <w:r>
+        <w:rPr>
+          <w:rFonts w:ascii="Courier New" w:eastAsia="굴림" w:hAnsi="Courier New" w:cs="Courier New"/>
+          <w:color w:val="DCDCAA"/>
+          <w:kern w:val="0"/>
+          <w:sz w:val="21"/>
+          <w:szCs w:val="21"/>
+          <w14:ligatures w14:val="none"/>
+        </w:rPr>
+        <w:t>print</w:t>
+      </w:r>
+      <w:r>
+        <w:rPr>
+          <w:rFonts w:ascii="Courier New" w:eastAsia="굴림" w:hAnsi="Courier New" w:cs="Courier New"/>
+          <w:color w:val="DCDCDC"/>
+          <w:kern w:val="0"/>
+          <w:sz w:val="21"/>
+          <w:szCs w:val="21"/>
+          <w14:ligatures w14:val="none"/>
+        </w:rPr>
+        <w:t>(</w:t>
+      </w:r>
+      <w:r>
+        <w:rPr>
+          <w:rFonts w:ascii="Courier New" w:eastAsia="굴림" w:hAnsi="Courier New" w:cs="Courier New"/>
+          <w:color w:val="CE9178"/>
+          <w:kern w:val="0"/>
+          <w:sz w:val="21"/>
+          <w:szCs w:val="21"/>
+          <w14:ligatures w14:val="none"/>
+        </w:rPr>
+        <w:t>"try"</w:t>
+      </w:r>
+      <w:r>
+        <w:rPr>
+          <w:rFonts w:ascii="Courier New" w:eastAsia="굴림" w:hAnsi="Courier New" w:cs="Courier New"/>
+          <w:color w:val="DCDCDC"/>
+          <w:kern w:val="0"/>
+          <w:sz w:val="21"/>
+          <w:szCs w:val="21"/>
+          <w14:ligatures w14:val="none"/>
+        </w:rPr>
+        <w:t>)</w:t>
+      </w:r>
+    </w:p>
+    <w:p>
+      <w:pPr>
+        <w:pStyle w:val="a6"/>
+        <w:widowControl/>
+        <w:numPr>
+          <w:ilvl w:val="0"/>
+          <w:numId w:val="6"/>
+        </w:numPr>
+        <w:shd w:val="clear" w:color="auto" w:fill="282A2C"/>
+        <w:wordWrap/>
+        <w:autoSpaceDE/>
+        <w:autoSpaceDN/>
+        <w:spacing w:after="0" w:line="285" w:lineRule="atLeast"/>
+        <w:rPr>
+          <w:rFonts w:ascii="Courier New" w:eastAsia="굴림" w:hAnsi="Courier New" w:cs="Courier New"/>
+          <w:color w:val="D4D4D4"/>
+          <w:kern w:val="0"/>
+          <w:sz w:val="21"/>
+          <w:szCs w:val="21"/>
+          <w14:ligatures w14:val="none"/>
+        </w:rPr>
+      </w:pPr>
+      <w:r>
+        <w:rPr>
+          <w:rFonts w:ascii="Courier New" w:eastAsia="굴림" w:hAnsi="Courier New" w:cs="Courier New"/>
+          <w:color w:val="C99CC6"/>
+          <w:kern w:val="0"/>
+          <w:sz w:val="21"/>
+          <w:szCs w:val="21"/>
+          <w14:ligatures w14:val="none"/>
+        </w:rPr>
+        <w:t>except</w:t>
+      </w:r>
+      <w:r>
+        <w:rPr>
+          <w:rFonts w:ascii="Courier New" w:eastAsia="굴림" w:hAnsi="Courier New" w:cs="Courier New"/>
+          <w:color w:val="DCDCDC"/>
+          <w:kern w:val="0"/>
+          <w:sz w:val="21"/>
+          <w:szCs w:val="21"/>
+          <w14:ligatures w14:val="none"/>
+        </w:rPr>
+        <w:t>:</w:t>
+      </w:r>
+    </w:p>
+    <w:p>
+      <w:pPr>
+        <w:pStyle w:val="a6"/>
+        <w:widowControl/>
+        <w:numPr>
+          <w:ilvl w:val="0"/>
+          <w:numId w:val="6"/>
+        </w:numPr>
+        <w:shd w:val="clear" w:color="auto" w:fill="282A2C"/>
+        <w:wordWrap/>
+        <w:autoSpaceDE/>
+        <w:autoSpaceDN/>
+        <w:spacing w:after="0" w:line="285" w:lineRule="atLeast"/>
+        <w:rPr>
+          <w:rFonts w:ascii="Courier New" w:eastAsia="굴림" w:hAnsi="Courier New" w:cs="Courier New"/>
+          <w:color w:val="D4D4D4"/>
+          <w:kern w:val="0"/>
+          <w:sz w:val="21"/>
+          <w:szCs w:val="21"/>
+          <w14:ligatures w14:val="none"/>
+        </w:rPr>
+      </w:pPr>
+      <w:r>
+        <w:rPr>
+          <w:rFonts w:ascii="Courier New" w:eastAsia="굴림" w:hAnsi="Courier New" w:cs="Courier New"/>
+          <w:color w:val="D4D4D4"/>
+          <w:kern w:val="0"/>
+          <w:sz w:val="21"/>
+          <w:szCs w:val="21"/>
+          <w14:ligatures w14:val="none"/>
+        </w:rPr>
+        <w:t xml:space="preserve">    </w:t>
+      </w:r>
+      <w:r>
+        <w:rPr>
+          <w:rFonts w:ascii="Courier New" w:eastAsia="굴림" w:hAnsi="Courier New" w:cs="Courier New"/>
+          <w:color w:val="DCDCAA"/>
+          <w:kern w:val="0"/>
+          <w:sz w:val="21"/>
+          <w:szCs w:val="21"/>
+          <w14:ligatures w14:val="none"/>
+        </w:rPr>
+        <w:t>print</w:t>
+      </w:r>
+      <w:r>
+        <w:rPr>
+          <w:rFonts w:ascii="Courier New" w:eastAsia="굴림" w:hAnsi="Courier New" w:cs="Courier New"/>
+          <w:color w:val="DCDCDC"/>
+          <w:kern w:val="0"/>
+          <w:sz w:val="21"/>
+          <w:szCs w:val="21"/>
+          <w14:ligatures w14:val="none"/>
+        </w:rPr>
+        <w:t>(</w:t>
+      </w:r>
+      <w:r>
+        <w:rPr>
+          <w:rFonts w:ascii="Courier New" w:eastAsia="굴림" w:hAnsi="Courier New" w:cs="Courier New"/>
+          <w:color w:val="CE9178"/>
+          <w:kern w:val="0"/>
+          <w:sz w:val="21"/>
+          <w:szCs w:val="21"/>
+          <w14:ligatures w14:val="none"/>
+        </w:rPr>
+        <w:t>"except"</w:t>
+      </w:r>
+      <w:r>
+        <w:rPr>
+          <w:rFonts w:ascii="Courier New" w:eastAsia="굴림" w:hAnsi="Courier New" w:cs="Courier New"/>
+          <w:color w:val="DCDCDC"/>
+          <w:kern w:val="0"/>
+          <w:sz w:val="21"/>
+          <w:szCs w:val="21"/>
+          <w14:ligatures w14:val="none"/>
+        </w:rPr>
+        <w:t>)</w:t>
+      </w:r>
+    </w:p>
+    <w:p>
+      <w:pPr>
+        <w:ind w:left="440"/>
+      </w:pPr>
+      <w:proofErr w:type="gramStart"/>
+      <w:r>
+        <w:rPr>
+          <w:rFonts w:hint="eastAsia"/>
+        </w:rPr>
+        <w:t>try 를</w:t>
+      </w:r>
+      <w:proofErr w:type="gramEnd"/>
+      <w:r>
+        <w:rPr>
+          <w:rFonts w:hint="eastAsia"/>
+        </w:rPr>
+        <w:t xml:space="preserve"> 수행하면서 오류가 발생했을 경우 except로 </w:t>
+      </w:r>
+      <w:proofErr w:type="spellStart"/>
+      <w:r>
+        <w:rPr>
+          <w:rFonts w:hint="eastAsia"/>
+        </w:rPr>
+        <w:t>넘어감</w:t>
+      </w:r>
+      <w:proofErr w:type="spellEnd"/>
+      <w:r>
+        <w:rPr>
+          <w:rFonts w:hint="eastAsia"/>
+        </w:rPr>
+        <w:t>.</w:t>
+      </w:r>
+    </w:p>
+    <w:p>
+      <w:pPr>
+        <w:pStyle w:val="a6"/>
+        <w:widowControl/>
+        <w:numPr>
+          <w:ilvl w:val="0"/>
+          <w:numId w:val="4"/>
+        </w:numPr>
+        <w:shd w:val="clear" w:color="auto" w:fill="282A2C"/>
+        <w:wordWrap/>
+        <w:autoSpaceDE/>
+        <w:autoSpaceDN/>
+        <w:spacing w:after="0" w:line="285" w:lineRule="atLeast"/>
+        <w:rPr>
+          <w:rFonts w:ascii="Courier New" w:eastAsia="굴림" w:hAnsi="Courier New" w:cs="Courier New"/>
+          <w:color w:val="D4D4D4"/>
+          <w:kern w:val="0"/>
+          <w:sz w:val="21"/>
+          <w:szCs w:val="21"/>
+          <w14:ligatures w14:val="none"/>
+        </w:rPr>
+      </w:pPr>
+      <w:r>
+        <w:rPr>
+          <w:rFonts w:ascii="Courier New" w:eastAsia="굴림" w:hAnsi="Courier New" w:cs="Courier New"/>
+          <w:color w:val="C99CC6"/>
+          <w:kern w:val="0"/>
+          <w:sz w:val="21"/>
+          <w:szCs w:val="21"/>
+          <w14:ligatures w14:val="none"/>
+        </w:rPr>
+        <w:t>try</w:t>
+      </w:r>
+      <w:r>
+        <w:rPr>
+          <w:rFonts w:ascii="Courier New" w:eastAsia="굴림" w:hAnsi="Courier New" w:cs="Courier New"/>
+          <w:color w:val="DCDCDC"/>
+          <w:kern w:val="0"/>
+          <w:sz w:val="21"/>
+          <w:szCs w:val="21"/>
+          <w14:ligatures w14:val="none"/>
+        </w:rPr>
+        <w:t>:</w:t>
+      </w:r>
+    </w:p>
+    <w:p>
+      <w:pPr>
+        <w:pStyle w:val="a6"/>
+        <w:widowControl/>
+        <w:numPr>
+          <w:ilvl w:val="0"/>
+          <w:numId w:val="4"/>
+        </w:numPr>
+        <w:shd w:val="clear" w:color="auto" w:fill="282A2C"/>
+        <w:wordWrap/>
+        <w:autoSpaceDE/>
+        <w:autoSpaceDN/>
+        <w:spacing w:after="0" w:line="285" w:lineRule="atLeast"/>
+        <w:rPr>
+          <w:rFonts w:ascii="Courier New" w:eastAsia="굴림" w:hAnsi="Courier New" w:cs="Courier New"/>
+          <w:color w:val="D4D4D4"/>
+          <w:kern w:val="0"/>
+          <w:sz w:val="21"/>
+          <w:szCs w:val="21"/>
+          <w14:ligatures w14:val="none"/>
+        </w:rPr>
+      </w:pPr>
+      <w:r>
+        <w:rPr>
+          <w:rFonts w:ascii="Courier New" w:eastAsia="굴림" w:hAnsi="Courier New" w:cs="Courier New"/>
+          <w:color w:val="D4D4D4"/>
+          <w:kern w:val="0"/>
+          <w:sz w:val="21"/>
+          <w:szCs w:val="21"/>
+          <w14:ligatures w14:val="none"/>
+        </w:rPr>
+        <w:t xml:space="preserve">    num = </w:t>
+      </w:r>
+      <w:r>
+        <w:rPr>
+          <w:rFonts w:ascii="Courier New" w:eastAsia="굴림" w:hAnsi="Courier New" w:cs="Courier New"/>
+          <w:color w:val="4EC9B0"/>
+          <w:kern w:val="0"/>
+          <w:sz w:val="21"/>
+          <w:szCs w:val="21"/>
+          <w14:ligatures w14:val="none"/>
+        </w:rPr>
+        <w:t>int</w:t>
+      </w:r>
+      <w:r>
+        <w:rPr>
+          <w:rFonts w:ascii="Courier New" w:eastAsia="굴림" w:hAnsi="Courier New" w:cs="Courier New"/>
+          <w:color w:val="DCDCDC"/>
+          <w:kern w:val="0"/>
+          <w:sz w:val="21"/>
+          <w:szCs w:val="21"/>
+          <w14:ligatures w14:val="none"/>
+        </w:rPr>
+        <w:t>(</w:t>
+      </w:r>
+      <w:proofErr w:type="gramStart"/>
+      <w:r>
+        <w:rPr>
+          <w:rFonts w:ascii="Courier New" w:eastAsia="굴림" w:hAnsi="Courier New" w:cs="Courier New"/>
+          <w:color w:val="DCDCAA"/>
+          <w:kern w:val="0"/>
+          <w:sz w:val="21"/>
+          <w:szCs w:val="21"/>
+          <w14:ligatures w14:val="none"/>
+        </w:rPr>
+        <w:t>input</w:t>
+      </w:r>
+      <w:r>
+        <w:rPr>
+          <w:rFonts w:ascii="Courier New" w:eastAsia="굴림" w:hAnsi="Courier New" w:cs="Courier New"/>
+          <w:color w:val="DCDCDC"/>
+          <w:kern w:val="0"/>
+          <w:sz w:val="21"/>
+          <w:szCs w:val="21"/>
+          <w14:ligatures w14:val="none"/>
+        </w:rPr>
+        <w:t>(</w:t>
+      </w:r>
+      <w:proofErr w:type="gramEnd"/>
+      <w:r>
+        <w:rPr>
+          <w:rFonts w:ascii="Courier New" w:eastAsia="굴림" w:hAnsi="Courier New" w:cs="Courier New"/>
+          <w:color w:val="DCDCDC"/>
+          <w:kern w:val="0"/>
+          <w:sz w:val="21"/>
+          <w:szCs w:val="21"/>
+          <w14:ligatures w14:val="none"/>
+        </w:rPr>
+        <w:t>))</w:t>
+      </w:r>
+    </w:p>
+    <w:p>
+      <w:pPr>
+        <w:pStyle w:val="a6"/>
+        <w:widowControl/>
+        <w:numPr>
+          <w:ilvl w:val="0"/>
+          <w:numId w:val="4"/>
+        </w:numPr>
+        <w:shd w:val="clear" w:color="auto" w:fill="282A2C"/>
+        <w:wordWrap/>
+        <w:autoSpaceDE/>
+        <w:autoSpaceDN/>
+        <w:spacing w:after="0" w:line="285" w:lineRule="atLeast"/>
+        <w:rPr>
+          <w:rFonts w:ascii="Courier New" w:eastAsia="굴림" w:hAnsi="Courier New" w:cs="Courier New"/>
+          <w:color w:val="D4D4D4"/>
+          <w:kern w:val="0"/>
+          <w:sz w:val="21"/>
+          <w:szCs w:val="21"/>
+          <w14:ligatures w14:val="none"/>
+        </w:rPr>
+      </w:pPr>
+      <w:r>
+        <w:rPr>
+          <w:rFonts w:ascii="Courier New" w:eastAsia="굴림" w:hAnsi="Courier New" w:cs="Courier New"/>
+          <w:color w:val="D4D4D4"/>
+          <w:kern w:val="0"/>
+          <w:sz w:val="21"/>
+          <w:szCs w:val="21"/>
+          <w14:ligatures w14:val="none"/>
+        </w:rPr>
+        <w:t xml:space="preserve">    </w:t>
+      </w:r>
+      <w:r>
+        <w:rPr>
+          <w:rFonts w:ascii="Courier New" w:eastAsia="굴림" w:hAnsi="Courier New" w:cs="Courier New"/>
+          <w:color w:val="C99CC6"/>
+          <w:kern w:val="0"/>
+          <w:sz w:val="21"/>
+          <w:szCs w:val="21"/>
+          <w14:ligatures w14:val="none"/>
+        </w:rPr>
+        <w:t>assert</w:t>
+      </w:r>
+      <w:r>
+        <w:rPr>
+          <w:rFonts w:ascii="Courier New" w:eastAsia="굴림" w:hAnsi="Courier New" w:cs="Courier New"/>
+          <w:color w:val="D4D4D4"/>
+          <w:kern w:val="0"/>
+          <w:sz w:val="21"/>
+          <w:szCs w:val="21"/>
+          <w14:ligatures w14:val="none"/>
+        </w:rPr>
+        <w:t xml:space="preserve"> num % </w:t>
+      </w:r>
+      <w:r>
+        <w:rPr>
+          <w:rFonts w:ascii="Courier New" w:eastAsia="굴림" w:hAnsi="Courier New" w:cs="Courier New"/>
+          <w:color w:val="B5CEA8"/>
+          <w:kern w:val="0"/>
+          <w:sz w:val="21"/>
+          <w:szCs w:val="21"/>
+          <w14:ligatures w14:val="none"/>
+        </w:rPr>
+        <w:t>2</w:t>
+      </w:r>
+      <w:r>
+        <w:rPr>
+          <w:rFonts w:ascii="Courier New" w:eastAsia="굴림" w:hAnsi="Courier New" w:cs="Courier New"/>
+          <w:color w:val="D4D4D4"/>
+          <w:kern w:val="0"/>
+          <w:sz w:val="21"/>
+          <w:szCs w:val="21"/>
+          <w14:ligatures w14:val="none"/>
+        </w:rPr>
+        <w:t xml:space="preserve"> == </w:t>
+      </w:r>
+      <w:r>
+        <w:rPr>
+          <w:rFonts w:ascii="Courier New" w:eastAsia="굴림" w:hAnsi="Courier New" w:cs="Courier New"/>
+          <w:color w:val="B5CEA8"/>
+          <w:kern w:val="0"/>
+          <w:sz w:val="21"/>
+          <w:szCs w:val="21"/>
+          <w14:ligatures w14:val="none"/>
+        </w:rPr>
+        <w:t>0</w:t>
+      </w:r>
+      <w:r>
+        <w:rPr>
+          <w:rFonts w:ascii="Courier New" w:eastAsia="굴림" w:hAnsi="Courier New" w:cs="Courier New"/>
+          <w:color w:val="DCDCDC"/>
+          <w:kern w:val="0"/>
+          <w:sz w:val="21"/>
+          <w:szCs w:val="21"/>
+          <w14:ligatures w14:val="none"/>
+        </w:rPr>
+        <w:t>,</w:t>
+      </w:r>
+      <w:r>
+        <w:rPr>
+          <w:rFonts w:ascii="Courier New" w:eastAsia="굴림" w:hAnsi="Courier New" w:cs="Courier New"/>
+          <w:color w:val="D4D4D4"/>
+          <w:kern w:val="0"/>
+          <w:sz w:val="21"/>
+          <w:szCs w:val="21"/>
+          <w14:ligatures w14:val="none"/>
+        </w:rPr>
+        <w:t xml:space="preserve"> </w:t>
+      </w:r>
+      <w:r>
+        <w:rPr>
+          <w:rFonts w:ascii="Courier New" w:eastAsia="굴림" w:hAnsi="Courier New" w:cs="Courier New"/>
+          <w:color w:val="CE9178"/>
+          <w:kern w:val="0"/>
+          <w:sz w:val="21"/>
+          <w:szCs w:val="21"/>
+          <w14:ligatures w14:val="none"/>
+        </w:rPr>
+        <w:t>"Error message of assert"</w:t>
+      </w:r>
+    </w:p>
+    <w:p>
+      <w:pPr>
+        <w:pStyle w:val="a6"/>
+        <w:widowControl/>
+        <w:numPr>
+          <w:ilvl w:val="0"/>
+          <w:numId w:val="4"/>
+        </w:numPr>
+        <w:shd w:val="clear" w:color="auto" w:fill="282A2C"/>
+        <w:wordWrap/>
+        <w:autoSpaceDE/>
+        <w:autoSpaceDN/>
+        <w:spacing w:after="0" w:line="285" w:lineRule="atLeast"/>
+        <w:rPr>
+          <w:rFonts w:ascii="Courier New" w:eastAsia="굴림" w:hAnsi="Courier New" w:cs="Courier New"/>
+          <w:color w:val="D4D4D4"/>
+          <w:kern w:val="0"/>
+          <w:sz w:val="21"/>
+          <w:szCs w:val="21"/>
+          <w14:ligatures w14:val="none"/>
+        </w:rPr>
+      </w:pPr>
+      <w:r>
+        <w:rPr>
+          <w:rFonts w:ascii="Courier New" w:eastAsia="굴림" w:hAnsi="Courier New" w:cs="Courier New"/>
+          <w:color w:val="C99CC6"/>
+          <w:kern w:val="0"/>
+          <w:sz w:val="21"/>
+          <w:szCs w:val="21"/>
+          <w14:ligatures w14:val="none"/>
+        </w:rPr>
+        <w:t>except</w:t>
+      </w:r>
+      <w:r>
+        <w:rPr>
+          <w:rFonts w:ascii="Courier New" w:eastAsia="굴림" w:hAnsi="Courier New" w:cs="Courier New"/>
+          <w:color w:val="DCDCDC"/>
+          <w:kern w:val="0"/>
+          <w:sz w:val="21"/>
+          <w:szCs w:val="21"/>
+          <w14:ligatures w14:val="none"/>
+        </w:rPr>
+        <w:t>:</w:t>
+      </w:r>
+    </w:p>
+    <w:p>
+      <w:pPr>
+        <w:pStyle w:val="a6"/>
+        <w:widowControl/>
+        <w:numPr>
+          <w:ilvl w:val="0"/>
+          <w:numId w:val="4"/>
+        </w:numPr>
+        <w:shd w:val="clear" w:color="auto" w:fill="282A2C"/>
+        <w:wordWrap/>
+        <w:autoSpaceDE/>
+        <w:autoSpaceDN/>
+        <w:spacing w:after="0" w:line="285" w:lineRule="atLeast"/>
+        <w:rPr>
+          <w:rFonts w:ascii="Courier New" w:eastAsia="굴림" w:hAnsi="Courier New" w:cs="Courier New"/>
+          <w:color w:val="D4D4D4"/>
+          <w:kern w:val="0"/>
+          <w:sz w:val="21"/>
+          <w:szCs w:val="21"/>
+          <w14:ligatures w14:val="none"/>
+        </w:rPr>
+      </w:pPr>
+      <w:r>
+        <w:rPr>
+          <w:rFonts w:ascii="Courier New" w:eastAsia="굴림" w:hAnsi="Courier New" w:cs="Courier New"/>
+          <w:color w:val="D4D4D4"/>
+          <w:kern w:val="0"/>
+          <w:sz w:val="21"/>
+          <w:szCs w:val="21"/>
+          <w14:ligatures w14:val="none"/>
+        </w:rPr>
+        <w:t xml:space="preserve">    </w:t>
+      </w:r>
+      <w:proofErr w:type="gramStart"/>
+      <w:r>
+        <w:rPr>
+          <w:rFonts w:ascii="Courier New" w:eastAsia="굴림" w:hAnsi="Courier New" w:cs="Courier New"/>
+          <w:color w:val="DCDCAA"/>
+          <w:kern w:val="0"/>
+          <w:sz w:val="21"/>
+          <w:szCs w:val="21"/>
+          <w14:ligatures w14:val="none"/>
+        </w:rPr>
+        <w:t>print</w:t>
+      </w:r>
+      <w:r>
+        <w:rPr>
+          <w:rFonts w:ascii="Courier New" w:eastAsia="굴림" w:hAnsi="Courier New" w:cs="Courier New"/>
+          <w:color w:val="DCDCDC"/>
+          <w:kern w:val="0"/>
+          <w:sz w:val="21"/>
+          <w:szCs w:val="21"/>
+          <w14:ligatures w14:val="none"/>
+        </w:rPr>
+        <w:t>(</w:t>
+      </w:r>
+      <w:proofErr w:type="gramEnd"/>
+      <w:r>
+        <w:rPr>
+          <w:rFonts w:ascii="Courier New" w:eastAsia="굴림" w:hAnsi="Courier New" w:cs="Courier New"/>
+          <w:color w:val="CE9178"/>
+          <w:kern w:val="0"/>
+          <w:sz w:val="21"/>
+          <w:szCs w:val="21"/>
+          <w14:ligatures w14:val="none"/>
+        </w:rPr>
+        <w:t>"Not an even number!"</w:t>
+      </w:r>
+      <w:r>
+        <w:rPr>
+          <w:rFonts w:ascii="Courier New" w:eastAsia="굴림" w:hAnsi="Courier New" w:cs="Courier New"/>
+          <w:color w:val="DCDCDC"/>
+          <w:kern w:val="0"/>
+          <w:sz w:val="21"/>
+          <w:szCs w:val="21"/>
+          <w14:ligatures w14:val="none"/>
+        </w:rPr>
+        <w:t>)</w:t>
+      </w:r>
+    </w:p>
+    <w:p>
+      <w:pPr>
+        <w:pStyle w:val="a6"/>
+        <w:widowControl/>
+        <w:numPr>
+          <w:ilvl w:val="0"/>
+          <w:numId w:val="4"/>
+        </w:numPr>
+        <w:shd w:val="clear" w:color="auto" w:fill="282A2C"/>
+        <w:wordWrap/>
+        <w:autoSpaceDE/>
+        <w:autoSpaceDN/>
+        <w:spacing w:after="0" w:line="285" w:lineRule="atLeast"/>
+        <w:rPr>
+          <w:rFonts w:ascii="Courier New" w:eastAsia="굴림" w:hAnsi="Courier New" w:cs="Courier New"/>
+          <w:color w:val="D4D4D4"/>
+          <w:kern w:val="0"/>
+          <w:sz w:val="21"/>
+          <w:szCs w:val="21"/>
+          <w14:ligatures w14:val="none"/>
+        </w:rPr>
+      </w:pPr>
+      <w:r>
+        <w:rPr>
+          <w:rFonts w:ascii="Courier New" w:eastAsia="굴림" w:hAnsi="Courier New" w:cs="Courier New"/>
+          <w:color w:val="C99CC6"/>
+          <w:kern w:val="0"/>
+          <w:sz w:val="21"/>
+          <w:szCs w:val="21"/>
+          <w14:ligatures w14:val="none"/>
+        </w:rPr>
+        <w:t>else</w:t>
+      </w:r>
+      <w:r>
+        <w:rPr>
+          <w:rFonts w:ascii="Courier New" w:eastAsia="굴림" w:hAnsi="Courier New" w:cs="Courier New"/>
+          <w:color w:val="DCDCDC"/>
+          <w:kern w:val="0"/>
+          <w:sz w:val="21"/>
+          <w:szCs w:val="21"/>
+          <w14:ligatures w14:val="none"/>
+        </w:rPr>
+        <w:t>:</w:t>
+      </w:r>
+    </w:p>
+    <w:p>
+      <w:pPr>
+        <w:pStyle w:val="a6"/>
+        <w:widowControl/>
+        <w:numPr>
+          <w:ilvl w:val="0"/>
+          <w:numId w:val="4"/>
+        </w:numPr>
+        <w:shd w:val="clear" w:color="auto" w:fill="282A2C"/>
+        <w:wordWrap/>
+        <w:autoSpaceDE/>
+        <w:autoSpaceDN/>
+        <w:spacing w:after="0" w:line="285" w:lineRule="atLeast"/>
+        <w:rPr>
+          <w:rFonts w:ascii="Courier New" w:eastAsia="굴림" w:hAnsi="Courier New" w:cs="Courier New"/>
+          <w:color w:val="D4D4D4"/>
+          <w:kern w:val="0"/>
+          <w:sz w:val="21"/>
+          <w:szCs w:val="21"/>
+          <w14:ligatures w14:val="none"/>
+        </w:rPr>
+      </w:pPr>
+      <w:r>
+        <w:rPr>
+          <w:rFonts w:ascii="Courier New" w:eastAsia="굴림" w:hAnsi="Courier New" w:cs="Courier New"/>
+          <w:color w:val="D4D4D4"/>
+          <w:kern w:val="0"/>
+          <w:sz w:val="21"/>
+          <w:szCs w:val="21"/>
+          <w14:ligatures w14:val="none"/>
+        </w:rPr>
+        <w:t xml:space="preserve">    reciprocal = </w:t>
+      </w:r>
+      <w:r>
+        <w:rPr>
+          <w:rFonts w:ascii="Courier New" w:eastAsia="굴림" w:hAnsi="Courier New" w:cs="Courier New"/>
+          <w:color w:val="B5CEA8"/>
+          <w:kern w:val="0"/>
+          <w:sz w:val="21"/>
+          <w:szCs w:val="21"/>
+          <w14:ligatures w14:val="none"/>
+        </w:rPr>
+        <w:t>1</w:t>
+      </w:r>
+      <w:r>
+        <w:rPr>
+          <w:rFonts w:ascii="Courier New" w:eastAsia="굴림" w:hAnsi="Courier New" w:cs="Courier New"/>
+          <w:color w:val="D4D4D4"/>
+          <w:kern w:val="0"/>
+          <w:sz w:val="21"/>
+          <w:szCs w:val="21"/>
+          <w14:ligatures w14:val="none"/>
+        </w:rPr>
+        <w:t xml:space="preserve"> / num</w:t>
+      </w:r>
+    </w:p>
+    <w:p>
+      <w:pPr>
+        <w:pStyle w:val="a6"/>
+        <w:widowControl/>
+        <w:numPr>
+          <w:ilvl w:val="0"/>
+          <w:numId w:val="4"/>
+        </w:numPr>
+        <w:shd w:val="clear" w:color="auto" w:fill="282A2C"/>
+        <w:wordWrap/>
+        <w:autoSpaceDE/>
+        <w:autoSpaceDN/>
+        <w:spacing w:after="0" w:line="285" w:lineRule="atLeast"/>
+        <w:rPr>
+          <w:rFonts w:ascii="Courier New" w:eastAsia="굴림" w:hAnsi="Courier New" w:cs="Courier New"/>
+          <w:color w:val="D4D4D4"/>
+          <w:kern w:val="0"/>
+          <w:sz w:val="21"/>
+          <w:szCs w:val="21"/>
+          <w14:ligatures w14:val="none"/>
+        </w:rPr>
+      </w:pPr>
+      <w:r>
+        <w:rPr>
+          <w:rFonts w:ascii="Courier New" w:eastAsia="굴림" w:hAnsi="Courier New" w:cs="Courier New"/>
+          <w:color w:val="D4D4D4"/>
+          <w:kern w:val="0"/>
+          <w:sz w:val="21"/>
+          <w:szCs w:val="21"/>
+          <w14:ligatures w14:val="none"/>
+        </w:rPr>
+        <w:t xml:space="preserve">    </w:t>
+      </w:r>
+      <w:r>
+        <w:rPr>
+          <w:rFonts w:ascii="Courier New" w:eastAsia="굴림" w:hAnsi="Courier New" w:cs="Courier New"/>
+          <w:color w:val="DCDCAA"/>
+          <w:kern w:val="0"/>
+          <w:sz w:val="21"/>
+          <w:szCs w:val="21"/>
+          <w14:ligatures w14:val="none"/>
+        </w:rPr>
+        <w:t>print</w:t>
+      </w:r>
+      <w:r>
+        <w:rPr>
+          <w:rFonts w:ascii="Courier New" w:eastAsia="굴림" w:hAnsi="Courier New" w:cs="Courier New"/>
+          <w:color w:val="DCDCDC"/>
+          <w:kern w:val="0"/>
+          <w:sz w:val="21"/>
+          <w:szCs w:val="21"/>
+          <w14:ligatures w14:val="none"/>
+        </w:rPr>
+        <w:t>(</w:t>
+      </w:r>
+      <w:r>
+        <w:rPr>
+          <w:rFonts w:ascii="Courier New" w:eastAsia="굴림" w:hAnsi="Courier New" w:cs="Courier New"/>
+          <w:color w:val="D4D4D4"/>
+          <w:kern w:val="0"/>
+          <w:sz w:val="21"/>
+          <w:szCs w:val="21"/>
+          <w14:ligatures w14:val="none"/>
+        </w:rPr>
+        <w:t>reciprocal</w:t>
+      </w:r>
+      <w:r>
+        <w:rPr>
+          <w:rFonts w:ascii="Courier New" w:eastAsia="굴림" w:hAnsi="Courier New" w:cs="Courier New"/>
+          <w:color w:val="DCDCDC"/>
+          <w:kern w:val="0"/>
+          <w:sz w:val="21"/>
+          <w:szCs w:val="21"/>
+          <w14:ligatures w14:val="none"/>
+        </w:rPr>
+        <w:t>)</w:t>
+      </w:r>
+    </w:p>
+    <w:p>
+      <w:pPr>
+        <w:ind w:left="440"/>
+      </w:pPr>
+      <w:r>
+        <w:rPr>
+          <w:rFonts w:hint="eastAsia"/>
+        </w:rPr>
+        <w:t>assert를 수행하여 참인 경우 else로 이동하고</w:t>
+      </w:r>
+    </w:p>
+    <w:p>
+      <w:pPr>
+        <w:ind w:left="440"/>
+        <w:rPr>
+          <w:rFonts w:hint="eastAsia"/>
+        </w:rPr>
+      </w:pPr>
+      <w:r>
+        <w:rPr>
+          <w:rFonts w:hint="eastAsia"/>
+        </w:rPr>
+        <w:t>거짓인 경우 except를 수행</w:t>
       </w:r>
     </w:p>
     <w:p>
@@ -3380,6 +4490,95 @@
     </w:lvl>
   </w:abstractNum>
   <w:abstractNum w:abstractNumId="1" w15:restartNumberingAfterBreak="0">
+    <w:nsid w:val="210C02EE"/>
+    <w:multiLevelType w:val="hybridMultilevel"/>
+    <w:tmpl w:val="5F7C9E0A"/>
+    <w:lvl w:ilvl="0" w:tplc="8EF029E4">
+      <w:start w:val="1"/>
+      <w:numFmt w:val="decimal"/>
+      <w:lvlText w:val="%1)"/>
+      <w:lvlJc w:val="left"/>
+      <w:pPr>
+        <w:ind w:left="800" w:hanging="360"/>
+      </w:pPr>
+      <w:rPr>
+        <w:rFonts w:hint="default"/>
+      </w:rPr>
+    </w:lvl>
+    <w:lvl w:ilvl="1" w:tplc="04090019" w:tentative="1">
+      <w:start w:val="1"/>
+      <w:numFmt w:val="upperLetter"/>
+      <w:lvlText w:val="%2."/>
+      <w:lvlJc w:val="left"/>
+      <w:pPr>
+        <w:ind w:left="1320" w:hanging="440"/>
+      </w:pPr>
+    </w:lvl>
+    <w:lvl w:ilvl="2" w:tplc="0409001B" w:tentative="1">
+      <w:start w:val="1"/>
+      <w:numFmt w:val="lowerRoman"/>
+      <w:lvlText w:val="%3."/>
+      <w:lvlJc w:val="right"/>
+      <w:pPr>
+        <w:ind w:left="1760" w:hanging="440"/>
+      </w:pPr>
+    </w:lvl>
+    <w:lvl w:ilvl="3" w:tplc="0409000F" w:tentative="1">
+      <w:start w:val="1"/>
+      <w:numFmt w:val="decimal"/>
+      <w:lvlText w:val="%4."/>
+      <w:lvlJc w:val="left"/>
+      <w:pPr>
+        <w:ind w:left="2200" w:hanging="440"/>
+      </w:pPr>
+    </w:lvl>
+    <w:lvl w:ilvl="4" w:tplc="04090019" w:tentative="1">
+      <w:start w:val="1"/>
+      <w:numFmt w:val="upperLetter"/>
+      <w:lvlText w:val="%5."/>
+      <w:lvlJc w:val="left"/>
+      <w:pPr>
+        <w:ind w:left="2640" w:hanging="440"/>
+      </w:pPr>
+    </w:lvl>
+    <w:lvl w:ilvl="5" w:tplc="0409001B" w:tentative="1">
+      <w:start w:val="1"/>
+      <w:numFmt w:val="lowerRoman"/>
+      <w:lvlText w:val="%6."/>
+      <w:lvlJc w:val="right"/>
+      <w:pPr>
+        <w:ind w:left="3080" w:hanging="440"/>
+      </w:pPr>
+    </w:lvl>
+    <w:lvl w:ilvl="6" w:tplc="0409000F" w:tentative="1">
+      <w:start w:val="1"/>
+      <w:numFmt w:val="decimal"/>
+      <w:lvlText w:val="%7."/>
+      <w:lvlJc w:val="left"/>
+      <w:pPr>
+        <w:ind w:left="3520" w:hanging="440"/>
+      </w:pPr>
+    </w:lvl>
+    <w:lvl w:ilvl="7" w:tplc="04090019" w:tentative="1">
+      <w:start w:val="1"/>
+      <w:numFmt w:val="upperLetter"/>
+      <w:lvlText w:val="%8."/>
+      <w:lvlJc w:val="left"/>
+      <w:pPr>
+        <w:ind w:left="3960" w:hanging="440"/>
+      </w:pPr>
+    </w:lvl>
+    <w:lvl w:ilvl="8" w:tplc="0409001B" w:tentative="1">
+      <w:start w:val="1"/>
+      <w:numFmt w:val="lowerRoman"/>
+      <w:lvlText w:val="%9."/>
+      <w:lvlJc w:val="right"/>
+      <w:pPr>
+        <w:ind w:left="4400" w:hanging="440"/>
+      </w:pPr>
+    </w:lvl>
+  </w:abstractNum>
+  <w:abstractNum w:abstractNumId="2" w15:restartNumberingAfterBreak="0">
     <w:nsid w:val="56C92FB1"/>
     <w:multiLevelType w:val="hybridMultilevel"/>
     <w:tmpl w:val="A356BDEA"/>
@@ -3491,7 +4690,7 @@
       </w:rPr>
     </w:lvl>
   </w:abstractNum>
-  <w:abstractNum w:abstractNumId="2" w15:restartNumberingAfterBreak="0">
+  <w:abstractNum w:abstractNumId="3" w15:restartNumberingAfterBreak="0">
     <w:nsid w:val="5FD82AF3"/>
     <w:multiLevelType w:val="hybridMultilevel"/>
     <w:tmpl w:val="A738C278"/>
@@ -3603,7 +4802,7 @@
       </w:rPr>
     </w:lvl>
   </w:abstractNum>
-  <w:abstractNum w:abstractNumId="3" w15:restartNumberingAfterBreak="0">
+  <w:abstractNum w:abstractNumId="4" w15:restartNumberingAfterBreak="0">
     <w:nsid w:val="6C4C7BA8"/>
     <w:multiLevelType w:val="hybridMultilevel"/>
     <w:tmpl w:val="5E5E9FD0"/>
@@ -3692,17 +4891,112 @@
       </w:pPr>
     </w:lvl>
   </w:abstractNum>
+  <w:abstractNum w:abstractNumId="5" w15:restartNumberingAfterBreak="0">
+    <w:nsid w:val="7FE705EC"/>
+    <w:multiLevelType w:val="hybridMultilevel"/>
+    <w:tmpl w:val="CF3855AE"/>
+    <w:lvl w:ilvl="0" w:tplc="A00EBBF8">
+      <w:start w:val="1"/>
+      <w:numFmt w:val="decimal"/>
+      <w:lvlText w:val="%1."/>
+      <w:lvlJc w:val="left"/>
+      <w:pPr>
+        <w:ind w:left="800" w:hanging="360"/>
+      </w:pPr>
+      <w:rPr>
+        <w:rFonts w:hint="default"/>
+      </w:rPr>
+    </w:lvl>
+    <w:lvl w:ilvl="1" w:tplc="04090019" w:tentative="1">
+      <w:start w:val="1"/>
+      <w:numFmt w:val="upperLetter"/>
+      <w:lvlText w:val="%2."/>
+      <w:lvlJc w:val="left"/>
+      <w:pPr>
+        <w:ind w:left="1320" w:hanging="440"/>
+      </w:pPr>
+    </w:lvl>
+    <w:lvl w:ilvl="2" w:tplc="0409001B" w:tentative="1">
+      <w:start w:val="1"/>
+      <w:numFmt w:val="lowerRoman"/>
+      <w:lvlText w:val="%3."/>
+      <w:lvlJc w:val="right"/>
+      <w:pPr>
+        <w:ind w:left="1760" w:hanging="440"/>
+      </w:pPr>
+    </w:lvl>
+    <w:lvl w:ilvl="3" w:tplc="0409000F" w:tentative="1">
+      <w:start w:val="1"/>
+      <w:numFmt w:val="decimal"/>
+      <w:lvlText w:val="%4."/>
+      <w:lvlJc w:val="left"/>
+      <w:pPr>
+        <w:ind w:left="2200" w:hanging="440"/>
+      </w:pPr>
+    </w:lvl>
+    <w:lvl w:ilvl="4" w:tplc="04090019" w:tentative="1">
+      <w:start w:val="1"/>
+      <w:numFmt w:val="upperLetter"/>
+      <w:lvlText w:val="%5."/>
+      <w:lvlJc w:val="left"/>
+      <w:pPr>
+        <w:ind w:left="2640" w:hanging="440"/>
+      </w:pPr>
+    </w:lvl>
+    <w:lvl w:ilvl="5" w:tplc="0409001B" w:tentative="1">
+      <w:start w:val="1"/>
+      <w:numFmt w:val="lowerRoman"/>
+      <w:lvlText w:val="%6."/>
+      <w:lvlJc w:val="right"/>
+      <w:pPr>
+        <w:ind w:left="3080" w:hanging="440"/>
+      </w:pPr>
+    </w:lvl>
+    <w:lvl w:ilvl="6" w:tplc="0409000F" w:tentative="1">
+      <w:start w:val="1"/>
+      <w:numFmt w:val="decimal"/>
+      <w:lvlText w:val="%7."/>
+      <w:lvlJc w:val="left"/>
+      <w:pPr>
+        <w:ind w:left="3520" w:hanging="440"/>
+      </w:pPr>
+    </w:lvl>
+    <w:lvl w:ilvl="7" w:tplc="04090019" w:tentative="1">
+      <w:start w:val="1"/>
+      <w:numFmt w:val="upperLetter"/>
+      <w:lvlText w:val="%8."/>
+      <w:lvlJc w:val="left"/>
+      <w:pPr>
+        <w:ind w:left="3960" w:hanging="440"/>
+      </w:pPr>
+    </w:lvl>
+    <w:lvl w:ilvl="8" w:tplc="0409001B" w:tentative="1">
+      <w:start w:val="1"/>
+      <w:numFmt w:val="lowerRoman"/>
+      <w:lvlText w:val="%9."/>
+      <w:lvlJc w:val="right"/>
+      <w:pPr>
+        <w:ind w:left="4400" w:hanging="440"/>
+      </w:pPr>
+    </w:lvl>
+  </w:abstractNum>
   <w:num w:numId="1" w16cid:durableId="1849519174">
-    <w:abstractNumId w:val="1"/>
+    <w:abstractNumId w:val="2"/>
   </w:num>
   <w:num w:numId="2" w16cid:durableId="1327857030">
     <w:abstractNumId w:val="0"/>
   </w:num>
   <w:num w:numId="3" w16cid:durableId="1316838206">
+    <w:abstractNumId w:val="4"/>
+  </w:num>
+  <w:num w:numId="4" w16cid:durableId="1574772593">
     <w:abstractNumId w:val="3"/>
   </w:num>
-  <w:num w:numId="4" w16cid:durableId="1574772593">
-    <w:abstractNumId w:val="2"/>
+  <w:num w:numId="5" w16cid:durableId="1800996602">
+    <w:abstractNumId w:val="5"/>
+  </w:num>
+  <w:num w:numId="6" w16cid:durableId="816872157">
+    <w:abstractNumId w:val="1"/>
   </w:num>
 </w:numbering>
 </file>

--- a/폴리텍 정리.docx
+++ b/폴리텍 정리.docx
@@ -534,29 +534,71 @@
         <w:rPr>
           <w:rFonts w:hint="eastAsia"/>
         </w:rPr>
-        <w:t>주 기억장치 ( HDD, SDD)</w:t>
-      </w:r>
-    </w:p>
-    <w:p>
-      <w:r>
-        <w:rPr>
-          <w:rFonts w:hint="eastAsia"/>
-        </w:rPr>
-        <w:t>보조기억장치 ( RAM)</w:t>
-      </w:r>
-    </w:p>
-    <w:p>
-      <w:r>
-        <w:rPr>
-          <w:rFonts w:hint="eastAsia"/>
-        </w:rPr>
-        <w:t>고속연산장치 ( G</w:t>
-      </w:r>
-      <w:r>
-        <w:rPr>
-          <w:rFonts w:hint="eastAsia"/>
-        </w:rPr>
-        <w:t>PU, TPU)</w:t>
+        <w:t xml:space="preserve">주 기억장치 </w:t>
+      </w:r>
+      <w:proofErr w:type="gramStart"/>
+      <w:r>
+        <w:rPr>
+          <w:rFonts w:hint="eastAsia"/>
+        </w:rPr>
+        <w:t>( HDD</w:t>
+      </w:r>
+      <w:proofErr w:type="gramEnd"/>
+      <w:r>
+        <w:rPr>
+          <w:rFonts w:hint="eastAsia"/>
+        </w:rPr>
+        <w:t>, SDD)</w:t>
+      </w:r>
+    </w:p>
+    <w:p>
+      <w:r>
+        <w:rPr>
+          <w:rFonts w:hint="eastAsia"/>
+        </w:rPr>
+        <w:t xml:space="preserve">보조기억장치 </w:t>
+      </w:r>
+      <w:proofErr w:type="gramStart"/>
+      <w:r>
+        <w:rPr>
+          <w:rFonts w:hint="eastAsia"/>
+        </w:rPr>
+        <w:t>( RAM</w:t>
+      </w:r>
+      <w:proofErr w:type="gramEnd"/>
+      <w:r>
+        <w:rPr>
+          <w:rFonts w:hint="eastAsia"/>
+        </w:rPr>
+        <w:t>)</w:t>
+      </w:r>
+    </w:p>
+    <w:p>
+      <w:r>
+        <w:rPr>
+          <w:rFonts w:hint="eastAsia"/>
+        </w:rPr>
+        <w:t xml:space="preserve">고속연산장치 </w:t>
+      </w:r>
+      <w:proofErr w:type="gramStart"/>
+      <w:r>
+        <w:rPr>
+          <w:rFonts w:hint="eastAsia"/>
+        </w:rPr>
+        <w:t>( G</w:t>
+      </w:r>
+      <w:r>
+        <w:rPr>
+          <w:rFonts w:hint="eastAsia"/>
+        </w:rPr>
+        <w:t>PU</w:t>
+      </w:r>
+      <w:proofErr w:type="gramEnd"/>
+      <w:r>
+        <w:rPr>
+          <w:rFonts w:hint="eastAsia"/>
+        </w:rPr>
+        <w:t>, TPU)</w:t>
       </w:r>
     </w:p>
     <w:p/>
@@ -742,11 +784,19 @@
       </w:r>
     </w:p>
     <w:p>
-      <w:r>
-        <w:rPr>
-          <w:rFonts w:hint="eastAsia"/>
-        </w:rPr>
-        <w:t xml:space="preserve">( ), [ ], { </w:t>
+      <w:proofErr w:type="gramStart"/>
+      <w:r>
+        <w:rPr>
+          <w:rFonts w:hint="eastAsia"/>
+        </w:rPr>
+        <w:t>( )</w:t>
+      </w:r>
+      <w:proofErr w:type="gramEnd"/>
+      <w:r>
+        <w:rPr>
+          <w:rFonts w:hint="eastAsia"/>
+        </w:rPr>
+        <w:t xml:space="preserve">, [ ], { </w:t>
       </w:r>
       <w:r>
         <w:t>}</w:t>
@@ -883,11 +933,19 @@
         <w:t>(</w:t>
       </w:r>
       <w:proofErr w:type="spellStart"/>
-      <w:r>
-        <w:rPr>
-          <w:rFonts w:hint="eastAsia"/>
-        </w:rPr>
-        <w:t>print.__doc</w:t>
+      <w:proofErr w:type="gramStart"/>
+      <w:r>
+        <w:rPr>
+          <w:rFonts w:hint="eastAsia"/>
+        </w:rPr>
+        <w:t>print._</w:t>
+      </w:r>
+      <w:proofErr w:type="gramEnd"/>
+      <w:r>
+        <w:rPr>
+          <w:rFonts w:hint="eastAsia"/>
+        </w:rPr>
+        <w:t>_doc</w:t>
       </w:r>
       <w:proofErr w:type="spellEnd"/>
       <w:r>
@@ -1068,6 +1126,7 @@
           <w:bCs/>
         </w:rPr>
       </w:pPr>
+      <w:proofErr w:type="gramStart"/>
       <w:r>
         <w:rPr>
           <w:b/>
@@ -1089,22 +1148,31 @@
           <w:b/>
           <w:bCs/>
         </w:rPr>
-        <w:t>(1+2j, complex)</w:t>
-      </w:r>
-    </w:p>
-    <w:p>
-      <w:pPr>
-        <w:rPr>
+        <w:t>(</w:t>
+      </w:r>
+      <w:proofErr w:type="gramEnd"/>
+      <w:r>
+        <w:rPr>
+          <w:rFonts w:hint="eastAsia"/>
           <w:b/>
           <w:bCs/>
         </w:rPr>
-      </w:pPr>
-      <w:r>
-        <w:rPr>
-          <w:rFonts w:hint="eastAsia"/>
+        <w:t>1+2j, complex)</w:t>
+      </w:r>
+    </w:p>
+    <w:p>
+      <w:pPr>
+        <w:rPr>
           <w:b/>
           <w:bCs/>
         </w:rPr>
+      </w:pPr>
+      <w:r>
+        <w:rPr>
+          <w:rFonts w:hint="eastAsia"/>
+          <w:b/>
+          <w:bCs/>
+        </w:rPr>
         <w:t>1+2j가 complex 클래스야?</w:t>
       </w:r>
     </w:p>
@@ -1120,8 +1188,16 @@
         <w:rPr>
           <w:rFonts w:hint="eastAsia"/>
         </w:rPr>
-        <w:t>아이템의 순서가 지정된 목록 [ ]</w:t>
-      </w:r>
+        <w:t xml:space="preserve">아이템의 순서가 지정된 목록 </w:t>
+      </w:r>
+      <w:proofErr w:type="gramStart"/>
+      <w:r>
+        <w:rPr>
+          <w:rFonts w:hint="eastAsia"/>
+        </w:rPr>
+        <w:t>[ ]</w:t>
+      </w:r>
+      <w:proofErr w:type="gramEnd"/>
     </w:p>
     <w:p>
       <w:proofErr w:type="spellStart"/>
@@ -1167,10 +1243,25 @@
         <w:rPr>
           <w:rFonts w:hint="eastAsia"/>
         </w:rPr>
-        <w:t xml:space="preserve"> 연산자 [ ] 를 사용하여 접근 가능</w:t>
-      </w:r>
-    </w:p>
-    <w:p>
+        <w:t xml:space="preserve"> 연산자 </w:t>
+      </w:r>
+      <w:proofErr w:type="gramStart"/>
+      <w:r>
+        <w:rPr>
+          <w:rFonts w:hint="eastAsia"/>
+        </w:rPr>
+        <w:t>[ ]</w:t>
+      </w:r>
+      <w:proofErr w:type="gramEnd"/>
+      <w:r>
+        <w:rPr>
+          <w:rFonts w:hint="eastAsia"/>
+        </w:rPr>
+        <w:t xml:space="preserve"> 를 사용하여 접근 가능</w:t>
+      </w:r>
+    </w:p>
+    <w:p>
+      <w:proofErr w:type="gramStart"/>
       <w:r>
         <w:t>E</w:t>
       </w:r>
@@ -1186,6 +1277,7 @@
         </w:rPr>
         <w:t>( )</w:t>
       </w:r>
+      <w:proofErr w:type="gramEnd"/>
       <w:r>
         <w:rPr>
           <w:rFonts w:hint="eastAsia"/>
@@ -1213,11 +1305,61 @@
         </w:rPr>
         <w:t xml:space="preserve">전달받은 인자에 인덱스를 부여해줌(cold면, </w:t>
       </w:r>
-      <w:r>
-        <w:rPr>
-          <w:rFonts w:hint="eastAsia"/>
-        </w:rPr>
-        <w:t>c : 0, o : 1, l : 2, d : 3)</w:t>
+      <w:proofErr w:type="gramStart"/>
+      <w:r>
+        <w:rPr>
+          <w:rFonts w:hint="eastAsia"/>
+        </w:rPr>
+        <w:t>c :</w:t>
+      </w:r>
+      <w:proofErr w:type="gramEnd"/>
+      <w:r>
+        <w:rPr>
+          <w:rFonts w:hint="eastAsia"/>
+        </w:rPr>
+        <w:t xml:space="preserve"> 0, </w:t>
+      </w:r>
+      <w:proofErr w:type="gramStart"/>
+      <w:r>
+        <w:rPr>
+          <w:rFonts w:hint="eastAsia"/>
+        </w:rPr>
+        <w:t>o :</w:t>
+      </w:r>
+      <w:proofErr w:type="gramEnd"/>
+      <w:r>
+        <w:rPr>
+          <w:rFonts w:hint="eastAsia"/>
+        </w:rPr>
+        <w:t xml:space="preserve"> 1, </w:t>
+      </w:r>
+      <w:proofErr w:type="gramStart"/>
+      <w:r>
+        <w:rPr>
+          <w:rFonts w:hint="eastAsia"/>
+        </w:rPr>
+        <w:t>l :</w:t>
+      </w:r>
+      <w:proofErr w:type="gramEnd"/>
+      <w:r>
+        <w:rPr>
+          <w:rFonts w:hint="eastAsia"/>
+        </w:rPr>
+        <w:t xml:space="preserve"> 2, </w:t>
+      </w:r>
+      <w:proofErr w:type="gramStart"/>
+      <w:r>
+        <w:rPr>
+          <w:rFonts w:hint="eastAsia"/>
+        </w:rPr>
+        <w:t>d :</w:t>
+      </w:r>
+      <w:proofErr w:type="gramEnd"/>
+      <w:r>
+        <w:rPr>
+          <w:rFonts w:hint="eastAsia"/>
+        </w:rPr>
+        <w:t xml:space="preserve"> 3)</w:t>
       </w:r>
     </w:p>
     <w:p>
@@ -1380,6 +1522,7 @@
       </w:r>
     </w:p>
     <w:p>
+      <w:proofErr w:type="gramStart"/>
       <w:r>
         <w:t>P</w:t>
       </w:r>
@@ -1387,10 +1530,18 @@
         <w:rPr>
           <w:rFonts w:hint="eastAsia"/>
         </w:rPr>
-        <w:t>rint( )의 원형</w:t>
-      </w:r>
-    </w:p>
-    <w:p>
+        <w:t>rint( )</w:t>
+      </w:r>
+      <w:proofErr w:type="gramEnd"/>
+      <w:r>
+        <w:rPr>
+          <w:rFonts w:hint="eastAsia"/>
+        </w:rPr>
+        <w:t>의 원형</w:t>
+      </w:r>
+    </w:p>
+    <w:p>
+      <w:proofErr w:type="gramStart"/>
       <w:r>
         <w:t>P</w:t>
       </w:r>
@@ -1398,7 +1549,14 @@
         <w:rPr>
           <w:rFonts w:hint="eastAsia"/>
         </w:rPr>
-        <w:t xml:space="preserve">rint(*object, </w:t>
+        <w:t>rint(</w:t>
+      </w:r>
+      <w:proofErr w:type="gramEnd"/>
+      <w:r>
+        <w:rPr>
+          <w:rFonts w:hint="eastAsia"/>
+        </w:rPr>
+        <w:t xml:space="preserve">*object, </w:t>
       </w:r>
       <w:proofErr w:type="spellStart"/>
       <w:r>
@@ -1451,6 +1609,7 @@
         <w:t>, file=</w:t>
       </w:r>
       <w:proofErr w:type="spellStart"/>
+      <w:proofErr w:type="gramStart"/>
       <w:r>
         <w:rPr>
           <w:rFonts w:hint="eastAsia"/>
@@ -1458,6 +1617,7 @@
         <w:t>sys.stdout</w:t>
       </w:r>
       <w:proofErr w:type="spellEnd"/>
+      <w:proofErr w:type="gramEnd"/>
       <w:r>
         <w:rPr>
           <w:rFonts w:hint="eastAsia"/>
@@ -1467,11 +1627,19 @@
     </w:p>
     <w:p/>
     <w:p>
-      <w:r>
-        <w:rPr>
-          <w:rFonts w:hint="eastAsia"/>
-        </w:rPr>
-        <w:t>import : 라이브러리 가져오기</w:t>
+      <w:proofErr w:type="gramStart"/>
+      <w:r>
+        <w:rPr>
+          <w:rFonts w:hint="eastAsia"/>
+        </w:rPr>
+        <w:t>import :</w:t>
+      </w:r>
+      <w:proofErr w:type="gramEnd"/>
+      <w:r>
+        <w:rPr>
+          <w:rFonts w:hint="eastAsia"/>
+        </w:rPr>
+        <w:t xml:space="preserve"> 라이브러리 가져오기</w:t>
       </w:r>
     </w:p>
     <w:p>
@@ -1510,11 +1678,19 @@
           <w:numId w:val="1"/>
         </w:numPr>
       </w:pPr>
-      <w:r>
-        <w:rPr>
-          <w:rFonts w:hint="eastAsia"/>
-        </w:rPr>
-        <w:t>&amp; , | , ~ , ^ , &gt;&gt; , &lt;&lt;</w:t>
+      <w:proofErr w:type="gramStart"/>
+      <w:r>
+        <w:rPr>
+          <w:rFonts w:hint="eastAsia"/>
+        </w:rPr>
+        <w:t>&amp; ,</w:t>
+      </w:r>
+      <w:proofErr w:type="gramEnd"/>
+      <w:r>
+        <w:rPr>
+          <w:rFonts w:hint="eastAsia"/>
+        </w:rPr>
+        <w:t xml:space="preserve"> | , ~ , ^ , &gt;&gt; , &lt;&lt;</w:t>
       </w:r>
     </w:p>
     <w:p>
@@ -1634,7 +1810,15 @@
     </w:p>
     <w:p>
       <w:r>
-        <w:t xml:space="preserve">print(x3[1] is y3[1])  # </w:t>
+        <w:t>print(x3[1] is y3[1]</w:t>
+      </w:r>
+      <w:proofErr w:type="gramStart"/>
+      <w:r>
+        <w:t>)  #</w:t>
+      </w:r>
+      <w:proofErr w:type="gramEnd"/>
+      <w:r>
+        <w:t xml:space="preserve"> </w:t>
       </w:r>
       <w:proofErr w:type="spellStart"/>
       <w:r>
@@ -1859,11 +2043,19 @@
       </w:r>
     </w:p>
     <w:p>
-      <w:r>
-        <w:rPr>
-          <w:rFonts w:hint="eastAsia"/>
-        </w:rPr>
-        <w:t>Anonymous / Lambda 함수</w:t>
+      <w:proofErr w:type="gramStart"/>
+      <w:r>
+        <w:rPr>
+          <w:rFonts w:hint="eastAsia"/>
+        </w:rPr>
+        <w:t>Anonymous /</w:t>
+      </w:r>
+      <w:proofErr w:type="gramEnd"/>
+      <w:r>
+        <w:rPr>
+          <w:rFonts w:hint="eastAsia"/>
+        </w:rPr>
+        <w:t xml:space="preserve"> Lambda 함수</w:t>
       </w:r>
     </w:p>
     <w:p>
@@ -2041,7 +2233,21 @@
         <w:rPr>
           <w:rFonts w:hint="eastAsia"/>
         </w:rPr>
-        <w:t>리스트 내장함수 중, copy()는 기본적으로 shallow copy 인데,</w:t>
+        <w:t xml:space="preserve">리스트 내장함수 중, copy()는 기본적으로 shallow </w:t>
+      </w:r>
+      <w:proofErr w:type="gramStart"/>
+      <w:r>
+        <w:rPr>
+          <w:rFonts w:hint="eastAsia"/>
+        </w:rPr>
+        <w:t>copy 인데</w:t>
+      </w:r>
+      <w:proofErr w:type="gramEnd"/>
+      <w:r>
+        <w:rPr>
+          <w:rFonts w:hint="eastAsia"/>
+        </w:rPr>
+        <w:t>,</w:t>
       </w:r>
     </w:p>
     <w:p>
@@ -2141,6 +2347,7 @@
         </w:rPr>
         <w:t>(</w:t>
       </w:r>
+      <w:proofErr w:type="gramStart"/>
       <w:r>
         <w:rPr>
           <w:rFonts w:ascii="Courier New" w:eastAsia="굴림" w:hAnsi="Courier New" w:cs="굴림"/>
@@ -2161,7 +2368,19 @@
           <w:szCs w:val="21"/>
           <w14:ligatures w14:val="none"/>
         </w:rPr>
-        <w:t>())</w:t>
+        <w:t>(</w:t>
+      </w:r>
+      <w:proofErr w:type="gramEnd"/>
+      <w:r>
+        <w:rPr>
+          <w:rFonts w:ascii="Courier New" w:eastAsia="굴림" w:hAnsi="Courier New" w:cs="굴림"/>
+          <w:color w:val="DCDCDC"/>
+          <w:kern w:val="0"/>
+          <w:sz w:val="21"/>
+          <w:szCs w:val="21"/>
+          <w14:ligatures w14:val="none"/>
+        </w:rPr>
+        <w:t>))</w:t>
       </w:r>
       <w:r>
         <w:rPr>
@@ -2218,6 +2437,7 @@
         </w:rPr>
         <w:t xml:space="preserve"> </w:t>
       </w:r>
+      <w:proofErr w:type="gramStart"/>
       <w:r>
         <w:rPr>
           <w:rFonts w:ascii="Courier New" w:eastAsia="굴림" w:hAnsi="Courier New" w:cs="굴림"/>
@@ -2240,6 +2460,7 @@
         </w:rPr>
         <w:t>(</w:t>
       </w:r>
+      <w:proofErr w:type="gramEnd"/>
       <w:r>
         <w:rPr>
           <w:rFonts w:ascii="Courier New" w:eastAsia="굴림" w:hAnsi="Courier New" w:cs="굴림"/>
@@ -2652,7 +2873,7 @@
         <w:autoSpaceDN/>
         <w:spacing w:after="0" w:line="285" w:lineRule="atLeast"/>
         <w:rPr>
-          <w:rFonts w:ascii="Courier New" w:eastAsia="굴림" w:hAnsi="Courier New" w:cs="Courier New" w:hint="eastAsia"/>
+          <w:rFonts w:ascii="Courier New" w:eastAsia="굴림" w:hAnsi="Courier New" w:cs="Courier New"/>
           <w:color w:val="D4D4D4"/>
           <w:kern w:val="0"/>
           <w:sz w:val="21"/>
@@ -2972,6 +3193,7 @@
         </w:rPr>
         <w:t>get</w:t>
       </w:r>
+      <w:proofErr w:type="gramStart"/>
       <w:r>
         <w:t>’</w:t>
       </w:r>
@@ -2979,7 +3201,14 @@
         <w:rPr>
           <w:rFonts w:hint="eastAsia"/>
         </w:rPr>
-        <w:t xml:space="preserve"> 을 활용해서 </w:t>
+        <w:t xml:space="preserve"> 을</w:t>
+      </w:r>
+      <w:proofErr w:type="gramEnd"/>
+      <w:r>
+        <w:rPr>
+          <w:rFonts w:hint="eastAsia"/>
+        </w:rPr>
+        <w:t xml:space="preserve"> 활용해서 </w:t>
       </w:r>
       <w:r>
         <w:rPr>
@@ -3040,13 +3269,36 @@
           <w:numId w:val="1"/>
         </w:numPr>
       </w:pPr>
-      <w:r>
-        <w:rPr>
-          <w:rFonts w:hint="eastAsia"/>
-        </w:rPr>
-        <w:t xml:space="preserve">all(), any(), </w:t>
+      <w:proofErr w:type="gramStart"/>
+      <w:r>
+        <w:rPr>
+          <w:rFonts w:hint="eastAsia"/>
+        </w:rPr>
+        <w:t>all(</w:t>
+      </w:r>
+      <w:proofErr w:type="gramEnd"/>
+      <w:r>
+        <w:rPr>
+          <w:rFonts w:hint="eastAsia"/>
+        </w:rPr>
+        <w:t xml:space="preserve">), </w:t>
+      </w:r>
+      <w:proofErr w:type="gramStart"/>
+      <w:r>
+        <w:rPr>
+          <w:rFonts w:hint="eastAsia"/>
+        </w:rPr>
+        <w:t>any(</w:t>
+      </w:r>
+      <w:proofErr w:type="gramEnd"/>
+      <w:r>
+        <w:rPr>
+          <w:rFonts w:hint="eastAsia"/>
+        </w:rPr>
+        <w:t xml:space="preserve">), </w:t>
       </w:r>
       <w:proofErr w:type="spellStart"/>
+      <w:proofErr w:type="gramStart"/>
       <w:r>
         <w:rPr>
           <w:rFonts w:hint="eastAsia"/>
@@ -3058,9 +3310,17 @@
         <w:rPr>
           <w:rFonts w:hint="eastAsia"/>
         </w:rPr>
-        <w:t xml:space="preserve">(), </w:t>
+        <w:t>(</w:t>
+      </w:r>
+      <w:proofErr w:type="gramEnd"/>
+      <w:r>
+        <w:rPr>
+          <w:rFonts w:hint="eastAsia"/>
+        </w:rPr>
+        <w:t xml:space="preserve">), </w:t>
       </w:r>
       <w:proofErr w:type="spellStart"/>
+      <w:proofErr w:type="gramStart"/>
       <w:r>
         <w:rPr>
           <w:rFonts w:hint="eastAsia"/>
@@ -3072,7 +3332,28 @@
         <w:rPr>
           <w:rFonts w:hint="eastAsia"/>
         </w:rPr>
-        <w:t>(), sorted()</w:t>
+        <w:t>(</w:t>
+      </w:r>
+      <w:proofErr w:type="gramEnd"/>
+      <w:r>
+        <w:rPr>
+          <w:rFonts w:hint="eastAsia"/>
+        </w:rPr>
+        <w:t xml:space="preserve">), </w:t>
+      </w:r>
+      <w:proofErr w:type="gramStart"/>
+      <w:r>
+        <w:rPr>
+          <w:rFonts w:hint="eastAsia"/>
+        </w:rPr>
+        <w:t>sorted(</w:t>
+      </w:r>
+      <w:proofErr w:type="gramEnd"/>
+      <w:r>
+        <w:rPr>
+          <w:rFonts w:hint="eastAsia"/>
+        </w:rPr>
+        <w:t>)</w:t>
       </w:r>
     </w:p>
     <w:bookmarkStart w:id="0" w:name="_MON_1837151254"/>
@@ -3099,10 +3380,10 @@
             <v:path o:extrusionok="f" gradientshapeok="t" o:connecttype="rect"/>
             <o:lock v:ext="edit" aspectratio="t"/>
           </v:shapetype>
-          <v:shape id="_x0000_i1027" type="#_x0000_t75" style="width:347.25pt;height:450.75pt" o:ole="">
+          <v:shape id="_x0000_i1025" type="#_x0000_t75" style="width:347.25pt;height:450.75pt" o:ole="">
             <v:imagedata r:id="rId11" o:title=""/>
           </v:shape>
-          <o:OLEObject Type="Embed" ProgID="Word.OpenDocumentText.12" ShapeID="_x0000_i1027" DrawAspect="Content" ObjectID="_1837167590" r:id="rId12"/>
+          <o:OLEObject Type="Embed" ProgID="Word.OpenDocumentText.12" ShapeID="_x0000_i1025" DrawAspect="Content" ObjectID="_1837260538" r:id="rId12"/>
         </w:object>
       </w:r>
     </w:p>
@@ -4297,9 +4578,6 @@
     <w:p>
       <w:pPr>
         <w:ind w:left="440"/>
-        <w:rPr>
-          <w:rFonts w:hint="eastAsia"/>
-        </w:rPr>
       </w:pPr>
       <w:r>
         <w:rPr>
@@ -4308,8 +4586,7688 @@
         <w:t>거짓인 경우 except를 수행</w:t>
       </w:r>
     </w:p>
-    <w:p>
-      <w:pPr>
+    <w:p/>
+    <w:p/>
+    <w:p/>
+    <w:p>
+      <w:r>
+        <w:rPr>
+          <w:rFonts w:hint="eastAsia"/>
+        </w:rPr>
+        <w:lastRenderedPageBreak/>
+        <w:t xml:space="preserve">클 래 </w:t>
+      </w:r>
+      <w:proofErr w:type="spellStart"/>
+      <w:r>
+        <w:rPr>
+          <w:rFonts w:hint="eastAsia"/>
+        </w:rPr>
+        <w:t>스</w:t>
+      </w:r>
+      <w:proofErr w:type="spellEnd"/>
+    </w:p>
+    <w:p>
+      <w:pPr>
+        <w:pStyle w:val="a6"/>
+        <w:numPr>
+          <w:ilvl w:val="0"/>
+          <w:numId w:val="1"/>
+        </w:numPr>
+      </w:pPr>
+      <w:r>
+        <w:rPr>
+          <w:rFonts w:hint="eastAsia"/>
+        </w:rPr>
+        <w:t>재사용 가능한 코드 작성에 초점을 맞추었음.</w:t>
+      </w:r>
+    </w:p>
+    <w:p>
+      <w:pPr>
+        <w:pStyle w:val="a6"/>
+        <w:numPr>
+          <w:ilvl w:val="0"/>
+          <w:numId w:val="1"/>
+        </w:numPr>
+      </w:pPr>
+      <w:r>
+        <w:rPr>
+          <w:rFonts w:hint="eastAsia"/>
+        </w:rPr>
+        <w:t>속성과 동작에 대한 정의</w:t>
+      </w:r>
+    </w:p>
+    <w:p>
+      <w:pPr>
+        <w:pStyle w:val="a6"/>
+        <w:widowControl/>
+        <w:numPr>
+          <w:ilvl w:val="0"/>
+          <w:numId w:val="1"/>
+        </w:numPr>
+        <w:shd w:val="clear" w:color="auto" w:fill="121314"/>
+        <w:wordWrap/>
+        <w:autoSpaceDE/>
+        <w:autoSpaceDN/>
+        <w:spacing w:after="0" w:line="285" w:lineRule="atLeast"/>
+        <w:rPr>
+          <w:rFonts w:ascii="D2Coding" w:eastAsia="D2Coding" w:hAnsi="D2Coding" w:cs="굴림"/>
+          <w:color w:val="BBBEBF"/>
+          <w:kern w:val="0"/>
+          <w:sz w:val="21"/>
+          <w:szCs w:val="21"/>
+          <w14:ligatures w14:val="none"/>
+        </w:rPr>
+      </w:pPr>
+      <w:r>
+        <w:rPr>
+          <w:rFonts w:ascii="D2Coding" w:eastAsia="D2Coding" w:hAnsi="D2Coding" w:cs="굴림" w:hint="eastAsia"/>
+          <w:color w:val="FF7B72"/>
+          <w:kern w:val="0"/>
+          <w:sz w:val="21"/>
+          <w:szCs w:val="21"/>
+          <w14:ligatures w14:val="none"/>
+        </w:rPr>
+        <w:t>class</w:t>
+      </w:r>
+      <w:r>
+        <w:rPr>
+          <w:rFonts w:ascii="D2Coding" w:eastAsia="D2Coding" w:hAnsi="D2Coding" w:cs="굴림" w:hint="eastAsia"/>
+          <w:color w:val="BBBEBF"/>
+          <w:kern w:val="0"/>
+          <w:sz w:val="21"/>
+          <w:szCs w:val="21"/>
+          <w14:ligatures w14:val="none"/>
+        </w:rPr>
+        <w:t xml:space="preserve"> </w:t>
+      </w:r>
+      <w:r>
+        <w:rPr>
+          <w:rFonts w:ascii="D2Coding" w:eastAsia="D2Coding" w:hAnsi="D2Coding" w:cs="굴림" w:hint="eastAsia"/>
+          <w:color w:val="4EC9B0"/>
+          <w:kern w:val="0"/>
+          <w:sz w:val="21"/>
+          <w:szCs w:val="21"/>
+          <w14:ligatures w14:val="none"/>
+        </w:rPr>
+        <w:t>Human</w:t>
+      </w:r>
+      <w:r>
+        <w:rPr>
+          <w:rFonts w:ascii="D2Coding" w:eastAsia="D2Coding" w:hAnsi="D2Coding" w:cs="굴림" w:hint="eastAsia"/>
+          <w:color w:val="BBBEBF"/>
+          <w:kern w:val="0"/>
+          <w:sz w:val="21"/>
+          <w:szCs w:val="21"/>
+          <w14:ligatures w14:val="none"/>
+        </w:rPr>
+        <w:t>:</w:t>
+      </w:r>
+    </w:p>
+    <w:p>
+      <w:pPr>
+        <w:pStyle w:val="a6"/>
+        <w:widowControl/>
+        <w:numPr>
+          <w:ilvl w:val="0"/>
+          <w:numId w:val="1"/>
+        </w:numPr>
+        <w:shd w:val="clear" w:color="auto" w:fill="121314"/>
+        <w:wordWrap/>
+        <w:autoSpaceDE/>
+        <w:autoSpaceDN/>
+        <w:spacing w:after="0" w:line="285" w:lineRule="atLeast"/>
+        <w:rPr>
+          <w:rFonts w:ascii="D2Coding" w:eastAsia="D2Coding" w:hAnsi="D2Coding" w:cs="굴림" w:hint="eastAsia"/>
+          <w:color w:val="BBBEBF"/>
+          <w:kern w:val="0"/>
+          <w:sz w:val="21"/>
+          <w:szCs w:val="21"/>
+          <w14:ligatures w14:val="none"/>
+        </w:rPr>
+      </w:pPr>
+      <w:r>
+        <w:rPr>
+          <w:rFonts w:ascii="D2Coding" w:eastAsia="D2Coding" w:hAnsi="D2Coding" w:cs="굴림" w:hint="eastAsia"/>
+          <w:color w:val="BBBEBF"/>
+          <w:kern w:val="0"/>
+          <w:sz w:val="21"/>
+          <w:szCs w:val="21"/>
+          <w14:ligatures w14:val="none"/>
+        </w:rPr>
+        <w:t xml:space="preserve">    </w:t>
+      </w:r>
+      <w:r>
+        <w:rPr>
+          <w:rFonts w:ascii="D2Coding" w:eastAsia="D2Coding" w:hAnsi="D2Coding" w:cs="굴림" w:hint="eastAsia"/>
+          <w:color w:val="C9D1D9"/>
+          <w:kern w:val="0"/>
+          <w:sz w:val="21"/>
+          <w:szCs w:val="21"/>
+          <w14:ligatures w14:val="none"/>
+        </w:rPr>
+        <w:t>species</w:t>
+      </w:r>
+      <w:r>
+        <w:rPr>
+          <w:rFonts w:ascii="D2Coding" w:eastAsia="D2Coding" w:hAnsi="D2Coding" w:cs="굴림" w:hint="eastAsia"/>
+          <w:color w:val="BBBEBF"/>
+          <w:kern w:val="0"/>
+          <w:sz w:val="21"/>
+          <w:szCs w:val="21"/>
+          <w14:ligatures w14:val="none"/>
+        </w:rPr>
+        <w:t xml:space="preserve"> </w:t>
+      </w:r>
+      <w:r>
+        <w:rPr>
+          <w:rFonts w:ascii="D2Coding" w:eastAsia="D2Coding" w:hAnsi="D2Coding" w:cs="굴림" w:hint="eastAsia"/>
+          <w:color w:val="D4D4D4"/>
+          <w:kern w:val="0"/>
+          <w:sz w:val="21"/>
+          <w:szCs w:val="21"/>
+          <w14:ligatures w14:val="none"/>
+        </w:rPr>
+        <w:t>=</w:t>
+      </w:r>
+      <w:r>
+        <w:rPr>
+          <w:rFonts w:ascii="D2Coding" w:eastAsia="D2Coding" w:hAnsi="D2Coding" w:cs="굴림" w:hint="eastAsia"/>
+          <w:color w:val="BBBEBF"/>
+          <w:kern w:val="0"/>
+          <w:sz w:val="21"/>
+          <w:szCs w:val="21"/>
+          <w14:ligatures w14:val="none"/>
+        </w:rPr>
+        <w:t xml:space="preserve"> </w:t>
+      </w:r>
+      <w:r>
+        <w:rPr>
+          <w:rFonts w:ascii="D2Coding" w:eastAsia="D2Coding" w:hAnsi="D2Coding" w:cs="굴림" w:hint="eastAsia"/>
+          <w:color w:val="A5D6FF"/>
+          <w:kern w:val="0"/>
+          <w:sz w:val="21"/>
+          <w:szCs w:val="21"/>
+          <w14:ligatures w14:val="none"/>
+        </w:rPr>
+        <w:t>"human"</w:t>
+      </w:r>
+    </w:p>
+    <w:p>
+      <w:pPr>
+        <w:pStyle w:val="a6"/>
+        <w:widowControl/>
+        <w:numPr>
+          <w:ilvl w:val="0"/>
+          <w:numId w:val="1"/>
+        </w:numPr>
+        <w:shd w:val="clear" w:color="auto" w:fill="121314"/>
+        <w:wordWrap/>
+        <w:autoSpaceDE/>
+        <w:autoSpaceDN/>
+        <w:spacing w:after="0" w:line="285" w:lineRule="atLeast"/>
+        <w:rPr>
+          <w:rFonts w:ascii="D2Coding" w:eastAsia="D2Coding" w:hAnsi="D2Coding" w:cs="굴림" w:hint="eastAsia"/>
+          <w:color w:val="BBBEBF"/>
+          <w:kern w:val="0"/>
+          <w:sz w:val="21"/>
+          <w:szCs w:val="21"/>
+          <w14:ligatures w14:val="none"/>
+        </w:rPr>
+      </w:pPr>
+    </w:p>
+    <w:p>
+      <w:pPr>
+        <w:pStyle w:val="a6"/>
+        <w:widowControl/>
+        <w:numPr>
+          <w:ilvl w:val="0"/>
+          <w:numId w:val="1"/>
+        </w:numPr>
+        <w:shd w:val="clear" w:color="auto" w:fill="121314"/>
+        <w:wordWrap/>
+        <w:autoSpaceDE/>
+        <w:autoSpaceDN/>
+        <w:spacing w:after="0" w:line="285" w:lineRule="atLeast"/>
+        <w:rPr>
+          <w:rFonts w:ascii="D2Coding" w:eastAsia="D2Coding" w:hAnsi="D2Coding" w:cs="굴림" w:hint="eastAsia"/>
+          <w:color w:val="BBBEBF"/>
+          <w:kern w:val="0"/>
+          <w:sz w:val="21"/>
+          <w:szCs w:val="21"/>
+          <w14:ligatures w14:val="none"/>
+        </w:rPr>
+      </w:pPr>
+      <w:r>
+        <w:rPr>
+          <w:rFonts w:ascii="D2Coding" w:eastAsia="D2Coding" w:hAnsi="D2Coding" w:cs="굴림" w:hint="eastAsia"/>
+          <w:color w:val="BBBEBF"/>
+          <w:kern w:val="0"/>
+          <w:sz w:val="21"/>
+          <w:szCs w:val="21"/>
+          <w14:ligatures w14:val="none"/>
+        </w:rPr>
+        <w:t xml:space="preserve">    </w:t>
+      </w:r>
+      <w:r>
+        <w:rPr>
+          <w:rFonts w:ascii="D2Coding" w:eastAsia="D2Coding" w:hAnsi="D2Coding" w:cs="굴림" w:hint="eastAsia"/>
+          <w:color w:val="FF7B72"/>
+          <w:kern w:val="0"/>
+          <w:sz w:val="21"/>
+          <w:szCs w:val="21"/>
+          <w14:ligatures w14:val="none"/>
+        </w:rPr>
+        <w:t>def</w:t>
+      </w:r>
+      <w:r>
+        <w:rPr>
+          <w:rFonts w:ascii="D2Coding" w:eastAsia="D2Coding" w:hAnsi="D2Coding" w:cs="굴림" w:hint="eastAsia"/>
+          <w:color w:val="BBBEBF"/>
+          <w:kern w:val="0"/>
+          <w:sz w:val="21"/>
+          <w:szCs w:val="21"/>
+          <w14:ligatures w14:val="none"/>
+        </w:rPr>
+        <w:t xml:space="preserve"> </w:t>
+      </w:r>
+      <w:r>
+        <w:rPr>
+          <w:rFonts w:ascii="D2Coding" w:eastAsia="D2Coding" w:hAnsi="D2Coding" w:cs="굴림" w:hint="eastAsia"/>
+          <w:color w:val="DCDCAA"/>
+          <w:kern w:val="0"/>
+          <w:sz w:val="21"/>
+          <w:szCs w:val="21"/>
+          <w14:ligatures w14:val="none"/>
+        </w:rPr>
+        <w:t>__</w:t>
+      </w:r>
+      <w:proofErr w:type="spellStart"/>
+      <w:r>
+        <w:rPr>
+          <w:rFonts w:ascii="D2Coding" w:eastAsia="D2Coding" w:hAnsi="D2Coding" w:cs="굴림" w:hint="eastAsia"/>
+          <w:color w:val="DCDCAA"/>
+          <w:kern w:val="0"/>
+          <w:sz w:val="21"/>
+          <w:szCs w:val="21"/>
+          <w14:ligatures w14:val="none"/>
+        </w:rPr>
+        <w:t>init</w:t>
+      </w:r>
+      <w:proofErr w:type="spellEnd"/>
+      <w:r>
+        <w:rPr>
+          <w:rFonts w:ascii="D2Coding" w:eastAsia="D2Coding" w:hAnsi="D2Coding" w:cs="굴림" w:hint="eastAsia"/>
+          <w:color w:val="DCDCAA"/>
+          <w:kern w:val="0"/>
+          <w:sz w:val="21"/>
+          <w:szCs w:val="21"/>
+          <w14:ligatures w14:val="none"/>
+        </w:rPr>
+        <w:t>_</w:t>
+      </w:r>
+      <w:proofErr w:type="gramStart"/>
+      <w:r>
+        <w:rPr>
+          <w:rFonts w:ascii="D2Coding" w:eastAsia="D2Coding" w:hAnsi="D2Coding" w:cs="굴림" w:hint="eastAsia"/>
+          <w:color w:val="DCDCAA"/>
+          <w:kern w:val="0"/>
+          <w:sz w:val="21"/>
+          <w:szCs w:val="21"/>
+          <w14:ligatures w14:val="none"/>
+        </w:rPr>
+        <w:t>_</w:t>
+      </w:r>
+      <w:r>
+        <w:rPr>
+          <w:rFonts w:ascii="D2Coding" w:eastAsia="D2Coding" w:hAnsi="D2Coding" w:cs="굴림" w:hint="eastAsia"/>
+          <w:color w:val="BBBEBF"/>
+          <w:kern w:val="0"/>
+          <w:sz w:val="21"/>
+          <w:szCs w:val="21"/>
+          <w14:ligatures w14:val="none"/>
+        </w:rPr>
+        <w:t>(</w:t>
+      </w:r>
+      <w:proofErr w:type="gramEnd"/>
+      <w:r>
+        <w:rPr>
+          <w:rFonts w:ascii="D2Coding" w:eastAsia="D2Coding" w:hAnsi="D2Coding" w:cs="굴림" w:hint="eastAsia"/>
+          <w:color w:val="C9D1D9"/>
+          <w:kern w:val="0"/>
+          <w:sz w:val="21"/>
+          <w:szCs w:val="21"/>
+          <w14:ligatures w14:val="none"/>
+        </w:rPr>
+        <w:t>self</w:t>
+      </w:r>
+      <w:r>
+        <w:rPr>
+          <w:rFonts w:ascii="D2Coding" w:eastAsia="D2Coding" w:hAnsi="D2Coding" w:cs="굴림" w:hint="eastAsia"/>
+          <w:color w:val="BBBEBF"/>
+          <w:kern w:val="0"/>
+          <w:sz w:val="21"/>
+          <w:szCs w:val="21"/>
+          <w14:ligatures w14:val="none"/>
+        </w:rPr>
+        <w:t xml:space="preserve">, </w:t>
+      </w:r>
+      <w:r>
+        <w:rPr>
+          <w:rFonts w:ascii="D2Coding" w:eastAsia="D2Coding" w:hAnsi="D2Coding" w:cs="굴림" w:hint="eastAsia"/>
+          <w:color w:val="FFA657"/>
+          <w:kern w:val="0"/>
+          <w:sz w:val="21"/>
+          <w:szCs w:val="21"/>
+          <w14:ligatures w14:val="none"/>
+        </w:rPr>
+        <w:t>name</w:t>
+      </w:r>
+      <w:r>
+        <w:rPr>
+          <w:rFonts w:ascii="D2Coding" w:eastAsia="D2Coding" w:hAnsi="D2Coding" w:cs="굴림" w:hint="eastAsia"/>
+          <w:color w:val="BBBEBF"/>
+          <w:kern w:val="0"/>
+          <w:sz w:val="21"/>
+          <w:szCs w:val="21"/>
+          <w14:ligatures w14:val="none"/>
+        </w:rPr>
+        <w:t xml:space="preserve">, </w:t>
+      </w:r>
+      <w:r>
+        <w:rPr>
+          <w:rFonts w:ascii="D2Coding" w:eastAsia="D2Coding" w:hAnsi="D2Coding" w:cs="굴림" w:hint="eastAsia"/>
+          <w:color w:val="FFA657"/>
+          <w:kern w:val="0"/>
+          <w:sz w:val="21"/>
+          <w:szCs w:val="21"/>
+          <w14:ligatures w14:val="none"/>
+        </w:rPr>
+        <w:t>age</w:t>
+      </w:r>
+      <w:r>
+        <w:rPr>
+          <w:rFonts w:ascii="D2Coding" w:eastAsia="D2Coding" w:hAnsi="D2Coding" w:cs="굴림" w:hint="eastAsia"/>
+          <w:color w:val="BBBEBF"/>
+          <w:kern w:val="0"/>
+          <w:sz w:val="21"/>
+          <w:szCs w:val="21"/>
+          <w14:ligatures w14:val="none"/>
+        </w:rPr>
+        <w:t>):</w:t>
+      </w:r>
+    </w:p>
+    <w:p>
+      <w:pPr>
+        <w:pStyle w:val="a6"/>
+        <w:widowControl/>
+        <w:numPr>
+          <w:ilvl w:val="0"/>
+          <w:numId w:val="1"/>
+        </w:numPr>
+        <w:shd w:val="clear" w:color="auto" w:fill="121314"/>
+        <w:wordWrap/>
+        <w:autoSpaceDE/>
+        <w:autoSpaceDN/>
+        <w:spacing w:after="0" w:line="285" w:lineRule="atLeast"/>
+        <w:rPr>
+          <w:rFonts w:ascii="D2Coding" w:eastAsia="D2Coding" w:hAnsi="D2Coding" w:cs="굴림" w:hint="eastAsia"/>
+          <w:color w:val="BBBEBF"/>
+          <w:kern w:val="0"/>
+          <w:sz w:val="21"/>
+          <w:szCs w:val="21"/>
+          <w14:ligatures w14:val="none"/>
+        </w:rPr>
+      </w:pPr>
+      <w:r>
+        <w:rPr>
+          <w:rFonts w:ascii="D2Coding" w:eastAsia="D2Coding" w:hAnsi="D2Coding" w:cs="굴림" w:hint="eastAsia"/>
+          <w:color w:val="BBBEBF"/>
+          <w:kern w:val="0"/>
+          <w:sz w:val="21"/>
+          <w:szCs w:val="21"/>
+          <w14:ligatures w14:val="none"/>
+        </w:rPr>
+        <w:t xml:space="preserve">        </w:t>
+      </w:r>
+      <w:r>
+        <w:rPr>
+          <w:rFonts w:ascii="D2Coding" w:eastAsia="D2Coding" w:hAnsi="D2Coding" w:cs="굴림" w:hint="eastAsia"/>
+          <w:color w:val="C9D1D9"/>
+          <w:kern w:val="0"/>
+          <w:sz w:val="21"/>
+          <w:szCs w:val="21"/>
+          <w14:ligatures w14:val="none"/>
+        </w:rPr>
+        <w:t>self</w:t>
+      </w:r>
+      <w:r>
+        <w:rPr>
+          <w:rFonts w:ascii="D2Coding" w:eastAsia="D2Coding" w:hAnsi="D2Coding" w:cs="굴림" w:hint="eastAsia"/>
+          <w:color w:val="BBBEBF"/>
+          <w:kern w:val="0"/>
+          <w:sz w:val="21"/>
+          <w:szCs w:val="21"/>
+          <w14:ligatures w14:val="none"/>
+        </w:rPr>
+        <w:t>.</w:t>
+      </w:r>
+      <w:r>
+        <w:rPr>
+          <w:rFonts w:ascii="D2Coding" w:eastAsia="D2Coding" w:hAnsi="D2Coding" w:cs="굴림" w:hint="eastAsia"/>
+          <w:color w:val="C9D1D9"/>
+          <w:kern w:val="0"/>
+          <w:sz w:val="21"/>
+          <w:szCs w:val="21"/>
+          <w14:ligatures w14:val="none"/>
+        </w:rPr>
+        <w:t>name</w:t>
+      </w:r>
+      <w:r>
+        <w:rPr>
+          <w:rFonts w:ascii="D2Coding" w:eastAsia="D2Coding" w:hAnsi="D2Coding" w:cs="굴림" w:hint="eastAsia"/>
+          <w:color w:val="BBBEBF"/>
+          <w:kern w:val="0"/>
+          <w:sz w:val="21"/>
+          <w:szCs w:val="21"/>
+          <w14:ligatures w14:val="none"/>
+        </w:rPr>
+        <w:t xml:space="preserve"> </w:t>
+      </w:r>
+      <w:r>
+        <w:rPr>
+          <w:rFonts w:ascii="D2Coding" w:eastAsia="D2Coding" w:hAnsi="D2Coding" w:cs="굴림" w:hint="eastAsia"/>
+          <w:color w:val="D4D4D4"/>
+          <w:kern w:val="0"/>
+          <w:sz w:val="21"/>
+          <w:szCs w:val="21"/>
+          <w14:ligatures w14:val="none"/>
+        </w:rPr>
+        <w:t>=</w:t>
+      </w:r>
+      <w:r>
+        <w:rPr>
+          <w:rFonts w:ascii="D2Coding" w:eastAsia="D2Coding" w:hAnsi="D2Coding" w:cs="굴림" w:hint="eastAsia"/>
+          <w:color w:val="BBBEBF"/>
+          <w:kern w:val="0"/>
+          <w:sz w:val="21"/>
+          <w:szCs w:val="21"/>
+          <w14:ligatures w14:val="none"/>
+        </w:rPr>
+        <w:t xml:space="preserve"> </w:t>
+      </w:r>
+      <w:r>
+        <w:rPr>
+          <w:rFonts w:ascii="D2Coding" w:eastAsia="D2Coding" w:hAnsi="D2Coding" w:cs="굴림" w:hint="eastAsia"/>
+          <w:color w:val="FFA657"/>
+          <w:kern w:val="0"/>
+          <w:sz w:val="21"/>
+          <w:szCs w:val="21"/>
+          <w14:ligatures w14:val="none"/>
+        </w:rPr>
+        <w:t>name</w:t>
+      </w:r>
+    </w:p>
+    <w:p>
+      <w:pPr>
+        <w:pStyle w:val="a6"/>
+        <w:widowControl/>
+        <w:numPr>
+          <w:ilvl w:val="0"/>
+          <w:numId w:val="1"/>
+        </w:numPr>
+        <w:shd w:val="clear" w:color="auto" w:fill="121314"/>
+        <w:wordWrap/>
+        <w:autoSpaceDE/>
+        <w:autoSpaceDN/>
+        <w:spacing w:after="0" w:line="285" w:lineRule="atLeast"/>
+        <w:rPr>
+          <w:rFonts w:ascii="D2Coding" w:eastAsia="D2Coding" w:hAnsi="D2Coding" w:cs="굴림" w:hint="eastAsia"/>
+          <w:color w:val="BBBEBF"/>
+          <w:kern w:val="0"/>
+          <w:sz w:val="21"/>
+          <w:szCs w:val="21"/>
+          <w14:ligatures w14:val="none"/>
+        </w:rPr>
+      </w:pPr>
+      <w:r>
+        <w:rPr>
+          <w:rFonts w:ascii="D2Coding" w:eastAsia="D2Coding" w:hAnsi="D2Coding" w:cs="굴림" w:hint="eastAsia"/>
+          <w:color w:val="BBBEBF"/>
+          <w:kern w:val="0"/>
+          <w:sz w:val="21"/>
+          <w:szCs w:val="21"/>
+          <w14:ligatures w14:val="none"/>
+        </w:rPr>
+        <w:t xml:space="preserve">        </w:t>
+      </w:r>
+      <w:proofErr w:type="spellStart"/>
+      <w:r>
+        <w:rPr>
+          <w:rFonts w:ascii="D2Coding" w:eastAsia="D2Coding" w:hAnsi="D2Coding" w:cs="굴림" w:hint="eastAsia"/>
+          <w:color w:val="C9D1D9"/>
+          <w:kern w:val="0"/>
+          <w:sz w:val="21"/>
+          <w:szCs w:val="21"/>
+          <w14:ligatures w14:val="none"/>
+        </w:rPr>
+        <w:t>self</w:t>
+      </w:r>
+      <w:r>
+        <w:rPr>
+          <w:rFonts w:ascii="D2Coding" w:eastAsia="D2Coding" w:hAnsi="D2Coding" w:cs="굴림" w:hint="eastAsia"/>
+          <w:color w:val="BBBEBF"/>
+          <w:kern w:val="0"/>
+          <w:sz w:val="21"/>
+          <w:szCs w:val="21"/>
+          <w14:ligatures w14:val="none"/>
+        </w:rPr>
+        <w:t>.</w:t>
+      </w:r>
+      <w:r>
+        <w:rPr>
+          <w:rFonts w:ascii="D2Coding" w:eastAsia="D2Coding" w:hAnsi="D2Coding" w:cs="굴림" w:hint="eastAsia"/>
+          <w:color w:val="C9D1D9"/>
+          <w:kern w:val="0"/>
+          <w:sz w:val="21"/>
+          <w:szCs w:val="21"/>
+          <w14:ligatures w14:val="none"/>
+        </w:rPr>
+        <w:t>age</w:t>
+      </w:r>
+      <w:proofErr w:type="spellEnd"/>
+      <w:r>
+        <w:rPr>
+          <w:rFonts w:ascii="D2Coding" w:eastAsia="D2Coding" w:hAnsi="D2Coding" w:cs="굴림" w:hint="eastAsia"/>
+          <w:color w:val="BBBEBF"/>
+          <w:kern w:val="0"/>
+          <w:sz w:val="21"/>
+          <w:szCs w:val="21"/>
+          <w14:ligatures w14:val="none"/>
+        </w:rPr>
+        <w:t xml:space="preserve"> </w:t>
+      </w:r>
+      <w:r>
+        <w:rPr>
+          <w:rFonts w:ascii="D2Coding" w:eastAsia="D2Coding" w:hAnsi="D2Coding" w:cs="굴림" w:hint="eastAsia"/>
+          <w:color w:val="D4D4D4"/>
+          <w:kern w:val="0"/>
+          <w:sz w:val="21"/>
+          <w:szCs w:val="21"/>
+          <w14:ligatures w14:val="none"/>
+        </w:rPr>
+        <w:t>=</w:t>
+      </w:r>
+      <w:r>
+        <w:rPr>
+          <w:rFonts w:ascii="D2Coding" w:eastAsia="D2Coding" w:hAnsi="D2Coding" w:cs="굴림" w:hint="eastAsia"/>
+          <w:color w:val="BBBEBF"/>
+          <w:kern w:val="0"/>
+          <w:sz w:val="21"/>
+          <w:szCs w:val="21"/>
+          <w14:ligatures w14:val="none"/>
+        </w:rPr>
+        <w:t xml:space="preserve"> </w:t>
+      </w:r>
+      <w:r>
+        <w:rPr>
+          <w:rFonts w:ascii="D2Coding" w:eastAsia="D2Coding" w:hAnsi="D2Coding" w:cs="굴림" w:hint="eastAsia"/>
+          <w:color w:val="FFA657"/>
+          <w:kern w:val="0"/>
+          <w:sz w:val="21"/>
+          <w:szCs w:val="21"/>
+          <w14:ligatures w14:val="none"/>
+        </w:rPr>
+        <w:t>age</w:t>
+      </w:r>
+    </w:p>
+    <w:p>
+      <w:pPr>
+        <w:pStyle w:val="a6"/>
+        <w:widowControl/>
+        <w:numPr>
+          <w:ilvl w:val="0"/>
+          <w:numId w:val="1"/>
+        </w:numPr>
+        <w:shd w:val="clear" w:color="auto" w:fill="121314"/>
+        <w:wordWrap/>
+        <w:autoSpaceDE/>
+        <w:autoSpaceDN/>
+        <w:spacing w:after="0" w:line="285" w:lineRule="atLeast"/>
+        <w:rPr>
+          <w:rFonts w:ascii="D2Coding" w:eastAsia="D2Coding" w:hAnsi="D2Coding" w:cs="굴림" w:hint="eastAsia"/>
+          <w:color w:val="BBBEBF"/>
+          <w:kern w:val="0"/>
+          <w:sz w:val="21"/>
+          <w:szCs w:val="21"/>
+          <w14:ligatures w14:val="none"/>
+        </w:rPr>
+      </w:pPr>
+    </w:p>
+    <w:p>
+      <w:pPr>
+        <w:pStyle w:val="a6"/>
+        <w:widowControl/>
+        <w:numPr>
+          <w:ilvl w:val="0"/>
+          <w:numId w:val="1"/>
+        </w:numPr>
+        <w:shd w:val="clear" w:color="auto" w:fill="121314"/>
+        <w:wordWrap/>
+        <w:autoSpaceDE/>
+        <w:autoSpaceDN/>
+        <w:spacing w:after="0" w:line="285" w:lineRule="atLeast"/>
+        <w:rPr>
+          <w:rFonts w:ascii="D2Coding" w:eastAsia="D2Coding" w:hAnsi="D2Coding" w:cs="굴림" w:hint="eastAsia"/>
+          <w:color w:val="BBBEBF"/>
+          <w:kern w:val="0"/>
+          <w:sz w:val="21"/>
+          <w:szCs w:val="21"/>
+          <w14:ligatures w14:val="none"/>
+        </w:rPr>
+      </w:pPr>
+      <w:proofErr w:type="spellStart"/>
+      <w:r>
+        <w:rPr>
+          <w:rFonts w:ascii="D2Coding" w:eastAsia="D2Coding" w:hAnsi="D2Coding" w:cs="굴림" w:hint="eastAsia"/>
+          <w:color w:val="C9D1D9"/>
+          <w:kern w:val="0"/>
+          <w:sz w:val="21"/>
+          <w:szCs w:val="21"/>
+          <w14:ligatures w14:val="none"/>
+        </w:rPr>
+        <w:t>kim</w:t>
+      </w:r>
+      <w:proofErr w:type="spellEnd"/>
+      <w:r>
+        <w:rPr>
+          <w:rFonts w:ascii="D2Coding" w:eastAsia="D2Coding" w:hAnsi="D2Coding" w:cs="굴림" w:hint="eastAsia"/>
+          <w:color w:val="BBBEBF"/>
+          <w:kern w:val="0"/>
+          <w:sz w:val="21"/>
+          <w:szCs w:val="21"/>
+          <w14:ligatures w14:val="none"/>
+        </w:rPr>
+        <w:t xml:space="preserve"> </w:t>
+      </w:r>
+      <w:r>
+        <w:rPr>
+          <w:rFonts w:ascii="D2Coding" w:eastAsia="D2Coding" w:hAnsi="D2Coding" w:cs="굴림" w:hint="eastAsia"/>
+          <w:color w:val="D4D4D4"/>
+          <w:kern w:val="0"/>
+          <w:sz w:val="21"/>
+          <w:szCs w:val="21"/>
+          <w14:ligatures w14:val="none"/>
+        </w:rPr>
+        <w:t>=</w:t>
+      </w:r>
+      <w:r>
+        <w:rPr>
+          <w:rFonts w:ascii="D2Coding" w:eastAsia="D2Coding" w:hAnsi="D2Coding" w:cs="굴림" w:hint="eastAsia"/>
+          <w:color w:val="BBBEBF"/>
+          <w:kern w:val="0"/>
+          <w:sz w:val="21"/>
+          <w:szCs w:val="21"/>
+          <w14:ligatures w14:val="none"/>
+        </w:rPr>
+        <w:t xml:space="preserve"> </w:t>
+      </w:r>
+      <w:proofErr w:type="gramStart"/>
+      <w:r>
+        <w:rPr>
+          <w:rFonts w:ascii="D2Coding" w:eastAsia="D2Coding" w:hAnsi="D2Coding" w:cs="굴림" w:hint="eastAsia"/>
+          <w:color w:val="4EC9B0"/>
+          <w:kern w:val="0"/>
+          <w:sz w:val="21"/>
+          <w:szCs w:val="21"/>
+          <w14:ligatures w14:val="none"/>
+        </w:rPr>
+        <w:t>Human</w:t>
+      </w:r>
+      <w:r>
+        <w:rPr>
+          <w:rFonts w:ascii="D2Coding" w:eastAsia="D2Coding" w:hAnsi="D2Coding" w:cs="굴림" w:hint="eastAsia"/>
+          <w:color w:val="BBBEBF"/>
+          <w:kern w:val="0"/>
+          <w:sz w:val="21"/>
+          <w:szCs w:val="21"/>
+          <w14:ligatures w14:val="none"/>
+        </w:rPr>
+        <w:t>(</w:t>
+      </w:r>
+      <w:proofErr w:type="gramEnd"/>
+      <w:r>
+        <w:rPr>
+          <w:rFonts w:ascii="D2Coding" w:eastAsia="D2Coding" w:hAnsi="D2Coding" w:cs="굴림" w:hint="eastAsia"/>
+          <w:color w:val="A5D6FF"/>
+          <w:kern w:val="0"/>
+          <w:sz w:val="21"/>
+          <w:szCs w:val="21"/>
+          <w14:ligatures w14:val="none"/>
+        </w:rPr>
+        <w:t>"</w:t>
+      </w:r>
+      <w:proofErr w:type="spellStart"/>
+      <w:r>
+        <w:rPr>
+          <w:rFonts w:ascii="D2Coding" w:eastAsia="D2Coding" w:hAnsi="D2Coding" w:cs="굴림" w:hint="eastAsia"/>
+          <w:color w:val="A5D6FF"/>
+          <w:kern w:val="0"/>
+          <w:sz w:val="21"/>
+          <w:szCs w:val="21"/>
+          <w14:ligatures w14:val="none"/>
+        </w:rPr>
+        <w:t>kim</w:t>
+      </w:r>
+      <w:proofErr w:type="spellEnd"/>
+      <w:r>
+        <w:rPr>
+          <w:rFonts w:ascii="D2Coding" w:eastAsia="D2Coding" w:hAnsi="D2Coding" w:cs="굴림" w:hint="eastAsia"/>
+          <w:color w:val="A5D6FF"/>
+          <w:kern w:val="0"/>
+          <w:sz w:val="21"/>
+          <w:szCs w:val="21"/>
+          <w14:ligatures w14:val="none"/>
+        </w:rPr>
+        <w:t>"</w:t>
+      </w:r>
+      <w:r>
+        <w:rPr>
+          <w:rFonts w:ascii="D2Coding" w:eastAsia="D2Coding" w:hAnsi="D2Coding" w:cs="굴림" w:hint="eastAsia"/>
+          <w:color w:val="BBBEBF"/>
+          <w:kern w:val="0"/>
+          <w:sz w:val="21"/>
+          <w:szCs w:val="21"/>
+          <w14:ligatures w14:val="none"/>
+        </w:rPr>
+        <w:t xml:space="preserve">, </w:t>
+      </w:r>
+      <w:r>
+        <w:rPr>
+          <w:rFonts w:ascii="D2Coding" w:eastAsia="D2Coding" w:hAnsi="D2Coding" w:cs="굴림" w:hint="eastAsia"/>
+          <w:color w:val="B5CEA8"/>
+          <w:kern w:val="0"/>
+          <w:sz w:val="21"/>
+          <w:szCs w:val="21"/>
+          <w14:ligatures w14:val="none"/>
+        </w:rPr>
+        <w:t>10</w:t>
+      </w:r>
+      <w:r>
+        <w:rPr>
+          <w:rFonts w:ascii="D2Coding" w:eastAsia="D2Coding" w:hAnsi="D2Coding" w:cs="굴림" w:hint="eastAsia"/>
+          <w:color w:val="BBBEBF"/>
+          <w:kern w:val="0"/>
+          <w:sz w:val="21"/>
+          <w:szCs w:val="21"/>
+          <w14:ligatures w14:val="none"/>
+        </w:rPr>
+        <w:t>)</w:t>
+      </w:r>
+    </w:p>
+    <w:p>
+      <w:pPr>
+        <w:pStyle w:val="a6"/>
+        <w:widowControl/>
+        <w:numPr>
+          <w:ilvl w:val="0"/>
+          <w:numId w:val="1"/>
+        </w:numPr>
+        <w:shd w:val="clear" w:color="auto" w:fill="121314"/>
+        <w:wordWrap/>
+        <w:autoSpaceDE/>
+        <w:autoSpaceDN/>
+        <w:spacing w:after="0" w:line="285" w:lineRule="atLeast"/>
+        <w:rPr>
+          <w:rFonts w:ascii="D2Coding" w:eastAsia="D2Coding" w:hAnsi="D2Coding" w:cs="굴림" w:hint="eastAsia"/>
+          <w:color w:val="BBBEBF"/>
+          <w:kern w:val="0"/>
+          <w:sz w:val="21"/>
+          <w:szCs w:val="21"/>
+          <w14:ligatures w14:val="none"/>
+        </w:rPr>
+      </w:pPr>
+      <w:r>
+        <w:rPr>
+          <w:rFonts w:ascii="D2Coding" w:eastAsia="D2Coding" w:hAnsi="D2Coding" w:cs="굴림" w:hint="eastAsia"/>
+          <w:color w:val="C9D1D9"/>
+          <w:kern w:val="0"/>
+          <w:sz w:val="21"/>
+          <w:szCs w:val="21"/>
+          <w14:ligatures w14:val="none"/>
+        </w:rPr>
+        <w:t>lee</w:t>
+      </w:r>
+      <w:r>
+        <w:rPr>
+          <w:rFonts w:ascii="D2Coding" w:eastAsia="D2Coding" w:hAnsi="D2Coding" w:cs="굴림" w:hint="eastAsia"/>
+          <w:color w:val="BBBEBF"/>
+          <w:kern w:val="0"/>
+          <w:sz w:val="21"/>
+          <w:szCs w:val="21"/>
+          <w14:ligatures w14:val="none"/>
+        </w:rPr>
+        <w:t xml:space="preserve"> </w:t>
+      </w:r>
+      <w:r>
+        <w:rPr>
+          <w:rFonts w:ascii="D2Coding" w:eastAsia="D2Coding" w:hAnsi="D2Coding" w:cs="굴림" w:hint="eastAsia"/>
+          <w:color w:val="D4D4D4"/>
+          <w:kern w:val="0"/>
+          <w:sz w:val="21"/>
+          <w:szCs w:val="21"/>
+          <w14:ligatures w14:val="none"/>
+        </w:rPr>
+        <w:t>=</w:t>
+      </w:r>
+      <w:r>
+        <w:rPr>
+          <w:rFonts w:ascii="D2Coding" w:eastAsia="D2Coding" w:hAnsi="D2Coding" w:cs="굴림" w:hint="eastAsia"/>
+          <w:color w:val="BBBEBF"/>
+          <w:kern w:val="0"/>
+          <w:sz w:val="21"/>
+          <w:szCs w:val="21"/>
+          <w14:ligatures w14:val="none"/>
+        </w:rPr>
+        <w:t xml:space="preserve"> </w:t>
+      </w:r>
+      <w:proofErr w:type="gramStart"/>
+      <w:r>
+        <w:rPr>
+          <w:rFonts w:ascii="D2Coding" w:eastAsia="D2Coding" w:hAnsi="D2Coding" w:cs="굴림" w:hint="eastAsia"/>
+          <w:color w:val="4EC9B0"/>
+          <w:kern w:val="0"/>
+          <w:sz w:val="21"/>
+          <w:szCs w:val="21"/>
+          <w14:ligatures w14:val="none"/>
+        </w:rPr>
+        <w:t>Human</w:t>
+      </w:r>
+      <w:r>
+        <w:rPr>
+          <w:rFonts w:ascii="D2Coding" w:eastAsia="D2Coding" w:hAnsi="D2Coding" w:cs="굴림" w:hint="eastAsia"/>
+          <w:color w:val="BBBEBF"/>
+          <w:kern w:val="0"/>
+          <w:sz w:val="21"/>
+          <w:szCs w:val="21"/>
+          <w14:ligatures w14:val="none"/>
+        </w:rPr>
+        <w:t>(</w:t>
+      </w:r>
+      <w:proofErr w:type="gramEnd"/>
+      <w:r>
+        <w:rPr>
+          <w:rFonts w:ascii="D2Coding" w:eastAsia="D2Coding" w:hAnsi="D2Coding" w:cs="굴림" w:hint="eastAsia"/>
+          <w:color w:val="A5D6FF"/>
+          <w:kern w:val="0"/>
+          <w:sz w:val="21"/>
+          <w:szCs w:val="21"/>
+          <w14:ligatures w14:val="none"/>
+        </w:rPr>
+        <w:t>"lee"</w:t>
+      </w:r>
+      <w:r>
+        <w:rPr>
+          <w:rFonts w:ascii="D2Coding" w:eastAsia="D2Coding" w:hAnsi="D2Coding" w:cs="굴림" w:hint="eastAsia"/>
+          <w:color w:val="BBBEBF"/>
+          <w:kern w:val="0"/>
+          <w:sz w:val="21"/>
+          <w:szCs w:val="21"/>
+          <w14:ligatures w14:val="none"/>
+        </w:rPr>
+        <w:t xml:space="preserve">, </w:t>
+      </w:r>
+      <w:r>
+        <w:rPr>
+          <w:rFonts w:ascii="D2Coding" w:eastAsia="D2Coding" w:hAnsi="D2Coding" w:cs="굴림" w:hint="eastAsia"/>
+          <w:color w:val="B5CEA8"/>
+          <w:kern w:val="0"/>
+          <w:sz w:val="21"/>
+          <w:szCs w:val="21"/>
+          <w14:ligatures w14:val="none"/>
+        </w:rPr>
+        <w:t>15</w:t>
+      </w:r>
+      <w:r>
+        <w:rPr>
+          <w:rFonts w:ascii="D2Coding" w:eastAsia="D2Coding" w:hAnsi="D2Coding" w:cs="굴림" w:hint="eastAsia"/>
+          <w:color w:val="BBBEBF"/>
+          <w:kern w:val="0"/>
+          <w:sz w:val="21"/>
+          <w:szCs w:val="21"/>
+          <w14:ligatures w14:val="none"/>
+        </w:rPr>
+        <w:t>)</w:t>
+      </w:r>
+    </w:p>
+    <w:p>
+      <w:pPr>
+        <w:pStyle w:val="a6"/>
+        <w:widowControl/>
+        <w:numPr>
+          <w:ilvl w:val="0"/>
+          <w:numId w:val="1"/>
+        </w:numPr>
+        <w:shd w:val="clear" w:color="auto" w:fill="121314"/>
+        <w:wordWrap/>
+        <w:autoSpaceDE/>
+        <w:autoSpaceDN/>
+        <w:spacing w:after="0" w:line="285" w:lineRule="atLeast"/>
+        <w:rPr>
+          <w:rFonts w:ascii="D2Coding" w:eastAsia="D2Coding" w:hAnsi="D2Coding" w:cs="굴림" w:hint="eastAsia"/>
+          <w:color w:val="BBBEBF"/>
+          <w:kern w:val="0"/>
+          <w:sz w:val="21"/>
+          <w:szCs w:val="21"/>
+          <w14:ligatures w14:val="none"/>
+        </w:rPr>
+      </w:pPr>
+    </w:p>
+    <w:p>
+      <w:pPr>
+        <w:pStyle w:val="a6"/>
+        <w:widowControl/>
+        <w:numPr>
+          <w:ilvl w:val="0"/>
+          <w:numId w:val="1"/>
+        </w:numPr>
+        <w:shd w:val="clear" w:color="auto" w:fill="121314"/>
+        <w:wordWrap/>
+        <w:autoSpaceDE/>
+        <w:autoSpaceDN/>
+        <w:spacing w:after="0" w:line="285" w:lineRule="atLeast"/>
+        <w:rPr>
+          <w:rFonts w:ascii="D2Coding" w:eastAsia="D2Coding" w:hAnsi="D2Coding" w:cs="굴림" w:hint="eastAsia"/>
+          <w:color w:val="BBBEBF"/>
+          <w:kern w:val="0"/>
+          <w:sz w:val="21"/>
+          <w:szCs w:val="21"/>
+          <w14:ligatures w14:val="none"/>
+        </w:rPr>
+      </w:pPr>
+      <w:proofErr w:type="gramStart"/>
+      <w:r>
+        <w:rPr>
+          <w:rFonts w:ascii="D2Coding" w:eastAsia="D2Coding" w:hAnsi="D2Coding" w:cs="굴림" w:hint="eastAsia"/>
+          <w:color w:val="D2A8FF"/>
+          <w:kern w:val="0"/>
+          <w:sz w:val="21"/>
+          <w:szCs w:val="21"/>
+          <w14:ligatures w14:val="none"/>
+        </w:rPr>
+        <w:t>print</w:t>
+      </w:r>
+      <w:r>
+        <w:rPr>
+          <w:rFonts w:ascii="D2Coding" w:eastAsia="D2Coding" w:hAnsi="D2Coding" w:cs="굴림" w:hint="eastAsia"/>
+          <w:color w:val="BBBEBF"/>
+          <w:kern w:val="0"/>
+          <w:sz w:val="21"/>
+          <w:szCs w:val="21"/>
+          <w14:ligatures w14:val="none"/>
+        </w:rPr>
+        <w:t>(</w:t>
+      </w:r>
+      <w:proofErr w:type="spellStart"/>
+      <w:proofErr w:type="gramEnd"/>
+      <w:r>
+        <w:rPr>
+          <w:rFonts w:ascii="D2Coding" w:eastAsia="D2Coding" w:hAnsi="D2Coding" w:cs="굴림" w:hint="eastAsia"/>
+          <w:color w:val="FF7B72"/>
+          <w:kern w:val="0"/>
+          <w:sz w:val="21"/>
+          <w:szCs w:val="21"/>
+          <w14:ligatures w14:val="none"/>
+        </w:rPr>
+        <w:t>f</w:t>
+      </w:r>
+      <w:r>
+        <w:rPr>
+          <w:rFonts w:ascii="D2Coding" w:eastAsia="D2Coding" w:hAnsi="D2Coding" w:cs="굴림" w:hint="eastAsia"/>
+          <w:color w:val="A5D6FF"/>
+          <w:kern w:val="0"/>
+          <w:sz w:val="21"/>
+          <w:szCs w:val="21"/>
+          <w14:ligatures w14:val="none"/>
+        </w:rPr>
+        <w:t>"kim</w:t>
+      </w:r>
+      <w:proofErr w:type="spellEnd"/>
+      <w:r>
+        <w:rPr>
+          <w:rFonts w:ascii="D2Coding" w:eastAsia="D2Coding" w:hAnsi="D2Coding" w:cs="굴림" w:hint="eastAsia"/>
+          <w:color w:val="A5D6FF"/>
+          <w:kern w:val="0"/>
+          <w:sz w:val="21"/>
+          <w:szCs w:val="21"/>
+          <w14:ligatures w14:val="none"/>
+        </w:rPr>
+        <w:t xml:space="preserve"> is a </w:t>
+      </w:r>
+      <w:r>
+        <w:rPr>
+          <w:rFonts w:ascii="D2Coding" w:eastAsia="D2Coding" w:hAnsi="D2Coding" w:cs="굴림" w:hint="eastAsia"/>
+          <w:color w:val="FF7B72"/>
+          <w:kern w:val="0"/>
+          <w:sz w:val="21"/>
+          <w:szCs w:val="21"/>
+          <w14:ligatures w14:val="none"/>
+        </w:rPr>
+        <w:t>{</w:t>
+      </w:r>
+      <w:proofErr w:type="spellStart"/>
+      <w:proofErr w:type="gramStart"/>
+      <w:r>
+        <w:rPr>
+          <w:rFonts w:ascii="D2Coding" w:eastAsia="D2Coding" w:hAnsi="D2Coding" w:cs="굴림" w:hint="eastAsia"/>
+          <w:color w:val="C9D1D9"/>
+          <w:kern w:val="0"/>
+          <w:sz w:val="21"/>
+          <w:szCs w:val="21"/>
+          <w14:ligatures w14:val="none"/>
+        </w:rPr>
+        <w:t>kim</w:t>
+      </w:r>
+      <w:proofErr w:type="spellEnd"/>
+      <w:r>
+        <w:rPr>
+          <w:rFonts w:ascii="D2Coding" w:eastAsia="D2Coding" w:hAnsi="D2Coding" w:cs="굴림" w:hint="eastAsia"/>
+          <w:color w:val="BBBEBF"/>
+          <w:kern w:val="0"/>
+          <w:sz w:val="21"/>
+          <w:szCs w:val="21"/>
+          <w14:ligatures w14:val="none"/>
+        </w:rPr>
+        <w:t>.</w:t>
+      </w:r>
+      <w:r>
+        <w:rPr>
+          <w:rFonts w:ascii="D2Coding" w:eastAsia="D2Coding" w:hAnsi="D2Coding" w:cs="굴림" w:hint="eastAsia"/>
+          <w:color w:val="C9D1D9"/>
+          <w:kern w:val="0"/>
+          <w:sz w:val="21"/>
+          <w:szCs w:val="21"/>
+          <w14:ligatures w14:val="none"/>
+        </w:rPr>
+        <w:t>_</w:t>
+      </w:r>
+      <w:proofErr w:type="gramEnd"/>
+      <w:r>
+        <w:rPr>
+          <w:rFonts w:ascii="D2Coding" w:eastAsia="D2Coding" w:hAnsi="D2Coding" w:cs="굴림" w:hint="eastAsia"/>
+          <w:color w:val="C9D1D9"/>
+          <w:kern w:val="0"/>
+          <w:sz w:val="21"/>
+          <w:szCs w:val="21"/>
+          <w14:ligatures w14:val="none"/>
+        </w:rPr>
+        <w:t>_</w:t>
+      </w:r>
+      <w:proofErr w:type="spellStart"/>
+      <w:r>
+        <w:rPr>
+          <w:rFonts w:ascii="D2Coding" w:eastAsia="D2Coding" w:hAnsi="D2Coding" w:cs="굴림" w:hint="eastAsia"/>
+          <w:color w:val="C9D1D9"/>
+          <w:kern w:val="0"/>
+          <w:sz w:val="21"/>
+          <w:szCs w:val="21"/>
+          <w14:ligatures w14:val="none"/>
+        </w:rPr>
+        <w:t>class_</w:t>
+      </w:r>
+      <w:proofErr w:type="gramStart"/>
+      <w:r>
+        <w:rPr>
+          <w:rFonts w:ascii="D2Coding" w:eastAsia="D2Coding" w:hAnsi="D2Coding" w:cs="굴림" w:hint="eastAsia"/>
+          <w:color w:val="C9D1D9"/>
+          <w:kern w:val="0"/>
+          <w:sz w:val="21"/>
+          <w:szCs w:val="21"/>
+          <w14:ligatures w14:val="none"/>
+        </w:rPr>
+        <w:t>_</w:t>
+      </w:r>
+      <w:r>
+        <w:rPr>
+          <w:rFonts w:ascii="D2Coding" w:eastAsia="D2Coding" w:hAnsi="D2Coding" w:cs="굴림" w:hint="eastAsia"/>
+          <w:color w:val="BBBEBF"/>
+          <w:kern w:val="0"/>
+          <w:sz w:val="21"/>
+          <w:szCs w:val="21"/>
+          <w14:ligatures w14:val="none"/>
+        </w:rPr>
+        <w:t>.</w:t>
+      </w:r>
+      <w:r>
+        <w:rPr>
+          <w:rFonts w:ascii="D2Coding" w:eastAsia="D2Coding" w:hAnsi="D2Coding" w:cs="굴림" w:hint="eastAsia"/>
+          <w:color w:val="C9D1D9"/>
+          <w:kern w:val="0"/>
+          <w:sz w:val="21"/>
+          <w:szCs w:val="21"/>
+          <w14:ligatures w14:val="none"/>
+        </w:rPr>
+        <w:t>species</w:t>
+      </w:r>
+      <w:proofErr w:type="spellEnd"/>
+      <w:proofErr w:type="gramEnd"/>
+      <w:r>
+        <w:rPr>
+          <w:rFonts w:ascii="D2Coding" w:eastAsia="D2Coding" w:hAnsi="D2Coding" w:cs="굴림" w:hint="eastAsia"/>
+          <w:color w:val="FF7B72"/>
+          <w:kern w:val="0"/>
+          <w:sz w:val="21"/>
+          <w:szCs w:val="21"/>
+          <w14:ligatures w14:val="none"/>
+        </w:rPr>
+        <w:t>}</w:t>
+      </w:r>
+      <w:r>
+        <w:rPr>
+          <w:rFonts w:ascii="D2Coding" w:eastAsia="D2Coding" w:hAnsi="D2Coding" w:cs="굴림" w:hint="eastAsia"/>
+          <w:color w:val="A5D6FF"/>
+          <w:kern w:val="0"/>
+          <w:sz w:val="21"/>
+          <w:szCs w:val="21"/>
+          <w14:ligatures w14:val="none"/>
+        </w:rPr>
+        <w:t>"</w:t>
+      </w:r>
+      <w:r>
+        <w:rPr>
+          <w:rFonts w:ascii="D2Coding" w:eastAsia="D2Coding" w:hAnsi="D2Coding" w:cs="굴림" w:hint="eastAsia"/>
+          <w:color w:val="BBBEBF"/>
+          <w:kern w:val="0"/>
+          <w:sz w:val="21"/>
+          <w:szCs w:val="21"/>
+          <w14:ligatures w14:val="none"/>
+        </w:rPr>
+        <w:t xml:space="preserve">) </w:t>
+      </w:r>
+      <w:r>
+        <w:rPr>
+          <w:rFonts w:ascii="D2Coding" w:eastAsia="D2Coding" w:hAnsi="D2Coding" w:cs="굴림" w:hint="eastAsia"/>
+          <w:color w:val="8B949E"/>
+          <w:kern w:val="0"/>
+          <w:sz w:val="21"/>
+          <w:szCs w:val="21"/>
+          <w14:ligatures w14:val="none"/>
+        </w:rPr>
+        <w:t># 클래스 기본 틀을 가져옴</w:t>
+      </w:r>
+    </w:p>
+    <w:p>
+      <w:pPr>
+        <w:pStyle w:val="a6"/>
+        <w:widowControl/>
+        <w:numPr>
+          <w:ilvl w:val="0"/>
+          <w:numId w:val="1"/>
+        </w:numPr>
+        <w:shd w:val="clear" w:color="auto" w:fill="121314"/>
+        <w:wordWrap/>
+        <w:autoSpaceDE/>
+        <w:autoSpaceDN/>
+        <w:spacing w:after="0" w:line="285" w:lineRule="atLeast"/>
+        <w:rPr>
+          <w:rFonts w:ascii="D2Coding" w:eastAsia="D2Coding" w:hAnsi="D2Coding" w:cs="굴림" w:hint="eastAsia"/>
+          <w:color w:val="BBBEBF"/>
+          <w:kern w:val="0"/>
+          <w:sz w:val="21"/>
+          <w:szCs w:val="21"/>
+          <w14:ligatures w14:val="none"/>
+        </w:rPr>
+      </w:pPr>
+      <w:proofErr w:type="gramStart"/>
+      <w:r>
+        <w:rPr>
+          <w:rFonts w:ascii="D2Coding" w:eastAsia="D2Coding" w:hAnsi="D2Coding" w:cs="굴림" w:hint="eastAsia"/>
+          <w:color w:val="D2A8FF"/>
+          <w:kern w:val="0"/>
+          <w:sz w:val="21"/>
+          <w:szCs w:val="21"/>
+          <w14:ligatures w14:val="none"/>
+        </w:rPr>
+        <w:t>print</w:t>
+      </w:r>
+      <w:r>
+        <w:rPr>
+          <w:rFonts w:ascii="D2Coding" w:eastAsia="D2Coding" w:hAnsi="D2Coding" w:cs="굴림" w:hint="eastAsia"/>
+          <w:color w:val="BBBEBF"/>
+          <w:kern w:val="0"/>
+          <w:sz w:val="21"/>
+          <w:szCs w:val="21"/>
+          <w14:ligatures w14:val="none"/>
+        </w:rPr>
+        <w:t>(</w:t>
+      </w:r>
+      <w:proofErr w:type="spellStart"/>
+      <w:proofErr w:type="gramEnd"/>
+      <w:r>
+        <w:rPr>
+          <w:rFonts w:ascii="D2Coding" w:eastAsia="D2Coding" w:hAnsi="D2Coding" w:cs="굴림" w:hint="eastAsia"/>
+          <w:color w:val="FF7B72"/>
+          <w:kern w:val="0"/>
+          <w:sz w:val="21"/>
+          <w:szCs w:val="21"/>
+          <w14:ligatures w14:val="none"/>
+        </w:rPr>
+        <w:t>f</w:t>
+      </w:r>
+      <w:r>
+        <w:rPr>
+          <w:rFonts w:ascii="D2Coding" w:eastAsia="D2Coding" w:hAnsi="D2Coding" w:cs="굴림" w:hint="eastAsia"/>
+          <w:color w:val="A5D6FF"/>
+          <w:kern w:val="0"/>
+          <w:sz w:val="21"/>
+          <w:szCs w:val="21"/>
+          <w14:ligatures w14:val="none"/>
+        </w:rPr>
+        <w:t>"lee</w:t>
+      </w:r>
+      <w:proofErr w:type="spellEnd"/>
+      <w:r>
+        <w:rPr>
+          <w:rFonts w:ascii="D2Coding" w:eastAsia="D2Coding" w:hAnsi="D2Coding" w:cs="굴림" w:hint="eastAsia"/>
+          <w:color w:val="A5D6FF"/>
+          <w:kern w:val="0"/>
+          <w:sz w:val="21"/>
+          <w:szCs w:val="21"/>
+          <w14:ligatures w14:val="none"/>
+        </w:rPr>
+        <w:t xml:space="preserve"> is also a </w:t>
+      </w:r>
+      <w:r>
+        <w:rPr>
+          <w:rFonts w:ascii="D2Coding" w:eastAsia="D2Coding" w:hAnsi="D2Coding" w:cs="굴림" w:hint="eastAsia"/>
+          <w:color w:val="FF7B72"/>
+          <w:kern w:val="0"/>
+          <w:sz w:val="21"/>
+          <w:szCs w:val="21"/>
+          <w14:ligatures w14:val="none"/>
+        </w:rPr>
+        <w:t>{</w:t>
+      </w:r>
+      <w:proofErr w:type="spellStart"/>
+      <w:proofErr w:type="gramStart"/>
+      <w:r>
+        <w:rPr>
+          <w:rFonts w:ascii="D2Coding" w:eastAsia="D2Coding" w:hAnsi="D2Coding" w:cs="굴림" w:hint="eastAsia"/>
+          <w:color w:val="C9D1D9"/>
+          <w:kern w:val="0"/>
+          <w:sz w:val="21"/>
+          <w:szCs w:val="21"/>
+          <w14:ligatures w14:val="none"/>
+        </w:rPr>
+        <w:t>lee</w:t>
+      </w:r>
+      <w:r>
+        <w:rPr>
+          <w:rFonts w:ascii="D2Coding" w:eastAsia="D2Coding" w:hAnsi="D2Coding" w:cs="굴림" w:hint="eastAsia"/>
+          <w:color w:val="BBBEBF"/>
+          <w:kern w:val="0"/>
+          <w:sz w:val="21"/>
+          <w:szCs w:val="21"/>
+          <w14:ligatures w14:val="none"/>
+        </w:rPr>
+        <w:t>.</w:t>
+      </w:r>
+      <w:r>
+        <w:rPr>
+          <w:rFonts w:ascii="D2Coding" w:eastAsia="D2Coding" w:hAnsi="D2Coding" w:cs="굴림" w:hint="eastAsia"/>
+          <w:color w:val="C9D1D9"/>
+          <w:kern w:val="0"/>
+          <w:sz w:val="21"/>
+          <w:szCs w:val="21"/>
+          <w14:ligatures w14:val="none"/>
+        </w:rPr>
+        <w:t>_</w:t>
+      </w:r>
+      <w:proofErr w:type="gramEnd"/>
+      <w:r>
+        <w:rPr>
+          <w:rFonts w:ascii="D2Coding" w:eastAsia="D2Coding" w:hAnsi="D2Coding" w:cs="굴림" w:hint="eastAsia"/>
+          <w:color w:val="C9D1D9"/>
+          <w:kern w:val="0"/>
+          <w:sz w:val="21"/>
+          <w:szCs w:val="21"/>
+          <w14:ligatures w14:val="none"/>
+        </w:rPr>
+        <w:t>_class_</w:t>
+      </w:r>
+      <w:proofErr w:type="gramStart"/>
+      <w:r>
+        <w:rPr>
+          <w:rFonts w:ascii="D2Coding" w:eastAsia="D2Coding" w:hAnsi="D2Coding" w:cs="굴림" w:hint="eastAsia"/>
+          <w:color w:val="C9D1D9"/>
+          <w:kern w:val="0"/>
+          <w:sz w:val="21"/>
+          <w:szCs w:val="21"/>
+          <w14:ligatures w14:val="none"/>
+        </w:rPr>
+        <w:t>_</w:t>
+      </w:r>
+      <w:r>
+        <w:rPr>
+          <w:rFonts w:ascii="D2Coding" w:eastAsia="D2Coding" w:hAnsi="D2Coding" w:cs="굴림" w:hint="eastAsia"/>
+          <w:color w:val="BBBEBF"/>
+          <w:kern w:val="0"/>
+          <w:sz w:val="21"/>
+          <w:szCs w:val="21"/>
+          <w14:ligatures w14:val="none"/>
+        </w:rPr>
+        <w:t>.</w:t>
+      </w:r>
+      <w:r>
+        <w:rPr>
+          <w:rFonts w:ascii="D2Coding" w:eastAsia="D2Coding" w:hAnsi="D2Coding" w:cs="굴림" w:hint="eastAsia"/>
+          <w:color w:val="C9D1D9"/>
+          <w:kern w:val="0"/>
+          <w:sz w:val="21"/>
+          <w:szCs w:val="21"/>
+          <w14:ligatures w14:val="none"/>
+        </w:rPr>
+        <w:t>species</w:t>
+      </w:r>
+      <w:proofErr w:type="spellEnd"/>
+      <w:proofErr w:type="gramEnd"/>
+      <w:r>
+        <w:rPr>
+          <w:rFonts w:ascii="D2Coding" w:eastAsia="D2Coding" w:hAnsi="D2Coding" w:cs="굴림" w:hint="eastAsia"/>
+          <w:color w:val="FF7B72"/>
+          <w:kern w:val="0"/>
+          <w:sz w:val="21"/>
+          <w:szCs w:val="21"/>
+          <w14:ligatures w14:val="none"/>
+        </w:rPr>
+        <w:t>}</w:t>
+      </w:r>
+      <w:r>
+        <w:rPr>
+          <w:rFonts w:ascii="D2Coding" w:eastAsia="D2Coding" w:hAnsi="D2Coding" w:cs="굴림" w:hint="eastAsia"/>
+          <w:color w:val="A5D6FF"/>
+          <w:kern w:val="0"/>
+          <w:sz w:val="21"/>
+          <w:szCs w:val="21"/>
+          <w14:ligatures w14:val="none"/>
+        </w:rPr>
+        <w:t>"</w:t>
+      </w:r>
+      <w:r>
+        <w:rPr>
+          <w:rFonts w:ascii="D2Coding" w:eastAsia="D2Coding" w:hAnsi="D2Coding" w:cs="굴림" w:hint="eastAsia"/>
+          <w:color w:val="BBBEBF"/>
+          <w:kern w:val="0"/>
+          <w:sz w:val="21"/>
+          <w:szCs w:val="21"/>
+          <w14:ligatures w14:val="none"/>
+        </w:rPr>
+        <w:t>)</w:t>
+      </w:r>
+    </w:p>
+    <w:p>
+      <w:pPr>
+        <w:pStyle w:val="a6"/>
+        <w:widowControl/>
+        <w:numPr>
+          <w:ilvl w:val="0"/>
+          <w:numId w:val="1"/>
+        </w:numPr>
+        <w:shd w:val="clear" w:color="auto" w:fill="121314"/>
+        <w:wordWrap/>
+        <w:autoSpaceDE/>
+        <w:autoSpaceDN/>
+        <w:spacing w:after="0" w:line="285" w:lineRule="atLeast"/>
+        <w:rPr>
+          <w:rFonts w:ascii="D2Coding" w:eastAsia="D2Coding" w:hAnsi="D2Coding" w:cs="굴림" w:hint="eastAsia"/>
+          <w:color w:val="BBBEBF"/>
+          <w:kern w:val="0"/>
+          <w:sz w:val="21"/>
+          <w:szCs w:val="21"/>
+          <w14:ligatures w14:val="none"/>
+        </w:rPr>
+      </w:pPr>
+    </w:p>
+    <w:p>
+      <w:pPr>
+        <w:pStyle w:val="a6"/>
+        <w:widowControl/>
+        <w:numPr>
+          <w:ilvl w:val="0"/>
+          <w:numId w:val="1"/>
+        </w:numPr>
+        <w:shd w:val="clear" w:color="auto" w:fill="121314"/>
+        <w:wordWrap/>
+        <w:autoSpaceDE/>
+        <w:autoSpaceDN/>
+        <w:spacing w:after="0" w:line="285" w:lineRule="atLeast"/>
+        <w:rPr>
+          <w:rFonts w:ascii="D2Coding" w:eastAsia="D2Coding" w:hAnsi="D2Coding" w:cs="굴림" w:hint="eastAsia"/>
+          <w:color w:val="BBBEBF"/>
+          <w:kern w:val="0"/>
+          <w:sz w:val="21"/>
+          <w:szCs w:val="21"/>
+          <w14:ligatures w14:val="none"/>
+        </w:rPr>
+      </w:pPr>
+      <w:r>
+        <w:rPr>
+          <w:rFonts w:ascii="D2Coding" w:eastAsia="D2Coding" w:hAnsi="D2Coding" w:cs="굴림" w:hint="eastAsia"/>
+          <w:color w:val="D2A8FF"/>
+          <w:kern w:val="0"/>
+          <w:sz w:val="21"/>
+          <w:szCs w:val="21"/>
+          <w14:ligatures w14:val="none"/>
+        </w:rPr>
+        <w:t>print</w:t>
+      </w:r>
+      <w:r>
+        <w:rPr>
+          <w:rFonts w:ascii="D2Coding" w:eastAsia="D2Coding" w:hAnsi="D2Coding" w:cs="굴림" w:hint="eastAsia"/>
+          <w:color w:val="BBBEBF"/>
+          <w:kern w:val="0"/>
+          <w:sz w:val="21"/>
+          <w:szCs w:val="21"/>
+          <w14:ligatures w14:val="none"/>
+        </w:rPr>
+        <w:t>(</w:t>
+      </w:r>
+      <w:proofErr w:type="gramStart"/>
+      <w:r>
+        <w:rPr>
+          <w:rFonts w:ascii="D2Coding" w:eastAsia="D2Coding" w:hAnsi="D2Coding" w:cs="굴림" w:hint="eastAsia"/>
+          <w:color w:val="FF7B72"/>
+          <w:kern w:val="0"/>
+          <w:sz w:val="21"/>
+          <w:szCs w:val="21"/>
+          <w14:ligatures w14:val="none"/>
+        </w:rPr>
+        <w:t>f</w:t>
+      </w:r>
+      <w:r>
+        <w:rPr>
+          <w:rFonts w:ascii="D2Coding" w:eastAsia="D2Coding" w:hAnsi="D2Coding" w:cs="굴림" w:hint="eastAsia"/>
+          <w:color w:val="A5D6FF"/>
+          <w:kern w:val="0"/>
+          <w:sz w:val="21"/>
+          <w:szCs w:val="21"/>
+          <w14:ligatures w14:val="none"/>
+        </w:rPr>
+        <w:t>"</w:t>
+      </w:r>
+      <w:r>
+        <w:rPr>
+          <w:rFonts w:ascii="D2Coding" w:eastAsia="D2Coding" w:hAnsi="D2Coding" w:cs="굴림" w:hint="eastAsia"/>
+          <w:color w:val="FF7B72"/>
+          <w:kern w:val="0"/>
+          <w:sz w:val="21"/>
+          <w:szCs w:val="21"/>
+          <w14:ligatures w14:val="none"/>
+        </w:rPr>
+        <w:t>{</w:t>
+      </w:r>
+      <w:proofErr w:type="gramEnd"/>
+      <w:r>
+        <w:rPr>
+          <w:rFonts w:ascii="D2Coding" w:eastAsia="D2Coding" w:hAnsi="D2Coding" w:cs="굴림" w:hint="eastAsia"/>
+          <w:color w:val="C9D1D9"/>
+          <w:kern w:val="0"/>
+          <w:sz w:val="21"/>
+          <w:szCs w:val="21"/>
+          <w14:ligatures w14:val="none"/>
+        </w:rPr>
+        <w:t>kim</w:t>
+      </w:r>
+      <w:r>
+        <w:rPr>
+          <w:rFonts w:ascii="D2Coding" w:eastAsia="D2Coding" w:hAnsi="D2Coding" w:cs="굴림" w:hint="eastAsia"/>
+          <w:color w:val="BBBEBF"/>
+          <w:kern w:val="0"/>
+          <w:sz w:val="21"/>
+          <w:szCs w:val="21"/>
+          <w14:ligatures w14:val="none"/>
+        </w:rPr>
+        <w:t>.</w:t>
+      </w:r>
+      <w:r>
+        <w:rPr>
+          <w:rFonts w:ascii="D2Coding" w:eastAsia="D2Coding" w:hAnsi="D2Coding" w:cs="굴림" w:hint="eastAsia"/>
+          <w:color w:val="C9D1D9"/>
+          <w:kern w:val="0"/>
+          <w:sz w:val="21"/>
+          <w:szCs w:val="21"/>
+          <w14:ligatures w14:val="none"/>
+        </w:rPr>
+        <w:t>name</w:t>
+      </w:r>
+      <w:r>
+        <w:rPr>
+          <w:rFonts w:ascii="D2Coding" w:eastAsia="D2Coding" w:hAnsi="D2Coding" w:cs="굴림" w:hint="eastAsia"/>
+          <w:color w:val="FF7B72"/>
+          <w:kern w:val="0"/>
+          <w:sz w:val="21"/>
+          <w:szCs w:val="21"/>
+          <w14:ligatures w14:val="none"/>
+        </w:rPr>
+        <w:t>}</w:t>
+      </w:r>
+      <w:r>
+        <w:rPr>
+          <w:rFonts w:ascii="D2Coding" w:eastAsia="D2Coding" w:hAnsi="D2Coding" w:cs="굴림" w:hint="eastAsia"/>
+          <w:color w:val="A5D6FF"/>
+          <w:kern w:val="0"/>
+          <w:sz w:val="21"/>
+          <w:szCs w:val="21"/>
+          <w14:ligatures w14:val="none"/>
+        </w:rPr>
+        <w:t xml:space="preserve"> is </w:t>
+      </w:r>
+      <w:r>
+        <w:rPr>
+          <w:rFonts w:ascii="D2Coding" w:eastAsia="D2Coding" w:hAnsi="D2Coding" w:cs="굴림" w:hint="eastAsia"/>
+          <w:color w:val="FF7B72"/>
+          <w:kern w:val="0"/>
+          <w:sz w:val="21"/>
+          <w:szCs w:val="21"/>
+          <w14:ligatures w14:val="none"/>
+        </w:rPr>
+        <w:t>{</w:t>
+      </w:r>
+      <w:proofErr w:type="spellStart"/>
+      <w:r>
+        <w:rPr>
+          <w:rFonts w:ascii="D2Coding" w:eastAsia="D2Coding" w:hAnsi="D2Coding" w:cs="굴림" w:hint="eastAsia"/>
+          <w:color w:val="C9D1D9"/>
+          <w:kern w:val="0"/>
+          <w:sz w:val="21"/>
+          <w:szCs w:val="21"/>
+          <w14:ligatures w14:val="none"/>
+        </w:rPr>
+        <w:t>kim</w:t>
+      </w:r>
+      <w:r>
+        <w:rPr>
+          <w:rFonts w:ascii="D2Coding" w:eastAsia="D2Coding" w:hAnsi="D2Coding" w:cs="굴림" w:hint="eastAsia"/>
+          <w:color w:val="BBBEBF"/>
+          <w:kern w:val="0"/>
+          <w:sz w:val="21"/>
+          <w:szCs w:val="21"/>
+          <w14:ligatures w14:val="none"/>
+        </w:rPr>
+        <w:t>.</w:t>
+      </w:r>
+      <w:r>
+        <w:rPr>
+          <w:rFonts w:ascii="D2Coding" w:eastAsia="D2Coding" w:hAnsi="D2Coding" w:cs="굴림" w:hint="eastAsia"/>
+          <w:color w:val="C9D1D9"/>
+          <w:kern w:val="0"/>
+          <w:sz w:val="21"/>
+          <w:szCs w:val="21"/>
+          <w14:ligatures w14:val="none"/>
+        </w:rPr>
+        <w:t>age</w:t>
+      </w:r>
+      <w:proofErr w:type="spellEnd"/>
+      <w:r>
+        <w:rPr>
+          <w:rFonts w:ascii="D2Coding" w:eastAsia="D2Coding" w:hAnsi="D2Coding" w:cs="굴림" w:hint="eastAsia"/>
+          <w:color w:val="FF7B72"/>
+          <w:kern w:val="0"/>
+          <w:sz w:val="21"/>
+          <w:szCs w:val="21"/>
+          <w14:ligatures w14:val="none"/>
+        </w:rPr>
+        <w:t>}</w:t>
+      </w:r>
+      <w:r>
+        <w:rPr>
+          <w:rFonts w:ascii="D2Coding" w:eastAsia="D2Coding" w:hAnsi="D2Coding" w:cs="굴림" w:hint="eastAsia"/>
+          <w:color w:val="A5D6FF"/>
+          <w:kern w:val="0"/>
+          <w:sz w:val="21"/>
+          <w:szCs w:val="21"/>
+          <w14:ligatures w14:val="none"/>
+        </w:rPr>
+        <w:t xml:space="preserve"> years old"</w:t>
+      </w:r>
+      <w:r>
+        <w:rPr>
+          <w:rFonts w:ascii="D2Coding" w:eastAsia="D2Coding" w:hAnsi="D2Coding" w:cs="굴림" w:hint="eastAsia"/>
+          <w:color w:val="BBBEBF"/>
+          <w:kern w:val="0"/>
+          <w:sz w:val="21"/>
+          <w:szCs w:val="21"/>
+          <w14:ligatures w14:val="none"/>
+        </w:rPr>
+        <w:t xml:space="preserve">) </w:t>
+      </w:r>
+    </w:p>
+    <w:p>
+      <w:pPr>
+        <w:pStyle w:val="a6"/>
+        <w:widowControl/>
+        <w:numPr>
+          <w:ilvl w:val="0"/>
+          <w:numId w:val="1"/>
+        </w:numPr>
+        <w:shd w:val="clear" w:color="auto" w:fill="121314"/>
+        <w:wordWrap/>
+        <w:autoSpaceDE/>
+        <w:autoSpaceDN/>
+        <w:spacing w:after="0" w:line="285" w:lineRule="atLeast"/>
+        <w:rPr>
+          <w:rFonts w:ascii="D2Coding" w:eastAsia="D2Coding" w:hAnsi="D2Coding" w:cs="굴림" w:hint="eastAsia"/>
+          <w:color w:val="BBBEBF"/>
+          <w:kern w:val="0"/>
+          <w:sz w:val="21"/>
+          <w:szCs w:val="21"/>
+          <w14:ligatures w14:val="none"/>
+        </w:rPr>
+      </w:pPr>
+      <w:r>
+        <w:rPr>
+          <w:rFonts w:ascii="D2Coding" w:eastAsia="D2Coding" w:hAnsi="D2Coding" w:cs="굴림" w:hint="eastAsia"/>
+          <w:color w:val="8B949E"/>
+          <w:kern w:val="0"/>
+          <w:sz w:val="21"/>
+          <w:szCs w:val="21"/>
+          <w14:ligatures w14:val="none"/>
+        </w:rPr>
+        <w:t># 클래스의 species 변수를 name 변수로 치환(name = "</w:t>
+      </w:r>
+      <w:proofErr w:type="spellStart"/>
+      <w:r>
+        <w:rPr>
+          <w:rFonts w:ascii="D2Coding" w:eastAsia="D2Coding" w:hAnsi="D2Coding" w:cs="굴림" w:hint="eastAsia"/>
+          <w:color w:val="8B949E"/>
+          <w:kern w:val="0"/>
+          <w:sz w:val="21"/>
+          <w:szCs w:val="21"/>
+          <w14:ligatures w14:val="none"/>
+        </w:rPr>
+        <w:t>kim</w:t>
+      </w:r>
+      <w:proofErr w:type="spellEnd"/>
+      <w:r>
+        <w:rPr>
+          <w:rFonts w:ascii="D2Coding" w:eastAsia="D2Coding" w:hAnsi="D2Coding" w:cs="굴림" w:hint="eastAsia"/>
+          <w:color w:val="8B949E"/>
+          <w:kern w:val="0"/>
+          <w:sz w:val="21"/>
+          <w:szCs w:val="21"/>
+          <w14:ligatures w14:val="none"/>
+        </w:rPr>
+        <w:t>")</w:t>
+      </w:r>
+    </w:p>
+    <w:p>
+      <w:pPr>
+        <w:pStyle w:val="a6"/>
+        <w:widowControl/>
+        <w:numPr>
+          <w:ilvl w:val="0"/>
+          <w:numId w:val="1"/>
+        </w:numPr>
+        <w:shd w:val="clear" w:color="auto" w:fill="121314"/>
+        <w:wordWrap/>
+        <w:autoSpaceDE/>
+        <w:autoSpaceDN/>
+        <w:spacing w:after="0" w:line="285" w:lineRule="atLeast"/>
+        <w:rPr>
+          <w:rFonts w:ascii="D2Coding" w:eastAsia="D2Coding" w:hAnsi="D2Coding" w:cs="굴림" w:hint="eastAsia"/>
+          <w:color w:val="BBBEBF"/>
+          <w:kern w:val="0"/>
+          <w:sz w:val="21"/>
+          <w:szCs w:val="21"/>
+          <w14:ligatures w14:val="none"/>
+        </w:rPr>
+      </w:pPr>
+      <w:r>
+        <w:rPr>
+          <w:rFonts w:ascii="D2Coding" w:eastAsia="D2Coding" w:hAnsi="D2Coding" w:cs="굴림" w:hint="eastAsia"/>
+          <w:color w:val="8B949E"/>
+          <w:kern w:val="0"/>
+          <w:sz w:val="21"/>
+          <w:szCs w:val="21"/>
+          <w14:ligatures w14:val="none"/>
+        </w:rPr>
+        <w:t># 클래스의 species 변수를 age 변수로 치환(age = "10")</w:t>
+      </w:r>
+    </w:p>
+    <w:p>
+      <w:pPr>
+        <w:pStyle w:val="a6"/>
+        <w:widowControl/>
+        <w:numPr>
+          <w:ilvl w:val="0"/>
+          <w:numId w:val="1"/>
+        </w:numPr>
+        <w:shd w:val="clear" w:color="auto" w:fill="121314"/>
+        <w:wordWrap/>
+        <w:autoSpaceDE/>
+        <w:autoSpaceDN/>
+        <w:spacing w:after="0" w:line="285" w:lineRule="atLeast"/>
+        <w:rPr>
+          <w:rFonts w:ascii="D2Coding" w:eastAsia="D2Coding" w:hAnsi="D2Coding" w:cs="굴림" w:hint="eastAsia"/>
+          <w:color w:val="BBBEBF"/>
+          <w:kern w:val="0"/>
+          <w:sz w:val="21"/>
+          <w:szCs w:val="21"/>
+          <w14:ligatures w14:val="none"/>
+        </w:rPr>
+      </w:pPr>
+      <w:r>
+        <w:rPr>
+          <w:rFonts w:ascii="D2Coding" w:eastAsia="D2Coding" w:hAnsi="D2Coding" w:cs="굴림" w:hint="eastAsia"/>
+          <w:color w:val="D2A8FF"/>
+          <w:kern w:val="0"/>
+          <w:sz w:val="21"/>
+          <w:szCs w:val="21"/>
+          <w14:ligatures w14:val="none"/>
+        </w:rPr>
+        <w:t>print</w:t>
+      </w:r>
+      <w:r>
+        <w:rPr>
+          <w:rFonts w:ascii="D2Coding" w:eastAsia="D2Coding" w:hAnsi="D2Coding" w:cs="굴림" w:hint="eastAsia"/>
+          <w:color w:val="BBBEBF"/>
+          <w:kern w:val="0"/>
+          <w:sz w:val="21"/>
+          <w:szCs w:val="21"/>
+          <w14:ligatures w14:val="none"/>
+        </w:rPr>
+        <w:t>(</w:t>
+      </w:r>
+      <w:proofErr w:type="gramStart"/>
+      <w:r>
+        <w:rPr>
+          <w:rFonts w:ascii="D2Coding" w:eastAsia="D2Coding" w:hAnsi="D2Coding" w:cs="굴림" w:hint="eastAsia"/>
+          <w:color w:val="FF7B72"/>
+          <w:kern w:val="0"/>
+          <w:sz w:val="21"/>
+          <w:szCs w:val="21"/>
+          <w14:ligatures w14:val="none"/>
+        </w:rPr>
+        <w:t>f</w:t>
+      </w:r>
+      <w:r>
+        <w:rPr>
+          <w:rFonts w:ascii="D2Coding" w:eastAsia="D2Coding" w:hAnsi="D2Coding" w:cs="굴림" w:hint="eastAsia"/>
+          <w:color w:val="A5D6FF"/>
+          <w:kern w:val="0"/>
+          <w:sz w:val="21"/>
+          <w:szCs w:val="21"/>
+          <w14:ligatures w14:val="none"/>
+        </w:rPr>
+        <w:t>"</w:t>
+      </w:r>
+      <w:r>
+        <w:rPr>
+          <w:rFonts w:ascii="D2Coding" w:eastAsia="D2Coding" w:hAnsi="D2Coding" w:cs="굴림" w:hint="eastAsia"/>
+          <w:color w:val="FF7B72"/>
+          <w:kern w:val="0"/>
+          <w:sz w:val="21"/>
+          <w:szCs w:val="21"/>
+          <w14:ligatures w14:val="none"/>
+        </w:rPr>
+        <w:t>{</w:t>
+      </w:r>
+      <w:proofErr w:type="gramEnd"/>
+      <w:r>
+        <w:rPr>
+          <w:rFonts w:ascii="D2Coding" w:eastAsia="D2Coding" w:hAnsi="D2Coding" w:cs="굴림" w:hint="eastAsia"/>
+          <w:color w:val="C9D1D9"/>
+          <w:kern w:val="0"/>
+          <w:sz w:val="21"/>
+          <w:szCs w:val="21"/>
+          <w14:ligatures w14:val="none"/>
+        </w:rPr>
+        <w:t>lee</w:t>
+      </w:r>
+      <w:r>
+        <w:rPr>
+          <w:rFonts w:ascii="D2Coding" w:eastAsia="D2Coding" w:hAnsi="D2Coding" w:cs="굴림" w:hint="eastAsia"/>
+          <w:color w:val="BBBEBF"/>
+          <w:kern w:val="0"/>
+          <w:sz w:val="21"/>
+          <w:szCs w:val="21"/>
+          <w14:ligatures w14:val="none"/>
+        </w:rPr>
+        <w:t>.</w:t>
+      </w:r>
+      <w:r>
+        <w:rPr>
+          <w:rFonts w:ascii="D2Coding" w:eastAsia="D2Coding" w:hAnsi="D2Coding" w:cs="굴림" w:hint="eastAsia"/>
+          <w:color w:val="C9D1D9"/>
+          <w:kern w:val="0"/>
+          <w:sz w:val="21"/>
+          <w:szCs w:val="21"/>
+          <w14:ligatures w14:val="none"/>
+        </w:rPr>
+        <w:t>name</w:t>
+      </w:r>
+      <w:r>
+        <w:rPr>
+          <w:rFonts w:ascii="D2Coding" w:eastAsia="D2Coding" w:hAnsi="D2Coding" w:cs="굴림" w:hint="eastAsia"/>
+          <w:color w:val="FF7B72"/>
+          <w:kern w:val="0"/>
+          <w:sz w:val="21"/>
+          <w:szCs w:val="21"/>
+          <w14:ligatures w14:val="none"/>
+        </w:rPr>
+        <w:t>}</w:t>
+      </w:r>
+      <w:r>
+        <w:rPr>
+          <w:rFonts w:ascii="D2Coding" w:eastAsia="D2Coding" w:hAnsi="D2Coding" w:cs="굴림" w:hint="eastAsia"/>
+          <w:color w:val="A5D6FF"/>
+          <w:kern w:val="0"/>
+          <w:sz w:val="21"/>
+          <w:szCs w:val="21"/>
+          <w14:ligatures w14:val="none"/>
+        </w:rPr>
+        <w:t xml:space="preserve"> is </w:t>
+      </w:r>
+      <w:r>
+        <w:rPr>
+          <w:rFonts w:ascii="D2Coding" w:eastAsia="D2Coding" w:hAnsi="D2Coding" w:cs="굴림" w:hint="eastAsia"/>
+          <w:color w:val="FF7B72"/>
+          <w:kern w:val="0"/>
+          <w:sz w:val="21"/>
+          <w:szCs w:val="21"/>
+          <w14:ligatures w14:val="none"/>
+        </w:rPr>
+        <w:t>{</w:t>
+      </w:r>
+      <w:proofErr w:type="spellStart"/>
+      <w:r>
+        <w:rPr>
+          <w:rFonts w:ascii="D2Coding" w:eastAsia="D2Coding" w:hAnsi="D2Coding" w:cs="굴림" w:hint="eastAsia"/>
+          <w:color w:val="C9D1D9"/>
+          <w:kern w:val="0"/>
+          <w:sz w:val="21"/>
+          <w:szCs w:val="21"/>
+          <w14:ligatures w14:val="none"/>
+        </w:rPr>
+        <w:t>lee</w:t>
+      </w:r>
+      <w:r>
+        <w:rPr>
+          <w:rFonts w:ascii="D2Coding" w:eastAsia="D2Coding" w:hAnsi="D2Coding" w:cs="굴림" w:hint="eastAsia"/>
+          <w:color w:val="BBBEBF"/>
+          <w:kern w:val="0"/>
+          <w:sz w:val="21"/>
+          <w:szCs w:val="21"/>
+          <w14:ligatures w14:val="none"/>
+        </w:rPr>
+        <w:t>.</w:t>
+      </w:r>
+      <w:r>
+        <w:rPr>
+          <w:rFonts w:ascii="D2Coding" w:eastAsia="D2Coding" w:hAnsi="D2Coding" w:cs="굴림" w:hint="eastAsia"/>
+          <w:color w:val="C9D1D9"/>
+          <w:kern w:val="0"/>
+          <w:sz w:val="21"/>
+          <w:szCs w:val="21"/>
+          <w14:ligatures w14:val="none"/>
+        </w:rPr>
+        <w:t>age</w:t>
+      </w:r>
+      <w:proofErr w:type="spellEnd"/>
+      <w:r>
+        <w:rPr>
+          <w:rFonts w:ascii="D2Coding" w:eastAsia="D2Coding" w:hAnsi="D2Coding" w:cs="굴림" w:hint="eastAsia"/>
+          <w:color w:val="FF7B72"/>
+          <w:kern w:val="0"/>
+          <w:sz w:val="21"/>
+          <w:szCs w:val="21"/>
+          <w14:ligatures w14:val="none"/>
+        </w:rPr>
+        <w:t>}</w:t>
+      </w:r>
+      <w:r>
+        <w:rPr>
+          <w:rFonts w:ascii="D2Coding" w:eastAsia="D2Coding" w:hAnsi="D2Coding" w:cs="굴림" w:hint="eastAsia"/>
+          <w:color w:val="A5D6FF"/>
+          <w:kern w:val="0"/>
+          <w:sz w:val="21"/>
+          <w:szCs w:val="21"/>
+          <w14:ligatures w14:val="none"/>
+        </w:rPr>
+        <w:t xml:space="preserve"> years old"</w:t>
+      </w:r>
+      <w:r>
+        <w:rPr>
+          <w:rFonts w:ascii="D2Coding" w:eastAsia="D2Coding" w:hAnsi="D2Coding" w:cs="굴림" w:hint="eastAsia"/>
+          <w:color w:val="BBBEBF"/>
+          <w:kern w:val="0"/>
+          <w:sz w:val="21"/>
+          <w:szCs w:val="21"/>
+          <w14:ligatures w14:val="none"/>
+        </w:rPr>
+        <w:t>)</w:t>
+      </w:r>
+    </w:p>
+    <w:p/>
+    <w:p>
+      <w:r>
+        <w:rPr>
+          <w:rFonts w:hint="eastAsia"/>
+        </w:rPr>
+        <w:t>상 속</w:t>
+      </w:r>
+    </w:p>
+    <w:p>
+      <w:pPr>
+        <w:pStyle w:val="a6"/>
+        <w:numPr>
+          <w:ilvl w:val="0"/>
+          <w:numId w:val="4"/>
+        </w:numPr>
+      </w:pPr>
+      <w:r>
+        <w:rPr>
+          <w:rFonts w:hint="eastAsia"/>
+        </w:rPr>
+        <w:t xml:space="preserve">부모 클래스 함수를 자식 클래스에 호출 시, </w:t>
+      </w:r>
+      <w:proofErr w:type="gramStart"/>
+      <w:r>
+        <w:rPr>
+          <w:rFonts w:hint="eastAsia"/>
+        </w:rPr>
+        <w:t>super( )</w:t>
+      </w:r>
+      <w:proofErr w:type="gramEnd"/>
+      <w:r>
+        <w:rPr>
+          <w:rFonts w:hint="eastAsia"/>
+        </w:rPr>
+        <w:t xml:space="preserve"> 함수를 호출하여 활성화</w:t>
+      </w:r>
+    </w:p>
+    <w:p>
+      <w:pPr>
+        <w:pStyle w:val="a6"/>
+        <w:widowControl/>
+        <w:numPr>
+          <w:ilvl w:val="0"/>
+          <w:numId w:val="4"/>
+        </w:numPr>
+        <w:shd w:val="clear" w:color="auto" w:fill="121314"/>
+        <w:wordWrap/>
+        <w:autoSpaceDE/>
+        <w:autoSpaceDN/>
+        <w:spacing w:after="0" w:line="285" w:lineRule="atLeast"/>
+        <w:rPr>
+          <w:rFonts w:ascii="D2Coding" w:eastAsia="D2Coding" w:hAnsi="D2Coding" w:cs="굴림"/>
+          <w:color w:val="BBBEBF"/>
+          <w:kern w:val="0"/>
+          <w:sz w:val="21"/>
+          <w:szCs w:val="21"/>
+          <w14:ligatures w14:val="none"/>
+        </w:rPr>
+      </w:pPr>
+      <w:r>
+        <w:rPr>
+          <w:rFonts w:ascii="D2Coding" w:eastAsia="D2Coding" w:hAnsi="D2Coding" w:cs="굴림" w:hint="eastAsia"/>
+          <w:color w:val="FF7B72"/>
+          <w:kern w:val="0"/>
+          <w:sz w:val="21"/>
+          <w:szCs w:val="21"/>
+          <w14:ligatures w14:val="none"/>
+        </w:rPr>
+        <w:t>class</w:t>
+      </w:r>
+      <w:r>
+        <w:rPr>
+          <w:rFonts w:ascii="D2Coding" w:eastAsia="D2Coding" w:hAnsi="D2Coding" w:cs="굴림" w:hint="eastAsia"/>
+          <w:color w:val="BBBEBF"/>
+          <w:kern w:val="0"/>
+          <w:sz w:val="21"/>
+          <w:szCs w:val="21"/>
+          <w14:ligatures w14:val="none"/>
+        </w:rPr>
+        <w:t xml:space="preserve"> </w:t>
+      </w:r>
+      <w:r>
+        <w:rPr>
+          <w:rFonts w:ascii="D2Coding" w:eastAsia="D2Coding" w:hAnsi="D2Coding" w:cs="굴림" w:hint="eastAsia"/>
+          <w:color w:val="4EC9B0"/>
+          <w:kern w:val="0"/>
+          <w:sz w:val="21"/>
+          <w:szCs w:val="21"/>
+          <w14:ligatures w14:val="none"/>
+        </w:rPr>
+        <w:t>Bird</w:t>
+      </w:r>
+      <w:r>
+        <w:rPr>
+          <w:rFonts w:ascii="D2Coding" w:eastAsia="D2Coding" w:hAnsi="D2Coding" w:cs="굴림" w:hint="eastAsia"/>
+          <w:color w:val="BBBEBF"/>
+          <w:kern w:val="0"/>
+          <w:sz w:val="21"/>
+          <w:szCs w:val="21"/>
+          <w14:ligatures w14:val="none"/>
+        </w:rPr>
+        <w:t>:</w:t>
+      </w:r>
+    </w:p>
+    <w:p>
+      <w:pPr>
+        <w:pStyle w:val="a6"/>
+        <w:widowControl/>
+        <w:numPr>
+          <w:ilvl w:val="0"/>
+          <w:numId w:val="4"/>
+        </w:numPr>
+        <w:shd w:val="clear" w:color="auto" w:fill="121314"/>
+        <w:wordWrap/>
+        <w:autoSpaceDE/>
+        <w:autoSpaceDN/>
+        <w:spacing w:after="0" w:line="285" w:lineRule="atLeast"/>
+        <w:rPr>
+          <w:rFonts w:ascii="D2Coding" w:eastAsia="D2Coding" w:hAnsi="D2Coding" w:cs="굴림" w:hint="eastAsia"/>
+          <w:color w:val="BBBEBF"/>
+          <w:kern w:val="0"/>
+          <w:sz w:val="21"/>
+          <w:szCs w:val="21"/>
+          <w14:ligatures w14:val="none"/>
+        </w:rPr>
+      </w:pPr>
+      <w:r>
+        <w:rPr>
+          <w:rFonts w:ascii="D2Coding" w:eastAsia="D2Coding" w:hAnsi="D2Coding" w:cs="굴림" w:hint="eastAsia"/>
+          <w:color w:val="BBBEBF"/>
+          <w:kern w:val="0"/>
+          <w:sz w:val="21"/>
+          <w:szCs w:val="21"/>
+          <w14:ligatures w14:val="none"/>
+        </w:rPr>
+        <w:t xml:space="preserve">    </w:t>
+      </w:r>
+      <w:r>
+        <w:rPr>
+          <w:rFonts w:ascii="D2Coding" w:eastAsia="D2Coding" w:hAnsi="D2Coding" w:cs="굴림" w:hint="eastAsia"/>
+          <w:color w:val="FF7B72"/>
+          <w:kern w:val="0"/>
+          <w:sz w:val="21"/>
+          <w:szCs w:val="21"/>
+          <w14:ligatures w14:val="none"/>
+        </w:rPr>
+        <w:t>def</w:t>
+      </w:r>
+      <w:r>
+        <w:rPr>
+          <w:rFonts w:ascii="D2Coding" w:eastAsia="D2Coding" w:hAnsi="D2Coding" w:cs="굴림" w:hint="eastAsia"/>
+          <w:color w:val="BBBEBF"/>
+          <w:kern w:val="0"/>
+          <w:sz w:val="21"/>
+          <w:szCs w:val="21"/>
+          <w14:ligatures w14:val="none"/>
+        </w:rPr>
+        <w:t xml:space="preserve"> </w:t>
+      </w:r>
+      <w:r>
+        <w:rPr>
+          <w:rFonts w:ascii="D2Coding" w:eastAsia="D2Coding" w:hAnsi="D2Coding" w:cs="굴림" w:hint="eastAsia"/>
+          <w:color w:val="DCDCAA"/>
+          <w:kern w:val="0"/>
+          <w:sz w:val="21"/>
+          <w:szCs w:val="21"/>
+          <w14:ligatures w14:val="none"/>
+        </w:rPr>
+        <w:t>__</w:t>
+      </w:r>
+      <w:proofErr w:type="spellStart"/>
+      <w:r>
+        <w:rPr>
+          <w:rFonts w:ascii="D2Coding" w:eastAsia="D2Coding" w:hAnsi="D2Coding" w:cs="굴림" w:hint="eastAsia"/>
+          <w:color w:val="DCDCAA"/>
+          <w:kern w:val="0"/>
+          <w:sz w:val="21"/>
+          <w:szCs w:val="21"/>
+          <w14:ligatures w14:val="none"/>
+        </w:rPr>
+        <w:t>init</w:t>
+      </w:r>
+      <w:proofErr w:type="spellEnd"/>
+      <w:r>
+        <w:rPr>
+          <w:rFonts w:ascii="D2Coding" w:eastAsia="D2Coding" w:hAnsi="D2Coding" w:cs="굴림" w:hint="eastAsia"/>
+          <w:color w:val="DCDCAA"/>
+          <w:kern w:val="0"/>
+          <w:sz w:val="21"/>
+          <w:szCs w:val="21"/>
+          <w14:ligatures w14:val="none"/>
+        </w:rPr>
+        <w:t>__</w:t>
+      </w:r>
+      <w:r>
+        <w:rPr>
+          <w:rFonts w:ascii="D2Coding" w:eastAsia="D2Coding" w:hAnsi="D2Coding" w:cs="굴림" w:hint="eastAsia"/>
+          <w:color w:val="BBBEBF"/>
+          <w:kern w:val="0"/>
+          <w:sz w:val="21"/>
+          <w:szCs w:val="21"/>
+          <w14:ligatures w14:val="none"/>
+        </w:rPr>
+        <w:t>(</w:t>
+      </w:r>
+      <w:r>
+        <w:rPr>
+          <w:rFonts w:ascii="D2Coding" w:eastAsia="D2Coding" w:hAnsi="D2Coding" w:cs="굴림" w:hint="eastAsia"/>
+          <w:color w:val="C9D1D9"/>
+          <w:kern w:val="0"/>
+          <w:sz w:val="21"/>
+          <w:szCs w:val="21"/>
+          <w14:ligatures w14:val="none"/>
+        </w:rPr>
+        <w:t>self</w:t>
+      </w:r>
+      <w:r>
+        <w:rPr>
+          <w:rFonts w:ascii="D2Coding" w:eastAsia="D2Coding" w:hAnsi="D2Coding" w:cs="굴림" w:hint="eastAsia"/>
+          <w:color w:val="BBBEBF"/>
+          <w:kern w:val="0"/>
+          <w:sz w:val="21"/>
+          <w:szCs w:val="21"/>
+          <w14:ligatures w14:val="none"/>
+        </w:rPr>
+        <w:t>):</w:t>
+      </w:r>
+    </w:p>
+    <w:p>
+      <w:pPr>
+        <w:pStyle w:val="a6"/>
+        <w:widowControl/>
+        <w:numPr>
+          <w:ilvl w:val="0"/>
+          <w:numId w:val="4"/>
+        </w:numPr>
+        <w:shd w:val="clear" w:color="auto" w:fill="121314"/>
+        <w:wordWrap/>
+        <w:autoSpaceDE/>
+        <w:autoSpaceDN/>
+        <w:spacing w:after="0" w:line="285" w:lineRule="atLeast"/>
+        <w:rPr>
+          <w:rFonts w:ascii="D2Coding" w:eastAsia="D2Coding" w:hAnsi="D2Coding" w:cs="굴림" w:hint="eastAsia"/>
+          <w:color w:val="BBBEBF"/>
+          <w:kern w:val="0"/>
+          <w:sz w:val="21"/>
+          <w:szCs w:val="21"/>
+          <w14:ligatures w14:val="none"/>
+        </w:rPr>
+      </w:pPr>
+      <w:r>
+        <w:rPr>
+          <w:rFonts w:ascii="D2Coding" w:eastAsia="D2Coding" w:hAnsi="D2Coding" w:cs="굴림" w:hint="eastAsia"/>
+          <w:color w:val="BBBEBF"/>
+          <w:kern w:val="0"/>
+          <w:sz w:val="21"/>
+          <w:szCs w:val="21"/>
+          <w14:ligatures w14:val="none"/>
+        </w:rPr>
+        <w:t xml:space="preserve">        </w:t>
+      </w:r>
+      <w:proofErr w:type="gramStart"/>
+      <w:r>
+        <w:rPr>
+          <w:rFonts w:ascii="D2Coding" w:eastAsia="D2Coding" w:hAnsi="D2Coding" w:cs="굴림" w:hint="eastAsia"/>
+          <w:color w:val="D2A8FF"/>
+          <w:kern w:val="0"/>
+          <w:sz w:val="21"/>
+          <w:szCs w:val="21"/>
+          <w14:ligatures w14:val="none"/>
+        </w:rPr>
+        <w:t>print</w:t>
+      </w:r>
+      <w:r>
+        <w:rPr>
+          <w:rFonts w:ascii="D2Coding" w:eastAsia="D2Coding" w:hAnsi="D2Coding" w:cs="굴림" w:hint="eastAsia"/>
+          <w:color w:val="BBBEBF"/>
+          <w:kern w:val="0"/>
+          <w:sz w:val="21"/>
+          <w:szCs w:val="21"/>
+          <w14:ligatures w14:val="none"/>
+        </w:rPr>
+        <w:t>(</w:t>
+      </w:r>
+      <w:proofErr w:type="gramEnd"/>
+      <w:r>
+        <w:rPr>
+          <w:rFonts w:ascii="D2Coding" w:eastAsia="D2Coding" w:hAnsi="D2Coding" w:cs="굴림" w:hint="eastAsia"/>
+          <w:color w:val="A5D6FF"/>
+          <w:kern w:val="0"/>
+          <w:sz w:val="21"/>
+          <w:szCs w:val="21"/>
+          <w14:ligatures w14:val="none"/>
+        </w:rPr>
+        <w:t>"Bird is ready"</w:t>
+      </w:r>
+      <w:r>
+        <w:rPr>
+          <w:rFonts w:ascii="D2Coding" w:eastAsia="D2Coding" w:hAnsi="D2Coding" w:cs="굴림" w:hint="eastAsia"/>
+          <w:color w:val="BBBEBF"/>
+          <w:kern w:val="0"/>
+          <w:sz w:val="21"/>
+          <w:szCs w:val="21"/>
+          <w14:ligatures w14:val="none"/>
+        </w:rPr>
+        <w:t>)</w:t>
+      </w:r>
+    </w:p>
+    <w:p>
+      <w:pPr>
+        <w:pStyle w:val="a6"/>
+        <w:widowControl/>
+        <w:numPr>
+          <w:ilvl w:val="0"/>
+          <w:numId w:val="4"/>
+        </w:numPr>
+        <w:shd w:val="clear" w:color="auto" w:fill="121314"/>
+        <w:wordWrap/>
+        <w:autoSpaceDE/>
+        <w:autoSpaceDN/>
+        <w:spacing w:after="0" w:line="285" w:lineRule="atLeast"/>
+        <w:rPr>
+          <w:rFonts w:ascii="D2Coding" w:eastAsia="D2Coding" w:hAnsi="D2Coding" w:cs="굴림" w:hint="eastAsia"/>
+          <w:color w:val="BBBEBF"/>
+          <w:kern w:val="0"/>
+          <w:sz w:val="21"/>
+          <w:szCs w:val="21"/>
+          <w14:ligatures w14:val="none"/>
+        </w:rPr>
+      </w:pPr>
+      <w:r>
+        <w:rPr>
+          <w:rFonts w:ascii="D2Coding" w:eastAsia="D2Coding" w:hAnsi="D2Coding" w:cs="굴림" w:hint="eastAsia"/>
+          <w:color w:val="BBBEBF"/>
+          <w:kern w:val="0"/>
+          <w:sz w:val="21"/>
+          <w:szCs w:val="21"/>
+          <w14:ligatures w14:val="none"/>
+        </w:rPr>
+        <w:t xml:space="preserve">    </w:t>
+      </w:r>
+      <w:r>
+        <w:rPr>
+          <w:rFonts w:ascii="D2Coding" w:eastAsia="D2Coding" w:hAnsi="D2Coding" w:cs="굴림" w:hint="eastAsia"/>
+          <w:color w:val="FF7B72"/>
+          <w:kern w:val="0"/>
+          <w:sz w:val="21"/>
+          <w:szCs w:val="21"/>
+          <w14:ligatures w14:val="none"/>
+        </w:rPr>
+        <w:t>def</w:t>
+      </w:r>
+      <w:r>
+        <w:rPr>
+          <w:rFonts w:ascii="D2Coding" w:eastAsia="D2Coding" w:hAnsi="D2Coding" w:cs="굴림" w:hint="eastAsia"/>
+          <w:color w:val="BBBEBF"/>
+          <w:kern w:val="0"/>
+          <w:sz w:val="21"/>
+          <w:szCs w:val="21"/>
+          <w14:ligatures w14:val="none"/>
+        </w:rPr>
+        <w:t xml:space="preserve"> </w:t>
+      </w:r>
+      <w:proofErr w:type="spellStart"/>
+      <w:r>
+        <w:rPr>
+          <w:rFonts w:ascii="D2Coding" w:eastAsia="D2Coding" w:hAnsi="D2Coding" w:cs="굴림" w:hint="eastAsia"/>
+          <w:color w:val="D2A8FF"/>
+          <w:kern w:val="0"/>
+          <w:sz w:val="21"/>
+          <w:szCs w:val="21"/>
+          <w14:ligatures w14:val="none"/>
+        </w:rPr>
+        <w:t>whoisThis</w:t>
+      </w:r>
+      <w:proofErr w:type="spellEnd"/>
+      <w:r>
+        <w:rPr>
+          <w:rFonts w:ascii="D2Coding" w:eastAsia="D2Coding" w:hAnsi="D2Coding" w:cs="굴림" w:hint="eastAsia"/>
+          <w:color w:val="BBBEBF"/>
+          <w:kern w:val="0"/>
+          <w:sz w:val="21"/>
+          <w:szCs w:val="21"/>
+          <w14:ligatures w14:val="none"/>
+        </w:rPr>
+        <w:t>(</w:t>
+      </w:r>
+      <w:r>
+        <w:rPr>
+          <w:rFonts w:ascii="D2Coding" w:eastAsia="D2Coding" w:hAnsi="D2Coding" w:cs="굴림" w:hint="eastAsia"/>
+          <w:color w:val="C9D1D9"/>
+          <w:kern w:val="0"/>
+          <w:sz w:val="21"/>
+          <w:szCs w:val="21"/>
+          <w14:ligatures w14:val="none"/>
+        </w:rPr>
+        <w:t>self</w:t>
+      </w:r>
+      <w:r>
+        <w:rPr>
+          <w:rFonts w:ascii="D2Coding" w:eastAsia="D2Coding" w:hAnsi="D2Coding" w:cs="굴림" w:hint="eastAsia"/>
+          <w:color w:val="BBBEBF"/>
+          <w:kern w:val="0"/>
+          <w:sz w:val="21"/>
+          <w:szCs w:val="21"/>
+          <w14:ligatures w14:val="none"/>
+        </w:rPr>
+        <w:t>):</w:t>
+      </w:r>
+    </w:p>
+    <w:p>
+      <w:pPr>
+        <w:pStyle w:val="a6"/>
+        <w:widowControl/>
+        <w:numPr>
+          <w:ilvl w:val="0"/>
+          <w:numId w:val="4"/>
+        </w:numPr>
+        <w:shd w:val="clear" w:color="auto" w:fill="121314"/>
+        <w:wordWrap/>
+        <w:autoSpaceDE/>
+        <w:autoSpaceDN/>
+        <w:spacing w:after="0" w:line="285" w:lineRule="atLeast"/>
+        <w:rPr>
+          <w:rFonts w:ascii="D2Coding" w:eastAsia="D2Coding" w:hAnsi="D2Coding" w:cs="굴림" w:hint="eastAsia"/>
+          <w:color w:val="BBBEBF"/>
+          <w:kern w:val="0"/>
+          <w:sz w:val="21"/>
+          <w:szCs w:val="21"/>
+          <w14:ligatures w14:val="none"/>
+        </w:rPr>
+      </w:pPr>
+      <w:r>
+        <w:rPr>
+          <w:rFonts w:ascii="D2Coding" w:eastAsia="D2Coding" w:hAnsi="D2Coding" w:cs="굴림" w:hint="eastAsia"/>
+          <w:color w:val="BBBEBF"/>
+          <w:kern w:val="0"/>
+          <w:sz w:val="21"/>
+          <w:szCs w:val="21"/>
+          <w14:ligatures w14:val="none"/>
+        </w:rPr>
+        <w:t xml:space="preserve">        </w:t>
+      </w:r>
+      <w:r>
+        <w:rPr>
+          <w:rFonts w:ascii="D2Coding" w:eastAsia="D2Coding" w:hAnsi="D2Coding" w:cs="굴림" w:hint="eastAsia"/>
+          <w:color w:val="D2A8FF"/>
+          <w:kern w:val="0"/>
+          <w:sz w:val="21"/>
+          <w:szCs w:val="21"/>
+          <w14:ligatures w14:val="none"/>
+        </w:rPr>
+        <w:t>print</w:t>
+      </w:r>
+      <w:r>
+        <w:rPr>
+          <w:rFonts w:ascii="D2Coding" w:eastAsia="D2Coding" w:hAnsi="D2Coding" w:cs="굴림" w:hint="eastAsia"/>
+          <w:color w:val="BBBEBF"/>
+          <w:kern w:val="0"/>
+          <w:sz w:val="21"/>
+          <w:szCs w:val="21"/>
+          <w14:ligatures w14:val="none"/>
+        </w:rPr>
+        <w:t>(</w:t>
+      </w:r>
+      <w:r>
+        <w:rPr>
+          <w:rFonts w:ascii="D2Coding" w:eastAsia="D2Coding" w:hAnsi="D2Coding" w:cs="굴림" w:hint="eastAsia"/>
+          <w:color w:val="A5D6FF"/>
+          <w:kern w:val="0"/>
+          <w:sz w:val="21"/>
+          <w:szCs w:val="21"/>
+          <w14:ligatures w14:val="none"/>
+        </w:rPr>
+        <w:t>"Bird"</w:t>
+      </w:r>
+      <w:r>
+        <w:rPr>
+          <w:rFonts w:ascii="D2Coding" w:eastAsia="D2Coding" w:hAnsi="D2Coding" w:cs="굴림" w:hint="eastAsia"/>
+          <w:color w:val="BBBEBF"/>
+          <w:kern w:val="0"/>
+          <w:sz w:val="21"/>
+          <w:szCs w:val="21"/>
+          <w14:ligatures w14:val="none"/>
+        </w:rPr>
+        <w:t>)</w:t>
+      </w:r>
+    </w:p>
+    <w:p>
+      <w:pPr>
+        <w:pStyle w:val="a6"/>
+        <w:widowControl/>
+        <w:numPr>
+          <w:ilvl w:val="0"/>
+          <w:numId w:val="4"/>
+        </w:numPr>
+        <w:shd w:val="clear" w:color="auto" w:fill="121314"/>
+        <w:wordWrap/>
+        <w:autoSpaceDE/>
+        <w:autoSpaceDN/>
+        <w:spacing w:after="0" w:line="285" w:lineRule="atLeast"/>
+        <w:rPr>
+          <w:rFonts w:ascii="D2Coding" w:eastAsia="D2Coding" w:hAnsi="D2Coding" w:cs="굴림" w:hint="eastAsia"/>
+          <w:color w:val="BBBEBF"/>
+          <w:kern w:val="0"/>
+          <w:sz w:val="21"/>
+          <w:szCs w:val="21"/>
+          <w14:ligatures w14:val="none"/>
+        </w:rPr>
+      </w:pPr>
+      <w:r>
+        <w:rPr>
+          <w:rFonts w:ascii="D2Coding" w:eastAsia="D2Coding" w:hAnsi="D2Coding" w:cs="굴림" w:hint="eastAsia"/>
+          <w:color w:val="BBBEBF"/>
+          <w:kern w:val="0"/>
+          <w:sz w:val="21"/>
+          <w:szCs w:val="21"/>
+          <w14:ligatures w14:val="none"/>
+        </w:rPr>
+        <w:t xml:space="preserve">    </w:t>
+      </w:r>
+      <w:r>
+        <w:rPr>
+          <w:rFonts w:ascii="D2Coding" w:eastAsia="D2Coding" w:hAnsi="D2Coding" w:cs="굴림" w:hint="eastAsia"/>
+          <w:color w:val="FF7B72"/>
+          <w:kern w:val="0"/>
+          <w:sz w:val="21"/>
+          <w:szCs w:val="21"/>
+          <w14:ligatures w14:val="none"/>
+        </w:rPr>
+        <w:t>def</w:t>
+      </w:r>
+      <w:r>
+        <w:rPr>
+          <w:rFonts w:ascii="D2Coding" w:eastAsia="D2Coding" w:hAnsi="D2Coding" w:cs="굴림" w:hint="eastAsia"/>
+          <w:color w:val="BBBEBF"/>
+          <w:kern w:val="0"/>
+          <w:sz w:val="21"/>
+          <w:szCs w:val="21"/>
+          <w14:ligatures w14:val="none"/>
+        </w:rPr>
+        <w:t xml:space="preserve"> </w:t>
+      </w:r>
+      <w:r>
+        <w:rPr>
+          <w:rFonts w:ascii="D2Coding" w:eastAsia="D2Coding" w:hAnsi="D2Coding" w:cs="굴림" w:hint="eastAsia"/>
+          <w:color w:val="D2A8FF"/>
+          <w:kern w:val="0"/>
+          <w:sz w:val="21"/>
+          <w:szCs w:val="21"/>
+          <w14:ligatures w14:val="none"/>
+        </w:rPr>
+        <w:t>swim</w:t>
+      </w:r>
+      <w:r>
+        <w:rPr>
+          <w:rFonts w:ascii="D2Coding" w:eastAsia="D2Coding" w:hAnsi="D2Coding" w:cs="굴림" w:hint="eastAsia"/>
+          <w:color w:val="BBBEBF"/>
+          <w:kern w:val="0"/>
+          <w:sz w:val="21"/>
+          <w:szCs w:val="21"/>
+          <w14:ligatures w14:val="none"/>
+        </w:rPr>
+        <w:t>(</w:t>
+      </w:r>
+      <w:r>
+        <w:rPr>
+          <w:rFonts w:ascii="D2Coding" w:eastAsia="D2Coding" w:hAnsi="D2Coding" w:cs="굴림" w:hint="eastAsia"/>
+          <w:color w:val="C9D1D9"/>
+          <w:kern w:val="0"/>
+          <w:sz w:val="21"/>
+          <w:szCs w:val="21"/>
+          <w14:ligatures w14:val="none"/>
+        </w:rPr>
+        <w:t>self</w:t>
+      </w:r>
+      <w:r>
+        <w:rPr>
+          <w:rFonts w:ascii="D2Coding" w:eastAsia="D2Coding" w:hAnsi="D2Coding" w:cs="굴림" w:hint="eastAsia"/>
+          <w:color w:val="BBBEBF"/>
+          <w:kern w:val="0"/>
+          <w:sz w:val="21"/>
+          <w:szCs w:val="21"/>
+          <w14:ligatures w14:val="none"/>
+        </w:rPr>
+        <w:t>):</w:t>
+      </w:r>
+    </w:p>
+    <w:p>
+      <w:pPr>
+        <w:pStyle w:val="a6"/>
+        <w:widowControl/>
+        <w:numPr>
+          <w:ilvl w:val="0"/>
+          <w:numId w:val="4"/>
+        </w:numPr>
+        <w:shd w:val="clear" w:color="auto" w:fill="121314"/>
+        <w:wordWrap/>
+        <w:autoSpaceDE/>
+        <w:autoSpaceDN/>
+        <w:spacing w:after="0" w:line="285" w:lineRule="atLeast"/>
+        <w:rPr>
+          <w:rFonts w:ascii="D2Coding" w:eastAsia="D2Coding" w:hAnsi="D2Coding" w:cs="굴림" w:hint="eastAsia"/>
+          <w:color w:val="BBBEBF"/>
+          <w:kern w:val="0"/>
+          <w:sz w:val="21"/>
+          <w:szCs w:val="21"/>
+          <w14:ligatures w14:val="none"/>
+        </w:rPr>
+      </w:pPr>
+      <w:r>
+        <w:rPr>
+          <w:rFonts w:ascii="D2Coding" w:eastAsia="D2Coding" w:hAnsi="D2Coding" w:cs="굴림" w:hint="eastAsia"/>
+          <w:color w:val="BBBEBF"/>
+          <w:kern w:val="0"/>
+          <w:sz w:val="21"/>
+          <w:szCs w:val="21"/>
+          <w14:ligatures w14:val="none"/>
+        </w:rPr>
+        <w:t xml:space="preserve">        </w:t>
+      </w:r>
+      <w:proofErr w:type="gramStart"/>
+      <w:r>
+        <w:rPr>
+          <w:rFonts w:ascii="D2Coding" w:eastAsia="D2Coding" w:hAnsi="D2Coding" w:cs="굴림" w:hint="eastAsia"/>
+          <w:color w:val="D2A8FF"/>
+          <w:kern w:val="0"/>
+          <w:sz w:val="21"/>
+          <w:szCs w:val="21"/>
+          <w14:ligatures w14:val="none"/>
+        </w:rPr>
+        <w:t>print</w:t>
+      </w:r>
+      <w:r>
+        <w:rPr>
+          <w:rFonts w:ascii="D2Coding" w:eastAsia="D2Coding" w:hAnsi="D2Coding" w:cs="굴림" w:hint="eastAsia"/>
+          <w:color w:val="BBBEBF"/>
+          <w:kern w:val="0"/>
+          <w:sz w:val="21"/>
+          <w:szCs w:val="21"/>
+          <w14:ligatures w14:val="none"/>
+        </w:rPr>
+        <w:t>(</w:t>
+      </w:r>
+      <w:proofErr w:type="gramEnd"/>
+      <w:r>
+        <w:rPr>
+          <w:rFonts w:ascii="D2Coding" w:eastAsia="D2Coding" w:hAnsi="D2Coding" w:cs="굴림" w:hint="eastAsia"/>
+          <w:color w:val="A5D6FF"/>
+          <w:kern w:val="0"/>
+          <w:sz w:val="21"/>
+          <w:szCs w:val="21"/>
+          <w14:ligatures w14:val="none"/>
+        </w:rPr>
+        <w:t>"Swim faster"</w:t>
+      </w:r>
+      <w:r>
+        <w:rPr>
+          <w:rFonts w:ascii="D2Coding" w:eastAsia="D2Coding" w:hAnsi="D2Coding" w:cs="굴림" w:hint="eastAsia"/>
+          <w:color w:val="BBBEBF"/>
+          <w:kern w:val="0"/>
+          <w:sz w:val="21"/>
+          <w:szCs w:val="21"/>
+          <w14:ligatures w14:val="none"/>
+        </w:rPr>
+        <w:t>)</w:t>
+      </w:r>
+    </w:p>
+    <w:p>
+      <w:pPr>
+        <w:pStyle w:val="a6"/>
+        <w:widowControl/>
+        <w:numPr>
+          <w:ilvl w:val="0"/>
+          <w:numId w:val="4"/>
+        </w:numPr>
+        <w:shd w:val="clear" w:color="auto" w:fill="121314"/>
+        <w:wordWrap/>
+        <w:autoSpaceDE/>
+        <w:autoSpaceDN/>
+        <w:spacing w:after="0" w:line="285" w:lineRule="atLeast"/>
+        <w:rPr>
+          <w:rFonts w:ascii="D2Coding" w:eastAsia="D2Coding" w:hAnsi="D2Coding" w:cs="굴림" w:hint="eastAsia"/>
+          <w:color w:val="BBBEBF"/>
+          <w:kern w:val="0"/>
+          <w:sz w:val="21"/>
+          <w:szCs w:val="21"/>
+          <w14:ligatures w14:val="none"/>
+        </w:rPr>
+      </w:pPr>
+    </w:p>
+    <w:p>
+      <w:pPr>
+        <w:pStyle w:val="a6"/>
+        <w:widowControl/>
+        <w:numPr>
+          <w:ilvl w:val="0"/>
+          <w:numId w:val="4"/>
+        </w:numPr>
+        <w:shd w:val="clear" w:color="auto" w:fill="121314"/>
+        <w:wordWrap/>
+        <w:autoSpaceDE/>
+        <w:autoSpaceDN/>
+        <w:spacing w:after="0" w:line="285" w:lineRule="atLeast"/>
+        <w:rPr>
+          <w:rFonts w:ascii="D2Coding" w:eastAsia="D2Coding" w:hAnsi="D2Coding" w:cs="굴림" w:hint="eastAsia"/>
+          <w:color w:val="BBBEBF"/>
+          <w:kern w:val="0"/>
+          <w:sz w:val="21"/>
+          <w:szCs w:val="21"/>
+          <w14:ligatures w14:val="none"/>
+        </w:rPr>
+      </w:pPr>
+      <w:r>
+        <w:rPr>
+          <w:rFonts w:ascii="D2Coding" w:eastAsia="D2Coding" w:hAnsi="D2Coding" w:cs="굴림" w:hint="eastAsia"/>
+          <w:color w:val="FF7B72"/>
+          <w:kern w:val="0"/>
+          <w:sz w:val="21"/>
+          <w:szCs w:val="21"/>
+          <w14:ligatures w14:val="none"/>
+        </w:rPr>
+        <w:t>class</w:t>
+      </w:r>
+      <w:r>
+        <w:rPr>
+          <w:rFonts w:ascii="D2Coding" w:eastAsia="D2Coding" w:hAnsi="D2Coding" w:cs="굴림" w:hint="eastAsia"/>
+          <w:color w:val="BBBEBF"/>
+          <w:kern w:val="0"/>
+          <w:sz w:val="21"/>
+          <w:szCs w:val="21"/>
+          <w14:ligatures w14:val="none"/>
+        </w:rPr>
+        <w:t xml:space="preserve"> </w:t>
+      </w:r>
+      <w:proofErr w:type="gramStart"/>
+      <w:r>
+        <w:rPr>
+          <w:rFonts w:ascii="D2Coding" w:eastAsia="D2Coding" w:hAnsi="D2Coding" w:cs="굴림" w:hint="eastAsia"/>
+          <w:color w:val="4EC9B0"/>
+          <w:kern w:val="0"/>
+          <w:sz w:val="21"/>
+          <w:szCs w:val="21"/>
+          <w14:ligatures w14:val="none"/>
+        </w:rPr>
+        <w:t>Penguin</w:t>
+      </w:r>
+      <w:r>
+        <w:rPr>
+          <w:rFonts w:ascii="D2Coding" w:eastAsia="D2Coding" w:hAnsi="D2Coding" w:cs="굴림" w:hint="eastAsia"/>
+          <w:color w:val="BBBEBF"/>
+          <w:kern w:val="0"/>
+          <w:sz w:val="21"/>
+          <w:szCs w:val="21"/>
+          <w14:ligatures w14:val="none"/>
+        </w:rPr>
+        <w:t>(</w:t>
+      </w:r>
+      <w:proofErr w:type="gramEnd"/>
+      <w:r>
+        <w:rPr>
+          <w:rFonts w:ascii="D2Coding" w:eastAsia="D2Coding" w:hAnsi="D2Coding" w:cs="굴림" w:hint="eastAsia"/>
+          <w:color w:val="4EC9B0"/>
+          <w:kern w:val="0"/>
+          <w:sz w:val="21"/>
+          <w:szCs w:val="21"/>
+          <w14:ligatures w14:val="none"/>
+        </w:rPr>
+        <w:t>Bird</w:t>
+      </w:r>
+      <w:r>
+        <w:rPr>
+          <w:rFonts w:ascii="D2Coding" w:eastAsia="D2Coding" w:hAnsi="D2Coding" w:cs="굴림" w:hint="eastAsia"/>
+          <w:color w:val="BBBEBF"/>
+          <w:kern w:val="0"/>
+          <w:sz w:val="21"/>
+          <w:szCs w:val="21"/>
+          <w14:ligatures w14:val="none"/>
+        </w:rPr>
+        <w:t>):</w:t>
+      </w:r>
+    </w:p>
+    <w:p>
+      <w:pPr>
+        <w:pStyle w:val="a6"/>
+        <w:widowControl/>
+        <w:numPr>
+          <w:ilvl w:val="0"/>
+          <w:numId w:val="4"/>
+        </w:numPr>
+        <w:shd w:val="clear" w:color="auto" w:fill="121314"/>
+        <w:wordWrap/>
+        <w:autoSpaceDE/>
+        <w:autoSpaceDN/>
+        <w:spacing w:after="0" w:line="285" w:lineRule="atLeast"/>
+        <w:rPr>
+          <w:rFonts w:ascii="D2Coding" w:eastAsia="D2Coding" w:hAnsi="D2Coding" w:cs="굴림" w:hint="eastAsia"/>
+          <w:color w:val="BBBEBF"/>
+          <w:kern w:val="0"/>
+          <w:sz w:val="21"/>
+          <w:szCs w:val="21"/>
+          <w14:ligatures w14:val="none"/>
+        </w:rPr>
+      </w:pPr>
+      <w:r>
+        <w:rPr>
+          <w:rFonts w:ascii="D2Coding" w:eastAsia="D2Coding" w:hAnsi="D2Coding" w:cs="굴림" w:hint="eastAsia"/>
+          <w:color w:val="BBBEBF"/>
+          <w:kern w:val="0"/>
+          <w:sz w:val="21"/>
+          <w:szCs w:val="21"/>
+          <w14:ligatures w14:val="none"/>
+        </w:rPr>
+        <w:t xml:space="preserve">    </w:t>
+      </w:r>
+      <w:r>
+        <w:rPr>
+          <w:rFonts w:ascii="D2Coding" w:eastAsia="D2Coding" w:hAnsi="D2Coding" w:cs="굴림" w:hint="eastAsia"/>
+          <w:color w:val="FF7B72"/>
+          <w:kern w:val="0"/>
+          <w:sz w:val="21"/>
+          <w:szCs w:val="21"/>
+          <w14:ligatures w14:val="none"/>
+        </w:rPr>
+        <w:t>def</w:t>
+      </w:r>
+      <w:r>
+        <w:rPr>
+          <w:rFonts w:ascii="D2Coding" w:eastAsia="D2Coding" w:hAnsi="D2Coding" w:cs="굴림" w:hint="eastAsia"/>
+          <w:color w:val="BBBEBF"/>
+          <w:kern w:val="0"/>
+          <w:sz w:val="21"/>
+          <w:szCs w:val="21"/>
+          <w14:ligatures w14:val="none"/>
+        </w:rPr>
+        <w:t xml:space="preserve"> </w:t>
+      </w:r>
+      <w:r>
+        <w:rPr>
+          <w:rFonts w:ascii="D2Coding" w:eastAsia="D2Coding" w:hAnsi="D2Coding" w:cs="굴림" w:hint="eastAsia"/>
+          <w:color w:val="DCDCAA"/>
+          <w:kern w:val="0"/>
+          <w:sz w:val="21"/>
+          <w:szCs w:val="21"/>
+          <w14:ligatures w14:val="none"/>
+        </w:rPr>
+        <w:t>__</w:t>
+      </w:r>
+      <w:proofErr w:type="spellStart"/>
+      <w:r>
+        <w:rPr>
+          <w:rFonts w:ascii="D2Coding" w:eastAsia="D2Coding" w:hAnsi="D2Coding" w:cs="굴림" w:hint="eastAsia"/>
+          <w:color w:val="DCDCAA"/>
+          <w:kern w:val="0"/>
+          <w:sz w:val="21"/>
+          <w:szCs w:val="21"/>
+          <w14:ligatures w14:val="none"/>
+        </w:rPr>
+        <w:t>init</w:t>
+      </w:r>
+      <w:proofErr w:type="spellEnd"/>
+      <w:r>
+        <w:rPr>
+          <w:rFonts w:ascii="D2Coding" w:eastAsia="D2Coding" w:hAnsi="D2Coding" w:cs="굴림" w:hint="eastAsia"/>
+          <w:color w:val="DCDCAA"/>
+          <w:kern w:val="0"/>
+          <w:sz w:val="21"/>
+          <w:szCs w:val="21"/>
+          <w14:ligatures w14:val="none"/>
+        </w:rPr>
+        <w:t>__</w:t>
+      </w:r>
+      <w:r>
+        <w:rPr>
+          <w:rFonts w:ascii="D2Coding" w:eastAsia="D2Coding" w:hAnsi="D2Coding" w:cs="굴림" w:hint="eastAsia"/>
+          <w:color w:val="BBBEBF"/>
+          <w:kern w:val="0"/>
+          <w:sz w:val="21"/>
+          <w:szCs w:val="21"/>
+          <w14:ligatures w14:val="none"/>
+        </w:rPr>
+        <w:t>(</w:t>
+      </w:r>
+      <w:r>
+        <w:rPr>
+          <w:rFonts w:ascii="D2Coding" w:eastAsia="D2Coding" w:hAnsi="D2Coding" w:cs="굴림" w:hint="eastAsia"/>
+          <w:color w:val="C9D1D9"/>
+          <w:kern w:val="0"/>
+          <w:sz w:val="21"/>
+          <w:szCs w:val="21"/>
+          <w14:ligatures w14:val="none"/>
+        </w:rPr>
+        <w:t>self</w:t>
+      </w:r>
+      <w:r>
+        <w:rPr>
+          <w:rFonts w:ascii="D2Coding" w:eastAsia="D2Coding" w:hAnsi="D2Coding" w:cs="굴림" w:hint="eastAsia"/>
+          <w:color w:val="BBBEBF"/>
+          <w:kern w:val="0"/>
+          <w:sz w:val="21"/>
+          <w:szCs w:val="21"/>
+          <w14:ligatures w14:val="none"/>
+        </w:rPr>
+        <w:t>):</w:t>
+      </w:r>
+    </w:p>
+    <w:p>
+      <w:pPr>
+        <w:pStyle w:val="a6"/>
+        <w:widowControl/>
+        <w:numPr>
+          <w:ilvl w:val="0"/>
+          <w:numId w:val="4"/>
+        </w:numPr>
+        <w:shd w:val="clear" w:color="auto" w:fill="121314"/>
+        <w:wordWrap/>
+        <w:autoSpaceDE/>
+        <w:autoSpaceDN/>
+        <w:spacing w:after="0" w:line="285" w:lineRule="atLeast"/>
+        <w:rPr>
+          <w:rFonts w:ascii="D2Coding" w:eastAsia="D2Coding" w:hAnsi="D2Coding" w:cs="굴림" w:hint="eastAsia"/>
+          <w:color w:val="BBBEBF"/>
+          <w:kern w:val="0"/>
+          <w:sz w:val="21"/>
+          <w:szCs w:val="21"/>
+          <w14:ligatures w14:val="none"/>
+        </w:rPr>
+      </w:pPr>
+      <w:r>
+        <w:rPr>
+          <w:rFonts w:ascii="D2Coding" w:eastAsia="D2Coding" w:hAnsi="D2Coding" w:cs="굴림" w:hint="eastAsia"/>
+          <w:color w:val="BBBEBF"/>
+          <w:kern w:val="0"/>
+          <w:sz w:val="21"/>
+          <w:szCs w:val="21"/>
+          <w14:ligatures w14:val="none"/>
+        </w:rPr>
+        <w:t xml:space="preserve">        </w:t>
+      </w:r>
+      <w:r>
+        <w:rPr>
+          <w:rFonts w:ascii="D2Coding" w:eastAsia="D2Coding" w:hAnsi="D2Coding" w:cs="굴림" w:hint="eastAsia"/>
+          <w:color w:val="4EC9B0"/>
+          <w:kern w:val="0"/>
+          <w:sz w:val="21"/>
+          <w:szCs w:val="21"/>
+          <w14:ligatures w14:val="none"/>
+        </w:rPr>
+        <w:t>super</w:t>
+      </w:r>
+      <w:r>
+        <w:rPr>
+          <w:rFonts w:ascii="D2Coding" w:eastAsia="D2Coding" w:hAnsi="D2Coding" w:cs="굴림" w:hint="eastAsia"/>
+          <w:color w:val="BBBEBF"/>
+          <w:kern w:val="0"/>
+          <w:sz w:val="21"/>
+          <w:szCs w:val="21"/>
+          <w14:ligatures w14:val="none"/>
+        </w:rPr>
+        <w:t>(</w:t>
+      </w:r>
+      <w:proofErr w:type="gramStart"/>
+      <w:r>
+        <w:rPr>
+          <w:rFonts w:ascii="D2Coding" w:eastAsia="D2Coding" w:hAnsi="D2Coding" w:cs="굴림" w:hint="eastAsia"/>
+          <w:color w:val="BBBEBF"/>
+          <w:kern w:val="0"/>
+          <w:sz w:val="21"/>
+          <w:szCs w:val="21"/>
+          <w14:ligatures w14:val="none"/>
+        </w:rPr>
+        <w:t>).</w:t>
+      </w:r>
+      <w:r>
+        <w:rPr>
+          <w:rFonts w:ascii="D2Coding" w:eastAsia="D2Coding" w:hAnsi="D2Coding" w:cs="굴림" w:hint="eastAsia"/>
+          <w:color w:val="DCDCAA"/>
+          <w:kern w:val="0"/>
+          <w:sz w:val="21"/>
+          <w:szCs w:val="21"/>
+          <w14:ligatures w14:val="none"/>
+        </w:rPr>
+        <w:t>_</w:t>
+      </w:r>
+      <w:proofErr w:type="gramEnd"/>
+      <w:r>
+        <w:rPr>
+          <w:rFonts w:ascii="D2Coding" w:eastAsia="D2Coding" w:hAnsi="D2Coding" w:cs="굴림" w:hint="eastAsia"/>
+          <w:color w:val="DCDCAA"/>
+          <w:kern w:val="0"/>
+          <w:sz w:val="21"/>
+          <w:szCs w:val="21"/>
+          <w14:ligatures w14:val="none"/>
+        </w:rPr>
+        <w:t>_</w:t>
+      </w:r>
+      <w:proofErr w:type="spellStart"/>
+      <w:r>
+        <w:rPr>
+          <w:rFonts w:ascii="D2Coding" w:eastAsia="D2Coding" w:hAnsi="D2Coding" w:cs="굴림" w:hint="eastAsia"/>
+          <w:color w:val="DCDCAA"/>
+          <w:kern w:val="0"/>
+          <w:sz w:val="21"/>
+          <w:szCs w:val="21"/>
+          <w14:ligatures w14:val="none"/>
+        </w:rPr>
+        <w:t>init</w:t>
+      </w:r>
+      <w:proofErr w:type="spellEnd"/>
+      <w:r>
+        <w:rPr>
+          <w:rFonts w:ascii="D2Coding" w:eastAsia="D2Coding" w:hAnsi="D2Coding" w:cs="굴림" w:hint="eastAsia"/>
+          <w:color w:val="DCDCAA"/>
+          <w:kern w:val="0"/>
+          <w:sz w:val="21"/>
+          <w:szCs w:val="21"/>
+          <w14:ligatures w14:val="none"/>
+        </w:rPr>
+        <w:t>_</w:t>
+      </w:r>
+      <w:proofErr w:type="gramStart"/>
+      <w:r>
+        <w:rPr>
+          <w:rFonts w:ascii="D2Coding" w:eastAsia="D2Coding" w:hAnsi="D2Coding" w:cs="굴림" w:hint="eastAsia"/>
+          <w:color w:val="DCDCAA"/>
+          <w:kern w:val="0"/>
+          <w:sz w:val="21"/>
+          <w:szCs w:val="21"/>
+          <w14:ligatures w14:val="none"/>
+        </w:rPr>
+        <w:t>_</w:t>
+      </w:r>
+      <w:r>
+        <w:rPr>
+          <w:rFonts w:ascii="D2Coding" w:eastAsia="D2Coding" w:hAnsi="D2Coding" w:cs="굴림" w:hint="eastAsia"/>
+          <w:color w:val="BBBEBF"/>
+          <w:kern w:val="0"/>
+          <w:sz w:val="21"/>
+          <w:szCs w:val="21"/>
+          <w14:ligatures w14:val="none"/>
+        </w:rPr>
+        <w:t>(</w:t>
+      </w:r>
+      <w:proofErr w:type="gramEnd"/>
+      <w:r>
+        <w:rPr>
+          <w:rFonts w:ascii="D2Coding" w:eastAsia="D2Coding" w:hAnsi="D2Coding" w:cs="굴림" w:hint="eastAsia"/>
+          <w:color w:val="BBBEBF"/>
+          <w:kern w:val="0"/>
+          <w:sz w:val="21"/>
+          <w:szCs w:val="21"/>
+          <w14:ligatures w14:val="none"/>
+        </w:rPr>
+        <w:t xml:space="preserve">) </w:t>
+      </w:r>
+      <w:r>
+        <w:rPr>
+          <w:rFonts w:ascii="D2Coding" w:eastAsia="D2Coding" w:hAnsi="D2Coding" w:cs="굴림" w:hint="eastAsia"/>
+          <w:color w:val="8B949E"/>
+          <w:kern w:val="0"/>
+          <w:sz w:val="21"/>
+          <w:szCs w:val="21"/>
+          <w14:ligatures w14:val="none"/>
+        </w:rPr>
+        <w:t xml:space="preserve"># </w:t>
+      </w:r>
+      <w:proofErr w:type="gramStart"/>
+      <w:r>
+        <w:rPr>
+          <w:rFonts w:ascii="D2Coding" w:eastAsia="D2Coding" w:hAnsi="D2Coding" w:cs="굴림" w:hint="eastAsia"/>
+          <w:color w:val="8B949E"/>
+          <w:kern w:val="0"/>
+          <w:sz w:val="21"/>
+          <w:szCs w:val="21"/>
+          <w14:ligatures w14:val="none"/>
+        </w:rPr>
+        <w:t>super(</w:t>
+      </w:r>
+      <w:proofErr w:type="gramEnd"/>
+      <w:r>
+        <w:rPr>
+          <w:rFonts w:ascii="D2Coding" w:eastAsia="D2Coding" w:hAnsi="D2Coding" w:cs="굴림" w:hint="eastAsia"/>
+          <w:color w:val="8B949E"/>
+          <w:kern w:val="0"/>
+          <w:sz w:val="21"/>
+          <w:szCs w:val="21"/>
+          <w14:ligatures w14:val="none"/>
+        </w:rPr>
+        <w:t>) 함수 호출</w:t>
+      </w:r>
+    </w:p>
+    <w:p>
+      <w:pPr>
+        <w:pStyle w:val="a6"/>
+        <w:widowControl/>
+        <w:numPr>
+          <w:ilvl w:val="0"/>
+          <w:numId w:val="4"/>
+        </w:numPr>
+        <w:shd w:val="clear" w:color="auto" w:fill="121314"/>
+        <w:wordWrap/>
+        <w:autoSpaceDE/>
+        <w:autoSpaceDN/>
+        <w:spacing w:after="0" w:line="285" w:lineRule="atLeast"/>
+        <w:rPr>
+          <w:rFonts w:ascii="D2Coding" w:eastAsia="D2Coding" w:hAnsi="D2Coding" w:cs="굴림" w:hint="eastAsia"/>
+          <w:color w:val="BBBEBF"/>
+          <w:kern w:val="0"/>
+          <w:sz w:val="21"/>
+          <w:szCs w:val="21"/>
+          <w14:ligatures w14:val="none"/>
+        </w:rPr>
+      </w:pPr>
+      <w:r>
+        <w:rPr>
+          <w:rFonts w:ascii="D2Coding" w:eastAsia="D2Coding" w:hAnsi="D2Coding" w:cs="굴림" w:hint="eastAsia"/>
+          <w:color w:val="BBBEBF"/>
+          <w:kern w:val="0"/>
+          <w:sz w:val="21"/>
+          <w:szCs w:val="21"/>
+          <w14:ligatures w14:val="none"/>
+        </w:rPr>
+        <w:t xml:space="preserve">        </w:t>
+      </w:r>
+      <w:proofErr w:type="gramStart"/>
+      <w:r>
+        <w:rPr>
+          <w:rFonts w:ascii="D2Coding" w:eastAsia="D2Coding" w:hAnsi="D2Coding" w:cs="굴림" w:hint="eastAsia"/>
+          <w:color w:val="D2A8FF"/>
+          <w:kern w:val="0"/>
+          <w:sz w:val="21"/>
+          <w:szCs w:val="21"/>
+          <w14:ligatures w14:val="none"/>
+        </w:rPr>
+        <w:t>print</w:t>
+      </w:r>
+      <w:r>
+        <w:rPr>
+          <w:rFonts w:ascii="D2Coding" w:eastAsia="D2Coding" w:hAnsi="D2Coding" w:cs="굴림" w:hint="eastAsia"/>
+          <w:color w:val="BBBEBF"/>
+          <w:kern w:val="0"/>
+          <w:sz w:val="21"/>
+          <w:szCs w:val="21"/>
+          <w14:ligatures w14:val="none"/>
+        </w:rPr>
+        <w:t>(</w:t>
+      </w:r>
+      <w:proofErr w:type="gramEnd"/>
+      <w:r>
+        <w:rPr>
+          <w:rFonts w:ascii="D2Coding" w:eastAsia="D2Coding" w:hAnsi="D2Coding" w:cs="굴림" w:hint="eastAsia"/>
+          <w:color w:val="A5D6FF"/>
+          <w:kern w:val="0"/>
+          <w:sz w:val="21"/>
+          <w:szCs w:val="21"/>
+          <w14:ligatures w14:val="none"/>
+        </w:rPr>
+        <w:t>"Penguin is ready"</w:t>
+      </w:r>
+      <w:r>
+        <w:rPr>
+          <w:rFonts w:ascii="D2Coding" w:eastAsia="D2Coding" w:hAnsi="D2Coding" w:cs="굴림" w:hint="eastAsia"/>
+          <w:color w:val="BBBEBF"/>
+          <w:kern w:val="0"/>
+          <w:sz w:val="21"/>
+          <w:szCs w:val="21"/>
+          <w14:ligatures w14:val="none"/>
+        </w:rPr>
+        <w:t>)</w:t>
+      </w:r>
+    </w:p>
+    <w:p>
+      <w:pPr>
+        <w:pStyle w:val="a6"/>
+        <w:widowControl/>
+        <w:numPr>
+          <w:ilvl w:val="0"/>
+          <w:numId w:val="4"/>
+        </w:numPr>
+        <w:shd w:val="clear" w:color="auto" w:fill="121314"/>
+        <w:wordWrap/>
+        <w:autoSpaceDE/>
+        <w:autoSpaceDN/>
+        <w:spacing w:after="0" w:line="285" w:lineRule="atLeast"/>
+        <w:rPr>
+          <w:rFonts w:ascii="D2Coding" w:eastAsia="D2Coding" w:hAnsi="D2Coding" w:cs="굴림" w:hint="eastAsia"/>
+          <w:color w:val="BBBEBF"/>
+          <w:kern w:val="0"/>
+          <w:sz w:val="21"/>
+          <w:szCs w:val="21"/>
+          <w14:ligatures w14:val="none"/>
+        </w:rPr>
+      </w:pPr>
+      <w:r>
+        <w:rPr>
+          <w:rFonts w:ascii="D2Coding" w:eastAsia="D2Coding" w:hAnsi="D2Coding" w:cs="굴림" w:hint="eastAsia"/>
+          <w:color w:val="BBBEBF"/>
+          <w:kern w:val="0"/>
+          <w:sz w:val="21"/>
+          <w:szCs w:val="21"/>
+          <w14:ligatures w14:val="none"/>
+        </w:rPr>
+        <w:t xml:space="preserve">    </w:t>
+      </w:r>
+      <w:r>
+        <w:rPr>
+          <w:rFonts w:ascii="D2Coding" w:eastAsia="D2Coding" w:hAnsi="D2Coding" w:cs="굴림" w:hint="eastAsia"/>
+          <w:color w:val="FF7B72"/>
+          <w:kern w:val="0"/>
+          <w:sz w:val="21"/>
+          <w:szCs w:val="21"/>
+          <w14:ligatures w14:val="none"/>
+        </w:rPr>
+        <w:t>def</w:t>
+      </w:r>
+      <w:r>
+        <w:rPr>
+          <w:rFonts w:ascii="D2Coding" w:eastAsia="D2Coding" w:hAnsi="D2Coding" w:cs="굴림" w:hint="eastAsia"/>
+          <w:color w:val="BBBEBF"/>
+          <w:kern w:val="0"/>
+          <w:sz w:val="21"/>
+          <w:szCs w:val="21"/>
+          <w14:ligatures w14:val="none"/>
+        </w:rPr>
+        <w:t xml:space="preserve"> </w:t>
+      </w:r>
+      <w:proofErr w:type="spellStart"/>
+      <w:r>
+        <w:rPr>
+          <w:rFonts w:ascii="D2Coding" w:eastAsia="D2Coding" w:hAnsi="D2Coding" w:cs="굴림" w:hint="eastAsia"/>
+          <w:color w:val="D2A8FF"/>
+          <w:kern w:val="0"/>
+          <w:sz w:val="21"/>
+          <w:szCs w:val="21"/>
+          <w14:ligatures w14:val="none"/>
+        </w:rPr>
+        <w:t>whoisThis</w:t>
+      </w:r>
+      <w:proofErr w:type="spellEnd"/>
+      <w:r>
+        <w:rPr>
+          <w:rFonts w:ascii="D2Coding" w:eastAsia="D2Coding" w:hAnsi="D2Coding" w:cs="굴림" w:hint="eastAsia"/>
+          <w:color w:val="BBBEBF"/>
+          <w:kern w:val="0"/>
+          <w:sz w:val="21"/>
+          <w:szCs w:val="21"/>
+          <w14:ligatures w14:val="none"/>
+        </w:rPr>
+        <w:t>(</w:t>
+      </w:r>
+      <w:r>
+        <w:rPr>
+          <w:rFonts w:ascii="D2Coding" w:eastAsia="D2Coding" w:hAnsi="D2Coding" w:cs="굴림" w:hint="eastAsia"/>
+          <w:color w:val="C9D1D9"/>
+          <w:kern w:val="0"/>
+          <w:sz w:val="21"/>
+          <w:szCs w:val="21"/>
+          <w14:ligatures w14:val="none"/>
+        </w:rPr>
+        <w:t>self</w:t>
+      </w:r>
+      <w:r>
+        <w:rPr>
+          <w:rFonts w:ascii="D2Coding" w:eastAsia="D2Coding" w:hAnsi="D2Coding" w:cs="굴림" w:hint="eastAsia"/>
+          <w:color w:val="BBBEBF"/>
+          <w:kern w:val="0"/>
+          <w:sz w:val="21"/>
+          <w:szCs w:val="21"/>
+          <w14:ligatures w14:val="none"/>
+        </w:rPr>
+        <w:t>):</w:t>
+      </w:r>
+    </w:p>
+    <w:p>
+      <w:pPr>
+        <w:pStyle w:val="a6"/>
+        <w:widowControl/>
+        <w:numPr>
+          <w:ilvl w:val="0"/>
+          <w:numId w:val="4"/>
+        </w:numPr>
+        <w:shd w:val="clear" w:color="auto" w:fill="121314"/>
+        <w:wordWrap/>
+        <w:autoSpaceDE/>
+        <w:autoSpaceDN/>
+        <w:spacing w:after="0" w:line="285" w:lineRule="atLeast"/>
+        <w:rPr>
+          <w:rFonts w:ascii="D2Coding" w:eastAsia="D2Coding" w:hAnsi="D2Coding" w:cs="굴림" w:hint="eastAsia"/>
+          <w:color w:val="BBBEBF"/>
+          <w:kern w:val="0"/>
+          <w:sz w:val="21"/>
+          <w:szCs w:val="21"/>
+          <w14:ligatures w14:val="none"/>
+        </w:rPr>
+      </w:pPr>
+      <w:r>
+        <w:rPr>
+          <w:rFonts w:ascii="D2Coding" w:eastAsia="D2Coding" w:hAnsi="D2Coding" w:cs="굴림" w:hint="eastAsia"/>
+          <w:color w:val="BBBEBF"/>
+          <w:kern w:val="0"/>
+          <w:sz w:val="21"/>
+          <w:szCs w:val="21"/>
+          <w14:ligatures w14:val="none"/>
+        </w:rPr>
+        <w:t xml:space="preserve">        </w:t>
+      </w:r>
+      <w:r>
+        <w:rPr>
+          <w:rFonts w:ascii="D2Coding" w:eastAsia="D2Coding" w:hAnsi="D2Coding" w:cs="굴림" w:hint="eastAsia"/>
+          <w:color w:val="D2A8FF"/>
+          <w:kern w:val="0"/>
+          <w:sz w:val="21"/>
+          <w:szCs w:val="21"/>
+          <w14:ligatures w14:val="none"/>
+        </w:rPr>
+        <w:t>print</w:t>
+      </w:r>
+      <w:r>
+        <w:rPr>
+          <w:rFonts w:ascii="D2Coding" w:eastAsia="D2Coding" w:hAnsi="D2Coding" w:cs="굴림" w:hint="eastAsia"/>
+          <w:color w:val="BBBEBF"/>
+          <w:kern w:val="0"/>
+          <w:sz w:val="21"/>
+          <w:szCs w:val="21"/>
+          <w14:ligatures w14:val="none"/>
+        </w:rPr>
+        <w:t>(</w:t>
+      </w:r>
+      <w:r>
+        <w:rPr>
+          <w:rFonts w:ascii="D2Coding" w:eastAsia="D2Coding" w:hAnsi="D2Coding" w:cs="굴림" w:hint="eastAsia"/>
+          <w:color w:val="A5D6FF"/>
+          <w:kern w:val="0"/>
+          <w:sz w:val="21"/>
+          <w:szCs w:val="21"/>
+          <w14:ligatures w14:val="none"/>
+        </w:rPr>
+        <w:t>"Penguin"</w:t>
+      </w:r>
+      <w:r>
+        <w:rPr>
+          <w:rFonts w:ascii="D2Coding" w:eastAsia="D2Coding" w:hAnsi="D2Coding" w:cs="굴림" w:hint="eastAsia"/>
+          <w:color w:val="BBBEBF"/>
+          <w:kern w:val="0"/>
+          <w:sz w:val="21"/>
+          <w:szCs w:val="21"/>
+          <w14:ligatures w14:val="none"/>
+        </w:rPr>
+        <w:t>)</w:t>
+      </w:r>
+    </w:p>
+    <w:p>
+      <w:pPr>
+        <w:pStyle w:val="a6"/>
+        <w:widowControl/>
+        <w:numPr>
+          <w:ilvl w:val="0"/>
+          <w:numId w:val="4"/>
+        </w:numPr>
+        <w:shd w:val="clear" w:color="auto" w:fill="121314"/>
+        <w:wordWrap/>
+        <w:autoSpaceDE/>
+        <w:autoSpaceDN/>
+        <w:spacing w:after="0" w:line="285" w:lineRule="atLeast"/>
+        <w:rPr>
+          <w:rFonts w:ascii="D2Coding" w:eastAsia="D2Coding" w:hAnsi="D2Coding" w:cs="굴림" w:hint="eastAsia"/>
+          <w:color w:val="BBBEBF"/>
+          <w:kern w:val="0"/>
+          <w:sz w:val="21"/>
+          <w:szCs w:val="21"/>
+          <w14:ligatures w14:val="none"/>
+        </w:rPr>
+      </w:pPr>
+      <w:r>
+        <w:rPr>
+          <w:rFonts w:ascii="D2Coding" w:eastAsia="D2Coding" w:hAnsi="D2Coding" w:cs="굴림" w:hint="eastAsia"/>
+          <w:color w:val="BBBEBF"/>
+          <w:kern w:val="0"/>
+          <w:sz w:val="21"/>
+          <w:szCs w:val="21"/>
+          <w14:ligatures w14:val="none"/>
+        </w:rPr>
+        <w:t xml:space="preserve">    </w:t>
+      </w:r>
+      <w:r>
+        <w:rPr>
+          <w:rFonts w:ascii="D2Coding" w:eastAsia="D2Coding" w:hAnsi="D2Coding" w:cs="굴림" w:hint="eastAsia"/>
+          <w:color w:val="FF7B72"/>
+          <w:kern w:val="0"/>
+          <w:sz w:val="21"/>
+          <w:szCs w:val="21"/>
+          <w14:ligatures w14:val="none"/>
+        </w:rPr>
+        <w:t>def</w:t>
+      </w:r>
+      <w:r>
+        <w:rPr>
+          <w:rFonts w:ascii="D2Coding" w:eastAsia="D2Coding" w:hAnsi="D2Coding" w:cs="굴림" w:hint="eastAsia"/>
+          <w:color w:val="BBBEBF"/>
+          <w:kern w:val="0"/>
+          <w:sz w:val="21"/>
+          <w:szCs w:val="21"/>
+          <w14:ligatures w14:val="none"/>
+        </w:rPr>
+        <w:t xml:space="preserve"> </w:t>
+      </w:r>
+      <w:r>
+        <w:rPr>
+          <w:rFonts w:ascii="D2Coding" w:eastAsia="D2Coding" w:hAnsi="D2Coding" w:cs="굴림" w:hint="eastAsia"/>
+          <w:color w:val="D2A8FF"/>
+          <w:kern w:val="0"/>
+          <w:sz w:val="21"/>
+          <w:szCs w:val="21"/>
+          <w14:ligatures w14:val="none"/>
+        </w:rPr>
+        <w:t>run</w:t>
+      </w:r>
+      <w:r>
+        <w:rPr>
+          <w:rFonts w:ascii="D2Coding" w:eastAsia="D2Coding" w:hAnsi="D2Coding" w:cs="굴림" w:hint="eastAsia"/>
+          <w:color w:val="BBBEBF"/>
+          <w:kern w:val="0"/>
+          <w:sz w:val="21"/>
+          <w:szCs w:val="21"/>
+          <w14:ligatures w14:val="none"/>
+        </w:rPr>
+        <w:t>(</w:t>
+      </w:r>
+      <w:r>
+        <w:rPr>
+          <w:rFonts w:ascii="D2Coding" w:eastAsia="D2Coding" w:hAnsi="D2Coding" w:cs="굴림" w:hint="eastAsia"/>
+          <w:color w:val="C9D1D9"/>
+          <w:kern w:val="0"/>
+          <w:sz w:val="21"/>
+          <w:szCs w:val="21"/>
+          <w14:ligatures w14:val="none"/>
+        </w:rPr>
+        <w:t>self</w:t>
+      </w:r>
+      <w:r>
+        <w:rPr>
+          <w:rFonts w:ascii="D2Coding" w:eastAsia="D2Coding" w:hAnsi="D2Coding" w:cs="굴림" w:hint="eastAsia"/>
+          <w:color w:val="BBBEBF"/>
+          <w:kern w:val="0"/>
+          <w:sz w:val="21"/>
+          <w:szCs w:val="21"/>
+          <w14:ligatures w14:val="none"/>
+        </w:rPr>
+        <w:t>):</w:t>
+      </w:r>
+    </w:p>
+    <w:p>
+      <w:pPr>
+        <w:pStyle w:val="a6"/>
+        <w:widowControl/>
+        <w:numPr>
+          <w:ilvl w:val="0"/>
+          <w:numId w:val="4"/>
+        </w:numPr>
+        <w:shd w:val="clear" w:color="auto" w:fill="121314"/>
+        <w:wordWrap/>
+        <w:autoSpaceDE/>
+        <w:autoSpaceDN/>
+        <w:spacing w:after="0" w:line="285" w:lineRule="atLeast"/>
+        <w:rPr>
+          <w:rFonts w:ascii="D2Coding" w:eastAsia="D2Coding" w:hAnsi="D2Coding" w:cs="굴림" w:hint="eastAsia"/>
+          <w:color w:val="BBBEBF"/>
+          <w:kern w:val="0"/>
+          <w:sz w:val="21"/>
+          <w:szCs w:val="21"/>
+          <w14:ligatures w14:val="none"/>
+        </w:rPr>
+      </w:pPr>
+      <w:r>
+        <w:rPr>
+          <w:rFonts w:ascii="D2Coding" w:eastAsia="D2Coding" w:hAnsi="D2Coding" w:cs="굴림" w:hint="eastAsia"/>
+          <w:color w:val="BBBEBF"/>
+          <w:kern w:val="0"/>
+          <w:sz w:val="21"/>
+          <w:szCs w:val="21"/>
+          <w14:ligatures w14:val="none"/>
+        </w:rPr>
+        <w:t xml:space="preserve">        </w:t>
+      </w:r>
+      <w:proofErr w:type="gramStart"/>
+      <w:r>
+        <w:rPr>
+          <w:rFonts w:ascii="D2Coding" w:eastAsia="D2Coding" w:hAnsi="D2Coding" w:cs="굴림" w:hint="eastAsia"/>
+          <w:color w:val="D2A8FF"/>
+          <w:kern w:val="0"/>
+          <w:sz w:val="21"/>
+          <w:szCs w:val="21"/>
+          <w14:ligatures w14:val="none"/>
+        </w:rPr>
+        <w:t>print</w:t>
+      </w:r>
+      <w:r>
+        <w:rPr>
+          <w:rFonts w:ascii="D2Coding" w:eastAsia="D2Coding" w:hAnsi="D2Coding" w:cs="굴림" w:hint="eastAsia"/>
+          <w:color w:val="BBBEBF"/>
+          <w:kern w:val="0"/>
+          <w:sz w:val="21"/>
+          <w:szCs w:val="21"/>
+          <w14:ligatures w14:val="none"/>
+        </w:rPr>
+        <w:t>(</w:t>
+      </w:r>
+      <w:proofErr w:type="gramEnd"/>
+      <w:r>
+        <w:rPr>
+          <w:rFonts w:ascii="D2Coding" w:eastAsia="D2Coding" w:hAnsi="D2Coding" w:cs="굴림" w:hint="eastAsia"/>
+          <w:color w:val="A5D6FF"/>
+          <w:kern w:val="0"/>
+          <w:sz w:val="21"/>
+          <w:szCs w:val="21"/>
+          <w14:ligatures w14:val="none"/>
+        </w:rPr>
+        <w:t>"Run faster"</w:t>
+      </w:r>
+      <w:r>
+        <w:rPr>
+          <w:rFonts w:ascii="D2Coding" w:eastAsia="D2Coding" w:hAnsi="D2Coding" w:cs="굴림" w:hint="eastAsia"/>
+          <w:color w:val="BBBEBF"/>
+          <w:kern w:val="0"/>
+          <w:sz w:val="21"/>
+          <w:szCs w:val="21"/>
+          <w14:ligatures w14:val="none"/>
+        </w:rPr>
+        <w:t>)</w:t>
+      </w:r>
+    </w:p>
+    <w:p>
+      <w:pPr>
+        <w:pStyle w:val="a6"/>
+        <w:widowControl/>
+        <w:numPr>
+          <w:ilvl w:val="0"/>
+          <w:numId w:val="4"/>
+        </w:numPr>
+        <w:shd w:val="clear" w:color="auto" w:fill="121314"/>
+        <w:wordWrap/>
+        <w:autoSpaceDE/>
+        <w:autoSpaceDN/>
+        <w:spacing w:after="0" w:line="285" w:lineRule="atLeast"/>
+        <w:rPr>
+          <w:rFonts w:ascii="D2Coding" w:eastAsia="D2Coding" w:hAnsi="D2Coding" w:cs="굴림" w:hint="eastAsia"/>
+          <w:color w:val="BBBEBF"/>
+          <w:kern w:val="0"/>
+          <w:sz w:val="21"/>
+          <w:szCs w:val="21"/>
+          <w14:ligatures w14:val="none"/>
+        </w:rPr>
+      </w:pPr>
+    </w:p>
+    <w:p>
+      <w:pPr>
+        <w:pStyle w:val="a6"/>
+        <w:widowControl/>
+        <w:numPr>
+          <w:ilvl w:val="0"/>
+          <w:numId w:val="4"/>
+        </w:numPr>
+        <w:shd w:val="clear" w:color="auto" w:fill="121314"/>
+        <w:wordWrap/>
+        <w:autoSpaceDE/>
+        <w:autoSpaceDN/>
+        <w:spacing w:after="0" w:line="285" w:lineRule="atLeast"/>
+        <w:rPr>
+          <w:rFonts w:ascii="D2Coding" w:eastAsia="D2Coding" w:hAnsi="D2Coding" w:cs="굴림" w:hint="eastAsia"/>
+          <w:color w:val="BBBEBF"/>
+          <w:kern w:val="0"/>
+          <w:sz w:val="21"/>
+          <w:szCs w:val="21"/>
+          <w14:ligatures w14:val="none"/>
+        </w:rPr>
+      </w:pPr>
+      <w:proofErr w:type="spellStart"/>
+      <w:r>
+        <w:rPr>
+          <w:rFonts w:ascii="D2Coding" w:eastAsia="D2Coding" w:hAnsi="D2Coding" w:cs="굴림" w:hint="eastAsia"/>
+          <w:color w:val="C9D1D9"/>
+          <w:kern w:val="0"/>
+          <w:sz w:val="21"/>
+          <w:szCs w:val="21"/>
+          <w14:ligatures w14:val="none"/>
+        </w:rPr>
+        <w:lastRenderedPageBreak/>
+        <w:t>peggy</w:t>
+      </w:r>
+      <w:proofErr w:type="spellEnd"/>
+      <w:r>
+        <w:rPr>
+          <w:rFonts w:ascii="D2Coding" w:eastAsia="D2Coding" w:hAnsi="D2Coding" w:cs="굴림" w:hint="eastAsia"/>
+          <w:color w:val="BBBEBF"/>
+          <w:kern w:val="0"/>
+          <w:sz w:val="21"/>
+          <w:szCs w:val="21"/>
+          <w14:ligatures w14:val="none"/>
+        </w:rPr>
+        <w:t xml:space="preserve"> </w:t>
+      </w:r>
+      <w:r>
+        <w:rPr>
+          <w:rFonts w:ascii="D2Coding" w:eastAsia="D2Coding" w:hAnsi="D2Coding" w:cs="굴림" w:hint="eastAsia"/>
+          <w:color w:val="D4D4D4"/>
+          <w:kern w:val="0"/>
+          <w:sz w:val="21"/>
+          <w:szCs w:val="21"/>
+          <w14:ligatures w14:val="none"/>
+        </w:rPr>
+        <w:t>=</w:t>
+      </w:r>
+      <w:r>
+        <w:rPr>
+          <w:rFonts w:ascii="D2Coding" w:eastAsia="D2Coding" w:hAnsi="D2Coding" w:cs="굴림" w:hint="eastAsia"/>
+          <w:color w:val="BBBEBF"/>
+          <w:kern w:val="0"/>
+          <w:sz w:val="21"/>
+          <w:szCs w:val="21"/>
+          <w14:ligatures w14:val="none"/>
+        </w:rPr>
+        <w:t xml:space="preserve"> </w:t>
+      </w:r>
+      <w:proofErr w:type="gramStart"/>
+      <w:r>
+        <w:rPr>
+          <w:rFonts w:ascii="D2Coding" w:eastAsia="D2Coding" w:hAnsi="D2Coding" w:cs="굴림" w:hint="eastAsia"/>
+          <w:color w:val="4EC9B0"/>
+          <w:kern w:val="0"/>
+          <w:sz w:val="21"/>
+          <w:szCs w:val="21"/>
+          <w14:ligatures w14:val="none"/>
+        </w:rPr>
+        <w:t>Penguin</w:t>
+      </w:r>
+      <w:r>
+        <w:rPr>
+          <w:rFonts w:ascii="D2Coding" w:eastAsia="D2Coding" w:hAnsi="D2Coding" w:cs="굴림" w:hint="eastAsia"/>
+          <w:color w:val="BBBEBF"/>
+          <w:kern w:val="0"/>
+          <w:sz w:val="21"/>
+          <w:szCs w:val="21"/>
+          <w14:ligatures w14:val="none"/>
+        </w:rPr>
+        <w:t>(</w:t>
+      </w:r>
+      <w:proofErr w:type="gramEnd"/>
+      <w:r>
+        <w:rPr>
+          <w:rFonts w:ascii="D2Coding" w:eastAsia="D2Coding" w:hAnsi="D2Coding" w:cs="굴림" w:hint="eastAsia"/>
+          <w:color w:val="BBBEBF"/>
+          <w:kern w:val="0"/>
+          <w:sz w:val="21"/>
+          <w:szCs w:val="21"/>
+          <w14:ligatures w14:val="none"/>
+        </w:rPr>
+        <w:t>)</w:t>
+      </w:r>
+    </w:p>
+    <w:p>
+      <w:pPr>
+        <w:pStyle w:val="a6"/>
+        <w:widowControl/>
+        <w:numPr>
+          <w:ilvl w:val="0"/>
+          <w:numId w:val="4"/>
+        </w:numPr>
+        <w:shd w:val="clear" w:color="auto" w:fill="121314"/>
+        <w:wordWrap/>
+        <w:autoSpaceDE/>
+        <w:autoSpaceDN/>
+        <w:spacing w:after="0" w:line="285" w:lineRule="atLeast"/>
+        <w:rPr>
+          <w:rFonts w:ascii="D2Coding" w:eastAsia="D2Coding" w:hAnsi="D2Coding" w:cs="굴림" w:hint="eastAsia"/>
+          <w:color w:val="BBBEBF"/>
+          <w:kern w:val="0"/>
+          <w:sz w:val="21"/>
+          <w:szCs w:val="21"/>
+          <w14:ligatures w14:val="none"/>
+        </w:rPr>
+      </w:pPr>
+      <w:proofErr w:type="spellStart"/>
+      <w:proofErr w:type="gramStart"/>
+      <w:r>
+        <w:rPr>
+          <w:rFonts w:ascii="D2Coding" w:eastAsia="D2Coding" w:hAnsi="D2Coding" w:cs="굴림" w:hint="eastAsia"/>
+          <w:color w:val="C9D1D9"/>
+          <w:kern w:val="0"/>
+          <w:sz w:val="21"/>
+          <w:szCs w:val="21"/>
+          <w14:ligatures w14:val="none"/>
+        </w:rPr>
+        <w:t>peggy</w:t>
+      </w:r>
+      <w:r>
+        <w:rPr>
+          <w:rFonts w:ascii="D2Coding" w:eastAsia="D2Coding" w:hAnsi="D2Coding" w:cs="굴림" w:hint="eastAsia"/>
+          <w:color w:val="BBBEBF"/>
+          <w:kern w:val="0"/>
+          <w:sz w:val="21"/>
+          <w:szCs w:val="21"/>
+          <w14:ligatures w14:val="none"/>
+        </w:rPr>
+        <w:t>.</w:t>
+      </w:r>
+      <w:r>
+        <w:rPr>
+          <w:rFonts w:ascii="D2Coding" w:eastAsia="D2Coding" w:hAnsi="D2Coding" w:cs="굴림" w:hint="eastAsia"/>
+          <w:color w:val="D2A8FF"/>
+          <w:kern w:val="0"/>
+          <w:sz w:val="21"/>
+          <w:szCs w:val="21"/>
+          <w14:ligatures w14:val="none"/>
+        </w:rPr>
+        <w:t>whoisThis</w:t>
+      </w:r>
+      <w:proofErr w:type="spellEnd"/>
+      <w:proofErr w:type="gramEnd"/>
+      <w:r>
+        <w:rPr>
+          <w:rFonts w:ascii="D2Coding" w:eastAsia="D2Coding" w:hAnsi="D2Coding" w:cs="굴림" w:hint="eastAsia"/>
+          <w:color w:val="BBBEBF"/>
+          <w:kern w:val="0"/>
+          <w:sz w:val="21"/>
+          <w:szCs w:val="21"/>
+          <w14:ligatures w14:val="none"/>
+        </w:rPr>
+        <w:t>()</w:t>
+      </w:r>
+    </w:p>
+    <w:p>
+      <w:pPr>
+        <w:pStyle w:val="a6"/>
+        <w:widowControl/>
+        <w:numPr>
+          <w:ilvl w:val="0"/>
+          <w:numId w:val="4"/>
+        </w:numPr>
+        <w:shd w:val="clear" w:color="auto" w:fill="121314"/>
+        <w:wordWrap/>
+        <w:autoSpaceDE/>
+        <w:autoSpaceDN/>
+        <w:spacing w:after="0" w:line="285" w:lineRule="atLeast"/>
+        <w:rPr>
+          <w:rFonts w:ascii="D2Coding" w:eastAsia="D2Coding" w:hAnsi="D2Coding" w:cs="굴림" w:hint="eastAsia"/>
+          <w:color w:val="BBBEBF"/>
+          <w:kern w:val="0"/>
+          <w:sz w:val="21"/>
+          <w:szCs w:val="21"/>
+          <w14:ligatures w14:val="none"/>
+        </w:rPr>
+      </w:pPr>
+      <w:proofErr w:type="spellStart"/>
+      <w:proofErr w:type="gramStart"/>
+      <w:r>
+        <w:rPr>
+          <w:rFonts w:ascii="D2Coding" w:eastAsia="D2Coding" w:hAnsi="D2Coding" w:cs="굴림" w:hint="eastAsia"/>
+          <w:color w:val="C9D1D9"/>
+          <w:kern w:val="0"/>
+          <w:sz w:val="21"/>
+          <w:szCs w:val="21"/>
+          <w14:ligatures w14:val="none"/>
+        </w:rPr>
+        <w:t>peggy</w:t>
+      </w:r>
+      <w:r>
+        <w:rPr>
+          <w:rFonts w:ascii="D2Coding" w:eastAsia="D2Coding" w:hAnsi="D2Coding" w:cs="굴림" w:hint="eastAsia"/>
+          <w:color w:val="BBBEBF"/>
+          <w:kern w:val="0"/>
+          <w:sz w:val="21"/>
+          <w:szCs w:val="21"/>
+          <w14:ligatures w14:val="none"/>
+        </w:rPr>
+        <w:t>.</w:t>
+      </w:r>
+      <w:r>
+        <w:rPr>
+          <w:rFonts w:ascii="D2Coding" w:eastAsia="D2Coding" w:hAnsi="D2Coding" w:cs="굴림" w:hint="eastAsia"/>
+          <w:color w:val="D2A8FF"/>
+          <w:kern w:val="0"/>
+          <w:sz w:val="21"/>
+          <w:szCs w:val="21"/>
+          <w14:ligatures w14:val="none"/>
+        </w:rPr>
+        <w:t>swim</w:t>
+      </w:r>
+      <w:proofErr w:type="spellEnd"/>
+      <w:proofErr w:type="gramEnd"/>
+      <w:r>
+        <w:rPr>
+          <w:rFonts w:ascii="D2Coding" w:eastAsia="D2Coding" w:hAnsi="D2Coding" w:cs="굴림" w:hint="eastAsia"/>
+          <w:color w:val="BBBEBF"/>
+          <w:kern w:val="0"/>
+          <w:sz w:val="21"/>
+          <w:szCs w:val="21"/>
+          <w14:ligatures w14:val="none"/>
+        </w:rPr>
+        <w:t xml:space="preserve">() </w:t>
+      </w:r>
+      <w:r>
+        <w:rPr>
+          <w:rFonts w:ascii="D2Coding" w:eastAsia="D2Coding" w:hAnsi="D2Coding" w:cs="굴림" w:hint="eastAsia"/>
+          <w:color w:val="8B949E"/>
+          <w:kern w:val="0"/>
+          <w:sz w:val="21"/>
+          <w:szCs w:val="21"/>
+          <w14:ligatures w14:val="none"/>
+        </w:rPr>
+        <w:t># 부모 클래스 메소드 상속</w:t>
+      </w:r>
+    </w:p>
+    <w:p>
+      <w:pPr>
+        <w:pStyle w:val="a6"/>
+        <w:widowControl/>
+        <w:numPr>
+          <w:ilvl w:val="0"/>
+          <w:numId w:val="4"/>
+        </w:numPr>
+        <w:shd w:val="clear" w:color="auto" w:fill="121314"/>
+        <w:wordWrap/>
+        <w:autoSpaceDE/>
+        <w:autoSpaceDN/>
+        <w:spacing w:after="0" w:line="285" w:lineRule="atLeast"/>
+        <w:rPr>
+          <w:rFonts w:ascii="D2Coding" w:eastAsia="D2Coding" w:hAnsi="D2Coding" w:cs="굴림" w:hint="eastAsia"/>
+          <w:color w:val="BBBEBF"/>
+          <w:kern w:val="0"/>
+          <w:sz w:val="21"/>
+          <w:szCs w:val="21"/>
+          <w14:ligatures w14:val="none"/>
+        </w:rPr>
+      </w:pPr>
+      <w:proofErr w:type="spellStart"/>
+      <w:proofErr w:type="gramStart"/>
+      <w:r>
+        <w:rPr>
+          <w:rFonts w:ascii="D2Coding" w:eastAsia="D2Coding" w:hAnsi="D2Coding" w:cs="굴림" w:hint="eastAsia"/>
+          <w:color w:val="C9D1D9"/>
+          <w:kern w:val="0"/>
+          <w:sz w:val="21"/>
+          <w:szCs w:val="21"/>
+          <w14:ligatures w14:val="none"/>
+        </w:rPr>
+        <w:t>peggy</w:t>
+      </w:r>
+      <w:r>
+        <w:rPr>
+          <w:rFonts w:ascii="D2Coding" w:eastAsia="D2Coding" w:hAnsi="D2Coding" w:cs="굴림" w:hint="eastAsia"/>
+          <w:color w:val="BBBEBF"/>
+          <w:kern w:val="0"/>
+          <w:sz w:val="21"/>
+          <w:szCs w:val="21"/>
+          <w14:ligatures w14:val="none"/>
+        </w:rPr>
+        <w:t>.</w:t>
+      </w:r>
+      <w:r>
+        <w:rPr>
+          <w:rFonts w:ascii="D2Coding" w:eastAsia="D2Coding" w:hAnsi="D2Coding" w:cs="굴림" w:hint="eastAsia"/>
+          <w:color w:val="D2A8FF"/>
+          <w:kern w:val="0"/>
+          <w:sz w:val="21"/>
+          <w:szCs w:val="21"/>
+          <w14:ligatures w14:val="none"/>
+        </w:rPr>
+        <w:t>run</w:t>
+      </w:r>
+      <w:proofErr w:type="spellEnd"/>
+      <w:r>
+        <w:rPr>
+          <w:rFonts w:ascii="D2Coding" w:eastAsia="D2Coding" w:hAnsi="D2Coding" w:cs="굴림" w:hint="eastAsia"/>
+          <w:color w:val="BBBEBF"/>
+          <w:kern w:val="0"/>
+          <w:sz w:val="21"/>
+          <w:szCs w:val="21"/>
+          <w14:ligatures w14:val="none"/>
+        </w:rPr>
+        <w:t>(</w:t>
+      </w:r>
+      <w:proofErr w:type="gramEnd"/>
+      <w:r>
+        <w:rPr>
+          <w:rFonts w:ascii="D2Coding" w:eastAsia="D2Coding" w:hAnsi="D2Coding" w:cs="굴림" w:hint="eastAsia"/>
+          <w:color w:val="BBBEBF"/>
+          <w:kern w:val="0"/>
+          <w:sz w:val="21"/>
+          <w:szCs w:val="21"/>
+          <w14:ligatures w14:val="none"/>
+        </w:rPr>
+        <w:t>)</w:t>
+      </w:r>
+    </w:p>
+    <w:p/>
+    <w:p>
+      <w:r>
+        <w:rPr>
+          <w:rFonts w:hint="eastAsia"/>
+        </w:rPr>
+        <w:t xml:space="preserve">캡 </w:t>
+      </w:r>
+      <w:proofErr w:type="spellStart"/>
+      <w:r>
+        <w:rPr>
+          <w:rFonts w:hint="eastAsia"/>
+        </w:rPr>
+        <w:t>슐</w:t>
+      </w:r>
+      <w:proofErr w:type="spellEnd"/>
+      <w:r>
+        <w:rPr>
+          <w:rFonts w:hint="eastAsia"/>
+        </w:rPr>
+        <w:t xml:space="preserve"> 화</w:t>
+      </w:r>
+    </w:p>
+    <w:p>
+      <w:pPr>
+        <w:pStyle w:val="a6"/>
+        <w:numPr>
+          <w:ilvl w:val="0"/>
+          <w:numId w:val="4"/>
+        </w:numPr>
+      </w:pPr>
+      <w:r>
+        <w:rPr>
+          <w:rFonts w:hint="eastAsia"/>
+        </w:rPr>
+        <w:t>메소드, 변수에 대한 접근을 제한하여 직접적인 데이터 수정 방지</w:t>
+      </w:r>
+    </w:p>
+    <w:p>
+      <w:pPr>
+        <w:pStyle w:val="a6"/>
+        <w:widowControl/>
+        <w:numPr>
+          <w:ilvl w:val="0"/>
+          <w:numId w:val="4"/>
+        </w:numPr>
+        <w:shd w:val="clear" w:color="auto" w:fill="121314"/>
+        <w:wordWrap/>
+        <w:autoSpaceDE/>
+        <w:autoSpaceDN/>
+        <w:spacing w:after="0" w:line="285" w:lineRule="atLeast"/>
+        <w:rPr>
+          <w:rFonts w:ascii="D2Coding" w:eastAsia="D2Coding" w:hAnsi="D2Coding" w:cs="굴림"/>
+          <w:color w:val="BBBEBF"/>
+          <w:kern w:val="0"/>
+          <w:sz w:val="21"/>
+          <w:szCs w:val="21"/>
+          <w14:ligatures w14:val="none"/>
+        </w:rPr>
+      </w:pPr>
+      <w:r>
+        <w:rPr>
+          <w:rFonts w:ascii="D2Coding" w:eastAsia="D2Coding" w:hAnsi="D2Coding" w:cs="굴림" w:hint="eastAsia"/>
+          <w:color w:val="FF7B72"/>
+          <w:kern w:val="0"/>
+          <w:sz w:val="21"/>
+          <w:szCs w:val="21"/>
+          <w14:ligatures w14:val="none"/>
+        </w:rPr>
+        <w:t>class</w:t>
+      </w:r>
+      <w:r>
+        <w:rPr>
+          <w:rFonts w:ascii="D2Coding" w:eastAsia="D2Coding" w:hAnsi="D2Coding" w:cs="굴림" w:hint="eastAsia"/>
+          <w:color w:val="BBBEBF"/>
+          <w:kern w:val="0"/>
+          <w:sz w:val="21"/>
+          <w:szCs w:val="21"/>
+          <w14:ligatures w14:val="none"/>
+        </w:rPr>
+        <w:t xml:space="preserve"> </w:t>
+      </w:r>
+      <w:r>
+        <w:rPr>
+          <w:rFonts w:ascii="D2Coding" w:eastAsia="D2Coding" w:hAnsi="D2Coding" w:cs="굴림" w:hint="eastAsia"/>
+          <w:color w:val="4EC9B0"/>
+          <w:kern w:val="0"/>
+          <w:sz w:val="21"/>
+          <w:szCs w:val="21"/>
+          <w14:ligatures w14:val="none"/>
+        </w:rPr>
+        <w:t>Computer</w:t>
+      </w:r>
+      <w:r>
+        <w:rPr>
+          <w:rFonts w:ascii="D2Coding" w:eastAsia="D2Coding" w:hAnsi="D2Coding" w:cs="굴림" w:hint="eastAsia"/>
+          <w:color w:val="BBBEBF"/>
+          <w:kern w:val="0"/>
+          <w:sz w:val="21"/>
+          <w:szCs w:val="21"/>
+          <w14:ligatures w14:val="none"/>
+        </w:rPr>
+        <w:t>:</w:t>
+      </w:r>
+    </w:p>
+    <w:p>
+      <w:pPr>
+        <w:pStyle w:val="a6"/>
+        <w:widowControl/>
+        <w:numPr>
+          <w:ilvl w:val="0"/>
+          <w:numId w:val="4"/>
+        </w:numPr>
+        <w:shd w:val="clear" w:color="auto" w:fill="121314"/>
+        <w:wordWrap/>
+        <w:autoSpaceDE/>
+        <w:autoSpaceDN/>
+        <w:spacing w:after="0" w:line="285" w:lineRule="atLeast"/>
+        <w:rPr>
+          <w:rFonts w:ascii="D2Coding" w:eastAsia="D2Coding" w:hAnsi="D2Coding" w:cs="굴림" w:hint="eastAsia"/>
+          <w:color w:val="BBBEBF"/>
+          <w:kern w:val="0"/>
+          <w:sz w:val="21"/>
+          <w:szCs w:val="21"/>
+          <w14:ligatures w14:val="none"/>
+        </w:rPr>
+      </w:pPr>
+    </w:p>
+    <w:p>
+      <w:pPr>
+        <w:pStyle w:val="a6"/>
+        <w:widowControl/>
+        <w:numPr>
+          <w:ilvl w:val="0"/>
+          <w:numId w:val="4"/>
+        </w:numPr>
+        <w:shd w:val="clear" w:color="auto" w:fill="121314"/>
+        <w:wordWrap/>
+        <w:autoSpaceDE/>
+        <w:autoSpaceDN/>
+        <w:spacing w:after="0" w:line="285" w:lineRule="atLeast"/>
+        <w:rPr>
+          <w:rFonts w:ascii="D2Coding" w:eastAsia="D2Coding" w:hAnsi="D2Coding" w:cs="굴림" w:hint="eastAsia"/>
+          <w:color w:val="BBBEBF"/>
+          <w:kern w:val="0"/>
+          <w:sz w:val="21"/>
+          <w:szCs w:val="21"/>
+          <w14:ligatures w14:val="none"/>
+        </w:rPr>
+      </w:pPr>
+      <w:r>
+        <w:rPr>
+          <w:rFonts w:ascii="D2Coding" w:eastAsia="D2Coding" w:hAnsi="D2Coding" w:cs="굴림" w:hint="eastAsia"/>
+          <w:color w:val="BBBEBF"/>
+          <w:kern w:val="0"/>
+          <w:sz w:val="21"/>
+          <w:szCs w:val="21"/>
+          <w14:ligatures w14:val="none"/>
+        </w:rPr>
+        <w:t xml:space="preserve">    </w:t>
+      </w:r>
+      <w:r>
+        <w:rPr>
+          <w:rFonts w:ascii="D2Coding" w:eastAsia="D2Coding" w:hAnsi="D2Coding" w:cs="굴림" w:hint="eastAsia"/>
+          <w:color w:val="FF7B72"/>
+          <w:kern w:val="0"/>
+          <w:sz w:val="21"/>
+          <w:szCs w:val="21"/>
+          <w14:ligatures w14:val="none"/>
+        </w:rPr>
+        <w:t>def</w:t>
+      </w:r>
+      <w:r>
+        <w:rPr>
+          <w:rFonts w:ascii="D2Coding" w:eastAsia="D2Coding" w:hAnsi="D2Coding" w:cs="굴림" w:hint="eastAsia"/>
+          <w:color w:val="BBBEBF"/>
+          <w:kern w:val="0"/>
+          <w:sz w:val="21"/>
+          <w:szCs w:val="21"/>
+          <w14:ligatures w14:val="none"/>
+        </w:rPr>
+        <w:t xml:space="preserve"> </w:t>
+      </w:r>
+      <w:r>
+        <w:rPr>
+          <w:rFonts w:ascii="D2Coding" w:eastAsia="D2Coding" w:hAnsi="D2Coding" w:cs="굴림" w:hint="eastAsia"/>
+          <w:color w:val="DCDCAA"/>
+          <w:kern w:val="0"/>
+          <w:sz w:val="21"/>
+          <w:szCs w:val="21"/>
+          <w14:ligatures w14:val="none"/>
+        </w:rPr>
+        <w:t>__</w:t>
+      </w:r>
+      <w:proofErr w:type="spellStart"/>
+      <w:r>
+        <w:rPr>
+          <w:rFonts w:ascii="D2Coding" w:eastAsia="D2Coding" w:hAnsi="D2Coding" w:cs="굴림" w:hint="eastAsia"/>
+          <w:color w:val="DCDCAA"/>
+          <w:kern w:val="0"/>
+          <w:sz w:val="21"/>
+          <w:szCs w:val="21"/>
+          <w14:ligatures w14:val="none"/>
+        </w:rPr>
+        <w:t>init</w:t>
+      </w:r>
+      <w:proofErr w:type="spellEnd"/>
+      <w:r>
+        <w:rPr>
+          <w:rFonts w:ascii="D2Coding" w:eastAsia="D2Coding" w:hAnsi="D2Coding" w:cs="굴림" w:hint="eastAsia"/>
+          <w:color w:val="DCDCAA"/>
+          <w:kern w:val="0"/>
+          <w:sz w:val="21"/>
+          <w:szCs w:val="21"/>
+          <w14:ligatures w14:val="none"/>
+        </w:rPr>
+        <w:t>__</w:t>
+      </w:r>
+      <w:r>
+        <w:rPr>
+          <w:rFonts w:ascii="D2Coding" w:eastAsia="D2Coding" w:hAnsi="D2Coding" w:cs="굴림" w:hint="eastAsia"/>
+          <w:color w:val="BBBEBF"/>
+          <w:kern w:val="0"/>
+          <w:sz w:val="21"/>
+          <w:szCs w:val="21"/>
+          <w14:ligatures w14:val="none"/>
+        </w:rPr>
+        <w:t>(</w:t>
+      </w:r>
+      <w:r>
+        <w:rPr>
+          <w:rFonts w:ascii="D2Coding" w:eastAsia="D2Coding" w:hAnsi="D2Coding" w:cs="굴림" w:hint="eastAsia"/>
+          <w:color w:val="C9D1D9"/>
+          <w:kern w:val="0"/>
+          <w:sz w:val="21"/>
+          <w:szCs w:val="21"/>
+          <w14:ligatures w14:val="none"/>
+        </w:rPr>
+        <w:t>self</w:t>
+      </w:r>
+      <w:r>
+        <w:rPr>
+          <w:rFonts w:ascii="D2Coding" w:eastAsia="D2Coding" w:hAnsi="D2Coding" w:cs="굴림" w:hint="eastAsia"/>
+          <w:color w:val="BBBEBF"/>
+          <w:kern w:val="0"/>
+          <w:sz w:val="21"/>
+          <w:szCs w:val="21"/>
+          <w14:ligatures w14:val="none"/>
+        </w:rPr>
+        <w:t>):</w:t>
+      </w:r>
+    </w:p>
+    <w:p>
+      <w:pPr>
+        <w:pStyle w:val="a6"/>
+        <w:widowControl/>
+        <w:numPr>
+          <w:ilvl w:val="0"/>
+          <w:numId w:val="4"/>
+        </w:numPr>
+        <w:shd w:val="clear" w:color="auto" w:fill="121314"/>
+        <w:wordWrap/>
+        <w:autoSpaceDE/>
+        <w:autoSpaceDN/>
+        <w:spacing w:after="0" w:line="285" w:lineRule="atLeast"/>
+        <w:rPr>
+          <w:rFonts w:ascii="D2Coding" w:eastAsia="D2Coding" w:hAnsi="D2Coding" w:cs="굴림" w:hint="eastAsia"/>
+          <w:color w:val="BBBEBF"/>
+          <w:kern w:val="0"/>
+          <w:sz w:val="21"/>
+          <w:szCs w:val="21"/>
+          <w14:ligatures w14:val="none"/>
+        </w:rPr>
+      </w:pPr>
+      <w:r>
+        <w:rPr>
+          <w:rFonts w:ascii="D2Coding" w:eastAsia="D2Coding" w:hAnsi="D2Coding" w:cs="굴림" w:hint="eastAsia"/>
+          <w:color w:val="BBBEBF"/>
+          <w:kern w:val="0"/>
+          <w:sz w:val="21"/>
+          <w:szCs w:val="21"/>
+          <w14:ligatures w14:val="none"/>
+        </w:rPr>
+        <w:t xml:space="preserve">        </w:t>
+      </w:r>
+      <w:proofErr w:type="gramStart"/>
+      <w:r>
+        <w:rPr>
+          <w:rFonts w:ascii="D2Coding" w:eastAsia="D2Coding" w:hAnsi="D2Coding" w:cs="굴림" w:hint="eastAsia"/>
+          <w:color w:val="C9D1D9"/>
+          <w:kern w:val="0"/>
+          <w:sz w:val="21"/>
+          <w:szCs w:val="21"/>
+          <w14:ligatures w14:val="none"/>
+        </w:rPr>
+        <w:t>self</w:t>
+      </w:r>
+      <w:r>
+        <w:rPr>
+          <w:rFonts w:ascii="D2Coding" w:eastAsia="D2Coding" w:hAnsi="D2Coding" w:cs="굴림" w:hint="eastAsia"/>
+          <w:color w:val="BBBEBF"/>
+          <w:kern w:val="0"/>
+          <w:sz w:val="21"/>
+          <w:szCs w:val="21"/>
+          <w14:ligatures w14:val="none"/>
+        </w:rPr>
+        <w:t>.</w:t>
+      </w:r>
+      <w:r>
+        <w:rPr>
+          <w:rFonts w:ascii="D2Coding" w:eastAsia="D2Coding" w:hAnsi="D2Coding" w:cs="굴림" w:hint="eastAsia"/>
+          <w:color w:val="C9D1D9"/>
+          <w:kern w:val="0"/>
+          <w:sz w:val="21"/>
+          <w:szCs w:val="21"/>
+          <w14:ligatures w14:val="none"/>
+        </w:rPr>
+        <w:t>_</w:t>
+      </w:r>
+      <w:proofErr w:type="gramEnd"/>
+      <w:r>
+        <w:rPr>
+          <w:rFonts w:ascii="D2Coding" w:eastAsia="D2Coding" w:hAnsi="D2Coding" w:cs="굴림" w:hint="eastAsia"/>
+          <w:color w:val="C9D1D9"/>
+          <w:kern w:val="0"/>
+          <w:sz w:val="21"/>
+          <w:szCs w:val="21"/>
+          <w14:ligatures w14:val="none"/>
+        </w:rPr>
+        <w:t>_</w:t>
+      </w:r>
+      <w:proofErr w:type="spellStart"/>
+      <w:r>
+        <w:rPr>
+          <w:rFonts w:ascii="D2Coding" w:eastAsia="D2Coding" w:hAnsi="D2Coding" w:cs="굴림" w:hint="eastAsia"/>
+          <w:color w:val="C9D1D9"/>
+          <w:kern w:val="0"/>
+          <w:sz w:val="21"/>
+          <w:szCs w:val="21"/>
+          <w14:ligatures w14:val="none"/>
+        </w:rPr>
+        <w:t>maxprice</w:t>
+      </w:r>
+      <w:proofErr w:type="spellEnd"/>
+      <w:r>
+        <w:rPr>
+          <w:rFonts w:ascii="D2Coding" w:eastAsia="D2Coding" w:hAnsi="D2Coding" w:cs="굴림" w:hint="eastAsia"/>
+          <w:color w:val="BBBEBF"/>
+          <w:kern w:val="0"/>
+          <w:sz w:val="21"/>
+          <w:szCs w:val="21"/>
+          <w14:ligatures w14:val="none"/>
+        </w:rPr>
+        <w:t xml:space="preserve"> </w:t>
+      </w:r>
+      <w:r>
+        <w:rPr>
+          <w:rFonts w:ascii="D2Coding" w:eastAsia="D2Coding" w:hAnsi="D2Coding" w:cs="굴림" w:hint="eastAsia"/>
+          <w:color w:val="D4D4D4"/>
+          <w:kern w:val="0"/>
+          <w:sz w:val="21"/>
+          <w:szCs w:val="21"/>
+          <w14:ligatures w14:val="none"/>
+        </w:rPr>
+        <w:t>=</w:t>
+      </w:r>
+      <w:r>
+        <w:rPr>
+          <w:rFonts w:ascii="D2Coding" w:eastAsia="D2Coding" w:hAnsi="D2Coding" w:cs="굴림" w:hint="eastAsia"/>
+          <w:color w:val="BBBEBF"/>
+          <w:kern w:val="0"/>
+          <w:sz w:val="21"/>
+          <w:szCs w:val="21"/>
+          <w14:ligatures w14:val="none"/>
+        </w:rPr>
+        <w:t xml:space="preserve"> </w:t>
+      </w:r>
+      <w:r>
+        <w:rPr>
+          <w:rFonts w:ascii="D2Coding" w:eastAsia="D2Coding" w:hAnsi="D2Coding" w:cs="굴림" w:hint="eastAsia"/>
+          <w:color w:val="B5CEA8"/>
+          <w:kern w:val="0"/>
+          <w:sz w:val="21"/>
+          <w:szCs w:val="21"/>
+          <w14:ligatures w14:val="none"/>
+        </w:rPr>
+        <w:t>900</w:t>
+      </w:r>
+    </w:p>
+    <w:p>
+      <w:pPr>
+        <w:pStyle w:val="a6"/>
+        <w:widowControl/>
+        <w:numPr>
+          <w:ilvl w:val="0"/>
+          <w:numId w:val="4"/>
+        </w:numPr>
+        <w:shd w:val="clear" w:color="auto" w:fill="121314"/>
+        <w:wordWrap/>
+        <w:autoSpaceDE/>
+        <w:autoSpaceDN/>
+        <w:spacing w:after="0" w:line="285" w:lineRule="atLeast"/>
+        <w:rPr>
+          <w:rFonts w:ascii="D2Coding" w:eastAsia="D2Coding" w:hAnsi="D2Coding" w:cs="굴림" w:hint="eastAsia"/>
+          <w:color w:val="BBBEBF"/>
+          <w:kern w:val="0"/>
+          <w:sz w:val="21"/>
+          <w:szCs w:val="21"/>
+          <w14:ligatures w14:val="none"/>
+        </w:rPr>
+      </w:pPr>
+    </w:p>
+    <w:p>
+      <w:pPr>
+        <w:pStyle w:val="a6"/>
+        <w:widowControl/>
+        <w:numPr>
+          <w:ilvl w:val="0"/>
+          <w:numId w:val="4"/>
+        </w:numPr>
+        <w:shd w:val="clear" w:color="auto" w:fill="121314"/>
+        <w:wordWrap/>
+        <w:autoSpaceDE/>
+        <w:autoSpaceDN/>
+        <w:spacing w:after="0" w:line="285" w:lineRule="atLeast"/>
+        <w:rPr>
+          <w:rFonts w:ascii="D2Coding" w:eastAsia="D2Coding" w:hAnsi="D2Coding" w:cs="굴림" w:hint="eastAsia"/>
+          <w:color w:val="BBBEBF"/>
+          <w:kern w:val="0"/>
+          <w:sz w:val="21"/>
+          <w:szCs w:val="21"/>
+          <w14:ligatures w14:val="none"/>
+        </w:rPr>
+      </w:pPr>
+      <w:r>
+        <w:rPr>
+          <w:rFonts w:ascii="D2Coding" w:eastAsia="D2Coding" w:hAnsi="D2Coding" w:cs="굴림" w:hint="eastAsia"/>
+          <w:color w:val="BBBEBF"/>
+          <w:kern w:val="0"/>
+          <w:sz w:val="21"/>
+          <w:szCs w:val="21"/>
+          <w14:ligatures w14:val="none"/>
+        </w:rPr>
+        <w:t xml:space="preserve">    </w:t>
+      </w:r>
+      <w:r>
+        <w:rPr>
+          <w:rFonts w:ascii="D2Coding" w:eastAsia="D2Coding" w:hAnsi="D2Coding" w:cs="굴림" w:hint="eastAsia"/>
+          <w:color w:val="FF7B72"/>
+          <w:kern w:val="0"/>
+          <w:sz w:val="21"/>
+          <w:szCs w:val="21"/>
+          <w14:ligatures w14:val="none"/>
+        </w:rPr>
+        <w:t>def</w:t>
+      </w:r>
+      <w:r>
+        <w:rPr>
+          <w:rFonts w:ascii="D2Coding" w:eastAsia="D2Coding" w:hAnsi="D2Coding" w:cs="굴림" w:hint="eastAsia"/>
+          <w:color w:val="BBBEBF"/>
+          <w:kern w:val="0"/>
+          <w:sz w:val="21"/>
+          <w:szCs w:val="21"/>
+          <w14:ligatures w14:val="none"/>
+        </w:rPr>
+        <w:t xml:space="preserve"> </w:t>
+      </w:r>
+      <w:r>
+        <w:rPr>
+          <w:rFonts w:ascii="D2Coding" w:eastAsia="D2Coding" w:hAnsi="D2Coding" w:cs="굴림" w:hint="eastAsia"/>
+          <w:color w:val="D2A8FF"/>
+          <w:kern w:val="0"/>
+          <w:sz w:val="21"/>
+          <w:szCs w:val="21"/>
+          <w14:ligatures w14:val="none"/>
+        </w:rPr>
+        <w:t>sell</w:t>
+      </w:r>
+      <w:r>
+        <w:rPr>
+          <w:rFonts w:ascii="D2Coding" w:eastAsia="D2Coding" w:hAnsi="D2Coding" w:cs="굴림" w:hint="eastAsia"/>
+          <w:color w:val="BBBEBF"/>
+          <w:kern w:val="0"/>
+          <w:sz w:val="21"/>
+          <w:szCs w:val="21"/>
+          <w14:ligatures w14:val="none"/>
+        </w:rPr>
+        <w:t>(</w:t>
+      </w:r>
+      <w:r>
+        <w:rPr>
+          <w:rFonts w:ascii="D2Coding" w:eastAsia="D2Coding" w:hAnsi="D2Coding" w:cs="굴림" w:hint="eastAsia"/>
+          <w:color w:val="C9D1D9"/>
+          <w:kern w:val="0"/>
+          <w:sz w:val="21"/>
+          <w:szCs w:val="21"/>
+          <w14:ligatures w14:val="none"/>
+        </w:rPr>
+        <w:t>self</w:t>
+      </w:r>
+      <w:r>
+        <w:rPr>
+          <w:rFonts w:ascii="D2Coding" w:eastAsia="D2Coding" w:hAnsi="D2Coding" w:cs="굴림" w:hint="eastAsia"/>
+          <w:color w:val="BBBEBF"/>
+          <w:kern w:val="0"/>
+          <w:sz w:val="21"/>
+          <w:szCs w:val="21"/>
+          <w14:ligatures w14:val="none"/>
+        </w:rPr>
+        <w:t>):</w:t>
+      </w:r>
+    </w:p>
+    <w:p>
+      <w:pPr>
+        <w:pStyle w:val="a6"/>
+        <w:widowControl/>
+        <w:numPr>
+          <w:ilvl w:val="0"/>
+          <w:numId w:val="4"/>
+        </w:numPr>
+        <w:shd w:val="clear" w:color="auto" w:fill="121314"/>
+        <w:wordWrap/>
+        <w:autoSpaceDE/>
+        <w:autoSpaceDN/>
+        <w:spacing w:after="0" w:line="285" w:lineRule="atLeast"/>
+        <w:rPr>
+          <w:rFonts w:ascii="D2Coding" w:eastAsia="D2Coding" w:hAnsi="D2Coding" w:cs="굴림" w:hint="eastAsia"/>
+          <w:color w:val="BBBEBF"/>
+          <w:kern w:val="0"/>
+          <w:sz w:val="21"/>
+          <w:szCs w:val="21"/>
+          <w14:ligatures w14:val="none"/>
+        </w:rPr>
+      </w:pPr>
+      <w:r>
+        <w:rPr>
+          <w:rFonts w:ascii="D2Coding" w:eastAsia="D2Coding" w:hAnsi="D2Coding" w:cs="굴림" w:hint="eastAsia"/>
+          <w:color w:val="BBBEBF"/>
+          <w:kern w:val="0"/>
+          <w:sz w:val="21"/>
+          <w:szCs w:val="21"/>
+          <w14:ligatures w14:val="none"/>
+        </w:rPr>
+        <w:t xml:space="preserve">        </w:t>
+      </w:r>
+      <w:proofErr w:type="gramStart"/>
+      <w:r>
+        <w:rPr>
+          <w:rFonts w:ascii="D2Coding" w:eastAsia="D2Coding" w:hAnsi="D2Coding" w:cs="굴림" w:hint="eastAsia"/>
+          <w:color w:val="D2A8FF"/>
+          <w:kern w:val="0"/>
+          <w:sz w:val="21"/>
+          <w:szCs w:val="21"/>
+          <w14:ligatures w14:val="none"/>
+        </w:rPr>
+        <w:t>print</w:t>
+      </w:r>
+      <w:r>
+        <w:rPr>
+          <w:rFonts w:ascii="D2Coding" w:eastAsia="D2Coding" w:hAnsi="D2Coding" w:cs="굴림" w:hint="eastAsia"/>
+          <w:color w:val="BBBEBF"/>
+          <w:kern w:val="0"/>
+          <w:sz w:val="21"/>
+          <w:szCs w:val="21"/>
+          <w14:ligatures w14:val="none"/>
+        </w:rPr>
+        <w:t>(</w:t>
+      </w:r>
+      <w:proofErr w:type="spellStart"/>
+      <w:proofErr w:type="gramEnd"/>
+      <w:r>
+        <w:rPr>
+          <w:rFonts w:ascii="D2Coding" w:eastAsia="D2Coding" w:hAnsi="D2Coding" w:cs="굴림" w:hint="eastAsia"/>
+          <w:color w:val="FF7B72"/>
+          <w:kern w:val="0"/>
+          <w:sz w:val="21"/>
+          <w:szCs w:val="21"/>
+          <w14:ligatures w14:val="none"/>
+        </w:rPr>
+        <w:t>f</w:t>
+      </w:r>
+      <w:r>
+        <w:rPr>
+          <w:rFonts w:ascii="D2Coding" w:eastAsia="D2Coding" w:hAnsi="D2Coding" w:cs="굴림" w:hint="eastAsia"/>
+          <w:color w:val="A5D6FF"/>
+          <w:kern w:val="0"/>
+          <w:sz w:val="21"/>
+          <w:szCs w:val="21"/>
+          <w14:ligatures w14:val="none"/>
+        </w:rPr>
+        <w:t>"Selling</w:t>
+      </w:r>
+      <w:proofErr w:type="spellEnd"/>
+      <w:r>
+        <w:rPr>
+          <w:rFonts w:ascii="D2Coding" w:eastAsia="D2Coding" w:hAnsi="D2Coding" w:cs="굴림" w:hint="eastAsia"/>
+          <w:color w:val="A5D6FF"/>
+          <w:kern w:val="0"/>
+          <w:sz w:val="21"/>
+          <w:szCs w:val="21"/>
+          <w14:ligatures w14:val="none"/>
+        </w:rPr>
+        <w:t xml:space="preserve"> </w:t>
+      </w:r>
+      <w:proofErr w:type="gramStart"/>
+      <w:r>
+        <w:rPr>
+          <w:rFonts w:ascii="D2Coding" w:eastAsia="D2Coding" w:hAnsi="D2Coding" w:cs="굴림" w:hint="eastAsia"/>
+          <w:color w:val="A5D6FF"/>
+          <w:kern w:val="0"/>
+          <w:sz w:val="21"/>
+          <w:szCs w:val="21"/>
+          <w14:ligatures w14:val="none"/>
+        </w:rPr>
+        <w:t>Price :</w:t>
+      </w:r>
+      <w:proofErr w:type="gramEnd"/>
+      <w:r>
+        <w:rPr>
+          <w:rFonts w:ascii="D2Coding" w:eastAsia="D2Coding" w:hAnsi="D2Coding" w:cs="굴림" w:hint="eastAsia"/>
+          <w:color w:val="A5D6FF"/>
+          <w:kern w:val="0"/>
+          <w:sz w:val="21"/>
+          <w:szCs w:val="21"/>
+          <w14:ligatures w14:val="none"/>
+        </w:rPr>
+        <w:t xml:space="preserve"> </w:t>
+      </w:r>
+      <w:r>
+        <w:rPr>
+          <w:rFonts w:ascii="D2Coding" w:eastAsia="D2Coding" w:hAnsi="D2Coding" w:cs="굴림" w:hint="eastAsia"/>
+          <w:color w:val="FF7B72"/>
+          <w:kern w:val="0"/>
+          <w:sz w:val="21"/>
+          <w:szCs w:val="21"/>
+          <w14:ligatures w14:val="none"/>
+        </w:rPr>
+        <w:t>{</w:t>
+      </w:r>
+      <w:proofErr w:type="gramStart"/>
+      <w:r>
+        <w:rPr>
+          <w:rFonts w:ascii="D2Coding" w:eastAsia="D2Coding" w:hAnsi="D2Coding" w:cs="굴림" w:hint="eastAsia"/>
+          <w:color w:val="C9D1D9"/>
+          <w:kern w:val="0"/>
+          <w:sz w:val="21"/>
+          <w:szCs w:val="21"/>
+          <w14:ligatures w14:val="none"/>
+        </w:rPr>
+        <w:t>self</w:t>
+      </w:r>
+      <w:r>
+        <w:rPr>
+          <w:rFonts w:ascii="D2Coding" w:eastAsia="D2Coding" w:hAnsi="D2Coding" w:cs="굴림" w:hint="eastAsia"/>
+          <w:color w:val="BBBEBF"/>
+          <w:kern w:val="0"/>
+          <w:sz w:val="21"/>
+          <w:szCs w:val="21"/>
+          <w14:ligatures w14:val="none"/>
+        </w:rPr>
+        <w:t>.</w:t>
+      </w:r>
+      <w:r>
+        <w:rPr>
+          <w:rFonts w:ascii="D2Coding" w:eastAsia="D2Coding" w:hAnsi="D2Coding" w:cs="굴림" w:hint="eastAsia"/>
+          <w:color w:val="C9D1D9"/>
+          <w:kern w:val="0"/>
+          <w:sz w:val="21"/>
+          <w:szCs w:val="21"/>
+          <w14:ligatures w14:val="none"/>
+        </w:rPr>
+        <w:t>_</w:t>
+      </w:r>
+      <w:proofErr w:type="gramEnd"/>
+      <w:r>
+        <w:rPr>
+          <w:rFonts w:ascii="D2Coding" w:eastAsia="D2Coding" w:hAnsi="D2Coding" w:cs="굴림" w:hint="eastAsia"/>
+          <w:color w:val="C9D1D9"/>
+          <w:kern w:val="0"/>
+          <w:sz w:val="21"/>
+          <w:szCs w:val="21"/>
+          <w14:ligatures w14:val="none"/>
+        </w:rPr>
+        <w:t>_</w:t>
+      </w:r>
+      <w:proofErr w:type="spellStart"/>
+      <w:proofErr w:type="gramStart"/>
+      <w:r>
+        <w:rPr>
+          <w:rFonts w:ascii="D2Coding" w:eastAsia="D2Coding" w:hAnsi="D2Coding" w:cs="굴림" w:hint="eastAsia"/>
+          <w:color w:val="C9D1D9"/>
+          <w:kern w:val="0"/>
+          <w:sz w:val="21"/>
+          <w:szCs w:val="21"/>
+          <w14:ligatures w14:val="none"/>
+        </w:rPr>
+        <w:t>maxprice</w:t>
+      </w:r>
+      <w:proofErr w:type="spellEnd"/>
+      <w:r>
+        <w:rPr>
+          <w:rFonts w:ascii="D2Coding" w:eastAsia="D2Coding" w:hAnsi="D2Coding" w:cs="굴림" w:hint="eastAsia"/>
+          <w:color w:val="FF7B72"/>
+          <w:kern w:val="0"/>
+          <w:sz w:val="21"/>
+          <w:szCs w:val="21"/>
+          <w14:ligatures w14:val="none"/>
+        </w:rPr>
+        <w:t>}</w:t>
+      </w:r>
+      <w:r>
+        <w:rPr>
+          <w:rFonts w:ascii="D2Coding" w:eastAsia="D2Coding" w:hAnsi="D2Coding" w:cs="굴림" w:hint="eastAsia"/>
+          <w:color w:val="A5D6FF"/>
+          <w:kern w:val="0"/>
+          <w:sz w:val="21"/>
+          <w:szCs w:val="21"/>
+          <w14:ligatures w14:val="none"/>
+        </w:rPr>
+        <w:t>"</w:t>
+      </w:r>
+      <w:proofErr w:type="gramEnd"/>
+      <w:r>
+        <w:rPr>
+          <w:rFonts w:ascii="D2Coding" w:eastAsia="D2Coding" w:hAnsi="D2Coding" w:cs="굴림" w:hint="eastAsia"/>
+          <w:color w:val="BBBEBF"/>
+          <w:kern w:val="0"/>
+          <w:sz w:val="21"/>
+          <w:szCs w:val="21"/>
+          <w14:ligatures w14:val="none"/>
+        </w:rPr>
+        <w:t>)</w:t>
+      </w:r>
+    </w:p>
+    <w:p>
+      <w:pPr>
+        <w:pStyle w:val="a6"/>
+        <w:widowControl/>
+        <w:numPr>
+          <w:ilvl w:val="0"/>
+          <w:numId w:val="4"/>
+        </w:numPr>
+        <w:shd w:val="clear" w:color="auto" w:fill="121314"/>
+        <w:wordWrap/>
+        <w:autoSpaceDE/>
+        <w:autoSpaceDN/>
+        <w:spacing w:after="0" w:line="285" w:lineRule="atLeast"/>
+        <w:rPr>
+          <w:rFonts w:ascii="D2Coding" w:eastAsia="D2Coding" w:hAnsi="D2Coding" w:cs="굴림" w:hint="eastAsia"/>
+          <w:color w:val="BBBEBF"/>
+          <w:kern w:val="0"/>
+          <w:sz w:val="21"/>
+          <w:szCs w:val="21"/>
+          <w14:ligatures w14:val="none"/>
+        </w:rPr>
+      </w:pPr>
+      <w:r>
+        <w:rPr>
+          <w:rFonts w:ascii="D2Coding" w:eastAsia="D2Coding" w:hAnsi="D2Coding" w:cs="굴림" w:hint="eastAsia"/>
+          <w:color w:val="BBBEBF"/>
+          <w:kern w:val="0"/>
+          <w:sz w:val="21"/>
+          <w:szCs w:val="21"/>
+          <w14:ligatures w14:val="none"/>
+        </w:rPr>
+        <w:t xml:space="preserve">    </w:t>
+      </w:r>
+    </w:p>
+    <w:p>
+      <w:pPr>
+        <w:pStyle w:val="a6"/>
+        <w:widowControl/>
+        <w:numPr>
+          <w:ilvl w:val="0"/>
+          <w:numId w:val="4"/>
+        </w:numPr>
+        <w:shd w:val="clear" w:color="auto" w:fill="121314"/>
+        <w:wordWrap/>
+        <w:autoSpaceDE/>
+        <w:autoSpaceDN/>
+        <w:spacing w:after="0" w:line="285" w:lineRule="atLeast"/>
+        <w:rPr>
+          <w:rFonts w:ascii="D2Coding" w:eastAsia="D2Coding" w:hAnsi="D2Coding" w:cs="굴림" w:hint="eastAsia"/>
+          <w:color w:val="BBBEBF"/>
+          <w:kern w:val="0"/>
+          <w:sz w:val="21"/>
+          <w:szCs w:val="21"/>
+          <w14:ligatures w14:val="none"/>
+        </w:rPr>
+      </w:pPr>
+      <w:r>
+        <w:rPr>
+          <w:rFonts w:ascii="D2Coding" w:eastAsia="D2Coding" w:hAnsi="D2Coding" w:cs="굴림" w:hint="eastAsia"/>
+          <w:color w:val="BBBEBF"/>
+          <w:kern w:val="0"/>
+          <w:sz w:val="21"/>
+          <w:szCs w:val="21"/>
+          <w14:ligatures w14:val="none"/>
+        </w:rPr>
+        <w:t xml:space="preserve">    </w:t>
+      </w:r>
+      <w:r>
+        <w:rPr>
+          <w:rFonts w:ascii="D2Coding" w:eastAsia="D2Coding" w:hAnsi="D2Coding" w:cs="굴림" w:hint="eastAsia"/>
+          <w:color w:val="FF7B72"/>
+          <w:kern w:val="0"/>
+          <w:sz w:val="21"/>
+          <w:szCs w:val="21"/>
+          <w14:ligatures w14:val="none"/>
+        </w:rPr>
+        <w:t>def</w:t>
+      </w:r>
+      <w:r>
+        <w:rPr>
+          <w:rFonts w:ascii="D2Coding" w:eastAsia="D2Coding" w:hAnsi="D2Coding" w:cs="굴림" w:hint="eastAsia"/>
+          <w:color w:val="BBBEBF"/>
+          <w:kern w:val="0"/>
+          <w:sz w:val="21"/>
+          <w:szCs w:val="21"/>
+          <w14:ligatures w14:val="none"/>
+        </w:rPr>
+        <w:t xml:space="preserve"> </w:t>
+      </w:r>
+      <w:proofErr w:type="spellStart"/>
+      <w:proofErr w:type="gramStart"/>
+      <w:r>
+        <w:rPr>
+          <w:rFonts w:ascii="D2Coding" w:eastAsia="D2Coding" w:hAnsi="D2Coding" w:cs="굴림" w:hint="eastAsia"/>
+          <w:color w:val="D2A8FF"/>
+          <w:kern w:val="0"/>
+          <w:sz w:val="21"/>
+          <w:szCs w:val="21"/>
+          <w14:ligatures w14:val="none"/>
+        </w:rPr>
+        <w:t>setMaxPrice</w:t>
+      </w:r>
+      <w:proofErr w:type="spellEnd"/>
+      <w:r>
+        <w:rPr>
+          <w:rFonts w:ascii="D2Coding" w:eastAsia="D2Coding" w:hAnsi="D2Coding" w:cs="굴림" w:hint="eastAsia"/>
+          <w:color w:val="BBBEBF"/>
+          <w:kern w:val="0"/>
+          <w:sz w:val="21"/>
+          <w:szCs w:val="21"/>
+          <w14:ligatures w14:val="none"/>
+        </w:rPr>
+        <w:t>(</w:t>
+      </w:r>
+      <w:proofErr w:type="gramEnd"/>
+      <w:r>
+        <w:rPr>
+          <w:rFonts w:ascii="D2Coding" w:eastAsia="D2Coding" w:hAnsi="D2Coding" w:cs="굴림" w:hint="eastAsia"/>
+          <w:color w:val="C9D1D9"/>
+          <w:kern w:val="0"/>
+          <w:sz w:val="21"/>
+          <w:szCs w:val="21"/>
+          <w14:ligatures w14:val="none"/>
+        </w:rPr>
+        <w:t>self</w:t>
+      </w:r>
+      <w:r>
+        <w:rPr>
+          <w:rFonts w:ascii="D2Coding" w:eastAsia="D2Coding" w:hAnsi="D2Coding" w:cs="굴림" w:hint="eastAsia"/>
+          <w:color w:val="BBBEBF"/>
+          <w:kern w:val="0"/>
+          <w:sz w:val="21"/>
+          <w:szCs w:val="21"/>
+          <w14:ligatures w14:val="none"/>
+        </w:rPr>
+        <w:t xml:space="preserve">, </w:t>
+      </w:r>
+      <w:r>
+        <w:rPr>
+          <w:rFonts w:ascii="D2Coding" w:eastAsia="D2Coding" w:hAnsi="D2Coding" w:cs="굴림" w:hint="eastAsia"/>
+          <w:color w:val="FFA657"/>
+          <w:kern w:val="0"/>
+          <w:sz w:val="21"/>
+          <w:szCs w:val="21"/>
+          <w14:ligatures w14:val="none"/>
+        </w:rPr>
+        <w:t>price</w:t>
+      </w:r>
+      <w:r>
+        <w:rPr>
+          <w:rFonts w:ascii="D2Coding" w:eastAsia="D2Coding" w:hAnsi="D2Coding" w:cs="굴림" w:hint="eastAsia"/>
+          <w:color w:val="BBBEBF"/>
+          <w:kern w:val="0"/>
+          <w:sz w:val="21"/>
+          <w:szCs w:val="21"/>
+          <w14:ligatures w14:val="none"/>
+        </w:rPr>
+        <w:t>):</w:t>
+      </w:r>
+    </w:p>
+    <w:p>
+      <w:pPr>
+        <w:pStyle w:val="a6"/>
+        <w:widowControl/>
+        <w:numPr>
+          <w:ilvl w:val="0"/>
+          <w:numId w:val="4"/>
+        </w:numPr>
+        <w:shd w:val="clear" w:color="auto" w:fill="121314"/>
+        <w:wordWrap/>
+        <w:autoSpaceDE/>
+        <w:autoSpaceDN/>
+        <w:spacing w:after="0" w:line="285" w:lineRule="atLeast"/>
+        <w:rPr>
+          <w:rFonts w:ascii="D2Coding" w:eastAsia="D2Coding" w:hAnsi="D2Coding" w:cs="굴림" w:hint="eastAsia"/>
+          <w:color w:val="BBBEBF"/>
+          <w:kern w:val="0"/>
+          <w:sz w:val="21"/>
+          <w:szCs w:val="21"/>
+          <w14:ligatures w14:val="none"/>
+        </w:rPr>
+      </w:pPr>
+      <w:r>
+        <w:rPr>
+          <w:rFonts w:ascii="D2Coding" w:eastAsia="D2Coding" w:hAnsi="D2Coding" w:cs="굴림" w:hint="eastAsia"/>
+          <w:color w:val="BBBEBF"/>
+          <w:kern w:val="0"/>
+          <w:sz w:val="21"/>
+          <w:szCs w:val="21"/>
+          <w14:ligatures w14:val="none"/>
+        </w:rPr>
+        <w:t xml:space="preserve">        </w:t>
+      </w:r>
+      <w:proofErr w:type="gramStart"/>
+      <w:r>
+        <w:rPr>
+          <w:rFonts w:ascii="D2Coding" w:eastAsia="D2Coding" w:hAnsi="D2Coding" w:cs="굴림" w:hint="eastAsia"/>
+          <w:color w:val="C9D1D9"/>
+          <w:kern w:val="0"/>
+          <w:sz w:val="21"/>
+          <w:szCs w:val="21"/>
+          <w14:ligatures w14:val="none"/>
+        </w:rPr>
+        <w:t>self</w:t>
+      </w:r>
+      <w:r>
+        <w:rPr>
+          <w:rFonts w:ascii="D2Coding" w:eastAsia="D2Coding" w:hAnsi="D2Coding" w:cs="굴림" w:hint="eastAsia"/>
+          <w:color w:val="BBBEBF"/>
+          <w:kern w:val="0"/>
+          <w:sz w:val="21"/>
+          <w:szCs w:val="21"/>
+          <w14:ligatures w14:val="none"/>
+        </w:rPr>
+        <w:t>.</w:t>
+      </w:r>
+      <w:r>
+        <w:rPr>
+          <w:rFonts w:ascii="D2Coding" w:eastAsia="D2Coding" w:hAnsi="D2Coding" w:cs="굴림" w:hint="eastAsia"/>
+          <w:color w:val="C9D1D9"/>
+          <w:kern w:val="0"/>
+          <w:sz w:val="21"/>
+          <w:szCs w:val="21"/>
+          <w14:ligatures w14:val="none"/>
+        </w:rPr>
+        <w:t>_</w:t>
+      </w:r>
+      <w:proofErr w:type="gramEnd"/>
+      <w:r>
+        <w:rPr>
+          <w:rFonts w:ascii="D2Coding" w:eastAsia="D2Coding" w:hAnsi="D2Coding" w:cs="굴림" w:hint="eastAsia"/>
+          <w:color w:val="C9D1D9"/>
+          <w:kern w:val="0"/>
+          <w:sz w:val="21"/>
+          <w:szCs w:val="21"/>
+          <w14:ligatures w14:val="none"/>
+        </w:rPr>
+        <w:t>_</w:t>
+      </w:r>
+      <w:proofErr w:type="spellStart"/>
+      <w:r>
+        <w:rPr>
+          <w:rFonts w:ascii="D2Coding" w:eastAsia="D2Coding" w:hAnsi="D2Coding" w:cs="굴림" w:hint="eastAsia"/>
+          <w:color w:val="C9D1D9"/>
+          <w:kern w:val="0"/>
+          <w:sz w:val="21"/>
+          <w:szCs w:val="21"/>
+          <w14:ligatures w14:val="none"/>
+        </w:rPr>
+        <w:t>maxprice</w:t>
+      </w:r>
+      <w:proofErr w:type="spellEnd"/>
+      <w:r>
+        <w:rPr>
+          <w:rFonts w:ascii="D2Coding" w:eastAsia="D2Coding" w:hAnsi="D2Coding" w:cs="굴림" w:hint="eastAsia"/>
+          <w:color w:val="BBBEBF"/>
+          <w:kern w:val="0"/>
+          <w:sz w:val="21"/>
+          <w:szCs w:val="21"/>
+          <w14:ligatures w14:val="none"/>
+        </w:rPr>
+        <w:t xml:space="preserve"> </w:t>
+      </w:r>
+      <w:r>
+        <w:rPr>
+          <w:rFonts w:ascii="D2Coding" w:eastAsia="D2Coding" w:hAnsi="D2Coding" w:cs="굴림" w:hint="eastAsia"/>
+          <w:color w:val="D4D4D4"/>
+          <w:kern w:val="0"/>
+          <w:sz w:val="21"/>
+          <w:szCs w:val="21"/>
+          <w14:ligatures w14:val="none"/>
+        </w:rPr>
+        <w:t>=</w:t>
+      </w:r>
+      <w:r>
+        <w:rPr>
+          <w:rFonts w:ascii="D2Coding" w:eastAsia="D2Coding" w:hAnsi="D2Coding" w:cs="굴림" w:hint="eastAsia"/>
+          <w:color w:val="BBBEBF"/>
+          <w:kern w:val="0"/>
+          <w:sz w:val="21"/>
+          <w:szCs w:val="21"/>
+          <w14:ligatures w14:val="none"/>
+        </w:rPr>
+        <w:t xml:space="preserve"> </w:t>
+      </w:r>
+      <w:r>
+        <w:rPr>
+          <w:rFonts w:ascii="D2Coding" w:eastAsia="D2Coding" w:hAnsi="D2Coding" w:cs="굴림" w:hint="eastAsia"/>
+          <w:color w:val="FFA657"/>
+          <w:kern w:val="0"/>
+          <w:sz w:val="21"/>
+          <w:szCs w:val="21"/>
+          <w14:ligatures w14:val="none"/>
+        </w:rPr>
+        <w:t>price</w:t>
+      </w:r>
+    </w:p>
+    <w:p>
+      <w:pPr>
+        <w:pStyle w:val="a6"/>
+        <w:widowControl/>
+        <w:numPr>
+          <w:ilvl w:val="0"/>
+          <w:numId w:val="4"/>
+        </w:numPr>
+        <w:shd w:val="clear" w:color="auto" w:fill="121314"/>
+        <w:wordWrap/>
+        <w:autoSpaceDE/>
+        <w:autoSpaceDN/>
+        <w:spacing w:after="0" w:line="285" w:lineRule="atLeast"/>
+        <w:rPr>
+          <w:rFonts w:ascii="D2Coding" w:eastAsia="D2Coding" w:hAnsi="D2Coding" w:cs="굴림" w:hint="eastAsia"/>
+          <w:color w:val="BBBEBF"/>
+          <w:kern w:val="0"/>
+          <w:sz w:val="21"/>
+          <w:szCs w:val="21"/>
+          <w14:ligatures w14:val="none"/>
+        </w:rPr>
+      </w:pPr>
+    </w:p>
+    <w:p>
+      <w:pPr>
+        <w:pStyle w:val="a6"/>
+        <w:widowControl/>
+        <w:numPr>
+          <w:ilvl w:val="0"/>
+          <w:numId w:val="4"/>
+        </w:numPr>
+        <w:shd w:val="clear" w:color="auto" w:fill="121314"/>
+        <w:wordWrap/>
+        <w:autoSpaceDE/>
+        <w:autoSpaceDN/>
+        <w:spacing w:after="0" w:line="285" w:lineRule="atLeast"/>
+        <w:rPr>
+          <w:rFonts w:ascii="D2Coding" w:eastAsia="D2Coding" w:hAnsi="D2Coding" w:cs="굴림" w:hint="eastAsia"/>
+          <w:color w:val="BBBEBF"/>
+          <w:kern w:val="0"/>
+          <w:sz w:val="21"/>
+          <w:szCs w:val="21"/>
+          <w14:ligatures w14:val="none"/>
+        </w:rPr>
+      </w:pPr>
+      <w:r>
+        <w:rPr>
+          <w:rFonts w:ascii="D2Coding" w:eastAsia="D2Coding" w:hAnsi="D2Coding" w:cs="굴림" w:hint="eastAsia"/>
+          <w:color w:val="C9D1D9"/>
+          <w:kern w:val="0"/>
+          <w:sz w:val="21"/>
+          <w:szCs w:val="21"/>
+          <w14:ligatures w14:val="none"/>
+        </w:rPr>
+        <w:t>c</w:t>
+      </w:r>
+      <w:r>
+        <w:rPr>
+          <w:rFonts w:ascii="D2Coding" w:eastAsia="D2Coding" w:hAnsi="D2Coding" w:cs="굴림" w:hint="eastAsia"/>
+          <w:color w:val="BBBEBF"/>
+          <w:kern w:val="0"/>
+          <w:sz w:val="21"/>
+          <w:szCs w:val="21"/>
+          <w14:ligatures w14:val="none"/>
+        </w:rPr>
+        <w:t xml:space="preserve"> </w:t>
+      </w:r>
+      <w:r>
+        <w:rPr>
+          <w:rFonts w:ascii="D2Coding" w:eastAsia="D2Coding" w:hAnsi="D2Coding" w:cs="굴림" w:hint="eastAsia"/>
+          <w:color w:val="D4D4D4"/>
+          <w:kern w:val="0"/>
+          <w:sz w:val="21"/>
+          <w:szCs w:val="21"/>
+          <w14:ligatures w14:val="none"/>
+        </w:rPr>
+        <w:t>=</w:t>
+      </w:r>
+      <w:r>
+        <w:rPr>
+          <w:rFonts w:ascii="D2Coding" w:eastAsia="D2Coding" w:hAnsi="D2Coding" w:cs="굴림" w:hint="eastAsia"/>
+          <w:color w:val="BBBEBF"/>
+          <w:kern w:val="0"/>
+          <w:sz w:val="21"/>
+          <w:szCs w:val="21"/>
+          <w14:ligatures w14:val="none"/>
+        </w:rPr>
+        <w:t xml:space="preserve"> </w:t>
+      </w:r>
+      <w:proofErr w:type="gramStart"/>
+      <w:r>
+        <w:rPr>
+          <w:rFonts w:ascii="D2Coding" w:eastAsia="D2Coding" w:hAnsi="D2Coding" w:cs="굴림" w:hint="eastAsia"/>
+          <w:color w:val="4EC9B0"/>
+          <w:kern w:val="0"/>
+          <w:sz w:val="21"/>
+          <w:szCs w:val="21"/>
+          <w14:ligatures w14:val="none"/>
+        </w:rPr>
+        <w:t>Computer</w:t>
+      </w:r>
+      <w:r>
+        <w:rPr>
+          <w:rFonts w:ascii="D2Coding" w:eastAsia="D2Coding" w:hAnsi="D2Coding" w:cs="굴림" w:hint="eastAsia"/>
+          <w:color w:val="BBBEBF"/>
+          <w:kern w:val="0"/>
+          <w:sz w:val="21"/>
+          <w:szCs w:val="21"/>
+          <w14:ligatures w14:val="none"/>
+        </w:rPr>
+        <w:t>(</w:t>
+      </w:r>
+      <w:proofErr w:type="gramEnd"/>
+      <w:r>
+        <w:rPr>
+          <w:rFonts w:ascii="D2Coding" w:eastAsia="D2Coding" w:hAnsi="D2Coding" w:cs="굴림" w:hint="eastAsia"/>
+          <w:color w:val="BBBEBF"/>
+          <w:kern w:val="0"/>
+          <w:sz w:val="21"/>
+          <w:szCs w:val="21"/>
+          <w14:ligatures w14:val="none"/>
+        </w:rPr>
+        <w:t>)</w:t>
+      </w:r>
+    </w:p>
+    <w:p>
+      <w:pPr>
+        <w:pStyle w:val="a6"/>
+        <w:widowControl/>
+        <w:numPr>
+          <w:ilvl w:val="0"/>
+          <w:numId w:val="4"/>
+        </w:numPr>
+        <w:shd w:val="clear" w:color="auto" w:fill="121314"/>
+        <w:wordWrap/>
+        <w:autoSpaceDE/>
+        <w:autoSpaceDN/>
+        <w:spacing w:after="0" w:line="285" w:lineRule="atLeast"/>
+        <w:rPr>
+          <w:rFonts w:ascii="D2Coding" w:eastAsia="D2Coding" w:hAnsi="D2Coding" w:cs="굴림" w:hint="eastAsia"/>
+          <w:color w:val="BBBEBF"/>
+          <w:kern w:val="0"/>
+          <w:sz w:val="21"/>
+          <w:szCs w:val="21"/>
+          <w14:ligatures w14:val="none"/>
+        </w:rPr>
+      </w:pPr>
+      <w:proofErr w:type="spellStart"/>
+      <w:r>
+        <w:rPr>
+          <w:rFonts w:ascii="D2Coding" w:eastAsia="D2Coding" w:hAnsi="D2Coding" w:cs="굴림" w:hint="eastAsia"/>
+          <w:color w:val="C9D1D9"/>
+          <w:kern w:val="0"/>
+          <w:sz w:val="21"/>
+          <w:szCs w:val="21"/>
+          <w14:ligatures w14:val="none"/>
+        </w:rPr>
+        <w:t>c</w:t>
+      </w:r>
+      <w:r>
+        <w:rPr>
+          <w:rFonts w:ascii="D2Coding" w:eastAsia="D2Coding" w:hAnsi="D2Coding" w:cs="굴림" w:hint="eastAsia"/>
+          <w:color w:val="BBBEBF"/>
+          <w:kern w:val="0"/>
+          <w:sz w:val="21"/>
+          <w:szCs w:val="21"/>
+          <w14:ligatures w14:val="none"/>
+        </w:rPr>
+        <w:t>.</w:t>
+      </w:r>
+      <w:proofErr w:type="gramStart"/>
+      <w:r>
+        <w:rPr>
+          <w:rFonts w:ascii="D2Coding" w:eastAsia="D2Coding" w:hAnsi="D2Coding" w:cs="굴림" w:hint="eastAsia"/>
+          <w:color w:val="D2A8FF"/>
+          <w:kern w:val="0"/>
+          <w:sz w:val="21"/>
+          <w:szCs w:val="21"/>
+          <w14:ligatures w14:val="none"/>
+        </w:rPr>
+        <w:t>sell</w:t>
+      </w:r>
+      <w:proofErr w:type="spellEnd"/>
+      <w:r>
+        <w:rPr>
+          <w:rFonts w:ascii="D2Coding" w:eastAsia="D2Coding" w:hAnsi="D2Coding" w:cs="굴림" w:hint="eastAsia"/>
+          <w:color w:val="BBBEBF"/>
+          <w:kern w:val="0"/>
+          <w:sz w:val="21"/>
+          <w:szCs w:val="21"/>
+          <w14:ligatures w14:val="none"/>
+        </w:rPr>
+        <w:t>(</w:t>
+      </w:r>
+      <w:proofErr w:type="gramEnd"/>
+      <w:r>
+        <w:rPr>
+          <w:rFonts w:ascii="D2Coding" w:eastAsia="D2Coding" w:hAnsi="D2Coding" w:cs="굴림" w:hint="eastAsia"/>
+          <w:color w:val="BBBEBF"/>
+          <w:kern w:val="0"/>
+          <w:sz w:val="21"/>
+          <w:szCs w:val="21"/>
+          <w14:ligatures w14:val="none"/>
+        </w:rPr>
+        <w:t>)</w:t>
+      </w:r>
+    </w:p>
+    <w:p>
+      <w:pPr>
+        <w:pStyle w:val="a6"/>
+        <w:widowControl/>
+        <w:numPr>
+          <w:ilvl w:val="0"/>
+          <w:numId w:val="4"/>
+        </w:numPr>
+        <w:shd w:val="clear" w:color="auto" w:fill="121314"/>
+        <w:wordWrap/>
+        <w:autoSpaceDE/>
+        <w:autoSpaceDN/>
+        <w:spacing w:after="0" w:line="285" w:lineRule="atLeast"/>
+        <w:rPr>
+          <w:rFonts w:ascii="D2Coding" w:eastAsia="D2Coding" w:hAnsi="D2Coding" w:cs="굴림" w:hint="eastAsia"/>
+          <w:color w:val="BBBEBF"/>
+          <w:kern w:val="0"/>
+          <w:sz w:val="21"/>
+          <w:szCs w:val="21"/>
+          <w14:ligatures w14:val="none"/>
+        </w:rPr>
+      </w:pPr>
+    </w:p>
+    <w:p>
+      <w:pPr>
+        <w:pStyle w:val="a6"/>
+        <w:widowControl/>
+        <w:numPr>
+          <w:ilvl w:val="0"/>
+          <w:numId w:val="4"/>
+        </w:numPr>
+        <w:shd w:val="clear" w:color="auto" w:fill="121314"/>
+        <w:wordWrap/>
+        <w:autoSpaceDE/>
+        <w:autoSpaceDN/>
+        <w:spacing w:after="0" w:line="285" w:lineRule="atLeast"/>
+        <w:rPr>
+          <w:rFonts w:ascii="D2Coding" w:eastAsia="D2Coding" w:hAnsi="D2Coding" w:cs="굴림" w:hint="eastAsia"/>
+          <w:color w:val="BBBEBF"/>
+          <w:kern w:val="0"/>
+          <w:sz w:val="21"/>
+          <w:szCs w:val="21"/>
+          <w14:ligatures w14:val="none"/>
+        </w:rPr>
+      </w:pPr>
+      <w:r>
+        <w:rPr>
+          <w:rFonts w:ascii="D2Coding" w:eastAsia="D2Coding" w:hAnsi="D2Coding" w:cs="굴림" w:hint="eastAsia"/>
+          <w:color w:val="C9D1D9"/>
+          <w:kern w:val="0"/>
+          <w:sz w:val="21"/>
+          <w:szCs w:val="21"/>
+          <w14:ligatures w14:val="none"/>
+        </w:rPr>
+        <w:t>c</w:t>
+      </w:r>
+      <w:r>
+        <w:rPr>
+          <w:rFonts w:ascii="D2Coding" w:eastAsia="D2Coding" w:hAnsi="D2Coding" w:cs="굴림" w:hint="eastAsia"/>
+          <w:color w:val="BBBEBF"/>
+          <w:kern w:val="0"/>
+          <w:sz w:val="21"/>
+          <w:szCs w:val="21"/>
+          <w14:ligatures w14:val="none"/>
+        </w:rPr>
+        <w:t>.</w:t>
+      </w:r>
+      <w:r>
+        <w:rPr>
+          <w:rFonts w:ascii="D2Coding" w:eastAsia="D2Coding" w:hAnsi="D2Coding" w:cs="굴림" w:hint="eastAsia"/>
+          <w:color w:val="C9D1D9"/>
+          <w:kern w:val="0"/>
+          <w:sz w:val="21"/>
+          <w:szCs w:val="21"/>
+          <w14:ligatures w14:val="none"/>
+        </w:rPr>
+        <w:t>__</w:t>
+      </w:r>
+      <w:proofErr w:type="spellStart"/>
+      <w:r>
+        <w:rPr>
+          <w:rFonts w:ascii="D2Coding" w:eastAsia="D2Coding" w:hAnsi="D2Coding" w:cs="굴림" w:hint="eastAsia"/>
+          <w:color w:val="C9D1D9"/>
+          <w:kern w:val="0"/>
+          <w:sz w:val="21"/>
+          <w:szCs w:val="21"/>
+          <w14:ligatures w14:val="none"/>
+        </w:rPr>
+        <w:t>maxprice</w:t>
+      </w:r>
+      <w:proofErr w:type="spellEnd"/>
+      <w:r>
+        <w:rPr>
+          <w:rFonts w:ascii="D2Coding" w:eastAsia="D2Coding" w:hAnsi="D2Coding" w:cs="굴림" w:hint="eastAsia"/>
+          <w:color w:val="BBBEBF"/>
+          <w:kern w:val="0"/>
+          <w:sz w:val="21"/>
+          <w:szCs w:val="21"/>
+          <w14:ligatures w14:val="none"/>
+        </w:rPr>
+        <w:t xml:space="preserve"> </w:t>
+      </w:r>
+      <w:r>
+        <w:rPr>
+          <w:rFonts w:ascii="D2Coding" w:eastAsia="D2Coding" w:hAnsi="D2Coding" w:cs="굴림" w:hint="eastAsia"/>
+          <w:color w:val="D4D4D4"/>
+          <w:kern w:val="0"/>
+          <w:sz w:val="21"/>
+          <w:szCs w:val="21"/>
+          <w14:ligatures w14:val="none"/>
+        </w:rPr>
+        <w:t>=</w:t>
+      </w:r>
+      <w:r>
+        <w:rPr>
+          <w:rFonts w:ascii="D2Coding" w:eastAsia="D2Coding" w:hAnsi="D2Coding" w:cs="굴림" w:hint="eastAsia"/>
+          <w:color w:val="BBBEBF"/>
+          <w:kern w:val="0"/>
+          <w:sz w:val="21"/>
+          <w:szCs w:val="21"/>
+          <w14:ligatures w14:val="none"/>
+        </w:rPr>
+        <w:t xml:space="preserve"> </w:t>
+      </w:r>
+      <w:r>
+        <w:rPr>
+          <w:rFonts w:ascii="D2Coding" w:eastAsia="D2Coding" w:hAnsi="D2Coding" w:cs="굴림" w:hint="eastAsia"/>
+          <w:color w:val="B5CEA8"/>
+          <w:kern w:val="0"/>
+          <w:sz w:val="21"/>
+          <w:szCs w:val="21"/>
+          <w14:ligatures w14:val="none"/>
+        </w:rPr>
+        <w:t>1000</w:t>
+      </w:r>
+      <w:r>
+        <w:rPr>
+          <w:rFonts w:ascii="D2Coding" w:eastAsia="D2Coding" w:hAnsi="D2Coding" w:cs="굴림" w:hint="eastAsia"/>
+          <w:color w:val="BBBEBF"/>
+          <w:kern w:val="0"/>
+          <w:sz w:val="21"/>
+          <w:szCs w:val="21"/>
+          <w14:ligatures w14:val="none"/>
+        </w:rPr>
+        <w:t xml:space="preserve"> </w:t>
+      </w:r>
+      <w:r>
+        <w:rPr>
+          <w:rFonts w:ascii="D2Coding" w:eastAsia="D2Coding" w:hAnsi="D2Coding" w:cs="굴림" w:hint="eastAsia"/>
+          <w:color w:val="8B949E"/>
+          <w:kern w:val="0"/>
+          <w:sz w:val="21"/>
+          <w:szCs w:val="21"/>
+          <w14:ligatures w14:val="none"/>
+        </w:rPr>
+        <w:t xml:space="preserve"># 임의로 </w:t>
+      </w:r>
+      <w:proofErr w:type="spellStart"/>
+      <w:r>
+        <w:rPr>
+          <w:rFonts w:ascii="D2Coding" w:eastAsia="D2Coding" w:hAnsi="D2Coding" w:cs="굴림" w:hint="eastAsia"/>
+          <w:color w:val="8B949E"/>
+          <w:kern w:val="0"/>
+          <w:sz w:val="21"/>
+          <w:szCs w:val="21"/>
+          <w14:ligatures w14:val="none"/>
+        </w:rPr>
+        <w:t>못바꿈</w:t>
+      </w:r>
+      <w:proofErr w:type="spellEnd"/>
+    </w:p>
+    <w:p>
+      <w:pPr>
+        <w:pStyle w:val="a6"/>
+        <w:widowControl/>
+        <w:numPr>
+          <w:ilvl w:val="0"/>
+          <w:numId w:val="4"/>
+        </w:numPr>
+        <w:shd w:val="clear" w:color="auto" w:fill="121314"/>
+        <w:wordWrap/>
+        <w:autoSpaceDE/>
+        <w:autoSpaceDN/>
+        <w:spacing w:after="0" w:line="285" w:lineRule="atLeast"/>
+        <w:rPr>
+          <w:rFonts w:ascii="D2Coding" w:eastAsia="D2Coding" w:hAnsi="D2Coding" w:cs="굴림" w:hint="eastAsia"/>
+          <w:color w:val="BBBEBF"/>
+          <w:kern w:val="0"/>
+          <w:sz w:val="21"/>
+          <w:szCs w:val="21"/>
+          <w14:ligatures w14:val="none"/>
+        </w:rPr>
+      </w:pPr>
+      <w:proofErr w:type="spellStart"/>
+      <w:r>
+        <w:rPr>
+          <w:rFonts w:ascii="D2Coding" w:eastAsia="D2Coding" w:hAnsi="D2Coding" w:cs="굴림" w:hint="eastAsia"/>
+          <w:color w:val="C9D1D9"/>
+          <w:kern w:val="0"/>
+          <w:sz w:val="21"/>
+          <w:szCs w:val="21"/>
+          <w14:ligatures w14:val="none"/>
+        </w:rPr>
+        <w:t>c</w:t>
+      </w:r>
+      <w:r>
+        <w:rPr>
+          <w:rFonts w:ascii="D2Coding" w:eastAsia="D2Coding" w:hAnsi="D2Coding" w:cs="굴림" w:hint="eastAsia"/>
+          <w:color w:val="BBBEBF"/>
+          <w:kern w:val="0"/>
+          <w:sz w:val="21"/>
+          <w:szCs w:val="21"/>
+          <w14:ligatures w14:val="none"/>
+        </w:rPr>
+        <w:t>.</w:t>
+      </w:r>
+      <w:proofErr w:type="gramStart"/>
+      <w:r>
+        <w:rPr>
+          <w:rFonts w:ascii="D2Coding" w:eastAsia="D2Coding" w:hAnsi="D2Coding" w:cs="굴림" w:hint="eastAsia"/>
+          <w:color w:val="D2A8FF"/>
+          <w:kern w:val="0"/>
+          <w:sz w:val="21"/>
+          <w:szCs w:val="21"/>
+          <w14:ligatures w14:val="none"/>
+        </w:rPr>
+        <w:t>sell</w:t>
+      </w:r>
+      <w:proofErr w:type="spellEnd"/>
+      <w:r>
+        <w:rPr>
+          <w:rFonts w:ascii="D2Coding" w:eastAsia="D2Coding" w:hAnsi="D2Coding" w:cs="굴림" w:hint="eastAsia"/>
+          <w:color w:val="BBBEBF"/>
+          <w:kern w:val="0"/>
+          <w:sz w:val="21"/>
+          <w:szCs w:val="21"/>
+          <w14:ligatures w14:val="none"/>
+        </w:rPr>
+        <w:t>(</w:t>
+      </w:r>
+      <w:proofErr w:type="gramEnd"/>
+      <w:r>
+        <w:rPr>
+          <w:rFonts w:ascii="D2Coding" w:eastAsia="D2Coding" w:hAnsi="D2Coding" w:cs="굴림" w:hint="eastAsia"/>
+          <w:color w:val="BBBEBF"/>
+          <w:kern w:val="0"/>
+          <w:sz w:val="21"/>
+          <w:szCs w:val="21"/>
+          <w14:ligatures w14:val="none"/>
+        </w:rPr>
+        <w:t>)</w:t>
+      </w:r>
+    </w:p>
+    <w:p>
+      <w:pPr>
+        <w:pStyle w:val="a6"/>
+        <w:widowControl/>
+        <w:numPr>
+          <w:ilvl w:val="0"/>
+          <w:numId w:val="4"/>
+        </w:numPr>
+        <w:shd w:val="clear" w:color="auto" w:fill="121314"/>
+        <w:wordWrap/>
+        <w:autoSpaceDE/>
+        <w:autoSpaceDN/>
+        <w:spacing w:after="0" w:line="285" w:lineRule="atLeast"/>
+        <w:rPr>
+          <w:rFonts w:ascii="D2Coding" w:eastAsia="D2Coding" w:hAnsi="D2Coding" w:cs="굴림" w:hint="eastAsia"/>
+          <w:color w:val="BBBEBF"/>
+          <w:kern w:val="0"/>
+          <w:sz w:val="21"/>
+          <w:szCs w:val="21"/>
+          <w14:ligatures w14:val="none"/>
+        </w:rPr>
+      </w:pPr>
+    </w:p>
+    <w:p>
+      <w:pPr>
+        <w:pStyle w:val="a6"/>
+        <w:widowControl/>
+        <w:numPr>
+          <w:ilvl w:val="0"/>
+          <w:numId w:val="4"/>
+        </w:numPr>
+        <w:shd w:val="clear" w:color="auto" w:fill="121314"/>
+        <w:wordWrap/>
+        <w:autoSpaceDE/>
+        <w:autoSpaceDN/>
+        <w:spacing w:after="0" w:line="285" w:lineRule="atLeast"/>
+        <w:rPr>
+          <w:rFonts w:ascii="D2Coding" w:eastAsia="D2Coding" w:hAnsi="D2Coding" w:cs="굴림" w:hint="eastAsia"/>
+          <w:color w:val="BBBEBF"/>
+          <w:kern w:val="0"/>
+          <w:sz w:val="21"/>
+          <w:szCs w:val="21"/>
+          <w14:ligatures w14:val="none"/>
+        </w:rPr>
+      </w:pPr>
+      <w:r>
+        <w:rPr>
+          <w:rFonts w:ascii="D2Coding" w:eastAsia="D2Coding" w:hAnsi="D2Coding" w:cs="굴림" w:hint="eastAsia"/>
+          <w:color w:val="8B949E"/>
+          <w:kern w:val="0"/>
+          <w:sz w:val="21"/>
+          <w:szCs w:val="21"/>
+          <w14:ligatures w14:val="none"/>
+        </w:rPr>
+        <w:t xml:space="preserve"># 클래스 내 메소드 중 </w:t>
+      </w:r>
+      <w:proofErr w:type="spellStart"/>
+      <w:r>
+        <w:rPr>
+          <w:rFonts w:ascii="D2Coding" w:eastAsia="D2Coding" w:hAnsi="D2Coding" w:cs="굴림" w:hint="eastAsia"/>
+          <w:color w:val="8B949E"/>
+          <w:kern w:val="0"/>
+          <w:sz w:val="21"/>
+          <w:szCs w:val="21"/>
+          <w14:ligatures w14:val="none"/>
+        </w:rPr>
+        <w:t>인자값을</w:t>
+      </w:r>
+      <w:proofErr w:type="spellEnd"/>
+      <w:r>
+        <w:rPr>
+          <w:rFonts w:ascii="D2Coding" w:eastAsia="D2Coding" w:hAnsi="D2Coding" w:cs="굴림" w:hint="eastAsia"/>
+          <w:color w:val="8B949E"/>
+          <w:kern w:val="0"/>
+          <w:sz w:val="21"/>
+          <w:szCs w:val="21"/>
+          <w14:ligatures w14:val="none"/>
+        </w:rPr>
+        <w:t xml:space="preserve"> 바꿀 수 있는 메소드 호출</w:t>
+      </w:r>
+    </w:p>
+    <w:p>
+      <w:pPr>
+        <w:pStyle w:val="a6"/>
+        <w:widowControl/>
+        <w:numPr>
+          <w:ilvl w:val="0"/>
+          <w:numId w:val="4"/>
+        </w:numPr>
+        <w:shd w:val="clear" w:color="auto" w:fill="121314"/>
+        <w:wordWrap/>
+        <w:autoSpaceDE/>
+        <w:autoSpaceDN/>
+        <w:spacing w:after="0" w:line="285" w:lineRule="atLeast"/>
+        <w:rPr>
+          <w:rFonts w:ascii="D2Coding" w:eastAsia="D2Coding" w:hAnsi="D2Coding" w:cs="굴림" w:hint="eastAsia"/>
+          <w:color w:val="BBBEBF"/>
+          <w:kern w:val="0"/>
+          <w:sz w:val="21"/>
+          <w:szCs w:val="21"/>
+          <w14:ligatures w14:val="none"/>
+        </w:rPr>
+      </w:pPr>
+      <w:proofErr w:type="spellStart"/>
+      <w:r>
+        <w:rPr>
+          <w:rFonts w:ascii="D2Coding" w:eastAsia="D2Coding" w:hAnsi="D2Coding" w:cs="굴림" w:hint="eastAsia"/>
+          <w:color w:val="C9D1D9"/>
+          <w:kern w:val="0"/>
+          <w:sz w:val="21"/>
+          <w:szCs w:val="21"/>
+          <w14:ligatures w14:val="none"/>
+        </w:rPr>
+        <w:t>c</w:t>
+      </w:r>
+      <w:r>
+        <w:rPr>
+          <w:rFonts w:ascii="D2Coding" w:eastAsia="D2Coding" w:hAnsi="D2Coding" w:cs="굴림" w:hint="eastAsia"/>
+          <w:color w:val="BBBEBF"/>
+          <w:kern w:val="0"/>
+          <w:sz w:val="21"/>
+          <w:szCs w:val="21"/>
+          <w14:ligatures w14:val="none"/>
+        </w:rPr>
+        <w:t>.</w:t>
+      </w:r>
+      <w:proofErr w:type="gramStart"/>
+      <w:r>
+        <w:rPr>
+          <w:rFonts w:ascii="D2Coding" w:eastAsia="D2Coding" w:hAnsi="D2Coding" w:cs="굴림" w:hint="eastAsia"/>
+          <w:color w:val="D2A8FF"/>
+          <w:kern w:val="0"/>
+          <w:sz w:val="21"/>
+          <w:szCs w:val="21"/>
+          <w14:ligatures w14:val="none"/>
+        </w:rPr>
+        <w:t>setMaxPrice</w:t>
+      </w:r>
+      <w:proofErr w:type="spellEnd"/>
+      <w:r>
+        <w:rPr>
+          <w:rFonts w:ascii="D2Coding" w:eastAsia="D2Coding" w:hAnsi="D2Coding" w:cs="굴림" w:hint="eastAsia"/>
+          <w:color w:val="BBBEBF"/>
+          <w:kern w:val="0"/>
+          <w:sz w:val="21"/>
+          <w:szCs w:val="21"/>
+          <w14:ligatures w14:val="none"/>
+        </w:rPr>
+        <w:t>(</w:t>
+      </w:r>
+      <w:proofErr w:type="gramEnd"/>
+      <w:r>
+        <w:rPr>
+          <w:rFonts w:ascii="D2Coding" w:eastAsia="D2Coding" w:hAnsi="D2Coding" w:cs="굴림" w:hint="eastAsia"/>
+          <w:color w:val="B5CEA8"/>
+          <w:kern w:val="0"/>
+          <w:sz w:val="21"/>
+          <w:szCs w:val="21"/>
+          <w14:ligatures w14:val="none"/>
+        </w:rPr>
+        <w:t>1000</w:t>
+      </w:r>
+      <w:r>
+        <w:rPr>
+          <w:rFonts w:ascii="D2Coding" w:eastAsia="D2Coding" w:hAnsi="D2Coding" w:cs="굴림" w:hint="eastAsia"/>
+          <w:color w:val="BBBEBF"/>
+          <w:kern w:val="0"/>
+          <w:sz w:val="21"/>
+          <w:szCs w:val="21"/>
+          <w14:ligatures w14:val="none"/>
+        </w:rPr>
+        <w:t>)</w:t>
+      </w:r>
+    </w:p>
+    <w:p>
+      <w:pPr>
+        <w:pStyle w:val="a6"/>
+        <w:widowControl/>
+        <w:numPr>
+          <w:ilvl w:val="0"/>
+          <w:numId w:val="4"/>
+        </w:numPr>
+        <w:shd w:val="clear" w:color="auto" w:fill="121314"/>
+        <w:wordWrap/>
+        <w:autoSpaceDE/>
+        <w:autoSpaceDN/>
+        <w:spacing w:after="0" w:line="285" w:lineRule="atLeast"/>
+        <w:rPr>
+          <w:rFonts w:ascii="D2Coding" w:eastAsia="D2Coding" w:hAnsi="D2Coding" w:cs="굴림" w:hint="eastAsia"/>
+          <w:color w:val="BBBEBF"/>
+          <w:kern w:val="0"/>
+          <w:sz w:val="21"/>
+          <w:szCs w:val="21"/>
+          <w14:ligatures w14:val="none"/>
+        </w:rPr>
+      </w:pPr>
+      <w:proofErr w:type="spellStart"/>
+      <w:r>
+        <w:rPr>
+          <w:rFonts w:ascii="D2Coding" w:eastAsia="D2Coding" w:hAnsi="D2Coding" w:cs="굴림" w:hint="eastAsia"/>
+          <w:color w:val="C9D1D9"/>
+          <w:kern w:val="0"/>
+          <w:sz w:val="21"/>
+          <w:szCs w:val="21"/>
+          <w14:ligatures w14:val="none"/>
+        </w:rPr>
+        <w:t>c</w:t>
+      </w:r>
+      <w:r>
+        <w:rPr>
+          <w:rFonts w:ascii="D2Coding" w:eastAsia="D2Coding" w:hAnsi="D2Coding" w:cs="굴림" w:hint="eastAsia"/>
+          <w:color w:val="BBBEBF"/>
+          <w:kern w:val="0"/>
+          <w:sz w:val="21"/>
+          <w:szCs w:val="21"/>
+          <w14:ligatures w14:val="none"/>
+        </w:rPr>
+        <w:t>.</w:t>
+      </w:r>
+      <w:proofErr w:type="gramStart"/>
+      <w:r>
+        <w:rPr>
+          <w:rFonts w:ascii="D2Coding" w:eastAsia="D2Coding" w:hAnsi="D2Coding" w:cs="굴림" w:hint="eastAsia"/>
+          <w:color w:val="D2A8FF"/>
+          <w:kern w:val="0"/>
+          <w:sz w:val="21"/>
+          <w:szCs w:val="21"/>
+          <w14:ligatures w14:val="none"/>
+        </w:rPr>
+        <w:t>sell</w:t>
+      </w:r>
+      <w:proofErr w:type="spellEnd"/>
+      <w:r>
+        <w:rPr>
+          <w:rFonts w:ascii="D2Coding" w:eastAsia="D2Coding" w:hAnsi="D2Coding" w:cs="굴림" w:hint="eastAsia"/>
+          <w:color w:val="BBBEBF"/>
+          <w:kern w:val="0"/>
+          <w:sz w:val="21"/>
+          <w:szCs w:val="21"/>
+          <w14:ligatures w14:val="none"/>
+        </w:rPr>
+        <w:t>(</w:t>
+      </w:r>
+      <w:proofErr w:type="gramEnd"/>
+      <w:r>
+        <w:rPr>
+          <w:rFonts w:ascii="D2Coding" w:eastAsia="D2Coding" w:hAnsi="D2Coding" w:cs="굴림" w:hint="eastAsia"/>
+          <w:color w:val="BBBEBF"/>
+          <w:kern w:val="0"/>
+          <w:sz w:val="21"/>
+          <w:szCs w:val="21"/>
+          <w14:ligatures w14:val="none"/>
+        </w:rPr>
+        <w:t>)</w:t>
+      </w:r>
+    </w:p>
+    <w:p/>
+    <w:p>
+      <w:r>
+        <w:rPr>
+          <w:rFonts w:hint="eastAsia"/>
+        </w:rPr>
+        <w:t>다 형 성</w:t>
+      </w:r>
+    </w:p>
+    <w:p>
+      <w:pPr>
+        <w:pStyle w:val="a6"/>
+        <w:numPr>
+          <w:ilvl w:val="0"/>
+          <w:numId w:val="4"/>
+        </w:numPr>
+      </w:pPr>
+      <w:r>
+        <w:rPr>
+          <w:rFonts w:hint="eastAsia"/>
+        </w:rPr>
+        <w:t>클래스 외 함수를 정의하여 공통된 메커니즘을 각 클래스에 적용시킬 수 있음.</w:t>
+      </w:r>
+    </w:p>
+    <w:p>
+      <w:pPr>
+        <w:pStyle w:val="a6"/>
+        <w:widowControl/>
+        <w:numPr>
+          <w:ilvl w:val="0"/>
+          <w:numId w:val="4"/>
+        </w:numPr>
+        <w:shd w:val="clear" w:color="auto" w:fill="121314"/>
+        <w:wordWrap/>
+        <w:autoSpaceDE/>
+        <w:autoSpaceDN/>
+        <w:spacing w:after="0" w:line="285" w:lineRule="atLeast"/>
+        <w:rPr>
+          <w:rFonts w:ascii="D2Coding" w:eastAsia="D2Coding" w:hAnsi="D2Coding" w:cs="굴림"/>
+          <w:color w:val="BBBEBF"/>
+          <w:kern w:val="0"/>
+          <w:sz w:val="21"/>
+          <w:szCs w:val="21"/>
+          <w14:ligatures w14:val="none"/>
+        </w:rPr>
+      </w:pPr>
+      <w:r>
+        <w:rPr>
+          <w:rFonts w:ascii="D2Coding" w:eastAsia="D2Coding" w:hAnsi="D2Coding" w:cs="굴림" w:hint="eastAsia"/>
+          <w:color w:val="FF7B72"/>
+          <w:kern w:val="0"/>
+          <w:sz w:val="21"/>
+          <w:szCs w:val="21"/>
+          <w14:ligatures w14:val="none"/>
+        </w:rPr>
+        <w:t>class</w:t>
+      </w:r>
+      <w:r>
+        <w:rPr>
+          <w:rFonts w:ascii="D2Coding" w:eastAsia="D2Coding" w:hAnsi="D2Coding" w:cs="굴림" w:hint="eastAsia"/>
+          <w:color w:val="BBBEBF"/>
+          <w:kern w:val="0"/>
+          <w:sz w:val="21"/>
+          <w:szCs w:val="21"/>
+          <w14:ligatures w14:val="none"/>
+        </w:rPr>
+        <w:t xml:space="preserve"> </w:t>
+      </w:r>
+      <w:r>
+        <w:rPr>
+          <w:rFonts w:ascii="D2Coding" w:eastAsia="D2Coding" w:hAnsi="D2Coding" w:cs="굴림" w:hint="eastAsia"/>
+          <w:color w:val="4EC9B0"/>
+          <w:kern w:val="0"/>
+          <w:sz w:val="21"/>
+          <w:szCs w:val="21"/>
+          <w14:ligatures w14:val="none"/>
+        </w:rPr>
+        <w:t>Parrot</w:t>
+      </w:r>
+      <w:r>
+        <w:rPr>
+          <w:rFonts w:ascii="D2Coding" w:eastAsia="D2Coding" w:hAnsi="D2Coding" w:cs="굴림" w:hint="eastAsia"/>
+          <w:color w:val="BBBEBF"/>
+          <w:kern w:val="0"/>
+          <w:sz w:val="21"/>
+          <w:szCs w:val="21"/>
+          <w14:ligatures w14:val="none"/>
+        </w:rPr>
+        <w:t>:</w:t>
+      </w:r>
+    </w:p>
+    <w:p>
+      <w:pPr>
+        <w:pStyle w:val="a6"/>
+        <w:widowControl/>
+        <w:numPr>
+          <w:ilvl w:val="0"/>
+          <w:numId w:val="4"/>
+        </w:numPr>
+        <w:shd w:val="clear" w:color="auto" w:fill="121314"/>
+        <w:wordWrap/>
+        <w:autoSpaceDE/>
+        <w:autoSpaceDN/>
+        <w:spacing w:after="0" w:line="285" w:lineRule="atLeast"/>
+        <w:rPr>
+          <w:rFonts w:ascii="D2Coding" w:eastAsia="D2Coding" w:hAnsi="D2Coding" w:cs="굴림" w:hint="eastAsia"/>
+          <w:color w:val="BBBEBF"/>
+          <w:kern w:val="0"/>
+          <w:sz w:val="21"/>
+          <w:szCs w:val="21"/>
+          <w14:ligatures w14:val="none"/>
+        </w:rPr>
+      </w:pPr>
+      <w:r>
+        <w:rPr>
+          <w:rFonts w:ascii="D2Coding" w:eastAsia="D2Coding" w:hAnsi="D2Coding" w:cs="굴림" w:hint="eastAsia"/>
+          <w:color w:val="BBBEBF"/>
+          <w:kern w:val="0"/>
+          <w:sz w:val="21"/>
+          <w:szCs w:val="21"/>
+          <w14:ligatures w14:val="none"/>
+        </w:rPr>
+        <w:t xml:space="preserve">    </w:t>
+      </w:r>
+      <w:r>
+        <w:rPr>
+          <w:rFonts w:ascii="D2Coding" w:eastAsia="D2Coding" w:hAnsi="D2Coding" w:cs="굴림" w:hint="eastAsia"/>
+          <w:color w:val="FF7B72"/>
+          <w:kern w:val="0"/>
+          <w:sz w:val="21"/>
+          <w:szCs w:val="21"/>
+          <w14:ligatures w14:val="none"/>
+        </w:rPr>
+        <w:t>def</w:t>
+      </w:r>
+      <w:r>
+        <w:rPr>
+          <w:rFonts w:ascii="D2Coding" w:eastAsia="D2Coding" w:hAnsi="D2Coding" w:cs="굴림" w:hint="eastAsia"/>
+          <w:color w:val="BBBEBF"/>
+          <w:kern w:val="0"/>
+          <w:sz w:val="21"/>
+          <w:szCs w:val="21"/>
+          <w14:ligatures w14:val="none"/>
+        </w:rPr>
+        <w:t xml:space="preserve"> </w:t>
+      </w:r>
+      <w:r>
+        <w:rPr>
+          <w:rFonts w:ascii="D2Coding" w:eastAsia="D2Coding" w:hAnsi="D2Coding" w:cs="굴림" w:hint="eastAsia"/>
+          <w:color w:val="D2A8FF"/>
+          <w:kern w:val="0"/>
+          <w:sz w:val="21"/>
+          <w:szCs w:val="21"/>
+          <w14:ligatures w14:val="none"/>
+        </w:rPr>
+        <w:t>fly</w:t>
+      </w:r>
+      <w:r>
+        <w:rPr>
+          <w:rFonts w:ascii="D2Coding" w:eastAsia="D2Coding" w:hAnsi="D2Coding" w:cs="굴림" w:hint="eastAsia"/>
+          <w:color w:val="BBBEBF"/>
+          <w:kern w:val="0"/>
+          <w:sz w:val="21"/>
+          <w:szCs w:val="21"/>
+          <w14:ligatures w14:val="none"/>
+        </w:rPr>
+        <w:t>(</w:t>
+      </w:r>
+      <w:r>
+        <w:rPr>
+          <w:rFonts w:ascii="D2Coding" w:eastAsia="D2Coding" w:hAnsi="D2Coding" w:cs="굴림" w:hint="eastAsia"/>
+          <w:color w:val="C9D1D9"/>
+          <w:kern w:val="0"/>
+          <w:sz w:val="21"/>
+          <w:szCs w:val="21"/>
+          <w14:ligatures w14:val="none"/>
+        </w:rPr>
+        <w:t>self</w:t>
+      </w:r>
+      <w:r>
+        <w:rPr>
+          <w:rFonts w:ascii="D2Coding" w:eastAsia="D2Coding" w:hAnsi="D2Coding" w:cs="굴림" w:hint="eastAsia"/>
+          <w:color w:val="BBBEBF"/>
+          <w:kern w:val="0"/>
+          <w:sz w:val="21"/>
+          <w:szCs w:val="21"/>
+          <w14:ligatures w14:val="none"/>
+        </w:rPr>
+        <w:t>):</w:t>
+      </w:r>
+    </w:p>
+    <w:p>
+      <w:pPr>
+        <w:pStyle w:val="a6"/>
+        <w:widowControl/>
+        <w:numPr>
+          <w:ilvl w:val="0"/>
+          <w:numId w:val="4"/>
+        </w:numPr>
+        <w:shd w:val="clear" w:color="auto" w:fill="121314"/>
+        <w:wordWrap/>
+        <w:autoSpaceDE/>
+        <w:autoSpaceDN/>
+        <w:spacing w:after="0" w:line="285" w:lineRule="atLeast"/>
+        <w:rPr>
+          <w:rFonts w:ascii="D2Coding" w:eastAsia="D2Coding" w:hAnsi="D2Coding" w:cs="굴림" w:hint="eastAsia"/>
+          <w:color w:val="BBBEBF"/>
+          <w:kern w:val="0"/>
+          <w:sz w:val="21"/>
+          <w:szCs w:val="21"/>
+          <w14:ligatures w14:val="none"/>
+        </w:rPr>
+      </w:pPr>
+      <w:r>
+        <w:rPr>
+          <w:rFonts w:ascii="D2Coding" w:eastAsia="D2Coding" w:hAnsi="D2Coding" w:cs="굴림" w:hint="eastAsia"/>
+          <w:color w:val="BBBEBF"/>
+          <w:kern w:val="0"/>
+          <w:sz w:val="21"/>
+          <w:szCs w:val="21"/>
+          <w14:ligatures w14:val="none"/>
+        </w:rPr>
+        <w:t xml:space="preserve">        </w:t>
+      </w:r>
+      <w:proofErr w:type="gramStart"/>
+      <w:r>
+        <w:rPr>
+          <w:rFonts w:ascii="D2Coding" w:eastAsia="D2Coding" w:hAnsi="D2Coding" w:cs="굴림" w:hint="eastAsia"/>
+          <w:color w:val="D2A8FF"/>
+          <w:kern w:val="0"/>
+          <w:sz w:val="21"/>
+          <w:szCs w:val="21"/>
+          <w14:ligatures w14:val="none"/>
+        </w:rPr>
+        <w:t>print</w:t>
+      </w:r>
+      <w:r>
+        <w:rPr>
+          <w:rFonts w:ascii="D2Coding" w:eastAsia="D2Coding" w:hAnsi="D2Coding" w:cs="굴림" w:hint="eastAsia"/>
+          <w:color w:val="BBBEBF"/>
+          <w:kern w:val="0"/>
+          <w:sz w:val="21"/>
+          <w:szCs w:val="21"/>
+          <w14:ligatures w14:val="none"/>
+        </w:rPr>
+        <w:t>(</w:t>
+      </w:r>
+      <w:proofErr w:type="gramEnd"/>
+      <w:r>
+        <w:rPr>
+          <w:rFonts w:ascii="D2Coding" w:eastAsia="D2Coding" w:hAnsi="D2Coding" w:cs="굴림" w:hint="eastAsia"/>
+          <w:color w:val="A5D6FF"/>
+          <w:kern w:val="0"/>
+          <w:sz w:val="21"/>
+          <w:szCs w:val="21"/>
+          <w14:ligatures w14:val="none"/>
+        </w:rPr>
+        <w:t>"Parrot can fly"</w:t>
+      </w:r>
+      <w:r>
+        <w:rPr>
+          <w:rFonts w:ascii="D2Coding" w:eastAsia="D2Coding" w:hAnsi="D2Coding" w:cs="굴림" w:hint="eastAsia"/>
+          <w:color w:val="BBBEBF"/>
+          <w:kern w:val="0"/>
+          <w:sz w:val="21"/>
+          <w:szCs w:val="21"/>
+          <w14:ligatures w14:val="none"/>
+        </w:rPr>
+        <w:t>)</w:t>
+      </w:r>
+    </w:p>
+    <w:p>
+      <w:pPr>
+        <w:pStyle w:val="a6"/>
+        <w:widowControl/>
+        <w:numPr>
+          <w:ilvl w:val="0"/>
+          <w:numId w:val="4"/>
+        </w:numPr>
+        <w:shd w:val="clear" w:color="auto" w:fill="121314"/>
+        <w:wordWrap/>
+        <w:autoSpaceDE/>
+        <w:autoSpaceDN/>
+        <w:spacing w:after="0" w:line="285" w:lineRule="atLeast"/>
+        <w:rPr>
+          <w:rFonts w:ascii="D2Coding" w:eastAsia="D2Coding" w:hAnsi="D2Coding" w:cs="굴림" w:hint="eastAsia"/>
+          <w:color w:val="BBBEBF"/>
+          <w:kern w:val="0"/>
+          <w:sz w:val="21"/>
+          <w:szCs w:val="21"/>
+          <w14:ligatures w14:val="none"/>
+        </w:rPr>
+      </w:pPr>
+      <w:r>
+        <w:rPr>
+          <w:rFonts w:ascii="D2Coding" w:eastAsia="D2Coding" w:hAnsi="D2Coding" w:cs="굴림" w:hint="eastAsia"/>
+          <w:color w:val="BBBEBF"/>
+          <w:kern w:val="0"/>
+          <w:sz w:val="21"/>
+          <w:szCs w:val="21"/>
+          <w14:ligatures w14:val="none"/>
+        </w:rPr>
+        <w:t xml:space="preserve">    </w:t>
+      </w:r>
+    </w:p>
+    <w:p>
+      <w:pPr>
+        <w:pStyle w:val="a6"/>
+        <w:widowControl/>
+        <w:numPr>
+          <w:ilvl w:val="0"/>
+          <w:numId w:val="4"/>
+        </w:numPr>
+        <w:shd w:val="clear" w:color="auto" w:fill="121314"/>
+        <w:wordWrap/>
+        <w:autoSpaceDE/>
+        <w:autoSpaceDN/>
+        <w:spacing w:after="0" w:line="285" w:lineRule="atLeast"/>
+        <w:rPr>
+          <w:rFonts w:ascii="D2Coding" w:eastAsia="D2Coding" w:hAnsi="D2Coding" w:cs="굴림" w:hint="eastAsia"/>
+          <w:color w:val="BBBEBF"/>
+          <w:kern w:val="0"/>
+          <w:sz w:val="21"/>
+          <w:szCs w:val="21"/>
+          <w14:ligatures w14:val="none"/>
+        </w:rPr>
+      </w:pPr>
+      <w:r>
+        <w:rPr>
+          <w:rFonts w:ascii="D2Coding" w:eastAsia="D2Coding" w:hAnsi="D2Coding" w:cs="굴림" w:hint="eastAsia"/>
+          <w:color w:val="BBBEBF"/>
+          <w:kern w:val="0"/>
+          <w:sz w:val="21"/>
+          <w:szCs w:val="21"/>
+          <w14:ligatures w14:val="none"/>
+        </w:rPr>
+        <w:t xml:space="preserve">    </w:t>
+      </w:r>
+      <w:r>
+        <w:rPr>
+          <w:rFonts w:ascii="D2Coding" w:eastAsia="D2Coding" w:hAnsi="D2Coding" w:cs="굴림" w:hint="eastAsia"/>
+          <w:color w:val="FF7B72"/>
+          <w:kern w:val="0"/>
+          <w:sz w:val="21"/>
+          <w:szCs w:val="21"/>
+          <w14:ligatures w14:val="none"/>
+        </w:rPr>
+        <w:t>def</w:t>
+      </w:r>
+      <w:r>
+        <w:rPr>
+          <w:rFonts w:ascii="D2Coding" w:eastAsia="D2Coding" w:hAnsi="D2Coding" w:cs="굴림" w:hint="eastAsia"/>
+          <w:color w:val="BBBEBF"/>
+          <w:kern w:val="0"/>
+          <w:sz w:val="21"/>
+          <w:szCs w:val="21"/>
+          <w14:ligatures w14:val="none"/>
+        </w:rPr>
+        <w:t xml:space="preserve"> </w:t>
+      </w:r>
+      <w:r>
+        <w:rPr>
+          <w:rFonts w:ascii="D2Coding" w:eastAsia="D2Coding" w:hAnsi="D2Coding" w:cs="굴림" w:hint="eastAsia"/>
+          <w:color w:val="D2A8FF"/>
+          <w:kern w:val="0"/>
+          <w:sz w:val="21"/>
+          <w:szCs w:val="21"/>
+          <w14:ligatures w14:val="none"/>
+        </w:rPr>
+        <w:t>swim</w:t>
+      </w:r>
+      <w:r>
+        <w:rPr>
+          <w:rFonts w:ascii="D2Coding" w:eastAsia="D2Coding" w:hAnsi="D2Coding" w:cs="굴림" w:hint="eastAsia"/>
+          <w:color w:val="BBBEBF"/>
+          <w:kern w:val="0"/>
+          <w:sz w:val="21"/>
+          <w:szCs w:val="21"/>
+          <w14:ligatures w14:val="none"/>
+        </w:rPr>
+        <w:t>(</w:t>
+      </w:r>
+      <w:r>
+        <w:rPr>
+          <w:rFonts w:ascii="D2Coding" w:eastAsia="D2Coding" w:hAnsi="D2Coding" w:cs="굴림" w:hint="eastAsia"/>
+          <w:color w:val="C9D1D9"/>
+          <w:kern w:val="0"/>
+          <w:sz w:val="21"/>
+          <w:szCs w:val="21"/>
+          <w14:ligatures w14:val="none"/>
+        </w:rPr>
+        <w:t>self</w:t>
+      </w:r>
+      <w:r>
+        <w:rPr>
+          <w:rFonts w:ascii="D2Coding" w:eastAsia="D2Coding" w:hAnsi="D2Coding" w:cs="굴림" w:hint="eastAsia"/>
+          <w:color w:val="BBBEBF"/>
+          <w:kern w:val="0"/>
+          <w:sz w:val="21"/>
+          <w:szCs w:val="21"/>
+          <w14:ligatures w14:val="none"/>
+        </w:rPr>
+        <w:t>):</w:t>
+      </w:r>
+    </w:p>
+    <w:p>
+      <w:pPr>
+        <w:pStyle w:val="a6"/>
+        <w:widowControl/>
+        <w:numPr>
+          <w:ilvl w:val="0"/>
+          <w:numId w:val="4"/>
+        </w:numPr>
+        <w:shd w:val="clear" w:color="auto" w:fill="121314"/>
+        <w:wordWrap/>
+        <w:autoSpaceDE/>
+        <w:autoSpaceDN/>
+        <w:spacing w:after="0" w:line="285" w:lineRule="atLeast"/>
+        <w:rPr>
+          <w:rFonts w:ascii="D2Coding" w:eastAsia="D2Coding" w:hAnsi="D2Coding" w:cs="굴림" w:hint="eastAsia"/>
+          <w:color w:val="BBBEBF"/>
+          <w:kern w:val="0"/>
+          <w:sz w:val="21"/>
+          <w:szCs w:val="21"/>
+          <w14:ligatures w14:val="none"/>
+        </w:rPr>
+      </w:pPr>
+      <w:r>
+        <w:rPr>
+          <w:rFonts w:ascii="D2Coding" w:eastAsia="D2Coding" w:hAnsi="D2Coding" w:cs="굴림" w:hint="eastAsia"/>
+          <w:color w:val="BBBEBF"/>
+          <w:kern w:val="0"/>
+          <w:sz w:val="21"/>
+          <w:szCs w:val="21"/>
+          <w14:ligatures w14:val="none"/>
+        </w:rPr>
+        <w:t xml:space="preserve">        </w:t>
+      </w:r>
+      <w:proofErr w:type="gramStart"/>
+      <w:r>
+        <w:rPr>
+          <w:rFonts w:ascii="D2Coding" w:eastAsia="D2Coding" w:hAnsi="D2Coding" w:cs="굴림" w:hint="eastAsia"/>
+          <w:color w:val="D2A8FF"/>
+          <w:kern w:val="0"/>
+          <w:sz w:val="21"/>
+          <w:szCs w:val="21"/>
+          <w14:ligatures w14:val="none"/>
+        </w:rPr>
+        <w:t>print</w:t>
+      </w:r>
+      <w:r>
+        <w:rPr>
+          <w:rFonts w:ascii="D2Coding" w:eastAsia="D2Coding" w:hAnsi="D2Coding" w:cs="굴림" w:hint="eastAsia"/>
+          <w:color w:val="BBBEBF"/>
+          <w:kern w:val="0"/>
+          <w:sz w:val="21"/>
+          <w:szCs w:val="21"/>
+          <w14:ligatures w14:val="none"/>
+        </w:rPr>
+        <w:t>(</w:t>
+      </w:r>
+      <w:proofErr w:type="gramEnd"/>
+      <w:r>
+        <w:rPr>
+          <w:rFonts w:ascii="D2Coding" w:eastAsia="D2Coding" w:hAnsi="D2Coding" w:cs="굴림" w:hint="eastAsia"/>
+          <w:color w:val="A5D6FF"/>
+          <w:kern w:val="0"/>
+          <w:sz w:val="21"/>
+          <w:szCs w:val="21"/>
+          <w14:ligatures w14:val="none"/>
+        </w:rPr>
+        <w:t>"Parrot can't swim"</w:t>
+      </w:r>
+      <w:r>
+        <w:rPr>
+          <w:rFonts w:ascii="D2Coding" w:eastAsia="D2Coding" w:hAnsi="D2Coding" w:cs="굴림" w:hint="eastAsia"/>
+          <w:color w:val="BBBEBF"/>
+          <w:kern w:val="0"/>
+          <w:sz w:val="21"/>
+          <w:szCs w:val="21"/>
+          <w14:ligatures w14:val="none"/>
+        </w:rPr>
+        <w:t>)</w:t>
+      </w:r>
+    </w:p>
+    <w:p>
+      <w:pPr>
+        <w:pStyle w:val="a6"/>
+        <w:widowControl/>
+        <w:numPr>
+          <w:ilvl w:val="0"/>
+          <w:numId w:val="4"/>
+        </w:numPr>
+        <w:shd w:val="clear" w:color="auto" w:fill="121314"/>
+        <w:wordWrap/>
+        <w:autoSpaceDE/>
+        <w:autoSpaceDN/>
+        <w:spacing w:after="0" w:line="285" w:lineRule="atLeast"/>
+        <w:rPr>
+          <w:rFonts w:ascii="D2Coding" w:eastAsia="D2Coding" w:hAnsi="D2Coding" w:cs="굴림" w:hint="eastAsia"/>
+          <w:color w:val="BBBEBF"/>
+          <w:kern w:val="0"/>
+          <w:sz w:val="21"/>
+          <w:szCs w:val="21"/>
+          <w14:ligatures w14:val="none"/>
+        </w:rPr>
+      </w:pPr>
+    </w:p>
+    <w:p>
+      <w:pPr>
+        <w:pStyle w:val="a6"/>
+        <w:widowControl/>
+        <w:numPr>
+          <w:ilvl w:val="0"/>
+          <w:numId w:val="4"/>
+        </w:numPr>
+        <w:shd w:val="clear" w:color="auto" w:fill="121314"/>
+        <w:wordWrap/>
+        <w:autoSpaceDE/>
+        <w:autoSpaceDN/>
+        <w:spacing w:after="0" w:line="285" w:lineRule="atLeast"/>
+        <w:rPr>
+          <w:rFonts w:ascii="D2Coding" w:eastAsia="D2Coding" w:hAnsi="D2Coding" w:cs="굴림" w:hint="eastAsia"/>
+          <w:color w:val="BBBEBF"/>
+          <w:kern w:val="0"/>
+          <w:sz w:val="21"/>
+          <w:szCs w:val="21"/>
+          <w14:ligatures w14:val="none"/>
+        </w:rPr>
+      </w:pPr>
+      <w:r>
+        <w:rPr>
+          <w:rFonts w:ascii="D2Coding" w:eastAsia="D2Coding" w:hAnsi="D2Coding" w:cs="굴림" w:hint="eastAsia"/>
+          <w:color w:val="FF7B72"/>
+          <w:kern w:val="0"/>
+          <w:sz w:val="21"/>
+          <w:szCs w:val="21"/>
+          <w14:ligatures w14:val="none"/>
+        </w:rPr>
+        <w:t>class</w:t>
+      </w:r>
+      <w:r>
+        <w:rPr>
+          <w:rFonts w:ascii="D2Coding" w:eastAsia="D2Coding" w:hAnsi="D2Coding" w:cs="굴림" w:hint="eastAsia"/>
+          <w:color w:val="BBBEBF"/>
+          <w:kern w:val="0"/>
+          <w:sz w:val="21"/>
+          <w:szCs w:val="21"/>
+          <w14:ligatures w14:val="none"/>
+        </w:rPr>
+        <w:t xml:space="preserve"> </w:t>
+      </w:r>
+      <w:r>
+        <w:rPr>
+          <w:rFonts w:ascii="D2Coding" w:eastAsia="D2Coding" w:hAnsi="D2Coding" w:cs="굴림" w:hint="eastAsia"/>
+          <w:color w:val="4EC9B0"/>
+          <w:kern w:val="0"/>
+          <w:sz w:val="21"/>
+          <w:szCs w:val="21"/>
+          <w14:ligatures w14:val="none"/>
+        </w:rPr>
+        <w:t>Penguin</w:t>
+      </w:r>
+      <w:r>
+        <w:rPr>
+          <w:rFonts w:ascii="D2Coding" w:eastAsia="D2Coding" w:hAnsi="D2Coding" w:cs="굴림" w:hint="eastAsia"/>
+          <w:color w:val="BBBEBF"/>
+          <w:kern w:val="0"/>
+          <w:sz w:val="21"/>
+          <w:szCs w:val="21"/>
+          <w14:ligatures w14:val="none"/>
+        </w:rPr>
+        <w:t>:</w:t>
+      </w:r>
+    </w:p>
+    <w:p>
+      <w:pPr>
+        <w:pStyle w:val="a6"/>
+        <w:widowControl/>
+        <w:numPr>
+          <w:ilvl w:val="0"/>
+          <w:numId w:val="4"/>
+        </w:numPr>
+        <w:shd w:val="clear" w:color="auto" w:fill="121314"/>
+        <w:wordWrap/>
+        <w:autoSpaceDE/>
+        <w:autoSpaceDN/>
+        <w:spacing w:after="0" w:line="285" w:lineRule="atLeast"/>
+        <w:rPr>
+          <w:rFonts w:ascii="D2Coding" w:eastAsia="D2Coding" w:hAnsi="D2Coding" w:cs="굴림" w:hint="eastAsia"/>
+          <w:color w:val="BBBEBF"/>
+          <w:kern w:val="0"/>
+          <w:sz w:val="21"/>
+          <w:szCs w:val="21"/>
+          <w14:ligatures w14:val="none"/>
+        </w:rPr>
+      </w:pPr>
+      <w:r>
+        <w:rPr>
+          <w:rFonts w:ascii="D2Coding" w:eastAsia="D2Coding" w:hAnsi="D2Coding" w:cs="굴림" w:hint="eastAsia"/>
+          <w:color w:val="BBBEBF"/>
+          <w:kern w:val="0"/>
+          <w:sz w:val="21"/>
+          <w:szCs w:val="21"/>
+          <w14:ligatures w14:val="none"/>
+        </w:rPr>
+        <w:t xml:space="preserve">    </w:t>
+      </w:r>
+      <w:r>
+        <w:rPr>
+          <w:rFonts w:ascii="D2Coding" w:eastAsia="D2Coding" w:hAnsi="D2Coding" w:cs="굴림" w:hint="eastAsia"/>
+          <w:color w:val="FF7B72"/>
+          <w:kern w:val="0"/>
+          <w:sz w:val="21"/>
+          <w:szCs w:val="21"/>
+          <w14:ligatures w14:val="none"/>
+        </w:rPr>
+        <w:t>def</w:t>
+      </w:r>
+      <w:r>
+        <w:rPr>
+          <w:rFonts w:ascii="D2Coding" w:eastAsia="D2Coding" w:hAnsi="D2Coding" w:cs="굴림" w:hint="eastAsia"/>
+          <w:color w:val="BBBEBF"/>
+          <w:kern w:val="0"/>
+          <w:sz w:val="21"/>
+          <w:szCs w:val="21"/>
+          <w14:ligatures w14:val="none"/>
+        </w:rPr>
+        <w:t xml:space="preserve"> </w:t>
+      </w:r>
+      <w:r>
+        <w:rPr>
+          <w:rFonts w:ascii="D2Coding" w:eastAsia="D2Coding" w:hAnsi="D2Coding" w:cs="굴림" w:hint="eastAsia"/>
+          <w:color w:val="D2A8FF"/>
+          <w:kern w:val="0"/>
+          <w:sz w:val="21"/>
+          <w:szCs w:val="21"/>
+          <w14:ligatures w14:val="none"/>
+        </w:rPr>
+        <w:t>fly</w:t>
+      </w:r>
+      <w:r>
+        <w:rPr>
+          <w:rFonts w:ascii="D2Coding" w:eastAsia="D2Coding" w:hAnsi="D2Coding" w:cs="굴림" w:hint="eastAsia"/>
+          <w:color w:val="BBBEBF"/>
+          <w:kern w:val="0"/>
+          <w:sz w:val="21"/>
+          <w:szCs w:val="21"/>
+          <w14:ligatures w14:val="none"/>
+        </w:rPr>
+        <w:t>(</w:t>
+      </w:r>
+      <w:r>
+        <w:rPr>
+          <w:rFonts w:ascii="D2Coding" w:eastAsia="D2Coding" w:hAnsi="D2Coding" w:cs="굴림" w:hint="eastAsia"/>
+          <w:color w:val="C9D1D9"/>
+          <w:kern w:val="0"/>
+          <w:sz w:val="21"/>
+          <w:szCs w:val="21"/>
+          <w14:ligatures w14:val="none"/>
+        </w:rPr>
+        <w:t>self</w:t>
+      </w:r>
+      <w:r>
+        <w:rPr>
+          <w:rFonts w:ascii="D2Coding" w:eastAsia="D2Coding" w:hAnsi="D2Coding" w:cs="굴림" w:hint="eastAsia"/>
+          <w:color w:val="BBBEBF"/>
+          <w:kern w:val="0"/>
+          <w:sz w:val="21"/>
+          <w:szCs w:val="21"/>
+          <w14:ligatures w14:val="none"/>
+        </w:rPr>
+        <w:t>):</w:t>
+      </w:r>
+    </w:p>
+    <w:p>
+      <w:pPr>
+        <w:pStyle w:val="a6"/>
+        <w:widowControl/>
+        <w:numPr>
+          <w:ilvl w:val="0"/>
+          <w:numId w:val="4"/>
+        </w:numPr>
+        <w:shd w:val="clear" w:color="auto" w:fill="121314"/>
+        <w:wordWrap/>
+        <w:autoSpaceDE/>
+        <w:autoSpaceDN/>
+        <w:spacing w:after="0" w:line="285" w:lineRule="atLeast"/>
+        <w:rPr>
+          <w:rFonts w:ascii="D2Coding" w:eastAsia="D2Coding" w:hAnsi="D2Coding" w:cs="굴림" w:hint="eastAsia"/>
+          <w:color w:val="BBBEBF"/>
+          <w:kern w:val="0"/>
+          <w:sz w:val="21"/>
+          <w:szCs w:val="21"/>
+          <w14:ligatures w14:val="none"/>
+        </w:rPr>
+      </w:pPr>
+      <w:r>
+        <w:rPr>
+          <w:rFonts w:ascii="D2Coding" w:eastAsia="D2Coding" w:hAnsi="D2Coding" w:cs="굴림" w:hint="eastAsia"/>
+          <w:color w:val="BBBEBF"/>
+          <w:kern w:val="0"/>
+          <w:sz w:val="21"/>
+          <w:szCs w:val="21"/>
+          <w14:ligatures w14:val="none"/>
+        </w:rPr>
+        <w:t xml:space="preserve">        </w:t>
+      </w:r>
+      <w:proofErr w:type="gramStart"/>
+      <w:r>
+        <w:rPr>
+          <w:rFonts w:ascii="D2Coding" w:eastAsia="D2Coding" w:hAnsi="D2Coding" w:cs="굴림" w:hint="eastAsia"/>
+          <w:color w:val="D2A8FF"/>
+          <w:kern w:val="0"/>
+          <w:sz w:val="21"/>
+          <w:szCs w:val="21"/>
+          <w14:ligatures w14:val="none"/>
+        </w:rPr>
+        <w:t>print</w:t>
+      </w:r>
+      <w:r>
+        <w:rPr>
+          <w:rFonts w:ascii="D2Coding" w:eastAsia="D2Coding" w:hAnsi="D2Coding" w:cs="굴림" w:hint="eastAsia"/>
+          <w:color w:val="BBBEBF"/>
+          <w:kern w:val="0"/>
+          <w:sz w:val="21"/>
+          <w:szCs w:val="21"/>
+          <w14:ligatures w14:val="none"/>
+        </w:rPr>
+        <w:t>(</w:t>
+      </w:r>
+      <w:proofErr w:type="gramEnd"/>
+      <w:r>
+        <w:rPr>
+          <w:rFonts w:ascii="D2Coding" w:eastAsia="D2Coding" w:hAnsi="D2Coding" w:cs="굴림" w:hint="eastAsia"/>
+          <w:color w:val="A5D6FF"/>
+          <w:kern w:val="0"/>
+          <w:sz w:val="21"/>
+          <w:szCs w:val="21"/>
+          <w14:ligatures w14:val="none"/>
+        </w:rPr>
+        <w:t>"Penguin can't fly"</w:t>
+      </w:r>
+      <w:r>
+        <w:rPr>
+          <w:rFonts w:ascii="D2Coding" w:eastAsia="D2Coding" w:hAnsi="D2Coding" w:cs="굴림" w:hint="eastAsia"/>
+          <w:color w:val="BBBEBF"/>
+          <w:kern w:val="0"/>
+          <w:sz w:val="21"/>
+          <w:szCs w:val="21"/>
+          <w14:ligatures w14:val="none"/>
+        </w:rPr>
+        <w:t>)</w:t>
+      </w:r>
+    </w:p>
+    <w:p>
+      <w:pPr>
+        <w:pStyle w:val="a6"/>
+        <w:widowControl/>
+        <w:numPr>
+          <w:ilvl w:val="0"/>
+          <w:numId w:val="4"/>
+        </w:numPr>
+        <w:shd w:val="clear" w:color="auto" w:fill="121314"/>
+        <w:wordWrap/>
+        <w:autoSpaceDE/>
+        <w:autoSpaceDN/>
+        <w:spacing w:after="0" w:line="285" w:lineRule="atLeast"/>
+        <w:rPr>
+          <w:rFonts w:ascii="D2Coding" w:eastAsia="D2Coding" w:hAnsi="D2Coding" w:cs="굴림" w:hint="eastAsia"/>
+          <w:color w:val="BBBEBF"/>
+          <w:kern w:val="0"/>
+          <w:sz w:val="21"/>
+          <w:szCs w:val="21"/>
+          <w14:ligatures w14:val="none"/>
+        </w:rPr>
+      </w:pPr>
+    </w:p>
+    <w:p>
+      <w:pPr>
+        <w:pStyle w:val="a6"/>
+        <w:widowControl/>
+        <w:numPr>
+          <w:ilvl w:val="0"/>
+          <w:numId w:val="4"/>
+        </w:numPr>
+        <w:shd w:val="clear" w:color="auto" w:fill="121314"/>
+        <w:wordWrap/>
+        <w:autoSpaceDE/>
+        <w:autoSpaceDN/>
+        <w:spacing w:after="0" w:line="285" w:lineRule="atLeast"/>
+        <w:rPr>
+          <w:rFonts w:ascii="D2Coding" w:eastAsia="D2Coding" w:hAnsi="D2Coding" w:cs="굴림" w:hint="eastAsia"/>
+          <w:color w:val="BBBEBF"/>
+          <w:kern w:val="0"/>
+          <w:sz w:val="21"/>
+          <w:szCs w:val="21"/>
+          <w14:ligatures w14:val="none"/>
+        </w:rPr>
+      </w:pPr>
+      <w:r>
+        <w:rPr>
+          <w:rFonts w:ascii="D2Coding" w:eastAsia="D2Coding" w:hAnsi="D2Coding" w:cs="굴림" w:hint="eastAsia"/>
+          <w:color w:val="BBBEBF"/>
+          <w:kern w:val="0"/>
+          <w:sz w:val="21"/>
+          <w:szCs w:val="21"/>
+          <w14:ligatures w14:val="none"/>
+        </w:rPr>
+        <w:t xml:space="preserve">    </w:t>
+      </w:r>
+      <w:r>
+        <w:rPr>
+          <w:rFonts w:ascii="D2Coding" w:eastAsia="D2Coding" w:hAnsi="D2Coding" w:cs="굴림" w:hint="eastAsia"/>
+          <w:color w:val="FF7B72"/>
+          <w:kern w:val="0"/>
+          <w:sz w:val="21"/>
+          <w:szCs w:val="21"/>
+          <w14:ligatures w14:val="none"/>
+        </w:rPr>
+        <w:t>def</w:t>
+      </w:r>
+      <w:r>
+        <w:rPr>
+          <w:rFonts w:ascii="D2Coding" w:eastAsia="D2Coding" w:hAnsi="D2Coding" w:cs="굴림" w:hint="eastAsia"/>
+          <w:color w:val="BBBEBF"/>
+          <w:kern w:val="0"/>
+          <w:sz w:val="21"/>
+          <w:szCs w:val="21"/>
+          <w14:ligatures w14:val="none"/>
+        </w:rPr>
+        <w:t xml:space="preserve"> </w:t>
+      </w:r>
+      <w:r>
+        <w:rPr>
+          <w:rFonts w:ascii="D2Coding" w:eastAsia="D2Coding" w:hAnsi="D2Coding" w:cs="굴림" w:hint="eastAsia"/>
+          <w:color w:val="D2A8FF"/>
+          <w:kern w:val="0"/>
+          <w:sz w:val="21"/>
+          <w:szCs w:val="21"/>
+          <w14:ligatures w14:val="none"/>
+        </w:rPr>
+        <w:t>swim</w:t>
+      </w:r>
+      <w:r>
+        <w:rPr>
+          <w:rFonts w:ascii="D2Coding" w:eastAsia="D2Coding" w:hAnsi="D2Coding" w:cs="굴림" w:hint="eastAsia"/>
+          <w:color w:val="BBBEBF"/>
+          <w:kern w:val="0"/>
+          <w:sz w:val="21"/>
+          <w:szCs w:val="21"/>
+          <w14:ligatures w14:val="none"/>
+        </w:rPr>
+        <w:t>(</w:t>
+      </w:r>
+      <w:r>
+        <w:rPr>
+          <w:rFonts w:ascii="D2Coding" w:eastAsia="D2Coding" w:hAnsi="D2Coding" w:cs="굴림" w:hint="eastAsia"/>
+          <w:color w:val="C9D1D9"/>
+          <w:kern w:val="0"/>
+          <w:sz w:val="21"/>
+          <w:szCs w:val="21"/>
+          <w14:ligatures w14:val="none"/>
+        </w:rPr>
+        <w:t>self</w:t>
+      </w:r>
+      <w:r>
+        <w:rPr>
+          <w:rFonts w:ascii="D2Coding" w:eastAsia="D2Coding" w:hAnsi="D2Coding" w:cs="굴림" w:hint="eastAsia"/>
+          <w:color w:val="BBBEBF"/>
+          <w:kern w:val="0"/>
+          <w:sz w:val="21"/>
+          <w:szCs w:val="21"/>
+          <w14:ligatures w14:val="none"/>
+        </w:rPr>
+        <w:t>):</w:t>
+      </w:r>
+    </w:p>
+    <w:p>
+      <w:pPr>
+        <w:pStyle w:val="a6"/>
+        <w:widowControl/>
+        <w:numPr>
+          <w:ilvl w:val="0"/>
+          <w:numId w:val="4"/>
+        </w:numPr>
+        <w:shd w:val="clear" w:color="auto" w:fill="121314"/>
+        <w:wordWrap/>
+        <w:autoSpaceDE/>
+        <w:autoSpaceDN/>
+        <w:spacing w:after="0" w:line="285" w:lineRule="atLeast"/>
+        <w:rPr>
+          <w:rFonts w:ascii="D2Coding" w:eastAsia="D2Coding" w:hAnsi="D2Coding" w:cs="굴림" w:hint="eastAsia"/>
+          <w:color w:val="BBBEBF"/>
+          <w:kern w:val="0"/>
+          <w:sz w:val="21"/>
+          <w:szCs w:val="21"/>
+          <w14:ligatures w14:val="none"/>
+        </w:rPr>
+      </w:pPr>
+      <w:r>
+        <w:rPr>
+          <w:rFonts w:ascii="D2Coding" w:eastAsia="D2Coding" w:hAnsi="D2Coding" w:cs="굴림" w:hint="eastAsia"/>
+          <w:color w:val="BBBEBF"/>
+          <w:kern w:val="0"/>
+          <w:sz w:val="21"/>
+          <w:szCs w:val="21"/>
+          <w14:ligatures w14:val="none"/>
+        </w:rPr>
+        <w:t xml:space="preserve">        </w:t>
+      </w:r>
+      <w:proofErr w:type="gramStart"/>
+      <w:r>
+        <w:rPr>
+          <w:rFonts w:ascii="D2Coding" w:eastAsia="D2Coding" w:hAnsi="D2Coding" w:cs="굴림" w:hint="eastAsia"/>
+          <w:color w:val="D2A8FF"/>
+          <w:kern w:val="0"/>
+          <w:sz w:val="21"/>
+          <w:szCs w:val="21"/>
+          <w14:ligatures w14:val="none"/>
+        </w:rPr>
+        <w:t>print</w:t>
+      </w:r>
+      <w:r>
+        <w:rPr>
+          <w:rFonts w:ascii="D2Coding" w:eastAsia="D2Coding" w:hAnsi="D2Coding" w:cs="굴림" w:hint="eastAsia"/>
+          <w:color w:val="BBBEBF"/>
+          <w:kern w:val="0"/>
+          <w:sz w:val="21"/>
+          <w:szCs w:val="21"/>
+          <w14:ligatures w14:val="none"/>
+        </w:rPr>
+        <w:t>(</w:t>
+      </w:r>
+      <w:proofErr w:type="gramEnd"/>
+      <w:r>
+        <w:rPr>
+          <w:rFonts w:ascii="D2Coding" w:eastAsia="D2Coding" w:hAnsi="D2Coding" w:cs="굴림" w:hint="eastAsia"/>
+          <w:color w:val="A5D6FF"/>
+          <w:kern w:val="0"/>
+          <w:sz w:val="21"/>
+          <w:szCs w:val="21"/>
+          <w14:ligatures w14:val="none"/>
+        </w:rPr>
+        <w:t>"Penguin can swim"</w:t>
+      </w:r>
+      <w:r>
+        <w:rPr>
+          <w:rFonts w:ascii="D2Coding" w:eastAsia="D2Coding" w:hAnsi="D2Coding" w:cs="굴림" w:hint="eastAsia"/>
+          <w:color w:val="BBBEBF"/>
+          <w:kern w:val="0"/>
+          <w:sz w:val="21"/>
+          <w:szCs w:val="21"/>
+          <w14:ligatures w14:val="none"/>
+        </w:rPr>
+        <w:t>)</w:t>
+      </w:r>
+    </w:p>
+    <w:p>
+      <w:pPr>
+        <w:pStyle w:val="a6"/>
+        <w:widowControl/>
+        <w:numPr>
+          <w:ilvl w:val="0"/>
+          <w:numId w:val="4"/>
+        </w:numPr>
+        <w:shd w:val="clear" w:color="auto" w:fill="121314"/>
+        <w:wordWrap/>
+        <w:autoSpaceDE/>
+        <w:autoSpaceDN/>
+        <w:spacing w:after="0" w:line="285" w:lineRule="atLeast"/>
+        <w:rPr>
+          <w:rFonts w:ascii="D2Coding" w:eastAsia="D2Coding" w:hAnsi="D2Coding" w:cs="굴림" w:hint="eastAsia"/>
+          <w:color w:val="BBBEBF"/>
+          <w:kern w:val="0"/>
+          <w:sz w:val="21"/>
+          <w:szCs w:val="21"/>
+          <w14:ligatures w14:val="none"/>
+        </w:rPr>
+      </w:pPr>
+    </w:p>
+    <w:p>
+      <w:pPr>
+        <w:pStyle w:val="a6"/>
+        <w:widowControl/>
+        <w:numPr>
+          <w:ilvl w:val="0"/>
+          <w:numId w:val="4"/>
+        </w:numPr>
+        <w:shd w:val="clear" w:color="auto" w:fill="121314"/>
+        <w:wordWrap/>
+        <w:autoSpaceDE/>
+        <w:autoSpaceDN/>
+        <w:spacing w:after="0" w:line="285" w:lineRule="atLeast"/>
+        <w:rPr>
+          <w:rFonts w:ascii="D2Coding" w:eastAsia="D2Coding" w:hAnsi="D2Coding" w:cs="굴림" w:hint="eastAsia"/>
+          <w:color w:val="BBBEBF"/>
+          <w:kern w:val="0"/>
+          <w:sz w:val="21"/>
+          <w:szCs w:val="21"/>
+          <w14:ligatures w14:val="none"/>
+        </w:rPr>
+      </w:pPr>
+      <w:r>
+        <w:rPr>
+          <w:rFonts w:ascii="D2Coding" w:eastAsia="D2Coding" w:hAnsi="D2Coding" w:cs="굴림" w:hint="eastAsia"/>
+          <w:color w:val="FF7B72"/>
+          <w:kern w:val="0"/>
+          <w:sz w:val="21"/>
+          <w:szCs w:val="21"/>
+          <w14:ligatures w14:val="none"/>
+        </w:rPr>
+        <w:t>def</w:t>
+      </w:r>
+      <w:r>
+        <w:rPr>
+          <w:rFonts w:ascii="D2Coding" w:eastAsia="D2Coding" w:hAnsi="D2Coding" w:cs="굴림" w:hint="eastAsia"/>
+          <w:color w:val="BBBEBF"/>
+          <w:kern w:val="0"/>
+          <w:sz w:val="21"/>
+          <w:szCs w:val="21"/>
+          <w14:ligatures w14:val="none"/>
+        </w:rPr>
+        <w:t xml:space="preserve"> </w:t>
+      </w:r>
+      <w:proofErr w:type="spellStart"/>
+      <w:r>
+        <w:rPr>
+          <w:rFonts w:ascii="D2Coding" w:eastAsia="D2Coding" w:hAnsi="D2Coding" w:cs="굴림" w:hint="eastAsia"/>
+          <w:color w:val="D2A8FF"/>
+          <w:kern w:val="0"/>
+          <w:sz w:val="21"/>
+          <w:szCs w:val="21"/>
+          <w14:ligatures w14:val="none"/>
+        </w:rPr>
+        <w:t>flying_test</w:t>
+      </w:r>
+      <w:proofErr w:type="spellEnd"/>
+      <w:r>
+        <w:rPr>
+          <w:rFonts w:ascii="D2Coding" w:eastAsia="D2Coding" w:hAnsi="D2Coding" w:cs="굴림" w:hint="eastAsia"/>
+          <w:color w:val="BBBEBF"/>
+          <w:kern w:val="0"/>
+          <w:sz w:val="21"/>
+          <w:szCs w:val="21"/>
+          <w14:ligatures w14:val="none"/>
+        </w:rPr>
+        <w:t>(</w:t>
+      </w:r>
+      <w:r>
+        <w:rPr>
+          <w:rFonts w:ascii="D2Coding" w:eastAsia="D2Coding" w:hAnsi="D2Coding" w:cs="굴림" w:hint="eastAsia"/>
+          <w:color w:val="FFA657"/>
+          <w:kern w:val="0"/>
+          <w:sz w:val="21"/>
+          <w:szCs w:val="21"/>
+          <w14:ligatures w14:val="none"/>
+        </w:rPr>
+        <w:t>bird</w:t>
+      </w:r>
+      <w:r>
+        <w:rPr>
+          <w:rFonts w:ascii="D2Coding" w:eastAsia="D2Coding" w:hAnsi="D2Coding" w:cs="굴림" w:hint="eastAsia"/>
+          <w:color w:val="BBBEBF"/>
+          <w:kern w:val="0"/>
+          <w:sz w:val="21"/>
+          <w:szCs w:val="21"/>
+          <w14:ligatures w14:val="none"/>
+        </w:rPr>
+        <w:t xml:space="preserve">): </w:t>
+      </w:r>
+      <w:r>
+        <w:rPr>
+          <w:rFonts w:ascii="D2Coding" w:eastAsia="D2Coding" w:hAnsi="D2Coding" w:cs="굴림" w:hint="eastAsia"/>
+          <w:color w:val="8B949E"/>
+          <w:kern w:val="0"/>
+          <w:sz w:val="21"/>
+          <w:szCs w:val="21"/>
+          <w14:ligatures w14:val="none"/>
+        </w:rPr>
+        <w:t># 공통 인터페이스</w:t>
+      </w:r>
+    </w:p>
+    <w:p>
+      <w:pPr>
+        <w:pStyle w:val="a6"/>
+        <w:widowControl/>
+        <w:numPr>
+          <w:ilvl w:val="0"/>
+          <w:numId w:val="4"/>
+        </w:numPr>
+        <w:shd w:val="clear" w:color="auto" w:fill="121314"/>
+        <w:wordWrap/>
+        <w:autoSpaceDE/>
+        <w:autoSpaceDN/>
+        <w:spacing w:after="0" w:line="285" w:lineRule="atLeast"/>
+        <w:rPr>
+          <w:rFonts w:ascii="D2Coding" w:eastAsia="D2Coding" w:hAnsi="D2Coding" w:cs="굴림" w:hint="eastAsia"/>
+          <w:color w:val="BBBEBF"/>
+          <w:kern w:val="0"/>
+          <w:sz w:val="21"/>
+          <w:szCs w:val="21"/>
+          <w14:ligatures w14:val="none"/>
+        </w:rPr>
+      </w:pPr>
+      <w:r>
+        <w:rPr>
+          <w:rFonts w:ascii="D2Coding" w:eastAsia="D2Coding" w:hAnsi="D2Coding" w:cs="굴림" w:hint="eastAsia"/>
+          <w:color w:val="BBBEBF"/>
+          <w:kern w:val="0"/>
+          <w:sz w:val="21"/>
+          <w:szCs w:val="21"/>
+          <w14:ligatures w14:val="none"/>
+        </w:rPr>
+        <w:t xml:space="preserve">    </w:t>
+      </w:r>
+      <w:proofErr w:type="spellStart"/>
+      <w:proofErr w:type="gramStart"/>
+      <w:r>
+        <w:rPr>
+          <w:rFonts w:ascii="D2Coding" w:eastAsia="D2Coding" w:hAnsi="D2Coding" w:cs="굴림" w:hint="eastAsia"/>
+          <w:color w:val="FFA657"/>
+          <w:kern w:val="0"/>
+          <w:sz w:val="21"/>
+          <w:szCs w:val="21"/>
+          <w14:ligatures w14:val="none"/>
+        </w:rPr>
+        <w:t>bird</w:t>
+      </w:r>
+      <w:r>
+        <w:rPr>
+          <w:rFonts w:ascii="D2Coding" w:eastAsia="D2Coding" w:hAnsi="D2Coding" w:cs="굴림" w:hint="eastAsia"/>
+          <w:color w:val="BBBEBF"/>
+          <w:kern w:val="0"/>
+          <w:sz w:val="21"/>
+          <w:szCs w:val="21"/>
+          <w14:ligatures w14:val="none"/>
+        </w:rPr>
+        <w:t>.fly</w:t>
+      </w:r>
+      <w:proofErr w:type="spellEnd"/>
+      <w:r>
+        <w:rPr>
+          <w:rFonts w:ascii="D2Coding" w:eastAsia="D2Coding" w:hAnsi="D2Coding" w:cs="굴림" w:hint="eastAsia"/>
+          <w:color w:val="BBBEBF"/>
+          <w:kern w:val="0"/>
+          <w:sz w:val="21"/>
+          <w:szCs w:val="21"/>
+          <w14:ligatures w14:val="none"/>
+        </w:rPr>
+        <w:t>(</w:t>
+      </w:r>
+      <w:proofErr w:type="gramEnd"/>
+      <w:r>
+        <w:rPr>
+          <w:rFonts w:ascii="D2Coding" w:eastAsia="D2Coding" w:hAnsi="D2Coding" w:cs="굴림" w:hint="eastAsia"/>
+          <w:color w:val="BBBEBF"/>
+          <w:kern w:val="0"/>
+          <w:sz w:val="21"/>
+          <w:szCs w:val="21"/>
+          <w14:ligatures w14:val="none"/>
+        </w:rPr>
+        <w:t>)</w:t>
+      </w:r>
+    </w:p>
+    <w:p>
+      <w:pPr>
+        <w:pStyle w:val="a6"/>
+        <w:widowControl/>
+        <w:numPr>
+          <w:ilvl w:val="0"/>
+          <w:numId w:val="4"/>
+        </w:numPr>
+        <w:shd w:val="clear" w:color="auto" w:fill="121314"/>
+        <w:wordWrap/>
+        <w:autoSpaceDE/>
+        <w:autoSpaceDN/>
+        <w:spacing w:after="0" w:line="285" w:lineRule="atLeast"/>
+        <w:rPr>
+          <w:rFonts w:ascii="D2Coding" w:eastAsia="D2Coding" w:hAnsi="D2Coding" w:cs="굴림" w:hint="eastAsia"/>
+          <w:color w:val="BBBEBF"/>
+          <w:kern w:val="0"/>
+          <w:sz w:val="21"/>
+          <w:szCs w:val="21"/>
+          <w14:ligatures w14:val="none"/>
+        </w:rPr>
+      </w:pPr>
+    </w:p>
+    <w:p>
+      <w:pPr>
+        <w:pStyle w:val="a6"/>
+        <w:widowControl/>
+        <w:numPr>
+          <w:ilvl w:val="0"/>
+          <w:numId w:val="4"/>
+        </w:numPr>
+        <w:shd w:val="clear" w:color="auto" w:fill="121314"/>
+        <w:wordWrap/>
+        <w:autoSpaceDE/>
+        <w:autoSpaceDN/>
+        <w:spacing w:after="0" w:line="285" w:lineRule="atLeast"/>
+        <w:rPr>
+          <w:rFonts w:ascii="D2Coding" w:eastAsia="D2Coding" w:hAnsi="D2Coding" w:cs="굴림" w:hint="eastAsia"/>
+          <w:color w:val="BBBEBF"/>
+          <w:kern w:val="0"/>
+          <w:sz w:val="21"/>
+          <w:szCs w:val="21"/>
+          <w14:ligatures w14:val="none"/>
+        </w:rPr>
+      </w:pPr>
+      <w:r>
+        <w:rPr>
+          <w:rFonts w:ascii="D2Coding" w:eastAsia="D2Coding" w:hAnsi="D2Coding" w:cs="굴림" w:hint="eastAsia"/>
+          <w:color w:val="FF7B72"/>
+          <w:kern w:val="0"/>
+          <w:sz w:val="21"/>
+          <w:szCs w:val="21"/>
+          <w14:ligatures w14:val="none"/>
+        </w:rPr>
+        <w:t>def</w:t>
+      </w:r>
+      <w:r>
+        <w:rPr>
+          <w:rFonts w:ascii="D2Coding" w:eastAsia="D2Coding" w:hAnsi="D2Coding" w:cs="굴림" w:hint="eastAsia"/>
+          <w:color w:val="BBBEBF"/>
+          <w:kern w:val="0"/>
+          <w:sz w:val="21"/>
+          <w:szCs w:val="21"/>
+          <w14:ligatures w14:val="none"/>
+        </w:rPr>
+        <w:t xml:space="preserve"> </w:t>
+      </w:r>
+      <w:proofErr w:type="spellStart"/>
+      <w:r>
+        <w:rPr>
+          <w:rFonts w:ascii="D2Coding" w:eastAsia="D2Coding" w:hAnsi="D2Coding" w:cs="굴림" w:hint="eastAsia"/>
+          <w:color w:val="D2A8FF"/>
+          <w:kern w:val="0"/>
+          <w:sz w:val="21"/>
+          <w:szCs w:val="21"/>
+          <w14:ligatures w14:val="none"/>
+        </w:rPr>
+        <w:t>swiming_test</w:t>
+      </w:r>
+      <w:proofErr w:type="spellEnd"/>
+      <w:r>
+        <w:rPr>
+          <w:rFonts w:ascii="D2Coding" w:eastAsia="D2Coding" w:hAnsi="D2Coding" w:cs="굴림" w:hint="eastAsia"/>
+          <w:color w:val="BBBEBF"/>
+          <w:kern w:val="0"/>
+          <w:sz w:val="21"/>
+          <w:szCs w:val="21"/>
+          <w14:ligatures w14:val="none"/>
+        </w:rPr>
+        <w:t>(</w:t>
+      </w:r>
+      <w:r>
+        <w:rPr>
+          <w:rFonts w:ascii="D2Coding" w:eastAsia="D2Coding" w:hAnsi="D2Coding" w:cs="굴림" w:hint="eastAsia"/>
+          <w:color w:val="FFA657"/>
+          <w:kern w:val="0"/>
+          <w:sz w:val="21"/>
+          <w:szCs w:val="21"/>
+          <w14:ligatures w14:val="none"/>
+        </w:rPr>
+        <w:t>h</w:t>
+      </w:r>
+      <w:r>
+        <w:rPr>
+          <w:rFonts w:ascii="D2Coding" w:eastAsia="D2Coding" w:hAnsi="D2Coding" w:cs="굴림" w:hint="eastAsia"/>
+          <w:color w:val="BBBEBF"/>
+          <w:kern w:val="0"/>
+          <w:sz w:val="21"/>
+          <w:szCs w:val="21"/>
+          <w14:ligatures w14:val="none"/>
+        </w:rPr>
+        <w:t>):</w:t>
+      </w:r>
+    </w:p>
+    <w:p>
+      <w:pPr>
+        <w:pStyle w:val="a6"/>
+        <w:widowControl/>
+        <w:numPr>
+          <w:ilvl w:val="0"/>
+          <w:numId w:val="4"/>
+        </w:numPr>
+        <w:shd w:val="clear" w:color="auto" w:fill="121314"/>
+        <w:wordWrap/>
+        <w:autoSpaceDE/>
+        <w:autoSpaceDN/>
+        <w:spacing w:after="0" w:line="285" w:lineRule="atLeast"/>
+        <w:rPr>
+          <w:rFonts w:ascii="D2Coding" w:eastAsia="D2Coding" w:hAnsi="D2Coding" w:cs="굴림" w:hint="eastAsia"/>
+          <w:color w:val="BBBEBF"/>
+          <w:kern w:val="0"/>
+          <w:sz w:val="21"/>
+          <w:szCs w:val="21"/>
+          <w14:ligatures w14:val="none"/>
+        </w:rPr>
+      </w:pPr>
+      <w:r>
+        <w:rPr>
+          <w:rFonts w:ascii="D2Coding" w:eastAsia="D2Coding" w:hAnsi="D2Coding" w:cs="굴림" w:hint="eastAsia"/>
+          <w:color w:val="BBBEBF"/>
+          <w:kern w:val="0"/>
+          <w:sz w:val="21"/>
+          <w:szCs w:val="21"/>
+          <w14:ligatures w14:val="none"/>
+        </w:rPr>
+        <w:t xml:space="preserve">    </w:t>
+      </w:r>
+      <w:proofErr w:type="spellStart"/>
+      <w:proofErr w:type="gramStart"/>
+      <w:r>
+        <w:rPr>
+          <w:rFonts w:ascii="D2Coding" w:eastAsia="D2Coding" w:hAnsi="D2Coding" w:cs="굴림" w:hint="eastAsia"/>
+          <w:color w:val="FFA657"/>
+          <w:kern w:val="0"/>
+          <w:sz w:val="21"/>
+          <w:szCs w:val="21"/>
+          <w14:ligatures w14:val="none"/>
+        </w:rPr>
+        <w:t>h</w:t>
+      </w:r>
+      <w:r>
+        <w:rPr>
+          <w:rFonts w:ascii="D2Coding" w:eastAsia="D2Coding" w:hAnsi="D2Coding" w:cs="굴림" w:hint="eastAsia"/>
+          <w:color w:val="BBBEBF"/>
+          <w:kern w:val="0"/>
+          <w:sz w:val="21"/>
+          <w:szCs w:val="21"/>
+          <w14:ligatures w14:val="none"/>
+        </w:rPr>
+        <w:t>.swim</w:t>
+      </w:r>
+      <w:proofErr w:type="spellEnd"/>
+      <w:proofErr w:type="gramEnd"/>
+      <w:r>
+        <w:rPr>
+          <w:rFonts w:ascii="D2Coding" w:eastAsia="D2Coding" w:hAnsi="D2Coding" w:cs="굴림" w:hint="eastAsia"/>
+          <w:color w:val="BBBEBF"/>
+          <w:kern w:val="0"/>
+          <w:sz w:val="21"/>
+          <w:szCs w:val="21"/>
+          <w14:ligatures w14:val="none"/>
+        </w:rPr>
+        <w:t>()</w:t>
+      </w:r>
+    </w:p>
+    <w:p>
+      <w:pPr>
+        <w:pStyle w:val="a6"/>
+        <w:widowControl/>
+        <w:numPr>
+          <w:ilvl w:val="0"/>
+          <w:numId w:val="4"/>
+        </w:numPr>
+        <w:shd w:val="clear" w:color="auto" w:fill="121314"/>
+        <w:wordWrap/>
+        <w:autoSpaceDE/>
+        <w:autoSpaceDN/>
+        <w:spacing w:after="0" w:line="285" w:lineRule="atLeast"/>
+        <w:rPr>
+          <w:rFonts w:ascii="D2Coding" w:eastAsia="D2Coding" w:hAnsi="D2Coding" w:cs="굴림" w:hint="eastAsia"/>
+          <w:color w:val="BBBEBF"/>
+          <w:kern w:val="0"/>
+          <w:sz w:val="21"/>
+          <w:szCs w:val="21"/>
+          <w14:ligatures w14:val="none"/>
+        </w:rPr>
+      </w:pPr>
+    </w:p>
+    <w:p>
+      <w:pPr>
+        <w:pStyle w:val="a6"/>
+        <w:widowControl/>
+        <w:numPr>
+          <w:ilvl w:val="0"/>
+          <w:numId w:val="4"/>
+        </w:numPr>
+        <w:shd w:val="clear" w:color="auto" w:fill="121314"/>
+        <w:wordWrap/>
+        <w:autoSpaceDE/>
+        <w:autoSpaceDN/>
+        <w:spacing w:after="0" w:line="285" w:lineRule="atLeast"/>
+        <w:rPr>
+          <w:rFonts w:ascii="D2Coding" w:eastAsia="D2Coding" w:hAnsi="D2Coding" w:cs="굴림" w:hint="eastAsia"/>
+          <w:color w:val="BBBEBF"/>
+          <w:kern w:val="0"/>
+          <w:sz w:val="21"/>
+          <w:szCs w:val="21"/>
+          <w14:ligatures w14:val="none"/>
+        </w:rPr>
+      </w:pPr>
+      <w:proofErr w:type="spellStart"/>
+      <w:r>
+        <w:rPr>
+          <w:rFonts w:ascii="D2Coding" w:eastAsia="D2Coding" w:hAnsi="D2Coding" w:cs="굴림" w:hint="eastAsia"/>
+          <w:color w:val="C9D1D9"/>
+          <w:kern w:val="0"/>
+          <w:sz w:val="21"/>
+          <w:szCs w:val="21"/>
+          <w14:ligatures w14:val="none"/>
+        </w:rPr>
+        <w:t>blu</w:t>
+      </w:r>
+      <w:proofErr w:type="spellEnd"/>
+      <w:r>
+        <w:rPr>
+          <w:rFonts w:ascii="D2Coding" w:eastAsia="D2Coding" w:hAnsi="D2Coding" w:cs="굴림" w:hint="eastAsia"/>
+          <w:color w:val="BBBEBF"/>
+          <w:kern w:val="0"/>
+          <w:sz w:val="21"/>
+          <w:szCs w:val="21"/>
+          <w14:ligatures w14:val="none"/>
+        </w:rPr>
+        <w:t xml:space="preserve"> </w:t>
+      </w:r>
+      <w:r>
+        <w:rPr>
+          <w:rFonts w:ascii="D2Coding" w:eastAsia="D2Coding" w:hAnsi="D2Coding" w:cs="굴림" w:hint="eastAsia"/>
+          <w:color w:val="D4D4D4"/>
+          <w:kern w:val="0"/>
+          <w:sz w:val="21"/>
+          <w:szCs w:val="21"/>
+          <w14:ligatures w14:val="none"/>
+        </w:rPr>
+        <w:t>=</w:t>
+      </w:r>
+      <w:r>
+        <w:rPr>
+          <w:rFonts w:ascii="D2Coding" w:eastAsia="D2Coding" w:hAnsi="D2Coding" w:cs="굴림" w:hint="eastAsia"/>
+          <w:color w:val="BBBEBF"/>
+          <w:kern w:val="0"/>
+          <w:sz w:val="21"/>
+          <w:szCs w:val="21"/>
+          <w14:ligatures w14:val="none"/>
+        </w:rPr>
+        <w:t xml:space="preserve"> </w:t>
+      </w:r>
+      <w:proofErr w:type="gramStart"/>
+      <w:r>
+        <w:rPr>
+          <w:rFonts w:ascii="D2Coding" w:eastAsia="D2Coding" w:hAnsi="D2Coding" w:cs="굴림" w:hint="eastAsia"/>
+          <w:color w:val="4EC9B0"/>
+          <w:kern w:val="0"/>
+          <w:sz w:val="21"/>
+          <w:szCs w:val="21"/>
+          <w14:ligatures w14:val="none"/>
+        </w:rPr>
+        <w:t>Parrot</w:t>
+      </w:r>
+      <w:r>
+        <w:rPr>
+          <w:rFonts w:ascii="D2Coding" w:eastAsia="D2Coding" w:hAnsi="D2Coding" w:cs="굴림" w:hint="eastAsia"/>
+          <w:color w:val="BBBEBF"/>
+          <w:kern w:val="0"/>
+          <w:sz w:val="21"/>
+          <w:szCs w:val="21"/>
+          <w14:ligatures w14:val="none"/>
+        </w:rPr>
+        <w:t>(</w:t>
+      </w:r>
+      <w:proofErr w:type="gramEnd"/>
+      <w:r>
+        <w:rPr>
+          <w:rFonts w:ascii="D2Coding" w:eastAsia="D2Coding" w:hAnsi="D2Coding" w:cs="굴림" w:hint="eastAsia"/>
+          <w:color w:val="BBBEBF"/>
+          <w:kern w:val="0"/>
+          <w:sz w:val="21"/>
+          <w:szCs w:val="21"/>
+          <w14:ligatures w14:val="none"/>
+        </w:rPr>
+        <w:t>)</w:t>
+      </w:r>
+    </w:p>
+    <w:p>
+      <w:pPr>
+        <w:pStyle w:val="a6"/>
+        <w:widowControl/>
+        <w:numPr>
+          <w:ilvl w:val="0"/>
+          <w:numId w:val="4"/>
+        </w:numPr>
+        <w:shd w:val="clear" w:color="auto" w:fill="121314"/>
+        <w:wordWrap/>
+        <w:autoSpaceDE/>
+        <w:autoSpaceDN/>
+        <w:spacing w:after="0" w:line="285" w:lineRule="atLeast"/>
+        <w:rPr>
+          <w:rFonts w:ascii="D2Coding" w:eastAsia="D2Coding" w:hAnsi="D2Coding" w:cs="굴림" w:hint="eastAsia"/>
+          <w:color w:val="BBBEBF"/>
+          <w:kern w:val="0"/>
+          <w:sz w:val="21"/>
+          <w:szCs w:val="21"/>
+          <w14:ligatures w14:val="none"/>
+        </w:rPr>
+      </w:pPr>
+      <w:proofErr w:type="spellStart"/>
+      <w:r>
+        <w:rPr>
+          <w:rFonts w:ascii="D2Coding" w:eastAsia="D2Coding" w:hAnsi="D2Coding" w:cs="굴림" w:hint="eastAsia"/>
+          <w:color w:val="C9D1D9"/>
+          <w:kern w:val="0"/>
+          <w:sz w:val="21"/>
+          <w:szCs w:val="21"/>
+          <w14:ligatures w14:val="none"/>
+        </w:rPr>
+        <w:t>peggy</w:t>
+      </w:r>
+      <w:proofErr w:type="spellEnd"/>
+      <w:r>
+        <w:rPr>
+          <w:rFonts w:ascii="D2Coding" w:eastAsia="D2Coding" w:hAnsi="D2Coding" w:cs="굴림" w:hint="eastAsia"/>
+          <w:color w:val="BBBEBF"/>
+          <w:kern w:val="0"/>
+          <w:sz w:val="21"/>
+          <w:szCs w:val="21"/>
+          <w14:ligatures w14:val="none"/>
+        </w:rPr>
+        <w:t xml:space="preserve"> </w:t>
+      </w:r>
+      <w:r>
+        <w:rPr>
+          <w:rFonts w:ascii="D2Coding" w:eastAsia="D2Coding" w:hAnsi="D2Coding" w:cs="굴림" w:hint="eastAsia"/>
+          <w:color w:val="D4D4D4"/>
+          <w:kern w:val="0"/>
+          <w:sz w:val="21"/>
+          <w:szCs w:val="21"/>
+          <w14:ligatures w14:val="none"/>
+        </w:rPr>
+        <w:t>=</w:t>
+      </w:r>
+      <w:r>
+        <w:rPr>
+          <w:rFonts w:ascii="D2Coding" w:eastAsia="D2Coding" w:hAnsi="D2Coding" w:cs="굴림" w:hint="eastAsia"/>
+          <w:color w:val="BBBEBF"/>
+          <w:kern w:val="0"/>
+          <w:sz w:val="21"/>
+          <w:szCs w:val="21"/>
+          <w14:ligatures w14:val="none"/>
+        </w:rPr>
+        <w:t xml:space="preserve"> </w:t>
+      </w:r>
+      <w:proofErr w:type="gramStart"/>
+      <w:r>
+        <w:rPr>
+          <w:rFonts w:ascii="D2Coding" w:eastAsia="D2Coding" w:hAnsi="D2Coding" w:cs="굴림" w:hint="eastAsia"/>
+          <w:color w:val="4EC9B0"/>
+          <w:kern w:val="0"/>
+          <w:sz w:val="21"/>
+          <w:szCs w:val="21"/>
+          <w14:ligatures w14:val="none"/>
+        </w:rPr>
+        <w:t>Penguin</w:t>
+      </w:r>
+      <w:r>
+        <w:rPr>
+          <w:rFonts w:ascii="D2Coding" w:eastAsia="D2Coding" w:hAnsi="D2Coding" w:cs="굴림" w:hint="eastAsia"/>
+          <w:color w:val="BBBEBF"/>
+          <w:kern w:val="0"/>
+          <w:sz w:val="21"/>
+          <w:szCs w:val="21"/>
+          <w14:ligatures w14:val="none"/>
+        </w:rPr>
+        <w:t>(</w:t>
+      </w:r>
+      <w:proofErr w:type="gramEnd"/>
+      <w:r>
+        <w:rPr>
+          <w:rFonts w:ascii="D2Coding" w:eastAsia="D2Coding" w:hAnsi="D2Coding" w:cs="굴림" w:hint="eastAsia"/>
+          <w:color w:val="BBBEBF"/>
+          <w:kern w:val="0"/>
+          <w:sz w:val="21"/>
+          <w:szCs w:val="21"/>
+          <w14:ligatures w14:val="none"/>
+        </w:rPr>
+        <w:t>)</w:t>
+      </w:r>
+    </w:p>
+    <w:p>
+      <w:pPr>
+        <w:pStyle w:val="a6"/>
+        <w:widowControl/>
+        <w:numPr>
+          <w:ilvl w:val="0"/>
+          <w:numId w:val="4"/>
+        </w:numPr>
+        <w:shd w:val="clear" w:color="auto" w:fill="121314"/>
+        <w:wordWrap/>
+        <w:autoSpaceDE/>
+        <w:autoSpaceDN/>
+        <w:spacing w:after="0" w:line="285" w:lineRule="atLeast"/>
+        <w:rPr>
+          <w:rFonts w:ascii="D2Coding" w:eastAsia="D2Coding" w:hAnsi="D2Coding" w:cs="굴림" w:hint="eastAsia"/>
+          <w:color w:val="BBBEBF"/>
+          <w:kern w:val="0"/>
+          <w:sz w:val="21"/>
+          <w:szCs w:val="21"/>
+          <w14:ligatures w14:val="none"/>
+        </w:rPr>
+      </w:pPr>
+    </w:p>
+    <w:p>
+      <w:pPr>
+        <w:pStyle w:val="a6"/>
+        <w:widowControl/>
+        <w:numPr>
+          <w:ilvl w:val="0"/>
+          <w:numId w:val="4"/>
+        </w:numPr>
+        <w:shd w:val="clear" w:color="auto" w:fill="121314"/>
+        <w:wordWrap/>
+        <w:autoSpaceDE/>
+        <w:autoSpaceDN/>
+        <w:spacing w:after="0" w:line="285" w:lineRule="atLeast"/>
+        <w:rPr>
+          <w:rFonts w:ascii="D2Coding" w:eastAsia="D2Coding" w:hAnsi="D2Coding" w:cs="굴림" w:hint="eastAsia"/>
+          <w:color w:val="BBBEBF"/>
+          <w:kern w:val="0"/>
+          <w:sz w:val="21"/>
+          <w:szCs w:val="21"/>
+          <w14:ligatures w14:val="none"/>
+        </w:rPr>
+      </w:pPr>
+      <w:proofErr w:type="spellStart"/>
+      <w:r>
+        <w:rPr>
+          <w:rFonts w:ascii="D2Coding" w:eastAsia="D2Coding" w:hAnsi="D2Coding" w:cs="굴림" w:hint="eastAsia"/>
+          <w:color w:val="D2A8FF"/>
+          <w:kern w:val="0"/>
+          <w:sz w:val="21"/>
+          <w:szCs w:val="21"/>
+          <w14:ligatures w14:val="none"/>
+        </w:rPr>
+        <w:t>flying_test</w:t>
+      </w:r>
+      <w:proofErr w:type="spellEnd"/>
+      <w:r>
+        <w:rPr>
+          <w:rFonts w:ascii="D2Coding" w:eastAsia="D2Coding" w:hAnsi="D2Coding" w:cs="굴림" w:hint="eastAsia"/>
+          <w:color w:val="BBBEBF"/>
+          <w:kern w:val="0"/>
+          <w:sz w:val="21"/>
+          <w:szCs w:val="21"/>
+          <w14:ligatures w14:val="none"/>
+        </w:rPr>
+        <w:t>(</w:t>
+      </w:r>
+      <w:proofErr w:type="spellStart"/>
+      <w:r>
+        <w:rPr>
+          <w:rFonts w:ascii="D2Coding" w:eastAsia="D2Coding" w:hAnsi="D2Coding" w:cs="굴림" w:hint="eastAsia"/>
+          <w:color w:val="C9D1D9"/>
+          <w:kern w:val="0"/>
+          <w:sz w:val="21"/>
+          <w:szCs w:val="21"/>
+          <w14:ligatures w14:val="none"/>
+        </w:rPr>
+        <w:t>blu</w:t>
+      </w:r>
+      <w:proofErr w:type="spellEnd"/>
+      <w:r>
+        <w:rPr>
+          <w:rFonts w:ascii="D2Coding" w:eastAsia="D2Coding" w:hAnsi="D2Coding" w:cs="굴림" w:hint="eastAsia"/>
+          <w:color w:val="BBBEBF"/>
+          <w:kern w:val="0"/>
+          <w:sz w:val="21"/>
+          <w:szCs w:val="21"/>
+          <w14:ligatures w14:val="none"/>
+        </w:rPr>
+        <w:t>)</w:t>
+      </w:r>
+    </w:p>
+    <w:p>
+      <w:pPr>
+        <w:pStyle w:val="a6"/>
+        <w:widowControl/>
+        <w:numPr>
+          <w:ilvl w:val="0"/>
+          <w:numId w:val="4"/>
+        </w:numPr>
+        <w:shd w:val="clear" w:color="auto" w:fill="121314"/>
+        <w:wordWrap/>
+        <w:autoSpaceDE/>
+        <w:autoSpaceDN/>
+        <w:spacing w:after="0" w:line="285" w:lineRule="atLeast"/>
+        <w:rPr>
+          <w:rFonts w:ascii="D2Coding" w:eastAsia="D2Coding" w:hAnsi="D2Coding" w:cs="굴림" w:hint="eastAsia"/>
+          <w:color w:val="BBBEBF"/>
+          <w:kern w:val="0"/>
+          <w:sz w:val="21"/>
+          <w:szCs w:val="21"/>
+          <w14:ligatures w14:val="none"/>
+        </w:rPr>
+      </w:pPr>
+      <w:proofErr w:type="spellStart"/>
+      <w:r>
+        <w:rPr>
+          <w:rFonts w:ascii="D2Coding" w:eastAsia="D2Coding" w:hAnsi="D2Coding" w:cs="굴림" w:hint="eastAsia"/>
+          <w:color w:val="D2A8FF"/>
+          <w:kern w:val="0"/>
+          <w:sz w:val="21"/>
+          <w:szCs w:val="21"/>
+          <w14:ligatures w14:val="none"/>
+        </w:rPr>
+        <w:t>flying_test</w:t>
+      </w:r>
+      <w:proofErr w:type="spellEnd"/>
+      <w:r>
+        <w:rPr>
+          <w:rFonts w:ascii="D2Coding" w:eastAsia="D2Coding" w:hAnsi="D2Coding" w:cs="굴림" w:hint="eastAsia"/>
+          <w:color w:val="BBBEBF"/>
+          <w:kern w:val="0"/>
+          <w:sz w:val="21"/>
+          <w:szCs w:val="21"/>
+          <w14:ligatures w14:val="none"/>
+        </w:rPr>
+        <w:t>(</w:t>
+      </w:r>
+      <w:proofErr w:type="spellStart"/>
+      <w:r>
+        <w:rPr>
+          <w:rFonts w:ascii="D2Coding" w:eastAsia="D2Coding" w:hAnsi="D2Coding" w:cs="굴림" w:hint="eastAsia"/>
+          <w:color w:val="C9D1D9"/>
+          <w:kern w:val="0"/>
+          <w:sz w:val="21"/>
+          <w:szCs w:val="21"/>
+          <w14:ligatures w14:val="none"/>
+        </w:rPr>
+        <w:t>peggy</w:t>
+      </w:r>
+      <w:proofErr w:type="spellEnd"/>
+      <w:r>
+        <w:rPr>
+          <w:rFonts w:ascii="D2Coding" w:eastAsia="D2Coding" w:hAnsi="D2Coding" w:cs="굴림" w:hint="eastAsia"/>
+          <w:color w:val="BBBEBF"/>
+          <w:kern w:val="0"/>
+          <w:sz w:val="21"/>
+          <w:szCs w:val="21"/>
+          <w14:ligatures w14:val="none"/>
+        </w:rPr>
+        <w:t>)</w:t>
+      </w:r>
+    </w:p>
+    <w:p>
+      <w:pPr>
+        <w:pStyle w:val="a6"/>
+        <w:widowControl/>
+        <w:numPr>
+          <w:ilvl w:val="0"/>
+          <w:numId w:val="4"/>
+        </w:numPr>
+        <w:shd w:val="clear" w:color="auto" w:fill="121314"/>
+        <w:wordWrap/>
+        <w:autoSpaceDE/>
+        <w:autoSpaceDN/>
+        <w:spacing w:after="0" w:line="285" w:lineRule="atLeast"/>
+        <w:rPr>
+          <w:rFonts w:ascii="D2Coding" w:eastAsia="D2Coding" w:hAnsi="D2Coding" w:cs="굴림" w:hint="eastAsia"/>
+          <w:color w:val="BBBEBF"/>
+          <w:kern w:val="0"/>
+          <w:sz w:val="21"/>
+          <w:szCs w:val="21"/>
+          <w14:ligatures w14:val="none"/>
+        </w:rPr>
+      </w:pPr>
+    </w:p>
+    <w:p>
+      <w:pPr>
+        <w:pStyle w:val="a6"/>
+        <w:widowControl/>
+        <w:numPr>
+          <w:ilvl w:val="0"/>
+          <w:numId w:val="4"/>
+        </w:numPr>
+        <w:shd w:val="clear" w:color="auto" w:fill="121314"/>
+        <w:wordWrap/>
+        <w:autoSpaceDE/>
+        <w:autoSpaceDN/>
+        <w:spacing w:after="0" w:line="285" w:lineRule="atLeast"/>
+        <w:rPr>
+          <w:rFonts w:ascii="D2Coding" w:eastAsia="D2Coding" w:hAnsi="D2Coding" w:cs="굴림" w:hint="eastAsia"/>
+          <w:color w:val="BBBEBF"/>
+          <w:kern w:val="0"/>
+          <w:sz w:val="21"/>
+          <w:szCs w:val="21"/>
+          <w14:ligatures w14:val="none"/>
+        </w:rPr>
+      </w:pPr>
+      <w:proofErr w:type="spellStart"/>
+      <w:r>
+        <w:rPr>
+          <w:rFonts w:ascii="D2Coding" w:eastAsia="D2Coding" w:hAnsi="D2Coding" w:cs="굴림" w:hint="eastAsia"/>
+          <w:color w:val="D2A8FF"/>
+          <w:kern w:val="0"/>
+          <w:sz w:val="21"/>
+          <w:szCs w:val="21"/>
+          <w14:ligatures w14:val="none"/>
+        </w:rPr>
+        <w:t>swiming_test</w:t>
+      </w:r>
+      <w:proofErr w:type="spellEnd"/>
+      <w:r>
+        <w:rPr>
+          <w:rFonts w:ascii="D2Coding" w:eastAsia="D2Coding" w:hAnsi="D2Coding" w:cs="굴림" w:hint="eastAsia"/>
+          <w:color w:val="BBBEBF"/>
+          <w:kern w:val="0"/>
+          <w:sz w:val="21"/>
+          <w:szCs w:val="21"/>
+          <w14:ligatures w14:val="none"/>
+        </w:rPr>
+        <w:t>(</w:t>
+      </w:r>
+      <w:proofErr w:type="spellStart"/>
+      <w:r>
+        <w:rPr>
+          <w:rFonts w:ascii="D2Coding" w:eastAsia="D2Coding" w:hAnsi="D2Coding" w:cs="굴림" w:hint="eastAsia"/>
+          <w:color w:val="C9D1D9"/>
+          <w:kern w:val="0"/>
+          <w:sz w:val="21"/>
+          <w:szCs w:val="21"/>
+          <w14:ligatures w14:val="none"/>
+        </w:rPr>
+        <w:t>blu</w:t>
+      </w:r>
+      <w:proofErr w:type="spellEnd"/>
+      <w:r>
+        <w:rPr>
+          <w:rFonts w:ascii="D2Coding" w:eastAsia="D2Coding" w:hAnsi="D2Coding" w:cs="굴림" w:hint="eastAsia"/>
+          <w:color w:val="BBBEBF"/>
+          <w:kern w:val="0"/>
+          <w:sz w:val="21"/>
+          <w:szCs w:val="21"/>
+          <w14:ligatures w14:val="none"/>
+        </w:rPr>
+        <w:t>)</w:t>
+      </w:r>
+    </w:p>
+    <w:p>
+      <w:pPr>
+        <w:pStyle w:val="a6"/>
+        <w:widowControl/>
+        <w:numPr>
+          <w:ilvl w:val="0"/>
+          <w:numId w:val="4"/>
+        </w:numPr>
+        <w:shd w:val="clear" w:color="auto" w:fill="121314"/>
+        <w:wordWrap/>
+        <w:autoSpaceDE/>
+        <w:autoSpaceDN/>
+        <w:spacing w:after="0" w:line="285" w:lineRule="atLeast"/>
+        <w:rPr>
+          <w:rFonts w:ascii="D2Coding" w:eastAsia="D2Coding" w:hAnsi="D2Coding" w:cs="굴림" w:hint="eastAsia"/>
+          <w:color w:val="BBBEBF"/>
+          <w:kern w:val="0"/>
+          <w:sz w:val="21"/>
+          <w:szCs w:val="21"/>
+          <w14:ligatures w14:val="none"/>
+        </w:rPr>
+      </w:pPr>
+      <w:proofErr w:type="spellStart"/>
+      <w:r>
+        <w:rPr>
+          <w:rFonts w:ascii="D2Coding" w:eastAsia="D2Coding" w:hAnsi="D2Coding" w:cs="굴림" w:hint="eastAsia"/>
+          <w:color w:val="D2A8FF"/>
+          <w:kern w:val="0"/>
+          <w:sz w:val="21"/>
+          <w:szCs w:val="21"/>
+          <w14:ligatures w14:val="none"/>
+        </w:rPr>
+        <w:t>swiming_test</w:t>
+      </w:r>
+      <w:proofErr w:type="spellEnd"/>
+      <w:r>
+        <w:rPr>
+          <w:rFonts w:ascii="D2Coding" w:eastAsia="D2Coding" w:hAnsi="D2Coding" w:cs="굴림" w:hint="eastAsia"/>
+          <w:color w:val="BBBEBF"/>
+          <w:kern w:val="0"/>
+          <w:sz w:val="21"/>
+          <w:szCs w:val="21"/>
+          <w14:ligatures w14:val="none"/>
+        </w:rPr>
+        <w:t>(</w:t>
+      </w:r>
+      <w:proofErr w:type="spellStart"/>
+      <w:r>
+        <w:rPr>
+          <w:rFonts w:ascii="D2Coding" w:eastAsia="D2Coding" w:hAnsi="D2Coding" w:cs="굴림" w:hint="eastAsia"/>
+          <w:color w:val="C9D1D9"/>
+          <w:kern w:val="0"/>
+          <w:sz w:val="21"/>
+          <w:szCs w:val="21"/>
+          <w14:ligatures w14:val="none"/>
+        </w:rPr>
+        <w:t>peggy</w:t>
+      </w:r>
+      <w:proofErr w:type="spellEnd"/>
+      <w:r>
+        <w:rPr>
+          <w:rFonts w:ascii="D2Coding" w:eastAsia="D2Coding" w:hAnsi="D2Coding" w:cs="굴림" w:hint="eastAsia"/>
+          <w:color w:val="BBBEBF"/>
+          <w:kern w:val="0"/>
+          <w:sz w:val="21"/>
+          <w:szCs w:val="21"/>
+          <w14:ligatures w14:val="none"/>
+        </w:rPr>
+        <w:t>)</w:t>
+      </w:r>
+    </w:p>
+    <w:p/>
+    <w:p>
+      <w:r>
+        <w:rPr>
+          <w:rFonts w:hint="eastAsia"/>
+        </w:rPr>
+        <w:t>+ 클래스에 추가적인 속성을 부여하고 싶으면,</w:t>
+      </w:r>
+    </w:p>
+    <w:p>
+      <w:r>
+        <w:rPr>
+          <w:rFonts w:hint="eastAsia"/>
+        </w:rPr>
+        <w:t>(클래스명</w:t>
+      </w:r>
+      <w:proofErr w:type="gramStart"/>
+      <w:r>
+        <w:rPr>
+          <w:rFonts w:hint="eastAsia"/>
+        </w:rPr>
+        <w:t>) .</w:t>
+      </w:r>
+      <w:proofErr w:type="gramEnd"/>
+      <w:r>
+        <w:rPr>
+          <w:rFonts w:hint="eastAsia"/>
+        </w:rPr>
+        <w:t xml:space="preserve"> (</w:t>
+      </w:r>
+      <w:r>
+        <w:rPr>
+          <w:rFonts w:hint="eastAsia"/>
+        </w:rPr>
+        <w:t>이름) = 속성값</w:t>
+      </w:r>
+    </w:p>
+    <w:p>
+      <w:r>
+        <w:rPr>
+          <w:rFonts w:hint="eastAsia"/>
+        </w:rPr>
+        <w:t>이런 식으로 추가 가능</w:t>
+      </w:r>
+    </w:p>
+    <w:p/>
+    <w:p>
+      <w:pPr>
+        <w:pStyle w:val="a6"/>
+        <w:numPr>
+          <w:ilvl w:val="0"/>
+          <w:numId w:val="4"/>
+        </w:numPr>
+      </w:pPr>
+      <w:r>
+        <w:rPr>
+          <w:rFonts w:hint="eastAsia"/>
+        </w:rPr>
+        <w:t>클래스의 속성, 동작 제거</w:t>
+      </w:r>
+    </w:p>
+    <w:p>
+      <w:pPr>
+        <w:pStyle w:val="a6"/>
+        <w:numPr>
+          <w:ilvl w:val="0"/>
+          <w:numId w:val="1"/>
+        </w:numPr>
+      </w:pPr>
+      <w:r>
+        <w:rPr>
+          <w:rFonts w:hint="eastAsia"/>
+        </w:rPr>
+        <w:t>del 키워드를 사용하여 가능 + 완전 삭제되지는 않으며, 이는 프로그램 종료 시 자동 소멸</w:t>
+      </w:r>
+    </w:p>
+    <w:p/>
+    <w:p>
+      <w:pPr>
+        <w:pStyle w:val="a6"/>
+        <w:numPr>
+          <w:ilvl w:val="0"/>
+          <w:numId w:val="4"/>
+        </w:numPr>
+      </w:pPr>
+      <w:r>
+        <w:rPr>
+          <w:rFonts w:hint="eastAsia"/>
+        </w:rPr>
+        <w:t>상속 여부 확인</w:t>
+      </w:r>
+    </w:p>
+    <w:p>
+      <w:pPr>
+        <w:pStyle w:val="a6"/>
+        <w:numPr>
+          <w:ilvl w:val="0"/>
+          <w:numId w:val="1"/>
+        </w:numPr>
+      </w:pPr>
+      <w:proofErr w:type="spellStart"/>
+      <w:proofErr w:type="gramStart"/>
+      <w:r>
+        <w:rPr>
+          <w:rFonts w:hint="eastAsia"/>
+        </w:rPr>
+        <w:t>isinstance</w:t>
+      </w:r>
+      <w:proofErr w:type="spellEnd"/>
+      <w:r>
+        <w:rPr>
+          <w:rFonts w:hint="eastAsia"/>
+        </w:rPr>
+        <w:t>( )</w:t>
+      </w:r>
+      <w:proofErr w:type="gramEnd"/>
+      <w:r>
+        <w:rPr>
+          <w:rFonts w:hint="eastAsia"/>
+        </w:rPr>
+        <w:t xml:space="preserve">, </w:t>
+      </w:r>
+      <w:proofErr w:type="spellStart"/>
+      <w:proofErr w:type="gramStart"/>
+      <w:r>
+        <w:rPr>
+          <w:rFonts w:hint="eastAsia"/>
+        </w:rPr>
+        <w:t>issubclass</w:t>
+      </w:r>
+      <w:proofErr w:type="spellEnd"/>
+      <w:r>
+        <w:rPr>
+          <w:rFonts w:hint="eastAsia"/>
+        </w:rPr>
+        <w:t>( )</w:t>
+      </w:r>
+      <w:proofErr w:type="gramEnd"/>
+      <w:r>
+        <w:rPr>
+          <w:rFonts w:hint="eastAsia"/>
+        </w:rPr>
+        <w:t>를 활용하여 상속 여부 확인</w:t>
+      </w:r>
+    </w:p>
+    <w:p/>
+    <w:p>
+      <w:pPr>
+        <w:pStyle w:val="a6"/>
+        <w:numPr>
+          <w:ilvl w:val="0"/>
+          <w:numId w:val="4"/>
+        </w:numPr>
+      </w:pPr>
+      <w:r>
+        <w:rPr>
+          <w:rFonts w:hint="eastAsia"/>
+        </w:rPr>
+        <w:t>오버로딩</w:t>
+      </w:r>
+    </w:p>
+    <w:p>
+      <w:pPr>
+        <w:pStyle w:val="a6"/>
+        <w:numPr>
+          <w:ilvl w:val="0"/>
+          <w:numId w:val="1"/>
+        </w:numPr>
         <w:rPr>
           <w:rFonts w:hint="eastAsia"/>
         </w:rPr>
@@ -6279,16 +14237,25 @@
 </file>
 
 <file path=customXml/item1.xml><?xml version="1.0" encoding="utf-8"?>
+<b:Sources xmlns:b="http://schemas.openxmlformats.org/officeDocument/2006/bibliography" xmlns="http://schemas.openxmlformats.org/officeDocument/2006/bibliography" SelectedStyle="\APASixthEditionOfficeOnline.xsl" StyleName="APA" Version="6"/>
+</file>
+
+<file path=customXml/item2.xml><?xml version="1.0" encoding="utf-8"?>
 <p:properties xmlns:p="http://schemas.microsoft.com/office/2006/metadata/properties" xmlns:xsi="http://www.w3.org/2001/XMLSchema-instance" xmlns:pc="http://schemas.microsoft.com/office/infopath/2007/PartnerControls">
   <documentManagement/>
 </p:properties>
 </file>
 
-<file path=customXml/item2.xml><?xml version="1.0" encoding="utf-8"?>
-<b:Sources xmlns:b="http://schemas.openxmlformats.org/officeDocument/2006/bibliography" xmlns="http://schemas.openxmlformats.org/officeDocument/2006/bibliography" SelectedStyle="\APASixthEditionOfficeOnline.xsl" StyleName="APA" Version="6"/>
+<file path=customXml/item3.xml><?xml version="1.0" encoding="utf-8"?>
+<?mso-contentType ?>
+<FormTemplates xmlns="http://schemas.microsoft.com/sharepoint/v3/contenttype/forms">
+  <Display>DocumentLibraryForm</Display>
+  <Edit>DocumentLibraryForm</Edit>
+  <New>DocumentLibraryForm</New>
+</FormTemplates>
 </file>
 
-<file path=customXml/item3.xml><?xml version="1.0" encoding="utf-8"?>
+<file path=customXml/item4.xml><?xml version="1.0" encoding="utf-8"?>
 <ct:contentTypeSchema xmlns:ct="http://schemas.microsoft.com/office/2006/metadata/contentType" xmlns:ma="http://schemas.microsoft.com/office/2006/metadata/properties/metaAttributes" ct:_="" ma:_="" ma:contentTypeName="문서" ma:contentTypeID="0x010100C84A4CA79447DC48A163C3EAF6A971E9" ma:contentTypeVersion="1" ma:contentTypeDescription="새 문서를 만듭니다." ma:contentTypeScope="" ma:versionID="19bf3e4bd1be52d62671f0a788c0be6a">
   <xsd:schema xmlns:xsd="http://www.w3.org/2001/XMLSchema" xmlns:xs="http://www.w3.org/2001/XMLSchema" xmlns:p="http://schemas.microsoft.com/office/2006/metadata/properties" xmlns:ns3="46fc5eef-d98d-4013-b026-5ef5f085a1b7" targetNamespace="http://schemas.microsoft.com/office/2006/metadata/properties" ma:root="true" ma:fieldsID="e1bb9d3809880084c6870c9ab3c82e8f" ns3:_="">
     <xsd:import namespace="46fc5eef-d98d-4013-b026-5ef5f085a1b7"/>
@@ -6414,16 +14381,15 @@
 </ct:contentTypeSchema>
 </file>
 
-<file path=customXml/item4.xml><?xml version="1.0" encoding="utf-8"?>
-<?mso-contentType ?>
-<FormTemplates xmlns="http://schemas.microsoft.com/sharepoint/v3/contenttype/forms">
-  <Display>DocumentLibraryForm</Display>
-  <Edit>DocumentLibraryForm</Edit>
-  <New>DocumentLibraryForm</New>
-</FormTemplates>
+<file path=customXml/itemProps1.xml><?xml version="1.0" encoding="utf-8"?>
+<ds:datastoreItem xmlns:ds="http://schemas.openxmlformats.org/officeDocument/2006/customXml" ds:itemID="{D74FAFF3-539F-4CAA-B321-5989A98FC9DB}">
+  <ds:schemaRefs>
+    <ds:schemaRef ds:uri="http://schemas.openxmlformats.org/officeDocument/2006/bibliography"/>
+  </ds:schemaRefs>
+</ds:datastoreItem>
 </file>
 
-<file path=customXml/itemProps1.xml><?xml version="1.0" encoding="utf-8"?>
+<file path=customXml/itemProps2.xml><?xml version="1.0" encoding="utf-8"?>
 <ds:datastoreItem xmlns:ds="http://schemas.openxmlformats.org/officeDocument/2006/customXml" ds:itemID="{434CC856-6A68-4D59-882A-817435A07409}">
   <ds:schemaRefs>
     <ds:schemaRef ds:uri="http://schemas.microsoft.com/office/2006/metadata/properties"/>
@@ -6432,15 +14398,15 @@
 </ds:datastoreItem>
 </file>
 
-<file path=customXml/itemProps2.xml><?xml version="1.0" encoding="utf-8"?>
-<ds:datastoreItem xmlns:ds="http://schemas.openxmlformats.org/officeDocument/2006/customXml" ds:itemID="{D74FAFF3-539F-4CAA-B321-5989A98FC9DB}">
+<file path=customXml/itemProps3.xml><?xml version="1.0" encoding="utf-8"?>
+<ds:datastoreItem xmlns:ds="http://schemas.openxmlformats.org/officeDocument/2006/customXml" ds:itemID="{A586A492-E957-439B-8D62-DAB15C7B8665}">
   <ds:schemaRefs>
-    <ds:schemaRef ds:uri="http://schemas.openxmlformats.org/officeDocument/2006/bibliography"/>
+    <ds:schemaRef ds:uri="http://schemas.microsoft.com/sharepoint/v3/contenttype/forms"/>
   </ds:schemaRefs>
 </ds:datastoreItem>
 </file>
 
-<file path=customXml/itemProps3.xml><?xml version="1.0" encoding="utf-8"?>
+<file path=customXml/itemProps4.xml><?xml version="1.0" encoding="utf-8"?>
 <ds:datastoreItem xmlns:ds="http://schemas.openxmlformats.org/officeDocument/2006/customXml" ds:itemID="{6E0DBD7F-013E-4A42-9228-7D18F4F71CFC}">
   <ds:schemaRefs>
     <ds:schemaRef ds:uri="http://schemas.microsoft.com/office/2006/metadata/contentType"/>
@@ -6456,12 +14422,4 @@
     <ds:schemaRef ds:uri="http://schemas.microsoft.com/internal/obd"/>
   </ds:schemaRefs>
 </ds:datastoreItem>
-</file>
-
-<file path=customXml/itemProps4.xml><?xml version="1.0" encoding="utf-8"?>
-<ds:datastoreItem xmlns:ds="http://schemas.openxmlformats.org/officeDocument/2006/customXml" ds:itemID="{A586A492-E957-439B-8D62-DAB15C7B8665}">
-  <ds:schemaRefs>
-    <ds:schemaRef ds:uri="http://schemas.microsoft.com/sharepoint/v3/contenttype/forms"/>
-  </ds:schemaRefs>
-</ds:datastoreItem>
 </file>